--- a/APLOS/POPResources/Templates/GRNReport202034.docx
+++ b/APLOS/POPResources/Templates/GRNReport202034.docx
@@ -1,6 +1,6 @@
 
 <file path=word/document.xml><?xml version="1.0" encoding="utf-8"?>
-<w:document xmlns:wpc="http://schemas.microsoft.com/office/word/2010/wordprocessingCanvas" xmlns:mc="http://schemas.openxmlformats.org/markup-compatibility/2006" xmlns:o="urn:schemas-microsoft-com:office:office" xmlns:r="http://schemas.openxmlformats.org/officeDocument/2006/relationships" xmlns:m="http://schemas.openxmlformats.org/officeDocument/2006/math" xmlns:v="urn:schemas-microsoft-com:vml" xmlns:wp14="http://schemas.microsoft.com/office/word/2010/wordprocessingDrawing" xmlns:wp="http://schemas.openxmlformats.org/drawingml/2006/wordprocessingDrawing" xmlns:w10="urn:schemas-microsoft-com:office:word" xmlns:w="http://schemas.openxmlformats.org/wordprocessingml/2006/main" xmlns:w14="http://schemas.microsoft.com/office/word/2010/wordml" xmlns:wpg="http://schemas.microsoft.com/office/word/2010/wordprocessingGroup" xmlns:wpi="http://schemas.microsoft.com/office/word/2010/wordprocessingInk" xmlns:wne="http://schemas.microsoft.com/office/word/2006/wordml" xmlns:wps="http://schemas.microsoft.com/office/word/2010/wordprocessingShape" mc:Ignorable="w14 wp14">
+<w:document xmlns:wpc="http://schemas.microsoft.com/office/word/2010/wordprocessingCanvas" xmlns:cx="http://schemas.microsoft.com/office/drawing/2014/chartex" xmlns:cx1="http://schemas.microsoft.com/office/drawing/2015/9/8/chartex" xmlns:cx2="http://schemas.microsoft.com/office/drawing/2015/10/21/chartex" xmlns:cx3="http://schemas.microsoft.com/office/drawing/2016/5/9/chartex" xmlns:cx4="http://schemas.microsoft.com/office/drawing/2016/5/10/chartex" xmlns:cx5="http://schemas.microsoft.com/office/drawing/2016/5/11/chartex" xmlns:cx6="http://schemas.microsoft.com/office/drawing/2016/5/12/chartex" xmlns:cx7="http://schemas.microsoft.com/office/drawing/2016/5/13/chartex" xmlns:cx8="http://schemas.microsoft.com/office/drawing/2016/5/14/chartex" xmlns:mc="http://schemas.openxmlformats.org/markup-compatibility/2006" xmlns:aink="http://schemas.microsoft.com/office/drawing/2016/ink" xmlns:am3d="http://schemas.microsoft.com/office/drawing/2017/model3d" xmlns:o="urn:schemas-microsoft-com:office:office" xmlns:r="http://schemas.openxmlformats.org/officeDocument/2006/relationships" xmlns:m="http://schemas.openxmlformats.org/officeDocument/2006/math" xmlns:v="urn:schemas-microsoft-com:vml" xmlns:wp14="http://schemas.microsoft.com/office/word/2010/wordprocessingDrawing" xmlns:wp="http://schemas.openxmlformats.org/drawingml/2006/wordprocessingDrawing" xmlns:w10="urn:schemas-microsoft-com:office:word" xmlns:w="http://schemas.openxmlformats.org/wordprocessingml/2006/main" xmlns:w14="http://schemas.microsoft.com/office/word/2010/wordml" xmlns:w15="http://schemas.microsoft.com/office/word/2012/wordml" xmlns:w16cex="http://schemas.microsoft.com/office/word/2018/wordml/cex" xmlns:w16cid="http://schemas.microsoft.com/office/word/2016/wordml/cid" xmlns:w16="http://schemas.microsoft.com/office/word/2018/wordml" xmlns:w16sdtdh="http://schemas.microsoft.com/office/word/2020/wordml/sdtdatahash" xmlns:w16se="http://schemas.microsoft.com/office/word/2015/wordml/symex" xmlns:wpg="http://schemas.microsoft.com/office/word/2010/wordprocessingGroup" xmlns:wpi="http://schemas.microsoft.com/office/word/2010/wordprocessingInk" xmlns:wne="http://schemas.microsoft.com/office/word/2006/wordml" xmlns:wps="http://schemas.microsoft.com/office/word/2010/wordprocessingShape" mc:Ignorable="w14 w15 w16se w16cid w16 w16cex w16sdtdh wp14">
   <w:body>
     <w:p>
       <w:pPr>
@@ -13,8 +13,6 @@
           <w:szCs w:val="23"/>
         </w:rPr>
       </w:pPr>
-      <w:bookmarkStart w:id="0" w:name="_GoBack"/>
-      <w:bookmarkEnd w:id="0"/>
     </w:p>
     <w:p>
       <w:pPr>
@@ -194,7 +192,7 @@
               </wp:anchor>
             </w:drawing>
           </mc:Choice>
-          <mc:Fallback xmlns:w15="http://schemas.microsoft.com/office/word/2012/wordml">
+          <mc:Fallback>
             <w:pict>
               <v:shapetype w14:anchorId="4A66F1F5" id="_x0000_t202" coordsize="21600,21600" o:spt="202" path="m,l,21600r21600,l21600,xe">
                 <v:stroke joinstyle="miter"/>
@@ -341,7 +339,6 @@
                 <w:szCs w:val="16"/>
               </w:rPr>
             </w:pPr>
-            <w:proofErr w:type="spellStart"/>
             <w:r>
               <w:rPr>
                 <w:rStyle w:val="normaltextrun"/>
@@ -353,7 +350,6 @@
               </w:rPr>
               <w:t>PONo</w:t>
             </w:r>
-            <w:proofErr w:type="spellEnd"/>
             <w:r>
               <w:rPr>
                 <w:rStyle w:val="normaltextrun"/>
@@ -395,29 +391,7 @@
                 <w:sz w:val="16"/>
                 <w:szCs w:val="16"/>
               </w:rPr>
-              <w:t>{</w:t>
-            </w:r>
-            <w:proofErr w:type="spellStart"/>
-            <w:r>
-              <w:rPr>
-                <w:rStyle w:val="normaltextrun"/>
-                <w:rFonts w:ascii="Tahoma" w:hAnsi="Tahoma" w:cs="Tahoma"/>
-                <w:color w:val="000000"/>
-                <w:sz w:val="16"/>
-                <w:szCs w:val="16"/>
-              </w:rPr>
-              <w:t>PONumber</w:t>
-            </w:r>
-            <w:proofErr w:type="spellEnd"/>
-            <w:r>
-              <w:rPr>
-                <w:rStyle w:val="normaltextrun"/>
-                <w:rFonts w:ascii="Tahoma" w:hAnsi="Tahoma" w:cs="Tahoma"/>
-                <w:color w:val="000000"/>
-                <w:sz w:val="16"/>
-                <w:szCs w:val="16"/>
-              </w:rPr>
-              <w:t>}</w:t>
+              <w:t>{PONumber}</w:t>
             </w:r>
             <w:r>
               <w:rPr>
@@ -442,7 +416,6 @@
                 <w:szCs w:val="16"/>
               </w:rPr>
             </w:pPr>
-            <w:proofErr w:type="spellStart"/>
             <w:r>
               <w:rPr>
                 <w:rFonts w:ascii="Tahoma" w:hAnsi="Tahoma" w:cs="Tahoma"/>
@@ -453,7 +426,6 @@
               </w:rPr>
               <w:t>PODate</w:t>
             </w:r>
-            <w:proofErr w:type="spellEnd"/>
             <w:r>
               <w:rPr>
                 <w:rStyle w:val="normaltextrun"/>
@@ -475,7 +447,6 @@
               </w:rPr>
               <w:t>{</w:t>
             </w:r>
-            <w:proofErr w:type="spellStart"/>
             <w:r>
               <w:rPr>
                 <w:rFonts w:ascii="Tahoma" w:hAnsi="Tahoma" w:cs="Tahoma"/>
@@ -485,7 +456,6 @@
               </w:rPr>
               <w:t>PODate</w:t>
             </w:r>
-            <w:proofErr w:type="spellEnd"/>
             <w:r>
               <w:rPr>
                 <w:rStyle w:val="normaltextrun"/>
@@ -529,7 +499,6 @@
               </w:rPr>
               <w:t>Employee Name:{</w:t>
             </w:r>
-            <w:proofErr w:type="spellStart"/>
             <w:r>
               <w:rPr>
                 <w:rStyle w:val="normaltextrun"/>
@@ -539,7 +508,6 @@
               </w:rPr>
               <w:t>EmployeeName</w:t>
             </w:r>
-            <w:proofErr w:type="spellEnd"/>
             <w:r>
               <w:rPr>
                 <w:rStyle w:val="normaltextrun"/>
@@ -653,7 +621,6 @@
               </w:rPr>
               <w:t>{</w:t>
             </w:r>
-            <w:proofErr w:type="spellStart"/>
             <w:r>
               <w:rPr>
                 <w:rFonts w:ascii="Tahoma" w:hAnsi="Tahoma" w:cs="Tahoma"/>
@@ -663,7 +630,6 @@
               </w:rPr>
               <w:t>GRNStatus</w:t>
             </w:r>
-            <w:proofErr w:type="spellEnd"/>
             <w:r>
               <w:rPr>
                 <w:rStyle w:val="normaltextrun"/>
@@ -703,25 +669,14 @@
               </w:rPr>
               <w:t>Creditable  Status :{</w:t>
             </w:r>
-            <w:proofErr w:type="spellStart"/>
-            <w:r>
-              <w:rPr>
-                <w:rStyle w:val="normaltextrun"/>
-                <w:rFonts w:ascii="Tahoma" w:hAnsi="Tahoma" w:cs="Tahoma"/>
-                <w:sz w:val="16"/>
-                <w:szCs w:val="16"/>
-              </w:rPr>
-              <w:t>CredtibleStatus</w:t>
-            </w:r>
-            <w:proofErr w:type="spellEnd"/>
-            <w:r>
-              <w:rPr>
-                <w:rStyle w:val="normaltextrun"/>
-                <w:rFonts w:ascii="Tahoma" w:hAnsi="Tahoma" w:cs="Tahoma"/>
-                <w:sz w:val="16"/>
-                <w:szCs w:val="16"/>
-              </w:rPr>
-              <w:t>} </w:t>
+            <w:r>
+              <w:rPr>
+                <w:rStyle w:val="normaltextrun"/>
+                <w:rFonts w:ascii="Tahoma" w:hAnsi="Tahoma" w:cs="Tahoma"/>
+                <w:sz w:val="16"/>
+                <w:szCs w:val="16"/>
+              </w:rPr>
+              <w:t>CredtibleStatus} </w:t>
             </w:r>
           </w:p>
           <w:p>
@@ -759,7 +714,51 @@
                 <w:sz w:val="16"/>
                 <w:szCs w:val="16"/>
               </w:rPr>
-              <w:t>GRNNO  :</w:t>
+              <w:t>GRN</w:t>
+            </w:r>
+            <w:r>
+              <w:rPr>
+                <w:rStyle w:val="normaltextrun"/>
+                <w:rFonts w:ascii="Tahoma" w:hAnsi="Tahoma" w:cs="Tahoma"/>
+                <w:b/>
+                <w:bCs/>
+                <w:sz w:val="16"/>
+                <w:szCs w:val="16"/>
+              </w:rPr>
+              <w:t xml:space="preserve"> </w:t>
+            </w:r>
+            <w:r>
+              <w:rPr>
+                <w:rStyle w:val="normaltextrun"/>
+                <w:rFonts w:ascii="Tahoma" w:hAnsi="Tahoma" w:cs="Tahoma"/>
+                <w:b/>
+                <w:bCs/>
+                <w:sz w:val="16"/>
+                <w:szCs w:val="16"/>
+              </w:rPr>
+              <w:t>N</w:t>
+            </w:r>
+            <w:r>
+              <w:rPr>
+                <w:rStyle w:val="normaltextrun"/>
+                <w:rFonts w:ascii="Tahoma" w:hAnsi="Tahoma" w:cs="Tahoma"/>
+                <w:b/>
+                <w:bCs/>
+                <w:sz w:val="16"/>
+                <w:szCs w:val="16"/>
+              </w:rPr>
+              <w:t>o.</w:t>
+            </w:r>
+            <w:r>
+              <w:rPr>
+                <w:rStyle w:val="normaltextrun"/>
+                <w:rFonts w:ascii="Tahoma" w:hAnsi="Tahoma" w:cs="Tahoma"/>
+                <w:b/>
+                <w:bCs/>
+                <w:sz w:val="16"/>
+                <w:szCs w:val="16"/>
+              </w:rPr>
+              <w:t> :</w:t>
             </w:r>
             <w:r>
               <w:rPr>
@@ -770,7 +769,6 @@
               </w:rPr>
               <w:t>{</w:t>
             </w:r>
-            <w:proofErr w:type="spellStart"/>
             <w:r>
               <w:rPr>
                 <w:rStyle w:val="normaltextrun"/>
@@ -782,7 +780,6 @@
               </w:rPr>
               <w:t>grnNumber</w:t>
             </w:r>
-            <w:proofErr w:type="spellEnd"/>
             <w:r>
               <w:rPr>
                 <w:rStyle w:val="normaltextrun"/>
@@ -815,7 +812,18 @@
                 <w:sz w:val="16"/>
                 <w:szCs w:val="16"/>
               </w:rPr>
-              <w:t>Dated</w:t>
+              <w:t xml:space="preserve">GRN </w:t>
+            </w:r>
+            <w:r>
+              <w:rPr>
+                <w:rStyle w:val="normaltextrun"/>
+                <w:rFonts w:ascii="Tahoma" w:hAnsi="Tahoma" w:cs="Tahoma"/>
+                <w:b/>
+                <w:bCs/>
+                <w:sz w:val="16"/>
+                <w:szCs w:val="16"/>
+              </w:rPr>
+              <w:t>Date</w:t>
             </w:r>
             <w:r>
               <w:rPr>
@@ -849,7 +857,6 @@
               </w:rPr>
               <w:t>{</w:t>
             </w:r>
-            <w:proofErr w:type="spellStart"/>
             <w:r>
               <w:rPr>
                 <w:rFonts w:ascii="Tahoma" w:hAnsi="Tahoma" w:cs="Tahoma"/>
@@ -859,7 +866,6 @@
               </w:rPr>
               <w:t>GRNDate</w:t>
             </w:r>
-            <w:proofErr w:type="spellEnd"/>
             <w:r>
               <w:rPr>
                 <w:rStyle w:val="normaltextrun"/>
@@ -915,29 +921,38 @@
                 <w:szCs w:val="16"/>
               </w:rPr>
             </w:pPr>
-            <w:proofErr w:type="spellStart"/>
-            <w:r>
-              <w:rPr>
-                <w:rStyle w:val="normaltextrun"/>
-                <w:rFonts w:ascii="Tahoma" w:hAnsi="Tahoma" w:cs="Tahoma"/>
-                <w:b/>
-                <w:bCs/>
-                <w:sz w:val="16"/>
-                <w:szCs w:val="16"/>
-              </w:rPr>
-              <w:t>GateEntry</w:t>
-            </w:r>
-            <w:proofErr w:type="spellEnd"/>
-            <w:r>
-              <w:rPr>
-                <w:rStyle w:val="normaltextrun"/>
-                <w:rFonts w:ascii="Tahoma" w:hAnsi="Tahoma" w:cs="Tahoma"/>
-                <w:b/>
-                <w:bCs/>
-                <w:sz w:val="16"/>
-                <w:szCs w:val="16"/>
-              </w:rPr>
-              <w:t> NO :</w:t>
+            <w:r>
+              <w:rPr>
+                <w:rStyle w:val="normaltextrun"/>
+                <w:rFonts w:ascii="Tahoma" w:hAnsi="Tahoma" w:cs="Tahoma"/>
+                <w:b/>
+                <w:bCs/>
+                <w:sz w:val="16"/>
+                <w:szCs w:val="16"/>
+              </w:rPr>
+              <w:t>Gate</w:t>
+            </w:r>
+            <w:r>
+              <w:rPr>
+                <w:rStyle w:val="normaltextrun"/>
+                <w:rFonts w:ascii="Tahoma" w:hAnsi="Tahoma" w:cs="Tahoma"/>
+                <w:b/>
+                <w:bCs/>
+                <w:sz w:val="16"/>
+                <w:szCs w:val="16"/>
+              </w:rPr>
+              <w:t xml:space="preserve"> </w:t>
+            </w:r>
+            <w:r>
+              <w:rPr>
+                <w:rStyle w:val="normaltextrun"/>
+                <w:rFonts w:ascii="Tahoma" w:hAnsi="Tahoma" w:cs="Tahoma"/>
+                <w:b/>
+                <w:bCs/>
+                <w:sz w:val="16"/>
+                <w:szCs w:val="16"/>
+              </w:rPr>
+              <w:t>Entry NO :</w:t>
             </w:r>
             <w:r>
               <w:rPr>
@@ -948,7 +963,6 @@
               </w:rPr>
               <w:t>{</w:t>
             </w:r>
-            <w:proofErr w:type="spellStart"/>
             <w:r>
               <w:rPr>
                 <w:rStyle w:val="normaltextrun"/>
@@ -959,7 +973,6 @@
               </w:rPr>
               <w:t>GateEntryNo</w:t>
             </w:r>
-            <w:proofErr w:type="spellEnd"/>
             <w:r>
               <w:rPr>
                 <w:rStyle w:val="normaltextrun"/>
@@ -990,7 +1003,51 @@
                 <w:sz w:val="16"/>
                 <w:szCs w:val="16"/>
               </w:rPr>
-              <w:t>Dated :</w:t>
+              <w:t>Gate</w:t>
+            </w:r>
+            <w:r>
+              <w:rPr>
+                <w:rStyle w:val="normaltextrun"/>
+                <w:rFonts w:ascii="Tahoma" w:hAnsi="Tahoma" w:cs="Tahoma"/>
+                <w:b/>
+                <w:bCs/>
+                <w:sz w:val="16"/>
+                <w:szCs w:val="16"/>
+              </w:rPr>
+              <w:t xml:space="preserve"> </w:t>
+            </w:r>
+            <w:r>
+              <w:rPr>
+                <w:rStyle w:val="normaltextrun"/>
+                <w:rFonts w:ascii="Tahoma" w:hAnsi="Tahoma" w:cs="Tahoma"/>
+                <w:b/>
+                <w:bCs/>
+                <w:sz w:val="16"/>
+                <w:szCs w:val="16"/>
+              </w:rPr>
+              <w:t>Entry</w:t>
+            </w:r>
+            <w:r>
+              <w:rPr>
+                <w:rStyle w:val="normaltextrun"/>
+                <w:rFonts w:ascii="Tahoma" w:hAnsi="Tahoma" w:cs="Tahoma"/>
+                <w:b/>
+                <w:bCs/>
+                <w:sz w:val="16"/>
+                <w:szCs w:val="16"/>
+              </w:rPr>
+              <w:t xml:space="preserve"> </w:t>
+            </w:r>
+            <w:r>
+              <w:rPr>
+                <w:rStyle w:val="normaltextrun"/>
+                <w:rFonts w:ascii="Tahoma" w:hAnsi="Tahoma" w:cs="Tahoma"/>
+                <w:b/>
+                <w:bCs/>
+                <w:sz w:val="16"/>
+                <w:szCs w:val="16"/>
+              </w:rPr>
+              <w:t>Date:</w:t>
             </w:r>
             <w:r>
               <w:rPr>
@@ -1002,7 +1059,6 @@
               </w:rPr>
               <w:t>{</w:t>
             </w:r>
-            <w:proofErr w:type="spellStart"/>
             <w:r>
               <w:rPr>
                 <w:rFonts w:ascii="Tahoma" w:eastAsia="Times New Roman" w:hAnsi="Tahoma" w:cs="Tahoma"/>
@@ -1022,7 +1078,6 @@
               </w:rPr>
               <w:t>EntryDate</w:t>
             </w:r>
-            <w:proofErr w:type="spellEnd"/>
             <w:r>
               <w:rPr>
                 <w:rStyle w:val="normaltextrun"/>
@@ -1089,19 +1144,8 @@
                 <w:sz w:val="16"/>
                 <w:szCs w:val="16"/>
               </w:rPr>
-              <w:t>:{</w:t>
-            </w:r>
-            <w:proofErr w:type="spellStart"/>
-            <w:r>
-              <w:rPr>
-                <w:rFonts w:ascii="Tahoma" w:hAnsi="Tahoma" w:cs="Tahoma"/>
-                <w:color w:val="000000"/>
-                <w:sz w:val="16"/>
-                <w:szCs w:val="16"/>
-              </w:rPr>
-              <w:t>ModeofTransport</w:t>
-            </w:r>
-            <w:proofErr w:type="spellEnd"/>
+              <w:t>:{ModeofTransport</w:t>
+            </w:r>
             <w:r>
               <w:rPr>
                 <w:rFonts w:ascii="Tahoma" w:hAnsi="Tahoma" w:cs="Tahoma"/>
@@ -1127,7 +1171,6 @@
                 <w:szCs w:val="16"/>
               </w:rPr>
             </w:pPr>
-            <w:proofErr w:type="spellStart"/>
             <w:r>
               <w:rPr>
                 <w:rFonts w:ascii="Tahoma" w:hAnsi="Tahoma" w:cs="Tahoma"/>
@@ -1136,47 +1179,16 @@
                 <w:sz w:val="16"/>
                 <w:szCs w:val="16"/>
               </w:rPr>
-              <w:t>DocRefNo</w:t>
-            </w:r>
-            <w:proofErr w:type="spellEnd"/>
-            <w:r>
-              <w:rPr>
-                <w:rFonts w:ascii="Tahoma" w:hAnsi="Tahoma" w:cs="Tahoma"/>
-                <w:b/>
+              <w:t xml:space="preserve">DocRefNo </w:t>
+            </w:r>
+            <w:r>
+              <w:rPr>
+                <w:rFonts w:ascii="Tahoma" w:hAnsi="Tahoma" w:cs="Tahoma"/>
                 <w:color w:val="000000"/>
                 <w:sz w:val="16"/>
                 <w:szCs w:val="16"/>
               </w:rPr>
-              <w:t xml:space="preserve"> </w:t>
-            </w:r>
-            <w:r>
-              <w:rPr>
-                <w:rFonts w:ascii="Tahoma" w:hAnsi="Tahoma" w:cs="Tahoma"/>
-                <w:color w:val="000000"/>
-                <w:sz w:val="16"/>
-                <w:szCs w:val="16"/>
-              </w:rPr>
-              <w:t>:{</w:t>
-            </w:r>
-            <w:proofErr w:type="spellStart"/>
-            <w:r>
-              <w:rPr>
-                <w:rFonts w:ascii="Tahoma" w:hAnsi="Tahoma" w:cs="Tahoma"/>
-                <w:color w:val="000000"/>
-                <w:sz w:val="16"/>
-                <w:szCs w:val="16"/>
-              </w:rPr>
-              <w:t>DocRefNo</w:t>
-            </w:r>
-            <w:proofErr w:type="spellEnd"/>
-            <w:r>
-              <w:rPr>
-                <w:rFonts w:ascii="Tahoma" w:hAnsi="Tahoma" w:cs="Tahoma"/>
-                <w:color w:val="000000"/>
-                <w:sz w:val="16"/>
-                <w:szCs w:val="16"/>
-              </w:rPr>
-              <w:t xml:space="preserve">}    </w:t>
+              <w:t xml:space="preserve">:{DocRefNo}    </w:t>
             </w:r>
           </w:p>
           <w:p>
@@ -1189,7 +1201,6 @@
                 <w:szCs w:val="16"/>
               </w:rPr>
             </w:pPr>
-            <w:proofErr w:type="spellStart"/>
             <w:r>
               <w:rPr>
                 <w:rFonts w:ascii="Tahoma" w:hAnsi="Tahoma" w:cs="Tahoma"/>
@@ -1198,9 +1209,8 @@
                 <w:sz w:val="16"/>
                 <w:szCs w:val="16"/>
               </w:rPr>
-              <w:t>DocDate</w:t>
-            </w:r>
-            <w:proofErr w:type="spellEnd"/>
+              <w:t>Doc</w:t>
+            </w:r>
             <w:r>
               <w:rPr>
                 <w:rFonts w:ascii="Tahoma" w:hAnsi="Tahoma" w:cs="Tahoma"/>
@@ -1209,18 +1219,18 @@
                 <w:sz w:val="16"/>
                 <w:szCs w:val="16"/>
               </w:rPr>
-              <w:t xml:space="preserve">    </w:t>
-            </w:r>
-            <w:r>
-              <w:rPr>
-                <w:rFonts w:ascii="Tahoma" w:hAnsi="Tahoma" w:cs="Tahoma"/>
+              <w:t xml:space="preserve"> </w:t>
+            </w:r>
+            <w:r>
+              <w:rPr>
+                <w:rFonts w:ascii="Tahoma" w:hAnsi="Tahoma" w:cs="Tahoma"/>
+                <w:b/>
                 <w:color w:val="000000"/>
                 <w:sz w:val="16"/>
                 <w:szCs w:val="16"/>
               </w:rPr>
-              <w:t>:{</w:t>
-            </w:r>
-            <w:proofErr w:type="spellStart"/>
+              <w:t xml:space="preserve">Date   </w:t>
+            </w:r>
             <w:r>
               <w:rPr>
                 <w:rFonts w:ascii="Tahoma" w:hAnsi="Tahoma" w:cs="Tahoma"/>
@@ -1228,17 +1238,7 @@
                 <w:sz w:val="16"/>
                 <w:szCs w:val="16"/>
               </w:rPr>
-              <w:t>DocDate</w:t>
-            </w:r>
-            <w:proofErr w:type="spellEnd"/>
-            <w:r>
-              <w:rPr>
-                <w:rFonts w:ascii="Tahoma" w:hAnsi="Tahoma" w:cs="Tahoma"/>
-                <w:color w:val="000000"/>
-                <w:sz w:val="16"/>
-                <w:szCs w:val="16"/>
-              </w:rPr>
-              <w:t xml:space="preserve">}   </w:t>
+              <w:t xml:space="preserve">:{DocDate}   </w:t>
             </w:r>
           </w:p>
           <w:p>
@@ -1297,31 +1297,7 @@
                 <w:sz w:val="16"/>
                 <w:szCs w:val="16"/>
               </w:rPr>
-              <w:t>{</w:t>
-            </w:r>
-            <w:proofErr w:type="spellStart"/>
-            <w:r>
-              <w:rPr>
-                <w:rFonts w:ascii="Tahoma" w:eastAsia="Times New Roman" w:hAnsi="Tahoma" w:cs="Tahoma"/>
-                <w:b/>
-                <w:bCs/>
-                <w:color w:val="000000"/>
-                <w:sz w:val="16"/>
-                <w:szCs w:val="16"/>
-              </w:rPr>
-              <w:t>VendorName</w:t>
-            </w:r>
-            <w:proofErr w:type="spellEnd"/>
-            <w:r>
-              <w:rPr>
-                <w:rFonts w:ascii="Tahoma" w:eastAsia="Times New Roman" w:hAnsi="Tahoma" w:cs="Tahoma"/>
-                <w:b/>
-                <w:bCs/>
-                <w:color w:val="000000"/>
-                <w:sz w:val="16"/>
-                <w:szCs w:val="16"/>
-              </w:rPr>
-              <w:t>}</w:t>
+              <w:t>{VendorName}</w:t>
             </w:r>
           </w:p>
           <w:p>
@@ -1352,7 +1328,6 @@
               </w:rPr>
               <w:t>{</w:t>
             </w:r>
-            <w:proofErr w:type="spellStart"/>
             <w:r>
               <w:rPr>
                 <w:rFonts w:ascii="Tahoma" w:hAnsi="Tahoma" w:cs="Tahoma"/>
@@ -1362,7 +1337,6 @@
               </w:rPr>
               <w:t>DeliveryByAddress</w:t>
             </w:r>
-            <w:proofErr w:type="spellEnd"/>
             <w:r>
               <w:rPr>
                 <w:rFonts w:ascii="Tahoma" w:eastAsia="Times New Roman" w:hAnsi="Tahoma" w:cs="Tahoma"/>
@@ -1417,7 +1391,6 @@
               </w:rPr>
               <w:t>{</w:t>
             </w:r>
-            <w:proofErr w:type="spellStart"/>
             <w:r>
               <w:rPr>
                 <w:rFonts w:ascii="Tahoma" w:eastAsia="Times New Roman" w:hAnsi="Tahoma" w:cs="Tahoma"/>
@@ -1428,7 +1401,6 @@
               </w:rPr>
               <w:t>InvoicingPartyName</w:t>
             </w:r>
-            <w:proofErr w:type="spellEnd"/>
             <w:r>
               <w:rPr>
                 <w:rFonts w:ascii="Tahoma" w:eastAsia="Times New Roman" w:hAnsi="Tahoma" w:cs="Tahoma"/>
@@ -1469,7 +1441,6 @@
               </w:rPr>
               <w:t>{</w:t>
             </w:r>
-            <w:proofErr w:type="spellStart"/>
             <w:r>
               <w:rPr>
                 <w:rFonts w:ascii="Tahoma" w:hAnsi="Tahoma" w:cs="Tahoma"/>
@@ -1479,7 +1450,6 @@
               </w:rPr>
               <w:t>InvoicingByAddress</w:t>
             </w:r>
-            <w:proofErr w:type="spellEnd"/>
             <w:r>
               <w:rPr>
                 <w:rFonts w:ascii="Tahoma" w:eastAsia="Times New Roman" w:hAnsi="Tahoma" w:cs="Tahoma"/>
@@ -1517,29 +1487,7 @@
                 <w:sz w:val="16"/>
                 <w:szCs w:val="16"/>
               </w:rPr>
-              <w:t>{</w:t>
-            </w:r>
-            <w:proofErr w:type="spellStart"/>
-            <w:r>
-              <w:rPr>
-                <w:rFonts w:ascii="Tahoma" w:eastAsia="Times New Roman" w:hAnsi="Tahoma" w:cs="Tahoma"/>
-                <w:bCs/>
-                <w:color w:val="000000"/>
-                <w:sz w:val="16"/>
-                <w:szCs w:val="16"/>
-              </w:rPr>
-              <w:t>InvoicingPartyGSTIN</w:t>
-            </w:r>
-            <w:proofErr w:type="spellEnd"/>
-            <w:r>
-              <w:rPr>
-                <w:rFonts w:ascii="Tahoma" w:eastAsia="Times New Roman" w:hAnsi="Tahoma" w:cs="Tahoma"/>
-                <w:bCs/>
-                <w:color w:val="000000"/>
-                <w:sz w:val="16"/>
-                <w:szCs w:val="16"/>
-              </w:rPr>
-              <w:t>}</w:t>
+              <w:t>{InvoicingPartyGSTIN}</w:t>
             </w:r>
           </w:p>
         </w:tc>
@@ -1577,29 +1525,7 @@
                 <w:sz w:val="16"/>
                 <w:szCs w:val="16"/>
               </w:rPr>
-              <w:t>{</w:t>
-            </w:r>
-            <w:proofErr w:type="spellStart"/>
-            <w:r>
-              <w:rPr>
-                <w:rFonts w:ascii="Tahoma" w:eastAsia="Arial" w:hAnsi="Tahoma" w:cs="Tahoma"/>
-                <w:b/>
-                <w:bCs/>
-                <w:sz w:val="16"/>
-                <w:szCs w:val="16"/>
-              </w:rPr>
-              <w:t>materialItems</w:t>
-            </w:r>
-            <w:proofErr w:type="spellEnd"/>
-            <w:r>
-              <w:rPr>
-                <w:rFonts w:ascii="Tahoma" w:eastAsia="Arial" w:hAnsi="Tahoma" w:cs="Tahoma"/>
-                <w:b/>
-                <w:bCs/>
-                <w:sz w:val="16"/>
-                <w:szCs w:val="16"/>
-              </w:rPr>
-              <w:t>}</w:t>
+              <w:t>{materialItems}</w:t>
             </w:r>
           </w:p>
         </w:tc>
@@ -1636,29 +1562,7 @@
                 <w:sz w:val="16"/>
                 <w:szCs w:val="16"/>
               </w:rPr>
-              <w:t>{</w:t>
-            </w:r>
-            <w:proofErr w:type="spellStart"/>
-            <w:r>
-              <w:rPr>
-                <w:rFonts w:ascii="Tahoma" w:eastAsia="Arial" w:hAnsi="Tahoma" w:cs="Tahoma"/>
-                <w:b/>
-                <w:bCs/>
-                <w:sz w:val="16"/>
-                <w:szCs w:val="16"/>
-              </w:rPr>
-              <w:t>ServiceItems</w:t>
-            </w:r>
-            <w:proofErr w:type="spellEnd"/>
-            <w:r>
-              <w:rPr>
-                <w:rFonts w:ascii="Tahoma" w:eastAsia="Arial" w:hAnsi="Tahoma" w:cs="Tahoma"/>
-                <w:b/>
-                <w:bCs/>
-                <w:sz w:val="16"/>
-                <w:szCs w:val="16"/>
-              </w:rPr>
-              <w:t>}</w:t>
+              <w:t>{ServiceItems}</w:t>
             </w:r>
             <w:r>
               <w:rPr>
@@ -1689,31 +1593,7 @@
                 <w:szCs w:val="16"/>
                 <w:lang w:eastAsia="en-IN"/>
               </w:rPr>
-              <w:t>{</w:t>
-            </w:r>
-            <w:proofErr w:type="spellStart"/>
-            <w:r>
-              <w:rPr>
-                <w:rFonts w:ascii="Tahoma" w:hAnsi="Tahoma" w:cs="Tahoma"/>
-                <w:b/>
-                <w:color w:val="000000" w:themeColor="text1"/>
-                <w:sz w:val="16"/>
-                <w:szCs w:val="16"/>
-                <w:lang w:eastAsia="en-IN"/>
-              </w:rPr>
-              <w:t>InventoryReceiveAdditionalTax</w:t>
-            </w:r>
-            <w:proofErr w:type="spellEnd"/>
-            <w:r>
-              <w:rPr>
-                <w:rFonts w:ascii="Tahoma" w:hAnsi="Tahoma" w:cs="Tahoma"/>
-                <w:b/>
-                <w:color w:val="000000" w:themeColor="text1"/>
-                <w:sz w:val="16"/>
-                <w:szCs w:val="16"/>
-                <w:lang w:eastAsia="en-IN"/>
-              </w:rPr>
-              <w:t>}</w:t>
+              <w:t>{InventoryReceiveAdditionalTax}</w:t>
             </w:r>
             <w:r>
               <w:rPr>
@@ -1760,29 +1640,7 @@
                 <w:sz w:val="16"/>
                 <w:szCs w:val="16"/>
               </w:rPr>
-              <w:t>In Words: {</w:t>
-            </w:r>
-            <w:proofErr w:type="spellStart"/>
-            <w:r>
-              <w:rPr>
-                <w:rFonts w:ascii="Tahoma" w:eastAsia="Arial" w:hAnsi="Tahoma" w:cs="Tahoma"/>
-                <w:b/>
-                <w:bCs/>
-                <w:sz w:val="16"/>
-                <w:szCs w:val="16"/>
-              </w:rPr>
-              <w:t>TotalInWords</w:t>
-            </w:r>
-            <w:proofErr w:type="spellEnd"/>
-            <w:r>
-              <w:rPr>
-                <w:rFonts w:ascii="Tahoma" w:eastAsia="Arial" w:hAnsi="Tahoma" w:cs="Tahoma"/>
-                <w:b/>
-                <w:bCs/>
-                <w:sz w:val="16"/>
-                <w:szCs w:val="16"/>
-              </w:rPr>
-              <w:t>}</w:t>
+              <w:t>In Words: {TotalInWords}</w:t>
             </w:r>
           </w:p>
           <w:p>
@@ -1865,29 +1723,7 @@
                 <w:sz w:val="16"/>
                 <w:szCs w:val="16"/>
               </w:rPr>
-              <w:t>Total Amount: {</w:t>
-            </w:r>
-            <w:proofErr w:type="spellStart"/>
-            <w:r>
-              <w:rPr>
-                <w:rFonts w:ascii="Tahoma" w:eastAsia="Arial" w:hAnsi="Tahoma" w:cs="Tahoma"/>
-                <w:b/>
-                <w:bCs/>
-                <w:sz w:val="16"/>
-                <w:szCs w:val="16"/>
-              </w:rPr>
-              <w:t>GrandTotal</w:t>
-            </w:r>
-            <w:proofErr w:type="spellEnd"/>
-            <w:r>
-              <w:rPr>
-                <w:rFonts w:ascii="Tahoma" w:eastAsia="Arial" w:hAnsi="Tahoma" w:cs="Tahoma"/>
-                <w:b/>
-                <w:bCs/>
-                <w:sz w:val="16"/>
-                <w:szCs w:val="16"/>
-              </w:rPr>
-              <w:t>}</w:t>
+              <w:t>Total Amount: {GrandTotal}</w:t>
             </w:r>
             <w:r>
               <w:rPr>
@@ -1985,42 +1821,18 @@
                 <w:szCs w:val="16"/>
                 <w:u w:val="single"/>
               </w:rPr>
-              <w:t xml:space="preserve">KINDLY SIGN </w:t>
-            </w:r>
-            <w:proofErr w:type="gramStart"/>
-            <w:r>
-              <w:rPr>
-                <w:rFonts w:ascii="Tahoma" w:eastAsia="Arial" w:hAnsi="Tahoma" w:cs="Tahoma"/>
+              <w:t xml:space="preserve">KINDLY SIGN THIS </w:t>
+            </w:r>
+            <w:r>
+              <w:rPr>
+                <w:rFonts w:ascii="Tahoma" w:hAnsi="Tahoma" w:cs="Tahoma"/>
                 <w:b/>
                 <w:bCs/>
                 <w:sz w:val="16"/>
                 <w:szCs w:val="16"/>
                 <w:u w:val="single"/>
               </w:rPr>
-              <w:t xml:space="preserve">THIS </w:t>
-            </w:r>
-            <w:r>
-              <w:rPr>
-                <w:rFonts w:ascii="Tahoma" w:hAnsi="Tahoma" w:cs="Tahoma"/>
-                <w:b/>
-                <w:bCs/>
-                <w:sz w:val="16"/>
-                <w:szCs w:val="16"/>
-                <w:u w:val="single"/>
-              </w:rPr>
-              <w:t xml:space="preserve"> INVENTORY</w:t>
-            </w:r>
-            <w:proofErr w:type="gramEnd"/>
-            <w:r>
-              <w:rPr>
-                <w:rFonts w:ascii="Tahoma" w:hAnsi="Tahoma" w:cs="Tahoma"/>
-                <w:b/>
-                <w:bCs/>
-                <w:sz w:val="16"/>
-                <w:szCs w:val="16"/>
-                <w:u w:val="single"/>
-              </w:rPr>
-              <w:t xml:space="preserve"> RECEIVE</w:t>
+              <w:t xml:space="preserve"> INVENTORY RECEIVE</w:t>
             </w:r>
             <w:r>
               <w:rPr>
@@ -2177,31 +1989,7 @@
                       <w:szCs w:val="16"/>
                       <w:shd w:val="clear" w:color="auto" w:fill="FFFFFF"/>
                     </w:rPr>
-                    <w:t xml:space="preserve"> </w:t>
-                  </w:r>
-                  <w:proofErr w:type="spellStart"/>
-                  <w:r>
-                    <w:rPr>
-                      <w:rFonts w:ascii="Tahoma" w:hAnsi="Tahoma" w:cs="Tahoma"/>
-                      <w:b/>
-                      <w:bCs/>
-                      <w:sz w:val="16"/>
-                      <w:szCs w:val="16"/>
-                      <w:shd w:val="clear" w:color="auto" w:fill="FFFFFF"/>
-                    </w:rPr>
-                    <w:t>Cedaar</w:t>
-                  </w:r>
-                  <w:proofErr w:type="spellEnd"/>
-                  <w:r>
-                    <w:rPr>
-                      <w:rFonts w:ascii="Tahoma" w:hAnsi="Tahoma" w:cs="Tahoma"/>
-                      <w:b/>
-                      <w:bCs/>
-                      <w:sz w:val="16"/>
-                      <w:szCs w:val="16"/>
-                      <w:shd w:val="clear" w:color="auto" w:fill="FFFFFF"/>
-                    </w:rPr>
-                    <w:t xml:space="preserve"> Textile Pvt. Ltd.</w:t>
+                    <w:t xml:space="preserve"> Cedaar Textile Pvt. Ltd.</w:t>
                   </w:r>
                 </w:p>
                 <w:p>
@@ -2379,9 +2167,9 @@
                           </wp:anchor>
                         </w:drawing>
                       </mc:Choice>
-                      <mc:Fallback xmlns:w15="http://schemas.microsoft.com/office/word/2012/wordml">
+                      <mc:Fallback>
                         <w:pict>
-                          <v:line w14:anchorId="5D5311E2" id="Straight Connector 3" o:spid="_x0000_s1026" style="position:absolute;flip:x;z-index:251665920;visibility:visible;mso-wrap-style:square;mso-width-percent:0;mso-height-percent:0;mso-wrap-distance-left:9pt;mso-wrap-distance-top:0;mso-wrap-distance-right:9pt;mso-wrap-distance-bottom:0;mso-position-horizontal:absolute;mso-position-horizontal-relative:text;mso-position-vertical:absolute;mso-position-vertical-relative:text;mso-width-percent:0;mso-height-percent:0;mso-width-relative:margin;mso-height-relative:margin" from="30.2pt,8.35pt" to="139.75pt,8.35pt" o:gfxdata="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" strokecolor="windowText" strokeweight=".5pt">
+                          <v:line w14:anchorId="0A1FDE14" id="Straight Connector 3" o:spid="_x0000_s1026" style="position:absolute;flip:x;z-index:251665920;visibility:visible;mso-wrap-style:square;mso-width-percent:0;mso-height-percent:0;mso-wrap-distance-left:9pt;mso-wrap-distance-top:0;mso-wrap-distance-right:9pt;mso-wrap-distance-bottom:0;mso-position-horizontal:absolute;mso-position-horizontal-relative:text;mso-position-vertical:absolute;mso-position-vertical-relative:text;mso-width-percent:0;mso-height-percent:0;mso-width-relative:margin;mso-height-relative:margin" from="30.2pt,8.35pt" to="139.75pt,8.35pt" o:gfxdata="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" strokecolor="windowText" strokeweight=".5pt">
                             <v:stroke joinstyle="miter"/>
                           </v:line>
                         </w:pict>
@@ -2406,7 +2194,6 @@
                     </w:rPr>
                     <w:t>{</w:t>
                   </w:r>
-                  <w:proofErr w:type="spellStart"/>
                   <w:r>
                     <w:rPr>
                       <w:rFonts w:ascii="Tahoma" w:hAnsi="Tahoma" w:cs="Tahoma"/>
@@ -2417,7 +2204,6 @@
                     </w:rPr>
                     <w:t>AddedBy</w:t>
                   </w:r>
-                  <w:proofErr w:type="spellEnd"/>
                   <w:r>
                     <w:rPr>
                       <w:rFonts w:ascii="Tahoma" w:eastAsia="Arial" w:hAnsi="Tahoma" w:cs="Tahoma"/>
@@ -2499,9 +2285,9 @@
                           </wp:anchor>
                         </w:drawing>
                       </mc:Choice>
-                      <mc:Fallback xmlns:w15="http://schemas.microsoft.com/office/word/2012/wordml">
+                      <mc:Fallback>
                         <w:pict>
-                          <v:line w14:anchorId="12D3397A" id="Straight Connector 1" o:spid="_x0000_s1026" style="position:absolute;z-index:251666944;visibility:visible;mso-wrap-style:square;mso-width-percent:0;mso-wrap-distance-left:9pt;mso-wrap-distance-top:0;mso-wrap-distance-right:9pt;mso-wrap-distance-bottom:0;mso-position-horizontal:absolute;mso-position-horizontal-relative:text;mso-position-vertical:absolute;mso-position-vertical-relative:text;mso-width-percent:0;mso-width-relative:margin" from="23.5pt,8.35pt" to="143.7pt,8.35pt" o:gfxdata="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" strokecolor="windowText" strokeweight=".5pt">
+                          <v:line w14:anchorId="3028E452" id="Straight Connector 1" o:spid="_x0000_s1026" style="position:absolute;z-index:251666944;visibility:visible;mso-wrap-style:square;mso-width-percent:0;mso-wrap-distance-left:9pt;mso-wrap-distance-top:0;mso-wrap-distance-right:9pt;mso-wrap-distance-bottom:0;mso-position-horizontal:absolute;mso-position-horizontal-relative:text;mso-position-vertical:absolute;mso-position-vertical-relative:text;mso-width-percent:0;mso-width-relative:margin" from="23.5pt,8.35pt" to="143.7pt,8.35pt" o:gfxdata="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" strokecolor="windowText" strokeweight=".5pt">
                             <v:stroke joinstyle="miter"/>
                           </v:line>
                         </w:pict>
@@ -2526,7 +2312,6 @@
                     </w:rPr>
                     <w:t>{</w:t>
                   </w:r>
-                  <w:proofErr w:type="spellStart"/>
                   <w:r>
                     <w:rPr>
                       <w:rFonts w:ascii="Tahoma" w:hAnsi="Tahoma" w:cs="Tahoma"/>
@@ -2537,7 +2322,6 @@
                     </w:rPr>
                     <w:t>CheckedBy</w:t>
                   </w:r>
-                  <w:proofErr w:type="spellEnd"/>
                   <w:r>
                     <w:rPr>
                       <w:rFonts w:ascii="Tahoma" w:eastAsia="Arial" w:hAnsi="Tahoma" w:cs="Tahoma"/>
@@ -2616,9 +2400,9 @@
                           </wp:anchor>
                         </w:drawing>
                       </mc:Choice>
-                      <mc:Fallback xmlns:w15="http://schemas.microsoft.com/office/word/2012/wordml">
+                      <mc:Fallback>
                         <w:pict>
-                          <v:line w14:anchorId="2427705F" id="Straight Connector 2" o:spid="_x0000_s1026" style="position:absolute;z-index:251667968;visibility:visible;mso-wrap-style:square;mso-wrap-distance-left:9pt;mso-wrap-distance-top:0;mso-wrap-distance-right:9pt;mso-wrap-distance-bottom:0;mso-position-horizontal:absolute;mso-position-horizontal-relative:text;mso-position-vertical:absolute;mso-position-vertical-relative:text" from="31.2pt,8.35pt" to="143.25pt,8.35pt" o:gfxdata="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" strokecolor="windowText" strokeweight=".5pt">
+                          <v:line w14:anchorId="56A8FCFB" id="Straight Connector 2" o:spid="_x0000_s1026" style="position:absolute;z-index:251667968;visibility:visible;mso-wrap-style:square;mso-wrap-distance-left:9pt;mso-wrap-distance-top:0;mso-wrap-distance-right:9pt;mso-wrap-distance-bottom:0;mso-position-horizontal:absolute;mso-position-horizontal-relative:text;mso-position-vertical:absolute;mso-position-vertical-relative:text" from="31.2pt,8.35pt" to="143.25pt,8.35pt" o:gfxdata="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" strokecolor="windowText" strokeweight=".5pt">
                             <v:stroke joinstyle="miter"/>
                           </v:line>
                         </w:pict>
@@ -2643,7 +2427,6 @@
                     </w:rPr>
                     <w:t>{</w:t>
                   </w:r>
-                  <w:proofErr w:type="spellStart"/>
                   <w:r>
                     <w:rPr>
                       <w:rFonts w:ascii="Tahoma" w:hAnsi="Tahoma" w:cs="Tahoma"/>
@@ -2654,7 +2437,6 @@
                     </w:rPr>
                     <w:t>AuthorizedBy</w:t>
                   </w:r>
-                  <w:proofErr w:type="spellEnd"/>
                   <w:r>
                     <w:rPr>
                       <w:rFonts w:ascii="Tahoma" w:eastAsia="Arial" w:hAnsi="Tahoma" w:cs="Tahoma"/>
@@ -2824,12 +2606,12 @@
       </w:pPr>
     </w:p>
     <w:sectPr>
-      <w:headerReference w:type="even" r:id="rId9"/>
-      <w:headerReference w:type="default" r:id="rId10"/>
-      <w:footerReference w:type="even" r:id="rId11"/>
-      <w:footerReference w:type="default" r:id="rId12"/>
-      <w:headerReference w:type="first" r:id="rId13"/>
-      <w:footerReference w:type="first" r:id="rId14"/>
+      <w:headerReference w:type="even" r:id="rId8"/>
+      <w:headerReference w:type="default" r:id="rId9"/>
+      <w:footerReference w:type="even" r:id="rId10"/>
+      <w:footerReference w:type="default" r:id="rId11"/>
+      <w:headerReference w:type="first" r:id="rId12"/>
+      <w:footerReference w:type="first" r:id="rId13"/>
       <w:pgSz w:w="20160" w:h="12240" w:orient="landscape" w:code="5"/>
       <w:pgMar w:top="1440" w:right="1800" w:bottom="1440" w:left="1800" w:header="0" w:footer="0" w:gutter="0"/>
       <w:cols w:space="720"/>
@@ -2840,7 +2622,7 @@
 </file>
 
 <file path=word/endnotes.xml><?xml version="1.0" encoding="utf-8"?>
-<w:endnotes xmlns:wpc="http://schemas.microsoft.com/office/word/2010/wordprocessingCanvas" xmlns:mc="http://schemas.openxmlformats.org/markup-compatibility/2006" xmlns:o="urn:schemas-microsoft-com:office:office" xmlns:r="http://schemas.openxmlformats.org/officeDocument/2006/relationships" xmlns:m="http://schemas.openxmlformats.org/officeDocument/2006/math" xmlns:v="urn:schemas-microsoft-com:vml" xmlns:wp14="http://schemas.microsoft.com/office/word/2010/wordprocessingDrawing" xmlns:wp="http://schemas.openxmlformats.org/drawingml/2006/wordprocessingDrawing" xmlns:w10="urn:schemas-microsoft-com:office:word" xmlns:w="http://schemas.openxmlformats.org/wordprocessingml/2006/main" xmlns:w14="http://schemas.microsoft.com/office/word/2010/wordml" xmlns:wpg="http://schemas.microsoft.com/office/word/2010/wordprocessingGroup" xmlns:wpi="http://schemas.microsoft.com/office/word/2010/wordprocessingInk" xmlns:wne="http://schemas.microsoft.com/office/word/2006/wordml" xmlns:wps="http://schemas.microsoft.com/office/word/2010/wordprocessingShape" mc:Ignorable="w14 wp14">
+<w:endnotes xmlns:wpc="http://schemas.microsoft.com/office/word/2010/wordprocessingCanvas" xmlns:cx="http://schemas.microsoft.com/office/drawing/2014/chartex" xmlns:cx1="http://schemas.microsoft.com/office/drawing/2015/9/8/chartex" xmlns:cx2="http://schemas.microsoft.com/office/drawing/2015/10/21/chartex" xmlns:cx3="http://schemas.microsoft.com/office/drawing/2016/5/9/chartex" xmlns:cx4="http://schemas.microsoft.com/office/drawing/2016/5/10/chartex" xmlns:cx5="http://schemas.microsoft.com/office/drawing/2016/5/11/chartex" xmlns:cx6="http://schemas.microsoft.com/office/drawing/2016/5/12/chartex" xmlns:cx7="http://schemas.microsoft.com/office/drawing/2016/5/13/chartex" xmlns:cx8="http://schemas.microsoft.com/office/drawing/2016/5/14/chartex" xmlns:mc="http://schemas.openxmlformats.org/markup-compatibility/2006" xmlns:aink="http://schemas.microsoft.com/office/drawing/2016/ink" xmlns:am3d="http://schemas.microsoft.com/office/drawing/2017/model3d" xmlns:o="urn:schemas-microsoft-com:office:office" xmlns:r="http://schemas.openxmlformats.org/officeDocument/2006/relationships" xmlns:m="http://schemas.openxmlformats.org/officeDocument/2006/math" xmlns:v="urn:schemas-microsoft-com:vml" xmlns:wp14="http://schemas.microsoft.com/office/word/2010/wordprocessingDrawing" xmlns:wp="http://schemas.openxmlformats.org/drawingml/2006/wordprocessingDrawing" xmlns:w10="urn:schemas-microsoft-com:office:word" xmlns:w="http://schemas.openxmlformats.org/wordprocessingml/2006/main" xmlns:w14="http://schemas.microsoft.com/office/word/2010/wordml" xmlns:w15="http://schemas.microsoft.com/office/word/2012/wordml" xmlns:w16cex="http://schemas.microsoft.com/office/word/2018/wordml/cex" xmlns:w16cid="http://schemas.microsoft.com/office/word/2016/wordml/cid" xmlns:w16="http://schemas.microsoft.com/office/word/2018/wordml" xmlns:w16sdtdh="http://schemas.microsoft.com/office/word/2020/wordml/sdtdatahash" xmlns:w16se="http://schemas.microsoft.com/office/word/2015/wordml/symex" xmlns:wpg="http://schemas.microsoft.com/office/word/2010/wordprocessingGroup" xmlns:wpi="http://schemas.microsoft.com/office/word/2010/wordprocessingInk" xmlns:wne="http://schemas.microsoft.com/office/word/2006/wordml" xmlns:wps="http://schemas.microsoft.com/office/word/2010/wordprocessingShape" mc:Ignorable="w14 w15 w16se w16cid w16 w16cex w16sdtdh wp14">
   <w:endnote w:type="separator" w:id="-1">
     <w:p>
       <w:r>
@@ -2859,7 +2641,7 @@
 </file>
 
 <file path=word/footer1.xml><?xml version="1.0" encoding="utf-8"?>
-<w:ftr xmlns:wpc="http://schemas.microsoft.com/office/word/2010/wordprocessingCanvas" xmlns:mc="http://schemas.openxmlformats.org/markup-compatibility/2006" xmlns:o="urn:schemas-microsoft-com:office:office" xmlns:r="http://schemas.openxmlformats.org/officeDocument/2006/relationships" xmlns:m="http://schemas.openxmlformats.org/officeDocument/2006/math" xmlns:v="urn:schemas-microsoft-com:vml" xmlns:wp14="http://schemas.microsoft.com/office/word/2010/wordprocessingDrawing" xmlns:wp="http://schemas.openxmlformats.org/drawingml/2006/wordprocessingDrawing" xmlns:w10="urn:schemas-microsoft-com:office:word" xmlns:w="http://schemas.openxmlformats.org/wordprocessingml/2006/main" xmlns:w14="http://schemas.microsoft.com/office/word/2010/wordml" xmlns:wpg="http://schemas.microsoft.com/office/word/2010/wordprocessingGroup" xmlns:wpi="http://schemas.microsoft.com/office/word/2010/wordprocessingInk" xmlns:wne="http://schemas.microsoft.com/office/word/2006/wordml" xmlns:wps="http://schemas.microsoft.com/office/word/2010/wordprocessingShape" mc:Ignorable="w14 wp14">
+<w:ftr xmlns:wpc="http://schemas.microsoft.com/office/word/2010/wordprocessingCanvas" xmlns:cx="http://schemas.microsoft.com/office/drawing/2014/chartex" xmlns:cx1="http://schemas.microsoft.com/office/drawing/2015/9/8/chartex" xmlns:cx2="http://schemas.microsoft.com/office/drawing/2015/10/21/chartex" xmlns:cx3="http://schemas.microsoft.com/office/drawing/2016/5/9/chartex" xmlns:cx4="http://schemas.microsoft.com/office/drawing/2016/5/10/chartex" xmlns:cx5="http://schemas.microsoft.com/office/drawing/2016/5/11/chartex" xmlns:cx6="http://schemas.microsoft.com/office/drawing/2016/5/12/chartex" xmlns:cx7="http://schemas.microsoft.com/office/drawing/2016/5/13/chartex" xmlns:cx8="http://schemas.microsoft.com/office/drawing/2016/5/14/chartex" xmlns:mc="http://schemas.openxmlformats.org/markup-compatibility/2006" xmlns:aink="http://schemas.microsoft.com/office/drawing/2016/ink" xmlns:am3d="http://schemas.microsoft.com/office/drawing/2017/model3d" xmlns:o="urn:schemas-microsoft-com:office:office" xmlns:r="http://schemas.openxmlformats.org/officeDocument/2006/relationships" xmlns:m="http://schemas.openxmlformats.org/officeDocument/2006/math" xmlns:v="urn:schemas-microsoft-com:vml" xmlns:wp14="http://schemas.microsoft.com/office/word/2010/wordprocessingDrawing" xmlns:wp="http://schemas.openxmlformats.org/drawingml/2006/wordprocessingDrawing" xmlns:w10="urn:schemas-microsoft-com:office:word" xmlns:w="http://schemas.openxmlformats.org/wordprocessingml/2006/main" xmlns:w14="http://schemas.microsoft.com/office/word/2010/wordml" xmlns:w15="http://schemas.microsoft.com/office/word/2012/wordml" xmlns:w16cex="http://schemas.microsoft.com/office/word/2018/wordml/cex" xmlns:w16cid="http://schemas.microsoft.com/office/word/2016/wordml/cid" xmlns:w16="http://schemas.microsoft.com/office/word/2018/wordml" xmlns:w16sdtdh="http://schemas.microsoft.com/office/word/2020/wordml/sdtdatahash" xmlns:w16se="http://schemas.microsoft.com/office/word/2015/wordml/symex" xmlns:wpg="http://schemas.microsoft.com/office/word/2010/wordprocessingGroup" xmlns:wpi="http://schemas.microsoft.com/office/word/2010/wordprocessingInk" xmlns:wne="http://schemas.microsoft.com/office/word/2006/wordml" xmlns:wps="http://schemas.microsoft.com/office/word/2010/wordprocessingShape" mc:Ignorable="w14 w15 w16se w16cid w16 w16cex w16sdtdh wp14">
   <w:p>
     <w:pPr>
       <w:pStyle w:val="Footer"/>
@@ -2869,7 +2651,7 @@
 </file>
 
 <file path=word/footer2.xml><?xml version="1.0" encoding="utf-8"?>
-<w:ftr xmlns:wpc="http://schemas.microsoft.com/office/word/2010/wordprocessingCanvas" xmlns:mc="http://schemas.openxmlformats.org/markup-compatibility/2006" xmlns:o="urn:schemas-microsoft-com:office:office" xmlns:r="http://schemas.openxmlformats.org/officeDocument/2006/relationships" xmlns:m="http://schemas.openxmlformats.org/officeDocument/2006/math" xmlns:v="urn:schemas-microsoft-com:vml" xmlns:wp14="http://schemas.microsoft.com/office/word/2010/wordprocessingDrawing" xmlns:wp="http://schemas.openxmlformats.org/drawingml/2006/wordprocessingDrawing" xmlns:w10="urn:schemas-microsoft-com:office:word" xmlns:w="http://schemas.openxmlformats.org/wordprocessingml/2006/main" xmlns:w14="http://schemas.microsoft.com/office/word/2010/wordml" xmlns:wpg="http://schemas.microsoft.com/office/word/2010/wordprocessingGroup" xmlns:wpi="http://schemas.microsoft.com/office/word/2010/wordprocessingInk" xmlns:wne="http://schemas.microsoft.com/office/word/2006/wordml" xmlns:wps="http://schemas.microsoft.com/office/word/2010/wordprocessingShape" mc:Ignorable="w14 wp14">
+<w:ftr xmlns:wpc="http://schemas.microsoft.com/office/word/2010/wordprocessingCanvas" xmlns:cx="http://schemas.microsoft.com/office/drawing/2014/chartex" xmlns:cx1="http://schemas.microsoft.com/office/drawing/2015/9/8/chartex" xmlns:cx2="http://schemas.microsoft.com/office/drawing/2015/10/21/chartex" xmlns:cx3="http://schemas.microsoft.com/office/drawing/2016/5/9/chartex" xmlns:cx4="http://schemas.microsoft.com/office/drawing/2016/5/10/chartex" xmlns:cx5="http://schemas.microsoft.com/office/drawing/2016/5/11/chartex" xmlns:cx6="http://schemas.microsoft.com/office/drawing/2016/5/12/chartex" xmlns:cx7="http://schemas.microsoft.com/office/drawing/2016/5/13/chartex" xmlns:cx8="http://schemas.microsoft.com/office/drawing/2016/5/14/chartex" xmlns:mc="http://schemas.openxmlformats.org/markup-compatibility/2006" xmlns:aink="http://schemas.microsoft.com/office/drawing/2016/ink" xmlns:am3d="http://schemas.microsoft.com/office/drawing/2017/model3d" xmlns:o="urn:schemas-microsoft-com:office:office" xmlns:r="http://schemas.openxmlformats.org/officeDocument/2006/relationships" xmlns:m="http://schemas.openxmlformats.org/officeDocument/2006/math" xmlns:v="urn:schemas-microsoft-com:vml" xmlns:wp14="http://schemas.microsoft.com/office/word/2010/wordprocessingDrawing" xmlns:wp="http://schemas.openxmlformats.org/drawingml/2006/wordprocessingDrawing" xmlns:w10="urn:schemas-microsoft-com:office:word" xmlns:w="http://schemas.openxmlformats.org/wordprocessingml/2006/main" xmlns:w14="http://schemas.microsoft.com/office/word/2010/wordml" xmlns:w15="http://schemas.microsoft.com/office/word/2012/wordml" xmlns:w16cex="http://schemas.microsoft.com/office/word/2018/wordml/cex" xmlns:w16cid="http://schemas.microsoft.com/office/word/2016/wordml/cid" xmlns:w16="http://schemas.microsoft.com/office/word/2018/wordml" xmlns:w16sdtdh="http://schemas.microsoft.com/office/word/2020/wordml/sdtdatahash" xmlns:w16se="http://schemas.microsoft.com/office/word/2015/wordml/symex" xmlns:wpg="http://schemas.microsoft.com/office/word/2010/wordprocessingGroup" xmlns:wpi="http://schemas.microsoft.com/office/word/2010/wordprocessingInk" xmlns:wne="http://schemas.microsoft.com/office/word/2006/wordml" xmlns:wps="http://schemas.microsoft.com/office/word/2010/wordprocessingShape" mc:Ignorable="w14 w15 w16se w16cid w16 w16cex w16sdtdh wp14">
   <w:p>
     <w:pPr>
       <w:spacing w:line="278" w:lineRule="auto"/>
@@ -2931,20 +2713,8 @@
         <w:szCs w:val="18"/>
         <w:lang w:val="en-IN"/>
       </w:rPr>
-      <w:t>KSSIDC Plot No</w:t>
+      <w:t>KSSIDC Plot No:34</w:t>
     </w:r>
-    <w:proofErr w:type="gramStart"/>
-    <w:r>
-      <w:rPr>
-        <w:rFonts w:ascii="Arial" w:hAnsi="Arial" w:cs="Arial"/>
-        <w:color w:val="525A5D"/>
-        <w:sz w:val="18"/>
-        <w:szCs w:val="18"/>
-        <w:lang w:val="en-IN"/>
-      </w:rPr>
-      <w:t>:34</w:t>
-    </w:r>
-    <w:proofErr w:type="gramEnd"/>
     <w:r>
       <w:rPr>
         <w:rFonts w:ascii="Arial" w:hAnsi="Arial" w:cs="Arial"/>
@@ -2955,7 +2725,6 @@
       </w:rPr>
       <w:t xml:space="preserve">, </w:t>
     </w:r>
-    <w:proofErr w:type="spellStart"/>
     <w:r>
       <w:rPr>
         <w:rFonts w:ascii="Arial" w:hAnsi="Arial" w:cs="Arial"/>
@@ -2964,18 +2733,7 @@
         <w:szCs w:val="18"/>
         <w:lang w:val="en-IN"/>
       </w:rPr>
-      <w:t>Yelahanka</w:t>
-    </w:r>
-    <w:proofErr w:type="spellEnd"/>
-    <w:r>
-      <w:rPr>
-        <w:rFonts w:ascii="Arial" w:hAnsi="Arial" w:cs="Arial"/>
-        <w:color w:val="525A5D"/>
-        <w:sz w:val="18"/>
-        <w:szCs w:val="18"/>
-        <w:lang w:val="en-IN"/>
-      </w:rPr>
-      <w:t>, New Town</w:t>
+      <w:t>Yelahanka, New Town</w:t>
     </w:r>
     <w:r>
       <w:rPr>
@@ -3007,7 +2765,6 @@
       </w:rPr>
       <w:t xml:space="preserve">, </w:t>
     </w:r>
-    <w:proofErr w:type="spellStart"/>
     <w:r>
       <w:rPr>
         <w:rFonts w:ascii="Arial" w:hAnsi="Arial" w:cs="Arial"/>
@@ -3016,18 +2773,7 @@
         <w:szCs w:val="18"/>
         <w:lang w:val="en-IN"/>
       </w:rPr>
-      <w:t>Karnatka</w:t>
-    </w:r>
-    <w:proofErr w:type="spellEnd"/>
-    <w:r>
-      <w:rPr>
-        <w:rFonts w:ascii="Arial" w:hAnsi="Arial" w:cs="Arial"/>
-        <w:color w:val="525A5D"/>
-        <w:sz w:val="18"/>
-        <w:szCs w:val="18"/>
-        <w:lang w:val="en-IN"/>
-      </w:rPr>
-      <w:t xml:space="preserve"> – </w:t>
+      <w:t xml:space="preserve">Karnatka – </w:t>
     </w:r>
     <w:r>
       <w:rPr>
@@ -3098,7 +2844,7 @@
 </file>
 
 <file path=word/footer3.xml><?xml version="1.0" encoding="utf-8"?>
-<w:ftr xmlns:wpc="http://schemas.microsoft.com/office/word/2010/wordprocessingCanvas" xmlns:mc="http://schemas.openxmlformats.org/markup-compatibility/2006" xmlns:o="urn:schemas-microsoft-com:office:office" xmlns:r="http://schemas.openxmlformats.org/officeDocument/2006/relationships" xmlns:m="http://schemas.openxmlformats.org/officeDocument/2006/math" xmlns:v="urn:schemas-microsoft-com:vml" xmlns:wp14="http://schemas.microsoft.com/office/word/2010/wordprocessingDrawing" xmlns:wp="http://schemas.openxmlformats.org/drawingml/2006/wordprocessingDrawing" xmlns:w10="urn:schemas-microsoft-com:office:word" xmlns:w="http://schemas.openxmlformats.org/wordprocessingml/2006/main" xmlns:w14="http://schemas.microsoft.com/office/word/2010/wordml" xmlns:wpg="http://schemas.microsoft.com/office/word/2010/wordprocessingGroup" xmlns:wpi="http://schemas.microsoft.com/office/word/2010/wordprocessingInk" xmlns:wne="http://schemas.microsoft.com/office/word/2006/wordml" xmlns:wps="http://schemas.microsoft.com/office/word/2010/wordprocessingShape" mc:Ignorable="w14 wp14">
+<w:ftr xmlns:wpc="http://schemas.microsoft.com/office/word/2010/wordprocessingCanvas" xmlns:cx="http://schemas.microsoft.com/office/drawing/2014/chartex" xmlns:cx1="http://schemas.microsoft.com/office/drawing/2015/9/8/chartex" xmlns:cx2="http://schemas.microsoft.com/office/drawing/2015/10/21/chartex" xmlns:cx3="http://schemas.microsoft.com/office/drawing/2016/5/9/chartex" xmlns:cx4="http://schemas.microsoft.com/office/drawing/2016/5/10/chartex" xmlns:cx5="http://schemas.microsoft.com/office/drawing/2016/5/11/chartex" xmlns:cx6="http://schemas.microsoft.com/office/drawing/2016/5/12/chartex" xmlns:cx7="http://schemas.microsoft.com/office/drawing/2016/5/13/chartex" xmlns:cx8="http://schemas.microsoft.com/office/drawing/2016/5/14/chartex" xmlns:mc="http://schemas.openxmlformats.org/markup-compatibility/2006" xmlns:aink="http://schemas.microsoft.com/office/drawing/2016/ink" xmlns:am3d="http://schemas.microsoft.com/office/drawing/2017/model3d" xmlns:o="urn:schemas-microsoft-com:office:office" xmlns:r="http://schemas.openxmlformats.org/officeDocument/2006/relationships" xmlns:m="http://schemas.openxmlformats.org/officeDocument/2006/math" xmlns:v="urn:schemas-microsoft-com:vml" xmlns:wp14="http://schemas.microsoft.com/office/word/2010/wordprocessingDrawing" xmlns:wp="http://schemas.openxmlformats.org/drawingml/2006/wordprocessingDrawing" xmlns:w10="urn:schemas-microsoft-com:office:word" xmlns:w="http://schemas.openxmlformats.org/wordprocessingml/2006/main" xmlns:w14="http://schemas.microsoft.com/office/word/2010/wordml" xmlns:w15="http://schemas.microsoft.com/office/word/2012/wordml" xmlns:w16cex="http://schemas.microsoft.com/office/word/2018/wordml/cex" xmlns:w16cid="http://schemas.microsoft.com/office/word/2016/wordml/cid" xmlns:w16="http://schemas.microsoft.com/office/word/2018/wordml" xmlns:w16sdtdh="http://schemas.microsoft.com/office/word/2020/wordml/sdtdatahash" xmlns:w16se="http://schemas.microsoft.com/office/word/2015/wordml/symex" xmlns:wpg="http://schemas.microsoft.com/office/word/2010/wordprocessingGroup" xmlns:wpi="http://schemas.microsoft.com/office/word/2010/wordprocessingInk" xmlns:wne="http://schemas.microsoft.com/office/word/2006/wordml" xmlns:wps="http://schemas.microsoft.com/office/word/2010/wordprocessingShape" mc:Ignorable="w14 w15 w16se w16cid w16 w16cex w16sdtdh wp14">
   <w:p>
     <w:pPr>
       <w:pStyle w:val="Footer"/>
@@ -3108,7 +2854,7 @@
 </file>
 
 <file path=word/footnotes.xml><?xml version="1.0" encoding="utf-8"?>
-<w:footnotes xmlns:wpc="http://schemas.microsoft.com/office/word/2010/wordprocessingCanvas" xmlns:mc="http://schemas.openxmlformats.org/markup-compatibility/2006" xmlns:o="urn:schemas-microsoft-com:office:office" xmlns:r="http://schemas.openxmlformats.org/officeDocument/2006/relationships" xmlns:m="http://schemas.openxmlformats.org/officeDocument/2006/math" xmlns:v="urn:schemas-microsoft-com:vml" xmlns:wp14="http://schemas.microsoft.com/office/word/2010/wordprocessingDrawing" xmlns:wp="http://schemas.openxmlformats.org/drawingml/2006/wordprocessingDrawing" xmlns:w10="urn:schemas-microsoft-com:office:word" xmlns:w="http://schemas.openxmlformats.org/wordprocessingml/2006/main" xmlns:w14="http://schemas.microsoft.com/office/word/2010/wordml" xmlns:wpg="http://schemas.microsoft.com/office/word/2010/wordprocessingGroup" xmlns:wpi="http://schemas.microsoft.com/office/word/2010/wordprocessingInk" xmlns:wne="http://schemas.microsoft.com/office/word/2006/wordml" xmlns:wps="http://schemas.microsoft.com/office/word/2010/wordprocessingShape" mc:Ignorable="w14 wp14">
+<w:footnotes xmlns:wpc="http://schemas.microsoft.com/office/word/2010/wordprocessingCanvas" xmlns:cx="http://schemas.microsoft.com/office/drawing/2014/chartex" xmlns:cx1="http://schemas.microsoft.com/office/drawing/2015/9/8/chartex" xmlns:cx2="http://schemas.microsoft.com/office/drawing/2015/10/21/chartex" xmlns:cx3="http://schemas.microsoft.com/office/drawing/2016/5/9/chartex" xmlns:cx4="http://schemas.microsoft.com/office/drawing/2016/5/10/chartex" xmlns:cx5="http://schemas.microsoft.com/office/drawing/2016/5/11/chartex" xmlns:cx6="http://schemas.microsoft.com/office/drawing/2016/5/12/chartex" xmlns:cx7="http://schemas.microsoft.com/office/drawing/2016/5/13/chartex" xmlns:cx8="http://schemas.microsoft.com/office/drawing/2016/5/14/chartex" xmlns:mc="http://schemas.openxmlformats.org/markup-compatibility/2006" xmlns:aink="http://schemas.microsoft.com/office/drawing/2016/ink" xmlns:am3d="http://schemas.microsoft.com/office/drawing/2017/model3d" xmlns:o="urn:schemas-microsoft-com:office:office" xmlns:r="http://schemas.openxmlformats.org/officeDocument/2006/relationships" xmlns:m="http://schemas.openxmlformats.org/officeDocument/2006/math" xmlns:v="urn:schemas-microsoft-com:vml" xmlns:wp14="http://schemas.microsoft.com/office/word/2010/wordprocessingDrawing" xmlns:wp="http://schemas.openxmlformats.org/drawingml/2006/wordprocessingDrawing" xmlns:w10="urn:schemas-microsoft-com:office:word" xmlns:w="http://schemas.openxmlformats.org/wordprocessingml/2006/main" xmlns:w14="http://schemas.microsoft.com/office/word/2010/wordml" xmlns:w15="http://schemas.microsoft.com/office/word/2012/wordml" xmlns:w16cex="http://schemas.microsoft.com/office/word/2018/wordml/cex" xmlns:w16cid="http://schemas.microsoft.com/office/word/2016/wordml/cid" xmlns:w16="http://schemas.microsoft.com/office/word/2018/wordml" xmlns:w16sdtdh="http://schemas.microsoft.com/office/word/2020/wordml/sdtdatahash" xmlns:w16se="http://schemas.microsoft.com/office/word/2015/wordml/symex" xmlns:wpg="http://schemas.microsoft.com/office/word/2010/wordprocessingGroup" xmlns:wpi="http://schemas.microsoft.com/office/word/2010/wordprocessingInk" xmlns:wne="http://schemas.microsoft.com/office/word/2006/wordml" xmlns:wps="http://schemas.microsoft.com/office/word/2010/wordprocessingShape" mc:Ignorable="w14 w15 w16se w16cid w16 w16cex w16sdtdh wp14">
   <w:footnote w:type="separator" w:id="-1">
     <w:p>
       <w:r>
@@ -3127,7 +2873,7 @@
 </file>
 
 <file path=word/header1.xml><?xml version="1.0" encoding="utf-8"?>
-<w:hdr xmlns:wpc="http://schemas.microsoft.com/office/word/2010/wordprocessingCanvas" xmlns:mc="http://schemas.openxmlformats.org/markup-compatibility/2006" xmlns:o="urn:schemas-microsoft-com:office:office" xmlns:r="http://schemas.openxmlformats.org/officeDocument/2006/relationships" xmlns:m="http://schemas.openxmlformats.org/officeDocument/2006/math" xmlns:v="urn:schemas-microsoft-com:vml" xmlns:wp14="http://schemas.microsoft.com/office/word/2010/wordprocessingDrawing" xmlns:wp="http://schemas.openxmlformats.org/drawingml/2006/wordprocessingDrawing" xmlns:w10="urn:schemas-microsoft-com:office:word" xmlns:w="http://schemas.openxmlformats.org/wordprocessingml/2006/main" xmlns:w14="http://schemas.microsoft.com/office/word/2010/wordml" xmlns:wpg="http://schemas.microsoft.com/office/word/2010/wordprocessingGroup" xmlns:wpi="http://schemas.microsoft.com/office/word/2010/wordprocessingInk" xmlns:wne="http://schemas.microsoft.com/office/word/2006/wordml" xmlns:wps="http://schemas.microsoft.com/office/word/2010/wordprocessingShape" mc:Ignorable="w14 wp14">
+<w:hdr xmlns:wpc="http://schemas.microsoft.com/office/word/2010/wordprocessingCanvas" xmlns:cx="http://schemas.microsoft.com/office/drawing/2014/chartex" xmlns:cx1="http://schemas.microsoft.com/office/drawing/2015/9/8/chartex" xmlns:cx2="http://schemas.microsoft.com/office/drawing/2015/10/21/chartex" xmlns:cx3="http://schemas.microsoft.com/office/drawing/2016/5/9/chartex" xmlns:cx4="http://schemas.microsoft.com/office/drawing/2016/5/10/chartex" xmlns:cx5="http://schemas.microsoft.com/office/drawing/2016/5/11/chartex" xmlns:cx6="http://schemas.microsoft.com/office/drawing/2016/5/12/chartex" xmlns:cx7="http://schemas.microsoft.com/office/drawing/2016/5/13/chartex" xmlns:cx8="http://schemas.microsoft.com/office/drawing/2016/5/14/chartex" xmlns:mc="http://schemas.openxmlformats.org/markup-compatibility/2006" xmlns:aink="http://schemas.microsoft.com/office/drawing/2016/ink" xmlns:am3d="http://schemas.microsoft.com/office/drawing/2017/model3d" xmlns:o="urn:schemas-microsoft-com:office:office" xmlns:r="http://schemas.openxmlformats.org/officeDocument/2006/relationships" xmlns:m="http://schemas.openxmlformats.org/officeDocument/2006/math" xmlns:v="urn:schemas-microsoft-com:vml" xmlns:wp14="http://schemas.microsoft.com/office/word/2010/wordprocessingDrawing" xmlns:wp="http://schemas.openxmlformats.org/drawingml/2006/wordprocessingDrawing" xmlns:w10="urn:schemas-microsoft-com:office:word" xmlns:w="http://schemas.openxmlformats.org/wordprocessingml/2006/main" xmlns:w14="http://schemas.microsoft.com/office/word/2010/wordml" xmlns:w15="http://schemas.microsoft.com/office/word/2012/wordml" xmlns:w16cex="http://schemas.microsoft.com/office/word/2018/wordml/cex" xmlns:w16cid="http://schemas.microsoft.com/office/word/2016/wordml/cid" xmlns:w16="http://schemas.microsoft.com/office/word/2018/wordml" xmlns:w16sdtdh="http://schemas.microsoft.com/office/word/2020/wordml/sdtdatahash" xmlns:w16se="http://schemas.microsoft.com/office/word/2015/wordml/symex" xmlns:wpg="http://schemas.microsoft.com/office/word/2010/wordprocessingGroup" xmlns:wpi="http://schemas.microsoft.com/office/word/2010/wordprocessingInk" xmlns:wne="http://schemas.microsoft.com/office/word/2006/wordml" xmlns:wps="http://schemas.microsoft.com/office/word/2010/wordprocessingShape" mc:Ignorable="w14 w15 w16se w16cid w16 w16cex w16sdtdh wp14">
   <w:p>
     <w:pPr>
       <w:pStyle w:val="Header"/>
@@ -3137,7 +2883,7 @@
 </file>
 
 <file path=word/header2.xml><?xml version="1.0" encoding="utf-8"?>
-<w:hdr xmlns:wpc="http://schemas.microsoft.com/office/word/2010/wordprocessingCanvas" xmlns:mc="http://schemas.openxmlformats.org/markup-compatibility/2006" xmlns:o="urn:schemas-microsoft-com:office:office" xmlns:r="http://schemas.openxmlformats.org/officeDocument/2006/relationships" xmlns:m="http://schemas.openxmlformats.org/officeDocument/2006/math" xmlns:v="urn:schemas-microsoft-com:vml" xmlns:wp14="http://schemas.microsoft.com/office/word/2010/wordprocessingDrawing" xmlns:wp="http://schemas.openxmlformats.org/drawingml/2006/wordprocessingDrawing" xmlns:w10="urn:schemas-microsoft-com:office:word" xmlns:w="http://schemas.openxmlformats.org/wordprocessingml/2006/main" xmlns:w14="http://schemas.microsoft.com/office/word/2010/wordml" xmlns:wpg="http://schemas.microsoft.com/office/word/2010/wordprocessingGroup" xmlns:wpi="http://schemas.microsoft.com/office/word/2010/wordprocessingInk" xmlns:wne="http://schemas.microsoft.com/office/word/2006/wordml" xmlns:wps="http://schemas.microsoft.com/office/word/2010/wordprocessingShape" mc:Ignorable="w14 wp14">
+<w:hdr xmlns:wpc="http://schemas.microsoft.com/office/word/2010/wordprocessingCanvas" xmlns:cx="http://schemas.microsoft.com/office/drawing/2014/chartex" xmlns:cx1="http://schemas.microsoft.com/office/drawing/2015/9/8/chartex" xmlns:cx2="http://schemas.microsoft.com/office/drawing/2015/10/21/chartex" xmlns:cx3="http://schemas.microsoft.com/office/drawing/2016/5/9/chartex" xmlns:cx4="http://schemas.microsoft.com/office/drawing/2016/5/10/chartex" xmlns:cx5="http://schemas.microsoft.com/office/drawing/2016/5/11/chartex" xmlns:cx6="http://schemas.microsoft.com/office/drawing/2016/5/12/chartex" xmlns:cx7="http://schemas.microsoft.com/office/drawing/2016/5/13/chartex" xmlns:cx8="http://schemas.microsoft.com/office/drawing/2016/5/14/chartex" xmlns:mc="http://schemas.openxmlformats.org/markup-compatibility/2006" xmlns:aink="http://schemas.microsoft.com/office/drawing/2016/ink" xmlns:am3d="http://schemas.microsoft.com/office/drawing/2017/model3d" xmlns:o="urn:schemas-microsoft-com:office:office" xmlns:r="http://schemas.openxmlformats.org/officeDocument/2006/relationships" xmlns:m="http://schemas.openxmlformats.org/officeDocument/2006/math" xmlns:v="urn:schemas-microsoft-com:vml" xmlns:wp14="http://schemas.microsoft.com/office/word/2010/wordprocessingDrawing" xmlns:wp="http://schemas.openxmlformats.org/drawingml/2006/wordprocessingDrawing" xmlns:w10="urn:schemas-microsoft-com:office:word" xmlns:w="http://schemas.openxmlformats.org/wordprocessingml/2006/main" xmlns:w14="http://schemas.microsoft.com/office/word/2010/wordml" xmlns:w15="http://schemas.microsoft.com/office/word/2012/wordml" xmlns:w16cex="http://schemas.microsoft.com/office/word/2018/wordml/cex" xmlns:w16cid="http://schemas.microsoft.com/office/word/2016/wordml/cid" xmlns:w16="http://schemas.microsoft.com/office/word/2018/wordml" xmlns:w16sdtdh="http://schemas.microsoft.com/office/word/2020/wordml/sdtdatahash" xmlns:w16se="http://schemas.microsoft.com/office/word/2015/wordml/symex" xmlns:wpg="http://schemas.microsoft.com/office/word/2010/wordprocessingGroup" xmlns:wpi="http://schemas.microsoft.com/office/word/2010/wordprocessingInk" xmlns:wne="http://schemas.microsoft.com/office/word/2006/wordml" xmlns:wps="http://schemas.microsoft.com/office/word/2010/wordprocessingShape" mc:Ignorable="w14 w15 w16se w16cid w16 w16cex w16sdtdh wp14">
   <w:p>
     <w:pPr>
       <w:pStyle w:val="Header"/>
@@ -3209,7 +2955,6 @@
                               <w:szCs w:val="18"/>
                             </w:rPr>
                           </w:pPr>
-                          <w:proofErr w:type="spellStart"/>
                           <w:r>
                             <w:rPr>
                               <w:rFonts w:ascii="Arial" w:hAnsi="Arial" w:cs="Arial"/>
@@ -3217,77 +2962,7 @@
                               <w:sz w:val="18"/>
                               <w:szCs w:val="18"/>
                             </w:rPr>
-                            <w:t>Akbarpur</w:t>
-                          </w:r>
-                          <w:proofErr w:type="spellEnd"/>
-                          <w:r>
-                            <w:rPr>
-                              <w:rFonts w:ascii="Arial" w:hAnsi="Arial" w:cs="Arial"/>
-                              <w:color w:val="525A5D"/>
-                              <w:sz w:val="18"/>
-                              <w:szCs w:val="18"/>
-                            </w:rPr>
-                            <w:t xml:space="preserve"> </w:t>
-                          </w:r>
-                          <w:proofErr w:type="spellStart"/>
-                          <w:r>
-                            <w:rPr>
-                              <w:rFonts w:ascii="Arial" w:hAnsi="Arial" w:cs="Arial"/>
-                              <w:color w:val="525A5D"/>
-                              <w:sz w:val="18"/>
-                              <w:szCs w:val="18"/>
-                            </w:rPr>
-                            <w:t>Channa</w:t>
-                          </w:r>
-                          <w:proofErr w:type="spellEnd"/>
-                          <w:r>
-                            <w:rPr>
-                              <w:rFonts w:ascii="Arial" w:hAnsi="Arial" w:cs="Arial"/>
-                              <w:color w:val="525A5D"/>
-                              <w:sz w:val="18"/>
-                              <w:szCs w:val="18"/>
-                            </w:rPr>
-                            <w:t>, Ludhiana-</w:t>
-                          </w:r>
-                          <w:proofErr w:type="spellStart"/>
-                          <w:r>
-                            <w:rPr>
-                              <w:rFonts w:ascii="Arial" w:hAnsi="Arial" w:cs="Arial"/>
-                              <w:color w:val="525A5D"/>
-                              <w:sz w:val="18"/>
-                              <w:szCs w:val="18"/>
-                            </w:rPr>
-                            <w:t>Malerkotla</w:t>
-                          </w:r>
-                          <w:proofErr w:type="spellEnd"/>
-                          <w:r>
-                            <w:rPr>
-                              <w:rFonts w:ascii="Arial" w:hAnsi="Arial" w:cs="Arial"/>
-                              <w:color w:val="525A5D"/>
-                              <w:sz w:val="18"/>
-                              <w:szCs w:val="18"/>
-                            </w:rPr>
-                            <w:t xml:space="preserve"> Road, </w:t>
-                          </w:r>
-                          <w:proofErr w:type="spellStart"/>
-                          <w:r>
-                            <w:rPr>
-                              <w:rFonts w:ascii="Arial" w:hAnsi="Arial" w:cs="Arial"/>
-                              <w:color w:val="525A5D"/>
-                              <w:sz w:val="18"/>
-                              <w:szCs w:val="18"/>
-                            </w:rPr>
-                            <w:t>Ahmedgarh</w:t>
-                          </w:r>
-                          <w:proofErr w:type="spellEnd"/>
-                          <w:r>
-                            <w:rPr>
-                              <w:rFonts w:ascii="Arial" w:hAnsi="Arial" w:cs="Arial"/>
-                              <w:color w:val="525A5D"/>
-                              <w:sz w:val="18"/>
-                              <w:szCs w:val="18"/>
-                            </w:rPr>
-                            <w:t xml:space="preserve"> - 148021 District, Sangrur</w:t>
+                            <w:t>Akbarpur Channa, Ludhiana-Malerkotla Road, Ahmedgarh - 148021 District, Sangrur</w:t>
                           </w:r>
                           <w:r>
                             <w:rPr>
@@ -3338,7 +3013,6 @@
                               <w:szCs w:val="18"/>
                             </w:rPr>
                           </w:pPr>
-                          <w:proofErr w:type="gramStart"/>
                           <w:r>
                             <w:rPr>
                               <w:rFonts w:ascii="Arial" w:hAnsi="Arial" w:cs="Arial"/>
@@ -3346,17 +3020,7 @@
                               <w:sz w:val="18"/>
                               <w:szCs w:val="18"/>
                             </w:rPr>
-                            <w:t>e-mail</w:t>
-                          </w:r>
-                          <w:proofErr w:type="gramEnd"/>
-                          <w:r>
-                            <w:rPr>
-                              <w:rFonts w:ascii="Arial" w:hAnsi="Arial" w:cs="Arial"/>
-                              <w:color w:val="525A5D"/>
-                              <w:sz w:val="18"/>
-                              <w:szCs w:val="18"/>
-                            </w:rPr>
-                            <w:t xml:space="preserve">: info@cedaartextile.com </w:t>
+                            <w:t xml:space="preserve">e-mail: info@cedaartextile.com </w:t>
                           </w:r>
                         </w:p>
                         <w:p>
@@ -3371,7 +3035,6 @@
                               <w:szCs w:val="18"/>
                             </w:rPr>
                           </w:pPr>
-                          <w:proofErr w:type="gramStart"/>
                           <w:r>
                             <w:rPr>
                               <w:rFonts w:ascii="Arial" w:hAnsi="Arial" w:cs="Arial"/>
@@ -3379,17 +3042,7 @@
                               <w:sz w:val="18"/>
                               <w:szCs w:val="18"/>
                             </w:rPr>
-                            <w:t>website</w:t>
-                          </w:r>
-                          <w:proofErr w:type="gramEnd"/>
-                          <w:r>
-                            <w:rPr>
-                              <w:rFonts w:ascii="Arial" w:hAnsi="Arial" w:cs="Arial"/>
-                              <w:color w:val="525A5D"/>
-                              <w:sz w:val="18"/>
-                              <w:szCs w:val="18"/>
-                            </w:rPr>
-                            <w:t xml:space="preserve">: </w:t>
+                            <w:t xml:space="preserve">website: </w:t>
                           </w:r>
                           <w:hyperlink r:id="rId1" w:history="1">
                             <w:r>
@@ -3415,7 +3068,6 @@
                               <w:szCs w:val="18"/>
                             </w:rPr>
                           </w:pPr>
-                          <w:proofErr w:type="spellStart"/>
                           <w:r>
                             <w:rPr>
                               <w:rFonts w:ascii="Arial" w:hAnsi="Arial" w:cs="Arial"/>
@@ -3425,7 +3077,6 @@
                             </w:rPr>
                             <w:t>Ph</w:t>
                           </w:r>
-                          <w:proofErr w:type="spellEnd"/>
                           <w:r>
                             <w:rPr>
                               <w:rFonts w:ascii="Arial" w:hAnsi="Arial" w:cs="Arial"/>
@@ -3464,19 +3115,8 @@
                               <w:sz w:val="18"/>
                               <w:szCs w:val="18"/>
                             </w:rPr>
-                            <w:t>CIN</w:t>
+                            <w:t>CIN:U17299KA2020PTC139070</w:t>
                           </w:r>
-                          <w:proofErr w:type="gramStart"/>
-                          <w:r>
-                            <w:rPr>
-                              <w:rFonts w:ascii="Arial" w:hAnsi="Arial" w:cs="Arial"/>
-                              <w:color w:val="525A5D"/>
-                              <w:sz w:val="18"/>
-                              <w:szCs w:val="18"/>
-                            </w:rPr>
-                            <w:t>:U17299KA2020PTC139070</w:t>
-                          </w:r>
-                          <w:proofErr w:type="gramEnd"/>
                         </w:p>
                         <w:p>
                           <w:pPr>
@@ -3529,9 +3169,9 @@
             </wp:anchor>
           </w:drawing>
         </mc:Choice>
-        <mc:Fallback xmlns:w15="http://schemas.microsoft.com/office/word/2012/wordml">
+        <mc:Fallback>
           <w:pict>
-            <v:rect w14:anchorId="3250A5CA" id="Rectangle 10" o:spid="_x0000_s1027" style="position:absolute;margin-left:637.5pt;margin-top:0;width:231.75pt;height:77.95pt;z-index:251659264;visibility:visible;mso-wrap-style:square;mso-width-percent:0;mso-height-percent:0;mso-wrap-distance-left:9pt;mso-wrap-distance-top:0;mso-wrap-distance-right:9pt;mso-wrap-distance-bottom:0;mso-position-horizontal:absolute;mso-position-horizontal-relative:text;mso-position-vertical:absolute;mso-position-vertical-relative:text;mso-width-percent:0;mso-height-percent:0;mso-width-relative:margin;mso-height-relative:margin;v-text-anchor:middle" o:gfxdata="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" fillcolor="white [3201]" strokecolor="white [3212]" strokeweight="1pt">
+            <v:rect w14:anchorId="3250A5CA" id="Rectangle 10" o:spid="_x0000_s1027" style="position:absolute;margin-left:637.5pt;margin-top:0;width:231.75pt;height:77.95pt;z-index:251659264;visibility:visible;mso-wrap-style:square;mso-width-percent:0;mso-height-percent:0;mso-wrap-distance-left:9pt;mso-wrap-distance-top:0;mso-wrap-distance-right:9pt;mso-wrap-distance-bottom:0;mso-position-horizontal:absolute;mso-position-horizontal-relative:text;mso-position-vertical:absolute;mso-position-vertical-relative:text;mso-width-percent:0;mso-height-percent:0;mso-width-relative:margin;mso-height-relative:margin;v-text-anchor:middle" o:gfxdata="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" fillcolor="white [3201]" strokecolor="white [3212]" strokeweight="1pt">
               <v:textbox>
                 <w:txbxContent>
                   <w:p>
@@ -3546,7 +3186,6 @@
                         <w:szCs w:val="18"/>
                       </w:rPr>
                     </w:pPr>
-                    <w:proofErr w:type="spellStart"/>
                     <w:r>
                       <w:rPr>
                         <w:rFonts w:ascii="Arial" w:hAnsi="Arial" w:cs="Arial"/>
@@ -3554,89 +3193,8 @@
                         <w:sz w:val="18"/>
                         <w:szCs w:val="18"/>
                       </w:rPr>
-                      <w:t>Akbarpur</w:t>
+                      <w:t>Akbarpur Channa, Ludhiana-Malerkotla Road, Ahmedgarh - 148021 District, Sangrur</w:t>
                     </w:r>
-                    <w:proofErr w:type="spellEnd"/>
-                    <w:r>
-                      <w:rPr>
-                        <w:rFonts w:ascii="Arial" w:hAnsi="Arial" w:cs="Arial"/>
-                        <w:color w:val="525A5D"/>
-                        <w:sz w:val="18"/>
-                        <w:szCs w:val="18"/>
-                      </w:rPr>
-                      <w:t xml:space="preserve"> </w:t>
-                    </w:r>
-                    <w:proofErr w:type="spellStart"/>
-                    <w:r>
-                      <w:rPr>
-                        <w:rFonts w:ascii="Arial" w:hAnsi="Arial" w:cs="Arial"/>
-                        <w:color w:val="525A5D"/>
-                        <w:sz w:val="18"/>
-                        <w:szCs w:val="18"/>
-                      </w:rPr>
-                      <w:t>Channa</w:t>
-                    </w:r>
-                    <w:proofErr w:type="spellEnd"/>
-                    <w:r>
-                      <w:rPr>
-                        <w:rFonts w:ascii="Arial" w:hAnsi="Arial" w:cs="Arial"/>
-                        <w:color w:val="525A5D"/>
-                        <w:sz w:val="18"/>
-                        <w:szCs w:val="18"/>
-                      </w:rPr>
-                      <w:t>, Ludhiana-</w:t>
-                    </w:r>
-                    <w:proofErr w:type="spellStart"/>
-                    <w:r>
-                      <w:rPr>
-                        <w:rFonts w:ascii="Arial" w:hAnsi="Arial" w:cs="Arial"/>
-                        <w:color w:val="525A5D"/>
-                        <w:sz w:val="18"/>
-                        <w:szCs w:val="18"/>
-                      </w:rPr>
-                      <w:t>Malerkotla</w:t>
-                    </w:r>
-                    <w:proofErr w:type="spellEnd"/>
-                    <w:r>
-                      <w:rPr>
-                        <w:rFonts w:ascii="Arial" w:hAnsi="Arial" w:cs="Arial"/>
-                        <w:color w:val="525A5D"/>
-                        <w:sz w:val="18"/>
-                        <w:szCs w:val="18"/>
-                      </w:rPr>
-                      <w:t xml:space="preserve"> Road, </w:t>
-                    </w:r>
-                    <w:proofErr w:type="spellStart"/>
-                    <w:r>
-                      <w:rPr>
-                        <w:rFonts w:ascii="Arial" w:hAnsi="Arial" w:cs="Arial"/>
-                        <w:color w:val="525A5D"/>
-                        <w:sz w:val="18"/>
-                        <w:szCs w:val="18"/>
-                      </w:rPr>
-                      <w:t>Ahmedgarh</w:t>
-                    </w:r>
-                    <w:proofErr w:type="spellEnd"/>
-                    <w:r>
-                      <w:rPr>
-                        <w:rFonts w:ascii="Arial" w:hAnsi="Arial" w:cs="Arial"/>
-                        <w:color w:val="525A5D"/>
-                        <w:sz w:val="18"/>
-                        <w:szCs w:val="18"/>
-                      </w:rPr>
-                      <w:t xml:space="preserve"> - 148021 District, </w:t>
-                    </w:r>
-                    <w:proofErr w:type="spellStart"/>
-                    <w:r>
-                      <w:rPr>
-                        <w:rFonts w:ascii="Arial" w:hAnsi="Arial" w:cs="Arial"/>
-                        <w:color w:val="525A5D"/>
-                        <w:sz w:val="18"/>
-                        <w:szCs w:val="18"/>
-                      </w:rPr>
-                      <w:t>Sangrur</w:t>
-                    </w:r>
-                    <w:proofErr w:type="spellEnd"/>
                     <w:r>
                       <w:rPr>
                         <w:rFonts w:ascii="Arial" w:hAnsi="Arial" w:cs="Arial"/>
@@ -3686,7 +3244,6 @@
                         <w:szCs w:val="18"/>
                       </w:rPr>
                     </w:pPr>
-                    <w:proofErr w:type="gramStart"/>
                     <w:r>
                       <w:rPr>
                         <w:rFonts w:ascii="Arial" w:hAnsi="Arial" w:cs="Arial"/>
@@ -3694,17 +3251,7 @@
                         <w:sz w:val="18"/>
                         <w:szCs w:val="18"/>
                       </w:rPr>
-                      <w:t>e-mail</w:t>
-                    </w:r>
-                    <w:proofErr w:type="gramEnd"/>
-                    <w:r>
-                      <w:rPr>
-                        <w:rFonts w:ascii="Arial" w:hAnsi="Arial" w:cs="Arial"/>
-                        <w:color w:val="525A5D"/>
-                        <w:sz w:val="18"/>
-                        <w:szCs w:val="18"/>
-                      </w:rPr>
-                      <w:t xml:space="preserve">: info@cedaartextile.com </w:t>
+                      <w:t xml:space="preserve">e-mail: info@cedaartextile.com </w:t>
                     </w:r>
                   </w:p>
                   <w:p>
@@ -3719,7 +3266,6 @@
                         <w:szCs w:val="18"/>
                       </w:rPr>
                     </w:pPr>
-                    <w:proofErr w:type="gramStart"/>
                     <w:r>
                       <w:rPr>
                         <w:rFonts w:ascii="Arial" w:hAnsi="Arial" w:cs="Arial"/>
@@ -3727,17 +3273,7 @@
                         <w:sz w:val="18"/>
                         <w:szCs w:val="18"/>
                       </w:rPr>
-                      <w:t>website</w:t>
-                    </w:r>
-                    <w:proofErr w:type="gramEnd"/>
-                    <w:r>
-                      <w:rPr>
-                        <w:rFonts w:ascii="Arial" w:hAnsi="Arial" w:cs="Arial"/>
-                        <w:color w:val="525A5D"/>
-                        <w:sz w:val="18"/>
-                        <w:szCs w:val="18"/>
-                      </w:rPr>
-                      <w:t xml:space="preserve">: </w:t>
+                      <w:t xml:space="preserve">website: </w:t>
                     </w:r>
                     <w:hyperlink r:id="rId2" w:history="1">
                       <w:r>
@@ -3763,7 +3299,6 @@
                         <w:szCs w:val="18"/>
                       </w:rPr>
                     </w:pPr>
-                    <w:proofErr w:type="spellStart"/>
                     <w:r>
                       <w:rPr>
                         <w:rFonts w:ascii="Arial" w:hAnsi="Arial" w:cs="Arial"/>
@@ -3773,7 +3308,6 @@
                       </w:rPr>
                       <w:t>Ph</w:t>
                     </w:r>
-                    <w:proofErr w:type="spellEnd"/>
                     <w:r>
                       <w:rPr>
                         <w:rFonts w:ascii="Arial" w:hAnsi="Arial" w:cs="Arial"/>
@@ -3812,19 +3346,8 @@
                         <w:sz w:val="18"/>
                         <w:szCs w:val="18"/>
                       </w:rPr>
-                      <w:t>CIN</w:t>
+                      <w:t>CIN:U17299KA2020PTC139070</w:t>
                     </w:r>
-                    <w:proofErr w:type="gramStart"/>
-                    <w:r>
-                      <w:rPr>
-                        <w:rFonts w:ascii="Arial" w:hAnsi="Arial" w:cs="Arial"/>
-                        <w:color w:val="525A5D"/>
-                        <w:sz w:val="18"/>
-                        <w:szCs w:val="18"/>
-                      </w:rPr>
-                      <w:t>:U17299KA2020PTC139070</w:t>
-                    </w:r>
-                    <w:proofErr w:type="gramEnd"/>
                   </w:p>
                   <w:p>
                     <w:pPr>
@@ -3928,7 +3451,7 @@
 </file>
 
 <file path=word/header3.xml><?xml version="1.0" encoding="utf-8"?>
-<w:hdr xmlns:wpc="http://schemas.microsoft.com/office/word/2010/wordprocessingCanvas" xmlns:mc="http://schemas.openxmlformats.org/markup-compatibility/2006" xmlns:o="urn:schemas-microsoft-com:office:office" xmlns:r="http://schemas.openxmlformats.org/officeDocument/2006/relationships" xmlns:m="http://schemas.openxmlformats.org/officeDocument/2006/math" xmlns:v="urn:schemas-microsoft-com:vml" xmlns:wp14="http://schemas.microsoft.com/office/word/2010/wordprocessingDrawing" xmlns:wp="http://schemas.openxmlformats.org/drawingml/2006/wordprocessingDrawing" xmlns:w10="urn:schemas-microsoft-com:office:word" xmlns:w="http://schemas.openxmlformats.org/wordprocessingml/2006/main" xmlns:w14="http://schemas.microsoft.com/office/word/2010/wordml" xmlns:wpg="http://schemas.microsoft.com/office/word/2010/wordprocessingGroup" xmlns:wpi="http://schemas.microsoft.com/office/word/2010/wordprocessingInk" xmlns:wne="http://schemas.microsoft.com/office/word/2006/wordml" xmlns:wps="http://schemas.microsoft.com/office/word/2010/wordprocessingShape" mc:Ignorable="w14 wp14">
+<w:hdr xmlns:wpc="http://schemas.microsoft.com/office/word/2010/wordprocessingCanvas" xmlns:cx="http://schemas.microsoft.com/office/drawing/2014/chartex" xmlns:cx1="http://schemas.microsoft.com/office/drawing/2015/9/8/chartex" xmlns:cx2="http://schemas.microsoft.com/office/drawing/2015/10/21/chartex" xmlns:cx3="http://schemas.microsoft.com/office/drawing/2016/5/9/chartex" xmlns:cx4="http://schemas.microsoft.com/office/drawing/2016/5/10/chartex" xmlns:cx5="http://schemas.microsoft.com/office/drawing/2016/5/11/chartex" xmlns:cx6="http://schemas.microsoft.com/office/drawing/2016/5/12/chartex" xmlns:cx7="http://schemas.microsoft.com/office/drawing/2016/5/13/chartex" xmlns:cx8="http://schemas.microsoft.com/office/drawing/2016/5/14/chartex" xmlns:mc="http://schemas.openxmlformats.org/markup-compatibility/2006" xmlns:aink="http://schemas.microsoft.com/office/drawing/2016/ink" xmlns:am3d="http://schemas.microsoft.com/office/drawing/2017/model3d" xmlns:o="urn:schemas-microsoft-com:office:office" xmlns:r="http://schemas.openxmlformats.org/officeDocument/2006/relationships" xmlns:m="http://schemas.openxmlformats.org/officeDocument/2006/math" xmlns:v="urn:schemas-microsoft-com:vml" xmlns:wp14="http://schemas.microsoft.com/office/word/2010/wordprocessingDrawing" xmlns:wp="http://schemas.openxmlformats.org/drawingml/2006/wordprocessingDrawing" xmlns:w10="urn:schemas-microsoft-com:office:word" xmlns:w="http://schemas.openxmlformats.org/wordprocessingml/2006/main" xmlns:w14="http://schemas.microsoft.com/office/word/2010/wordml" xmlns:w15="http://schemas.microsoft.com/office/word/2012/wordml" xmlns:w16cex="http://schemas.microsoft.com/office/word/2018/wordml/cex" xmlns:w16cid="http://schemas.microsoft.com/office/word/2016/wordml/cid" xmlns:w16="http://schemas.microsoft.com/office/word/2018/wordml" xmlns:w16sdtdh="http://schemas.microsoft.com/office/word/2020/wordml/sdtdatahash" xmlns:w16se="http://schemas.microsoft.com/office/word/2015/wordml/symex" xmlns:wpg="http://schemas.microsoft.com/office/word/2010/wordprocessingGroup" xmlns:wpi="http://schemas.microsoft.com/office/word/2010/wordprocessingInk" xmlns:wne="http://schemas.microsoft.com/office/word/2006/wordml" xmlns:wps="http://schemas.microsoft.com/office/word/2010/wordprocessingShape" mc:Ignorable="w14 w15 w16se w16cid w16 w16cex w16sdtdh wp14">
   <w:p>
     <w:pPr>
       <w:pStyle w:val="Header"/>
@@ -3938,8 +3461,8 @@
 </file>
 
 <file path=word/numbering.xml><?xml version="1.0" encoding="utf-8"?>
-<w:numbering xmlns:wpc="http://schemas.microsoft.com/office/word/2010/wordprocessingCanvas" xmlns:mc="http://schemas.openxmlformats.org/markup-compatibility/2006" xmlns:o="urn:schemas-microsoft-com:office:office" xmlns:r="http://schemas.openxmlformats.org/officeDocument/2006/relationships" xmlns:m="http://schemas.openxmlformats.org/officeDocument/2006/math" xmlns:v="urn:schemas-microsoft-com:vml" xmlns:wp14="http://schemas.microsoft.com/office/word/2010/wordprocessingDrawing" xmlns:wp="http://schemas.openxmlformats.org/drawingml/2006/wordprocessingDrawing" xmlns:w10="urn:schemas-microsoft-com:office:word" xmlns:w="http://schemas.openxmlformats.org/wordprocessingml/2006/main" xmlns:w14="http://schemas.microsoft.com/office/word/2010/wordml" xmlns:wpg="http://schemas.microsoft.com/office/word/2010/wordprocessingGroup" xmlns:wpi="http://schemas.microsoft.com/office/word/2010/wordprocessingInk" xmlns:wne="http://schemas.microsoft.com/office/word/2006/wordml" xmlns:wps="http://schemas.microsoft.com/office/word/2010/wordprocessingShape" mc:Ignorable="w14 wp14">
-  <w:abstractNum w:abstractNumId="0">
+<w:numbering xmlns:wpc="http://schemas.microsoft.com/office/word/2010/wordprocessingCanvas" xmlns:cx="http://schemas.microsoft.com/office/drawing/2014/chartex" xmlns:cx1="http://schemas.microsoft.com/office/drawing/2015/9/8/chartex" xmlns:cx2="http://schemas.microsoft.com/office/drawing/2015/10/21/chartex" xmlns:cx3="http://schemas.microsoft.com/office/drawing/2016/5/9/chartex" xmlns:cx4="http://schemas.microsoft.com/office/drawing/2016/5/10/chartex" xmlns:cx5="http://schemas.microsoft.com/office/drawing/2016/5/11/chartex" xmlns:cx6="http://schemas.microsoft.com/office/drawing/2016/5/12/chartex" xmlns:cx7="http://schemas.microsoft.com/office/drawing/2016/5/13/chartex" xmlns:cx8="http://schemas.microsoft.com/office/drawing/2016/5/14/chartex" xmlns:mc="http://schemas.openxmlformats.org/markup-compatibility/2006" xmlns:aink="http://schemas.microsoft.com/office/drawing/2016/ink" xmlns:am3d="http://schemas.microsoft.com/office/drawing/2017/model3d" xmlns:o="urn:schemas-microsoft-com:office:office" xmlns:r="http://schemas.openxmlformats.org/officeDocument/2006/relationships" xmlns:m="http://schemas.openxmlformats.org/officeDocument/2006/math" xmlns:v="urn:schemas-microsoft-com:vml" xmlns:wp14="http://schemas.microsoft.com/office/word/2010/wordprocessingDrawing" xmlns:wp="http://schemas.openxmlformats.org/drawingml/2006/wordprocessingDrawing" xmlns:w10="urn:schemas-microsoft-com:office:word" xmlns:w="http://schemas.openxmlformats.org/wordprocessingml/2006/main" xmlns:w14="http://schemas.microsoft.com/office/word/2010/wordml" xmlns:w15="http://schemas.microsoft.com/office/word/2012/wordml" xmlns:w16cex="http://schemas.microsoft.com/office/word/2018/wordml/cex" xmlns:w16cid="http://schemas.microsoft.com/office/word/2016/wordml/cid" xmlns:w16="http://schemas.microsoft.com/office/word/2018/wordml" xmlns:w16sdtdh="http://schemas.microsoft.com/office/word/2020/wordml/sdtdatahash" xmlns:w16se="http://schemas.microsoft.com/office/word/2015/wordml/symex" xmlns:wpg="http://schemas.microsoft.com/office/word/2010/wordprocessingGroup" xmlns:wpi="http://schemas.microsoft.com/office/word/2010/wordprocessingInk" xmlns:wne="http://schemas.microsoft.com/office/word/2006/wordml" xmlns:wps="http://schemas.microsoft.com/office/word/2010/wordprocessingShape" mc:Ignorable="w14 w15 w16se w16cid w16 w16cex w16sdtdh wp14">
+  <w:abstractNum w:abstractNumId="0" w15:restartNumberingAfterBreak="0">
     <w:nsid w:val="19365752"/>
     <w:multiLevelType w:val="hybridMultilevel"/>
     <w:tmpl w:val="DFA0A576"/>
@@ -4028,7 +3551,7 @@
       </w:pPr>
     </w:lvl>
   </w:abstractNum>
-  <w:abstractNum w:abstractNumId="1">
+  <w:abstractNum w:abstractNumId="1" w15:restartNumberingAfterBreak="0">
     <w:nsid w:val="19495CFF"/>
     <w:multiLevelType w:val="hybridMultilevel"/>
     <w:tmpl w:val="79CC075A"/>
@@ -4079,7 +3602,7 @@
       <w:lvlJc w:val="left"/>
     </w:lvl>
   </w:abstractNum>
-  <w:abstractNum w:abstractNumId="2">
+  <w:abstractNum w:abstractNumId="2" w15:restartNumberingAfterBreak="0">
     <w:nsid w:val="66334873"/>
     <w:multiLevelType w:val="hybridMultilevel"/>
     <w:tmpl w:val="71B6F7D8"/>
@@ -4130,7 +3653,7 @@
       <w:lvlJc w:val="left"/>
     </w:lvl>
   </w:abstractNum>
-  <w:abstractNum w:abstractNumId="3">
+  <w:abstractNum w:abstractNumId="3" w15:restartNumberingAfterBreak="0">
     <w:nsid w:val="74B0DC51"/>
     <w:multiLevelType w:val="hybridMultilevel"/>
     <w:tmpl w:val="22FA3D1C"/>
@@ -4197,7 +3720,7 @@
 </file>
 
 <file path=word/styles.xml><?xml version="1.0" encoding="utf-8"?>
-<w:styles xmlns:mc="http://schemas.openxmlformats.org/markup-compatibility/2006" xmlns:r="http://schemas.openxmlformats.org/officeDocument/2006/relationships" xmlns:w="http://schemas.openxmlformats.org/wordprocessingml/2006/main" xmlns:w14="http://schemas.microsoft.com/office/word/2010/wordml" mc:Ignorable="w14">
+<w:styles xmlns:mc="http://schemas.openxmlformats.org/markup-compatibility/2006" xmlns:r="http://schemas.openxmlformats.org/officeDocument/2006/relationships" xmlns:w="http://schemas.openxmlformats.org/wordprocessingml/2006/main" xmlns:w14="http://schemas.microsoft.com/office/word/2010/wordml" xmlns:w15="http://schemas.microsoft.com/office/word/2012/wordml" xmlns:w16cex="http://schemas.microsoft.com/office/word/2018/wordml/cex" xmlns:w16cid="http://schemas.microsoft.com/office/word/2016/wordml/cid" xmlns:w16="http://schemas.microsoft.com/office/word/2018/wordml" xmlns:w16sdtdh="http://schemas.microsoft.com/office/word/2020/wordml/sdtdatahash" xmlns:w16se="http://schemas.microsoft.com/office/word/2015/wordml/symex" mc:Ignorable="w14 w15 w16se w16cid w16 w16cex w16sdtdh">
   <w:docDefaults>
     <w:rPrDefault>
       <w:rPr>
@@ -4209,144 +3732,383 @@
     </w:rPrDefault>
     <w:pPrDefault/>
   </w:docDefaults>
-  <w:latentStyles w:defLockedState="0" w:defUIPriority="99" w:defSemiHidden="1" w:defUnhideWhenUsed="1" w:defQFormat="0" w:count="267">
-    <w:lsdException w:name="Normal" w:semiHidden="0" w:uiPriority="0" w:unhideWhenUsed="0" w:qFormat="1"/>
-    <w:lsdException w:name="heading 1" w:semiHidden="0" w:uiPriority="9" w:unhideWhenUsed="0" w:qFormat="1"/>
-    <w:lsdException w:name="heading 2" w:uiPriority="9" w:qFormat="1"/>
-    <w:lsdException w:name="heading 3" w:uiPriority="9" w:qFormat="1"/>
-    <w:lsdException w:name="heading 4" w:uiPriority="9" w:qFormat="1"/>
-    <w:lsdException w:name="heading 5" w:uiPriority="9" w:qFormat="1"/>
-    <w:lsdException w:name="heading 6" w:uiPriority="9" w:qFormat="1"/>
-    <w:lsdException w:name="heading 7" w:uiPriority="9" w:qFormat="1"/>
-    <w:lsdException w:name="heading 8" w:uiPriority="9" w:qFormat="1"/>
-    <w:lsdException w:name="heading 9" w:uiPriority="9" w:qFormat="1"/>
-    <w:lsdException w:name="toc 1" w:uiPriority="39"/>
-    <w:lsdException w:name="toc 2" w:uiPriority="39"/>
-    <w:lsdException w:name="toc 3" w:uiPriority="39"/>
-    <w:lsdException w:name="toc 4" w:uiPriority="39"/>
-    <w:lsdException w:name="toc 5" w:uiPriority="39"/>
-    <w:lsdException w:name="toc 6" w:uiPriority="39"/>
-    <w:lsdException w:name="toc 7" w:uiPriority="39"/>
-    <w:lsdException w:name="toc 8" w:uiPriority="39"/>
-    <w:lsdException w:name="toc 9" w:uiPriority="39"/>
-    <w:lsdException w:name="caption" w:uiPriority="35" w:qFormat="1"/>
-    <w:lsdException w:name="Title" w:semiHidden="0" w:uiPriority="10" w:unhideWhenUsed="0" w:qFormat="1"/>
-    <w:lsdException w:name="Default Paragraph Font" w:uiPriority="1"/>
-    <w:lsdException w:name="Subtitle" w:semiHidden="0" w:uiPriority="11" w:unhideWhenUsed="0" w:qFormat="1"/>
-    <w:lsdException w:name="Strong" w:semiHidden="0" w:uiPriority="22" w:unhideWhenUsed="0" w:qFormat="1"/>
-    <w:lsdException w:name="Emphasis" w:semiHidden="0" w:uiPriority="20" w:unhideWhenUsed="0" w:qFormat="1"/>
-    <w:lsdException w:name="Table Grid" w:semiHidden="0" w:uiPriority="39" w:unhideWhenUsed="0"/>
-    <w:lsdException w:name="Placeholder Text" w:unhideWhenUsed="0"/>
-    <w:lsdException w:name="No Spacing" w:semiHidden="0" w:uiPriority="1" w:unhideWhenUsed="0" w:qFormat="1"/>
-    <w:lsdException w:name="Light Shading" w:semiHidden="0" w:uiPriority="60" w:unhideWhenUsed="0"/>
-    <w:lsdException w:name="Light List" w:semiHidden="0" w:uiPriority="61" w:unhideWhenUsed="0"/>
-    <w:lsdException w:name="Light Grid" w:semiHidden="0" w:uiPriority="62" w:unhideWhenUsed="0"/>
-    <w:lsdException w:name="Medium Shading 1" w:semiHidden="0" w:uiPriority="63" w:unhideWhenUsed="0"/>
-    <w:lsdException w:name="Medium Shading 2" w:semiHidden="0" w:uiPriority="64" w:unhideWhenUsed="0"/>
-    <w:lsdException w:name="Medium List 1" w:semiHidden="0" w:uiPriority="65" w:unhideWhenUsed="0"/>
-    <w:lsdException w:name="Medium List 2" w:semiHidden="0" w:uiPriority="66" w:unhideWhenUsed="0"/>
-    <w:lsdException w:name="Medium Grid 1" w:semiHidden="0" w:uiPriority="67" w:unhideWhenUsed="0"/>
-    <w:lsdException w:name="Medium Grid 2" w:semiHidden="0" w:uiPriority="68" w:unhideWhenUsed="0"/>
-    <w:lsdException w:name="Medium Grid 3" w:semiHidden="0" w:uiPriority="69" w:unhideWhenUsed="0"/>
-    <w:lsdException w:name="Dark List" w:semiHidden="0" w:uiPriority="70" w:unhideWhenUsed="0"/>
-    <w:lsdException w:name="Colorful Shading" w:semiHidden="0" w:uiPriority="71" w:unhideWhenUsed="0"/>
-    <w:lsdException w:name="Colorful List" w:semiHidden="0" w:uiPriority="72" w:unhideWhenUsed="0"/>
-    <w:lsdException w:name="Colorful Grid" w:semiHidden="0" w:uiPriority="73" w:unhideWhenUsed="0"/>
-    <w:lsdException w:name="Light Shading Accent 1" w:semiHidden="0" w:uiPriority="60" w:unhideWhenUsed="0"/>
-    <w:lsdException w:name="Light List Accent 1" w:semiHidden="0" w:uiPriority="61" w:unhideWhenUsed="0"/>
-    <w:lsdException w:name="Light Grid Accent 1" w:semiHidden="0" w:uiPriority="62" w:unhideWhenUsed="0"/>
-    <w:lsdException w:name="Medium Shading 1 Accent 1" w:semiHidden="0" w:uiPriority="63" w:unhideWhenUsed="0"/>
-    <w:lsdException w:name="Medium Shading 2 Accent 1" w:semiHidden="0" w:uiPriority="64" w:unhideWhenUsed="0"/>
-    <w:lsdException w:name="Medium List 1 Accent 1" w:semiHidden="0" w:uiPriority="65" w:unhideWhenUsed="0"/>
-    <w:lsdException w:name="Revision" w:unhideWhenUsed="0"/>
-    <w:lsdException w:name="List Paragraph" w:semiHidden="0" w:uiPriority="34" w:unhideWhenUsed="0" w:qFormat="1"/>
-    <w:lsdException w:name="Quote" w:semiHidden="0" w:uiPriority="29" w:unhideWhenUsed="0" w:qFormat="1"/>
-    <w:lsdException w:name="Intense Quote" w:semiHidden="0" w:uiPriority="30" w:unhideWhenUsed="0" w:qFormat="1"/>
-    <w:lsdException w:name="Medium List 2 Accent 1" w:semiHidden="0" w:uiPriority="66" w:unhideWhenUsed="0"/>
-    <w:lsdException w:name="Medium Grid 1 Accent 1" w:semiHidden="0" w:uiPriority="67" w:unhideWhenUsed="0"/>
-    <w:lsdException w:name="Medium Grid 2 Accent 1" w:semiHidden="0" w:uiPriority="68" w:unhideWhenUsed="0"/>
-    <w:lsdException w:name="Medium Grid 3 Accent 1" w:semiHidden="0" w:uiPriority="69" w:unhideWhenUsed="0"/>
-    <w:lsdException w:name="Dark List Accent 1" w:semiHidden="0" w:uiPriority="70" w:unhideWhenUsed="0"/>
-    <w:lsdException w:name="Colorful Shading Accent 1" w:semiHidden="0" w:uiPriority="71" w:unhideWhenUsed="0"/>
-    <w:lsdException w:name="Colorful List Accent 1" w:semiHidden="0" w:uiPriority="72" w:unhideWhenUsed="0"/>
-    <w:lsdException w:name="Colorful Grid Accent 1" w:semiHidden="0" w:uiPriority="73" w:unhideWhenUsed="0"/>
-    <w:lsdException w:name="Light Shading Accent 2" w:semiHidden="0" w:uiPriority="60" w:unhideWhenUsed="0"/>
-    <w:lsdException w:name="Light List Accent 2" w:semiHidden="0" w:uiPriority="61" w:unhideWhenUsed="0"/>
-    <w:lsdException w:name="Light Grid Accent 2" w:semiHidden="0" w:uiPriority="62" w:unhideWhenUsed="0"/>
-    <w:lsdException w:name="Medium Shading 1 Accent 2" w:semiHidden="0" w:uiPriority="63" w:unhideWhenUsed="0"/>
-    <w:lsdException w:name="Medium Shading 2 Accent 2" w:semiHidden="0" w:uiPriority="64" w:unhideWhenUsed="0"/>
-    <w:lsdException w:name="Medium List 1 Accent 2" w:semiHidden="0" w:uiPriority="65" w:unhideWhenUsed="0"/>
-    <w:lsdException w:name="Medium List 2 Accent 2" w:semiHidden="0" w:uiPriority="66" w:unhideWhenUsed="0"/>
-    <w:lsdException w:name="Medium Grid 1 Accent 2" w:semiHidden="0" w:uiPriority="67" w:unhideWhenUsed="0"/>
-    <w:lsdException w:name="Medium Grid 2 Accent 2" w:semiHidden="0" w:uiPriority="68" w:unhideWhenUsed="0"/>
-    <w:lsdException w:name="Medium Grid 3 Accent 2" w:semiHidden="0" w:uiPriority="69" w:unhideWhenUsed="0"/>
-    <w:lsdException w:name="Dark List Accent 2" w:semiHidden="0" w:uiPriority="70" w:unhideWhenUsed="0"/>
-    <w:lsdException w:name="Colorful Shading Accent 2" w:semiHidden="0" w:uiPriority="71" w:unhideWhenUsed="0"/>
-    <w:lsdException w:name="Colorful List Accent 2" w:semiHidden="0" w:uiPriority="72" w:unhideWhenUsed="0"/>
-    <w:lsdException w:name="Colorful Grid Accent 2" w:semiHidden="0" w:uiPriority="73" w:unhideWhenUsed="0"/>
-    <w:lsdException w:name="Light Shading Accent 3" w:semiHidden="0" w:uiPriority="60" w:unhideWhenUsed="0"/>
-    <w:lsdException w:name="Light List Accent 3" w:semiHidden="0" w:uiPriority="61" w:unhideWhenUsed="0"/>
-    <w:lsdException w:name="Light Grid Accent 3" w:semiHidden="0" w:uiPriority="62" w:unhideWhenUsed="0"/>
-    <w:lsdException w:name="Medium Shading 1 Accent 3" w:semiHidden="0" w:uiPriority="63" w:unhideWhenUsed="0"/>
-    <w:lsdException w:name="Medium Shading 2 Accent 3" w:semiHidden="0" w:uiPriority="64" w:unhideWhenUsed="0"/>
-    <w:lsdException w:name="Medium List 1 Accent 3" w:semiHidden="0" w:uiPriority="65" w:unhideWhenUsed="0"/>
-    <w:lsdException w:name="Medium List 2 Accent 3" w:semiHidden="0" w:uiPriority="66" w:unhideWhenUsed="0"/>
-    <w:lsdException w:name="Medium Grid 1 Accent 3" w:semiHidden="0" w:uiPriority="67" w:unhideWhenUsed="0"/>
-    <w:lsdException w:name="Medium Grid 2 Accent 3" w:semiHidden="0" w:uiPriority="68" w:unhideWhenUsed="0"/>
-    <w:lsdException w:name="Medium Grid 3 Accent 3" w:semiHidden="0" w:uiPriority="69" w:unhideWhenUsed="0"/>
-    <w:lsdException w:name="Dark List Accent 3" w:semiHidden="0" w:uiPriority="70" w:unhideWhenUsed="0"/>
-    <w:lsdException w:name="Colorful Shading Accent 3" w:semiHidden="0" w:uiPriority="71" w:unhideWhenUsed="0"/>
-    <w:lsdException w:name="Colorful List Accent 3" w:semiHidden="0" w:uiPriority="72" w:unhideWhenUsed="0"/>
-    <w:lsdException w:name="Colorful Grid Accent 3" w:semiHidden="0" w:uiPriority="73" w:unhideWhenUsed="0"/>
-    <w:lsdException w:name="Light Shading Accent 4" w:semiHidden="0" w:uiPriority="60" w:unhideWhenUsed="0"/>
-    <w:lsdException w:name="Light List Accent 4" w:semiHidden="0" w:uiPriority="61" w:unhideWhenUsed="0"/>
-    <w:lsdException w:name="Light Grid Accent 4" w:semiHidden="0" w:uiPriority="62" w:unhideWhenUsed="0"/>
-    <w:lsdException w:name="Medium Shading 1 Accent 4" w:semiHidden="0" w:uiPriority="63" w:unhideWhenUsed="0"/>
-    <w:lsdException w:name="Medium Shading 2 Accent 4" w:semiHidden="0" w:uiPriority="64" w:unhideWhenUsed="0"/>
-    <w:lsdException w:name="Medium List 1 Accent 4" w:semiHidden="0" w:uiPriority="65" w:unhideWhenUsed="0"/>
-    <w:lsdException w:name="Medium List 2 Accent 4" w:semiHidden="0" w:uiPriority="66" w:unhideWhenUsed="0"/>
-    <w:lsdException w:name="Medium Grid 1 Accent 4" w:semiHidden="0" w:uiPriority="67" w:unhideWhenUsed="0"/>
-    <w:lsdException w:name="Medium Grid 2 Accent 4" w:semiHidden="0" w:uiPriority="68" w:unhideWhenUsed="0"/>
-    <w:lsdException w:name="Medium Grid 3 Accent 4" w:semiHidden="0" w:uiPriority="69" w:unhideWhenUsed="0"/>
-    <w:lsdException w:name="Dark List Accent 4" w:semiHidden="0" w:uiPriority="70" w:unhideWhenUsed="0"/>
-    <w:lsdException w:name="Colorful Shading Accent 4" w:semiHidden="0" w:uiPriority="71" w:unhideWhenUsed="0"/>
-    <w:lsdException w:name="Colorful List Accent 4" w:semiHidden="0" w:uiPriority="72" w:unhideWhenUsed="0"/>
-    <w:lsdException w:name="Colorful Grid Accent 4" w:semiHidden="0" w:uiPriority="73" w:unhideWhenUsed="0"/>
-    <w:lsdException w:name="Light Shading Accent 5" w:semiHidden="0" w:uiPriority="60" w:unhideWhenUsed="0"/>
-    <w:lsdException w:name="Light List Accent 5" w:semiHidden="0" w:uiPriority="61" w:unhideWhenUsed="0"/>
-    <w:lsdException w:name="Light Grid Accent 5" w:semiHidden="0" w:uiPriority="62" w:unhideWhenUsed="0"/>
-    <w:lsdException w:name="Medium Shading 1 Accent 5" w:semiHidden="0" w:uiPriority="63" w:unhideWhenUsed="0"/>
-    <w:lsdException w:name="Medium Shading 2 Accent 5" w:semiHidden="0" w:uiPriority="64" w:unhideWhenUsed="0"/>
-    <w:lsdException w:name="Medium List 1 Accent 5" w:semiHidden="0" w:uiPriority="65" w:unhideWhenUsed="0"/>
-    <w:lsdException w:name="Medium List 2 Accent 5" w:semiHidden="0" w:uiPriority="66" w:unhideWhenUsed="0"/>
-    <w:lsdException w:name="Medium Grid 1 Accent 5" w:semiHidden="0" w:uiPriority="67" w:unhideWhenUsed="0"/>
-    <w:lsdException w:name="Medium Grid 2 Accent 5" w:semiHidden="0" w:uiPriority="68" w:unhideWhenUsed="0"/>
-    <w:lsdException w:name="Medium Grid 3 Accent 5" w:semiHidden="0" w:uiPriority="69" w:unhideWhenUsed="0"/>
-    <w:lsdException w:name="Dark List Accent 5" w:semiHidden="0" w:uiPriority="70" w:unhideWhenUsed="0"/>
-    <w:lsdException w:name="Colorful Shading Accent 5" w:semiHidden="0" w:uiPriority="71" w:unhideWhenUsed="0"/>
-    <w:lsdException w:name="Colorful List Accent 5" w:semiHidden="0" w:uiPriority="72" w:unhideWhenUsed="0"/>
-    <w:lsdException w:name="Colorful Grid Accent 5" w:semiHidden="0" w:uiPriority="73" w:unhideWhenUsed="0"/>
-    <w:lsdException w:name="Light Shading Accent 6" w:semiHidden="0" w:uiPriority="60" w:unhideWhenUsed="0"/>
-    <w:lsdException w:name="Light List Accent 6" w:semiHidden="0" w:uiPriority="61" w:unhideWhenUsed="0"/>
-    <w:lsdException w:name="Light Grid Accent 6" w:semiHidden="0" w:uiPriority="62" w:unhideWhenUsed="0"/>
-    <w:lsdException w:name="Medium Shading 1 Accent 6" w:semiHidden="0" w:uiPriority="63" w:unhideWhenUsed="0"/>
-    <w:lsdException w:name="Medium Shading 2 Accent 6" w:semiHidden="0" w:uiPriority="64" w:unhideWhenUsed="0"/>
-    <w:lsdException w:name="Medium List 1 Accent 6" w:semiHidden="0" w:uiPriority="65" w:unhideWhenUsed="0"/>
-    <w:lsdException w:name="Medium List 2 Accent 6" w:semiHidden="0" w:uiPriority="66" w:unhideWhenUsed="0"/>
-    <w:lsdException w:name="Medium Grid 1 Accent 6" w:semiHidden="0" w:uiPriority="67" w:unhideWhenUsed="0"/>
-    <w:lsdException w:name="Medium Grid 2 Accent 6" w:semiHidden="0" w:uiPriority="68" w:unhideWhenUsed="0"/>
-    <w:lsdException w:name="Medium Grid 3 Accent 6" w:semiHidden="0" w:uiPriority="69" w:unhideWhenUsed="0"/>
-    <w:lsdException w:name="Dark List Accent 6" w:semiHidden="0" w:uiPriority="70" w:unhideWhenUsed="0"/>
-    <w:lsdException w:name="Colorful Shading Accent 6" w:semiHidden="0" w:uiPriority="71" w:unhideWhenUsed="0"/>
-    <w:lsdException w:name="Colorful List Accent 6" w:semiHidden="0" w:uiPriority="72" w:unhideWhenUsed="0"/>
-    <w:lsdException w:name="Colorful Grid Accent 6" w:semiHidden="0" w:uiPriority="73" w:unhideWhenUsed="0"/>
-    <w:lsdException w:name="Subtle Emphasis" w:semiHidden="0" w:uiPriority="19" w:unhideWhenUsed="0" w:qFormat="1"/>
-    <w:lsdException w:name="Intense Emphasis" w:semiHidden="0" w:uiPriority="21" w:unhideWhenUsed="0" w:qFormat="1"/>
-    <w:lsdException w:name="Subtle Reference" w:semiHidden="0" w:uiPriority="31" w:unhideWhenUsed="0" w:qFormat="1"/>
-    <w:lsdException w:name="Intense Reference" w:semiHidden="0" w:uiPriority="32" w:unhideWhenUsed="0" w:qFormat="1"/>
-    <w:lsdException w:name="Book Title" w:semiHidden="0" w:uiPriority="33" w:unhideWhenUsed="0" w:qFormat="1"/>
-    <w:lsdException w:name="Bibliography" w:uiPriority="37"/>
-    <w:lsdException w:name="TOC Heading" w:uiPriority="39" w:qFormat="1"/>
+  <w:latentStyles w:defLockedState="0" w:defUIPriority="99" w:defSemiHidden="0" w:defUnhideWhenUsed="0" w:defQFormat="0" w:count="376">
+    <w:lsdException w:name="Normal" w:uiPriority="0" w:qFormat="1"/>
+    <w:lsdException w:name="heading 1" w:uiPriority="9" w:qFormat="1"/>
+    <w:lsdException w:name="heading 2" w:semiHidden="1" w:uiPriority="9" w:unhideWhenUsed="1" w:qFormat="1"/>
+    <w:lsdException w:name="heading 3" w:semiHidden="1" w:uiPriority="9" w:unhideWhenUsed="1" w:qFormat="1"/>
+    <w:lsdException w:name="heading 4" w:semiHidden="1" w:uiPriority="9" w:unhideWhenUsed="1" w:qFormat="1"/>
+    <w:lsdException w:name="heading 5" w:semiHidden="1" w:uiPriority="9" w:unhideWhenUsed="1" w:qFormat="1"/>
+    <w:lsdException w:name="heading 6" w:semiHidden="1" w:uiPriority="9" w:unhideWhenUsed="1" w:qFormat="1"/>
+    <w:lsdException w:name="heading 7" w:semiHidden="1" w:uiPriority="9" w:unhideWhenUsed="1" w:qFormat="1"/>
+    <w:lsdException w:name="heading 8" w:semiHidden="1" w:uiPriority="9" w:unhideWhenUsed="1" w:qFormat="1"/>
+    <w:lsdException w:name="heading 9" w:semiHidden="1" w:uiPriority="9" w:unhideWhenUsed="1" w:qFormat="1"/>
+    <w:lsdException w:name="index 1" w:semiHidden="1" w:unhideWhenUsed="1"/>
+    <w:lsdException w:name="index 2" w:semiHidden="1" w:unhideWhenUsed="1"/>
+    <w:lsdException w:name="index 3" w:semiHidden="1" w:unhideWhenUsed="1"/>
+    <w:lsdException w:name="index 4" w:semiHidden="1" w:unhideWhenUsed="1"/>
+    <w:lsdException w:name="index 5" w:semiHidden="1" w:unhideWhenUsed="1"/>
+    <w:lsdException w:name="index 6" w:semiHidden="1" w:unhideWhenUsed="1"/>
+    <w:lsdException w:name="index 7" w:semiHidden="1" w:unhideWhenUsed="1"/>
+    <w:lsdException w:name="index 8" w:semiHidden="1" w:unhideWhenUsed="1"/>
+    <w:lsdException w:name="index 9" w:semiHidden="1" w:unhideWhenUsed="1"/>
+    <w:lsdException w:name="toc 1" w:semiHidden="1" w:uiPriority="39" w:unhideWhenUsed="1"/>
+    <w:lsdException w:name="toc 2" w:semiHidden="1" w:uiPriority="39" w:unhideWhenUsed="1"/>
+    <w:lsdException w:name="toc 3" w:semiHidden="1" w:uiPriority="39" w:unhideWhenUsed="1"/>
+    <w:lsdException w:name="toc 4" w:semiHidden="1" w:uiPriority="39" w:unhideWhenUsed="1"/>
+    <w:lsdException w:name="toc 5" w:semiHidden="1" w:uiPriority="39" w:unhideWhenUsed="1"/>
+    <w:lsdException w:name="toc 6" w:semiHidden="1" w:uiPriority="39" w:unhideWhenUsed="1"/>
+    <w:lsdException w:name="toc 7" w:semiHidden="1" w:uiPriority="39" w:unhideWhenUsed="1"/>
+    <w:lsdException w:name="toc 8" w:semiHidden="1" w:uiPriority="39" w:unhideWhenUsed="1"/>
+    <w:lsdException w:name="toc 9" w:semiHidden="1" w:uiPriority="39" w:unhideWhenUsed="1"/>
+    <w:lsdException w:name="Normal Indent" w:semiHidden="1" w:unhideWhenUsed="1"/>
+    <w:lsdException w:name="footnote text" w:semiHidden="1" w:unhideWhenUsed="1"/>
+    <w:lsdException w:name="annotation text" w:semiHidden="1" w:unhideWhenUsed="1"/>
+    <w:lsdException w:name="header" w:semiHidden="1" w:unhideWhenUsed="1"/>
+    <w:lsdException w:name="footer" w:semiHidden="1" w:unhideWhenUsed="1"/>
+    <w:lsdException w:name="index heading" w:semiHidden="1" w:unhideWhenUsed="1"/>
+    <w:lsdException w:name="caption" w:semiHidden="1" w:uiPriority="35" w:unhideWhenUsed="1" w:qFormat="1"/>
+    <w:lsdException w:name="table of figures" w:semiHidden="1" w:unhideWhenUsed="1"/>
+    <w:lsdException w:name="envelope address" w:semiHidden="1" w:unhideWhenUsed="1"/>
+    <w:lsdException w:name="envelope return" w:semiHidden="1" w:unhideWhenUsed="1"/>
+    <w:lsdException w:name="footnote reference" w:semiHidden="1" w:unhideWhenUsed="1"/>
+    <w:lsdException w:name="annotation reference" w:semiHidden="1" w:unhideWhenUsed="1"/>
+    <w:lsdException w:name="line number" w:semiHidden="1" w:unhideWhenUsed="1"/>
+    <w:lsdException w:name="page number" w:semiHidden="1" w:unhideWhenUsed="1"/>
+    <w:lsdException w:name="endnote reference" w:semiHidden="1" w:unhideWhenUsed="1"/>
+    <w:lsdException w:name="endnote text" w:semiHidden="1" w:unhideWhenUsed="1"/>
+    <w:lsdException w:name="table of authorities" w:semiHidden="1" w:unhideWhenUsed="1"/>
+    <w:lsdException w:name="macro" w:semiHidden="1" w:unhideWhenUsed="1"/>
+    <w:lsdException w:name="toa heading" w:semiHidden="1" w:unhideWhenUsed="1"/>
+    <w:lsdException w:name="List" w:semiHidden="1" w:unhideWhenUsed="1"/>
+    <w:lsdException w:name="List Bullet" w:semiHidden="1" w:unhideWhenUsed="1"/>
+    <w:lsdException w:name="List Number" w:semiHidden="1" w:unhideWhenUsed="1"/>
+    <w:lsdException w:name="List 2" w:semiHidden="1" w:unhideWhenUsed="1"/>
+    <w:lsdException w:name="List 3" w:semiHidden="1" w:unhideWhenUsed="1"/>
+    <w:lsdException w:name="List 4" w:semiHidden="1" w:unhideWhenUsed="1"/>
+    <w:lsdException w:name="List 5" w:semiHidden="1" w:unhideWhenUsed="1"/>
+    <w:lsdException w:name="List Bullet 2" w:semiHidden="1" w:unhideWhenUsed="1"/>
+    <w:lsdException w:name="List Bullet 3" w:semiHidden="1" w:unhideWhenUsed="1"/>
+    <w:lsdException w:name="List Bullet 4" w:semiHidden="1" w:unhideWhenUsed="1"/>
+    <w:lsdException w:name="List Bullet 5" w:semiHidden="1" w:unhideWhenUsed="1"/>
+    <w:lsdException w:name="List Number 2" w:semiHidden="1" w:unhideWhenUsed="1"/>
+    <w:lsdException w:name="List Number 3" w:semiHidden="1" w:unhideWhenUsed="1"/>
+    <w:lsdException w:name="List Number 4" w:semiHidden="1" w:unhideWhenUsed="1"/>
+    <w:lsdException w:name="List Number 5" w:semiHidden="1" w:unhideWhenUsed="1"/>
+    <w:lsdException w:name="Title" w:uiPriority="10" w:qFormat="1"/>
+    <w:lsdException w:name="Closing" w:semiHidden="1" w:unhideWhenUsed="1"/>
+    <w:lsdException w:name="Signature" w:semiHidden="1" w:unhideWhenUsed="1"/>
+    <w:lsdException w:name="Default Paragraph Font" w:semiHidden="1" w:uiPriority="1" w:unhideWhenUsed="1"/>
+    <w:lsdException w:name="Body Text" w:semiHidden="1" w:unhideWhenUsed="1"/>
+    <w:lsdException w:name="Body Text Indent" w:semiHidden="1" w:unhideWhenUsed="1"/>
+    <w:lsdException w:name="List Continue" w:semiHidden="1" w:unhideWhenUsed="1"/>
+    <w:lsdException w:name="List Continue 2" w:semiHidden="1" w:unhideWhenUsed="1"/>
+    <w:lsdException w:name="List Continue 3" w:semiHidden="1" w:unhideWhenUsed="1"/>
+    <w:lsdException w:name="List Continue 4" w:semiHidden="1" w:unhideWhenUsed="1"/>
+    <w:lsdException w:name="List Continue 5" w:semiHidden="1" w:unhideWhenUsed="1"/>
+    <w:lsdException w:name="Message Header" w:semiHidden="1" w:unhideWhenUsed="1"/>
+    <w:lsdException w:name="Subtitle" w:uiPriority="11" w:qFormat="1"/>
+    <w:lsdException w:name="Salutation" w:semiHidden="1" w:unhideWhenUsed="1"/>
+    <w:lsdException w:name="Date" w:semiHidden="1" w:unhideWhenUsed="1"/>
+    <w:lsdException w:name="Body Text First Indent" w:semiHidden="1" w:unhideWhenUsed="1"/>
+    <w:lsdException w:name="Body Text First Indent 2" w:semiHidden="1" w:unhideWhenUsed="1"/>
+    <w:lsdException w:name="Note Heading" w:semiHidden="1" w:unhideWhenUsed="1"/>
+    <w:lsdException w:name="Body Text 2" w:semiHidden="1" w:unhideWhenUsed="1"/>
+    <w:lsdException w:name="Body Text 3" w:semiHidden="1" w:unhideWhenUsed="1"/>
+    <w:lsdException w:name="Body Text Indent 2" w:semiHidden="1" w:unhideWhenUsed="1"/>
+    <w:lsdException w:name="Body Text Indent 3" w:semiHidden="1" w:unhideWhenUsed="1"/>
+    <w:lsdException w:name="Block Text" w:semiHidden="1" w:unhideWhenUsed="1"/>
+    <w:lsdException w:name="Hyperlink" w:semiHidden="1" w:unhideWhenUsed="1"/>
+    <w:lsdException w:name="FollowedHyperlink" w:semiHidden="1" w:unhideWhenUsed="1"/>
+    <w:lsdException w:name="Strong" w:uiPriority="22" w:qFormat="1"/>
+    <w:lsdException w:name="Emphasis" w:uiPriority="20" w:qFormat="1"/>
+    <w:lsdException w:name="Document Map" w:semiHidden="1" w:unhideWhenUsed="1"/>
+    <w:lsdException w:name="Plain Text" w:semiHidden="1" w:unhideWhenUsed="1"/>
+    <w:lsdException w:name="E-mail Signature" w:semiHidden="1" w:unhideWhenUsed="1"/>
+    <w:lsdException w:name="HTML Top of Form" w:semiHidden="1" w:unhideWhenUsed="1"/>
+    <w:lsdException w:name="HTML Bottom of Form" w:semiHidden="1" w:unhideWhenUsed="1"/>
+    <w:lsdException w:name="Normal (Web)" w:semiHidden="1" w:unhideWhenUsed="1"/>
+    <w:lsdException w:name="HTML Acronym" w:semiHidden="1" w:unhideWhenUsed="1"/>
+    <w:lsdException w:name="HTML Address" w:semiHidden="1" w:unhideWhenUsed="1"/>
+    <w:lsdException w:name="HTML Cite" w:semiHidden="1" w:unhideWhenUsed="1"/>
+    <w:lsdException w:name="HTML Code" w:semiHidden="1" w:unhideWhenUsed="1"/>
+    <w:lsdException w:name="HTML Definition" w:semiHidden="1" w:unhideWhenUsed="1"/>
+    <w:lsdException w:name="HTML Keyboard" w:semiHidden="1" w:unhideWhenUsed="1"/>
+    <w:lsdException w:name="HTML Preformatted" w:semiHidden="1" w:unhideWhenUsed="1"/>
+    <w:lsdException w:name="HTML Sample" w:semiHidden="1" w:unhideWhenUsed="1"/>
+    <w:lsdException w:name="HTML Typewriter" w:semiHidden="1" w:unhideWhenUsed="1"/>
+    <w:lsdException w:name="HTML Variable" w:semiHidden="1" w:unhideWhenUsed="1"/>
+    <w:lsdException w:name="Normal Table" w:semiHidden="1" w:unhideWhenUsed="1"/>
+    <w:lsdException w:name="annotation subject" w:semiHidden="1" w:unhideWhenUsed="1"/>
+    <w:lsdException w:name="No List" w:semiHidden="1" w:unhideWhenUsed="1"/>
+    <w:lsdException w:name="Outline List 1" w:semiHidden="1" w:unhideWhenUsed="1"/>
+    <w:lsdException w:name="Outline List 2" w:semiHidden="1" w:unhideWhenUsed="1"/>
+    <w:lsdException w:name="Outline List 3" w:semiHidden="1" w:unhideWhenUsed="1"/>
+    <w:lsdException w:name="Table Simple 1" w:semiHidden="1" w:unhideWhenUsed="1"/>
+    <w:lsdException w:name="Table Simple 2" w:semiHidden="1" w:unhideWhenUsed="1"/>
+    <w:lsdException w:name="Table Simple 3" w:semiHidden="1" w:unhideWhenUsed="1"/>
+    <w:lsdException w:name="Table Classic 1" w:semiHidden="1" w:unhideWhenUsed="1"/>
+    <w:lsdException w:name="Table Classic 2" w:semiHidden="1" w:unhideWhenUsed="1"/>
+    <w:lsdException w:name="Table Classic 3" w:semiHidden="1" w:unhideWhenUsed="1"/>
+    <w:lsdException w:name="Table Classic 4" w:semiHidden="1" w:unhideWhenUsed="1"/>
+    <w:lsdException w:name="Table Colorful 1" w:semiHidden="1" w:unhideWhenUsed="1"/>
+    <w:lsdException w:name="Table Colorful 2" w:semiHidden="1" w:unhideWhenUsed="1"/>
+    <w:lsdException w:name="Table Colorful 3" w:semiHidden="1" w:unhideWhenUsed="1"/>
+    <w:lsdException w:name="Table Columns 1" w:semiHidden="1" w:unhideWhenUsed="1"/>
+    <w:lsdException w:name="Table Columns 2" w:semiHidden="1" w:unhideWhenUsed="1"/>
+    <w:lsdException w:name="Table Columns 3" w:semiHidden="1" w:unhideWhenUsed="1"/>
+    <w:lsdException w:name="Table Columns 4" w:semiHidden="1" w:unhideWhenUsed="1"/>
+    <w:lsdException w:name="Table Columns 5" w:semiHidden="1" w:unhideWhenUsed="1"/>
+    <w:lsdException w:name="Table Grid 1" w:semiHidden="1" w:unhideWhenUsed="1"/>
+    <w:lsdException w:name="Table Grid 2" w:semiHidden="1" w:unhideWhenUsed="1"/>
+    <w:lsdException w:name="Table Grid 3" w:semiHidden="1" w:unhideWhenUsed="1"/>
+    <w:lsdException w:name="Table Grid 4" w:semiHidden="1" w:unhideWhenUsed="1"/>
+    <w:lsdException w:name="Table Grid 5" w:semiHidden="1" w:unhideWhenUsed="1"/>
+    <w:lsdException w:name="Table Grid 6" w:semiHidden="1" w:unhideWhenUsed="1"/>
+    <w:lsdException w:name="Table Grid 7" w:semiHidden="1" w:unhideWhenUsed="1"/>
+    <w:lsdException w:name="Table Grid 8" w:semiHidden="1" w:unhideWhenUsed="1"/>
+    <w:lsdException w:name="Table List 1" w:semiHidden="1" w:unhideWhenUsed="1"/>
+    <w:lsdException w:name="Table List 2" w:semiHidden="1" w:unhideWhenUsed="1"/>
+    <w:lsdException w:name="Table List 3" w:semiHidden="1" w:unhideWhenUsed="1"/>
+    <w:lsdException w:name="Table List 4" w:semiHidden="1" w:unhideWhenUsed="1"/>
+    <w:lsdException w:name="Table List 5" w:semiHidden="1" w:unhideWhenUsed="1"/>
+    <w:lsdException w:name="Table List 6" w:semiHidden="1" w:unhideWhenUsed="1"/>
+    <w:lsdException w:name="Table List 7" w:semiHidden="1" w:unhideWhenUsed="1"/>
+    <w:lsdException w:name="Table List 8" w:semiHidden="1" w:unhideWhenUsed="1"/>
+    <w:lsdException w:name="Table 3D effects 1" w:semiHidden="1" w:unhideWhenUsed="1"/>
+    <w:lsdException w:name="Table 3D effects 2" w:semiHidden="1" w:unhideWhenUsed="1"/>
+    <w:lsdException w:name="Table 3D effects 3" w:semiHidden="1" w:unhideWhenUsed="1"/>
+    <w:lsdException w:name="Table Contemporary" w:semiHidden="1" w:unhideWhenUsed="1"/>
+    <w:lsdException w:name="Table Elegant" w:semiHidden="1" w:unhideWhenUsed="1"/>
+    <w:lsdException w:name="Table Professional" w:semiHidden="1" w:unhideWhenUsed="1"/>
+    <w:lsdException w:name="Table Subtle 1" w:semiHidden="1" w:unhideWhenUsed="1"/>
+    <w:lsdException w:name="Table Subtle 2" w:semiHidden="1" w:unhideWhenUsed="1"/>
+    <w:lsdException w:name="Table Web 1" w:semiHidden="1" w:unhideWhenUsed="1"/>
+    <w:lsdException w:name="Table Web 2" w:semiHidden="1" w:unhideWhenUsed="1"/>
+    <w:lsdException w:name="Table Web 3" w:semiHidden="1" w:unhideWhenUsed="1"/>
+    <w:lsdException w:name="Balloon Text" w:semiHidden="1" w:unhideWhenUsed="1"/>
+    <w:lsdException w:name="Table Grid" w:semiHidden="1" w:uiPriority="39" w:unhideWhenUsed="1"/>
+    <w:lsdException w:name="Table Theme" w:semiHidden="1" w:unhideWhenUsed="1"/>
+    <w:lsdException w:name="Placeholder Text" w:semiHidden="1"/>
+    <w:lsdException w:name="No Spacing" w:uiPriority="1" w:qFormat="1"/>
+    <w:lsdException w:name="Light Shading" w:uiPriority="60"/>
+    <w:lsdException w:name="Light List" w:uiPriority="61"/>
+    <w:lsdException w:name="Light Grid" w:uiPriority="62"/>
+    <w:lsdException w:name="Medium Shading 1" w:uiPriority="63"/>
+    <w:lsdException w:name="Medium Shading 2" w:uiPriority="64"/>
+    <w:lsdException w:name="Medium List 1" w:uiPriority="65"/>
+    <w:lsdException w:name="Medium List 2" w:uiPriority="66"/>
+    <w:lsdException w:name="Medium Grid 1" w:uiPriority="67"/>
+    <w:lsdException w:name="Medium Grid 2" w:uiPriority="68"/>
+    <w:lsdException w:name="Medium Grid 3" w:uiPriority="69"/>
+    <w:lsdException w:name="Dark List" w:uiPriority="70"/>
+    <w:lsdException w:name="Colorful Shading" w:uiPriority="71"/>
+    <w:lsdException w:name="Colorful List" w:uiPriority="72"/>
+    <w:lsdException w:name="Colorful Grid" w:uiPriority="73"/>
+    <w:lsdException w:name="Light Shading Accent 1" w:uiPriority="60"/>
+    <w:lsdException w:name="Light List Accent 1" w:uiPriority="61"/>
+    <w:lsdException w:name="Light Grid Accent 1" w:uiPriority="62"/>
+    <w:lsdException w:name="Medium Shading 1 Accent 1" w:uiPriority="63"/>
+    <w:lsdException w:name="Medium Shading 2 Accent 1" w:uiPriority="64"/>
+    <w:lsdException w:name="Medium List 1 Accent 1" w:uiPriority="65"/>
+    <w:lsdException w:name="Revision" w:semiHidden="1"/>
+    <w:lsdException w:name="List Paragraph" w:uiPriority="34" w:qFormat="1"/>
+    <w:lsdException w:name="Quote" w:uiPriority="29" w:qFormat="1"/>
+    <w:lsdException w:name="Intense Quote" w:uiPriority="30" w:qFormat="1"/>
+    <w:lsdException w:name="Medium List 2 Accent 1" w:uiPriority="66"/>
+    <w:lsdException w:name="Medium Grid 1 Accent 1" w:uiPriority="67"/>
+    <w:lsdException w:name="Medium Grid 2 Accent 1" w:uiPriority="68"/>
+    <w:lsdException w:name="Medium Grid 3 Accent 1" w:uiPriority="69"/>
+    <w:lsdException w:name="Dark List Accent 1" w:uiPriority="70"/>
+    <w:lsdException w:name="Colorful Shading Accent 1" w:uiPriority="71"/>
+    <w:lsdException w:name="Colorful List Accent 1" w:uiPriority="72"/>
+    <w:lsdException w:name="Colorful Grid Accent 1" w:uiPriority="73"/>
+    <w:lsdException w:name="Light Shading Accent 2" w:uiPriority="60"/>
+    <w:lsdException w:name="Light List Accent 2" w:uiPriority="61"/>
+    <w:lsdException w:name="Light Grid Accent 2" w:uiPriority="62"/>
+    <w:lsdException w:name="Medium Shading 1 Accent 2" w:uiPriority="63"/>
+    <w:lsdException w:name="Medium Shading 2 Accent 2" w:uiPriority="64"/>
+    <w:lsdException w:name="Medium List 1 Accent 2" w:uiPriority="65"/>
+    <w:lsdException w:name="Medium List 2 Accent 2" w:uiPriority="66"/>
+    <w:lsdException w:name="Medium Grid 1 Accent 2" w:uiPriority="67"/>
+    <w:lsdException w:name="Medium Grid 2 Accent 2" w:uiPriority="68"/>
+    <w:lsdException w:name="Medium Grid 3 Accent 2" w:uiPriority="69"/>
+    <w:lsdException w:name="Dark List Accent 2" w:uiPriority="70"/>
+    <w:lsdException w:name="Colorful Shading Accent 2" w:uiPriority="71"/>
+    <w:lsdException w:name="Colorful List Accent 2" w:uiPriority="72"/>
+    <w:lsdException w:name="Colorful Grid Accent 2" w:uiPriority="73"/>
+    <w:lsdException w:name="Light Shading Accent 3" w:uiPriority="60"/>
+    <w:lsdException w:name="Light List Accent 3" w:uiPriority="61"/>
+    <w:lsdException w:name="Light Grid Accent 3" w:uiPriority="62"/>
+    <w:lsdException w:name="Medium Shading 1 Accent 3" w:uiPriority="63"/>
+    <w:lsdException w:name="Medium Shading 2 Accent 3" w:uiPriority="64"/>
+    <w:lsdException w:name="Medium List 1 Accent 3" w:uiPriority="65"/>
+    <w:lsdException w:name="Medium List 2 Accent 3" w:uiPriority="66"/>
+    <w:lsdException w:name="Medium Grid 1 Accent 3" w:uiPriority="67"/>
+    <w:lsdException w:name="Medium Grid 2 Accent 3" w:uiPriority="68"/>
+    <w:lsdException w:name="Medium Grid 3 Accent 3" w:uiPriority="69"/>
+    <w:lsdException w:name="Dark List Accent 3" w:uiPriority="70"/>
+    <w:lsdException w:name="Colorful Shading Accent 3" w:uiPriority="71"/>
+    <w:lsdException w:name="Colorful List Accent 3" w:uiPriority="72"/>
+    <w:lsdException w:name="Colorful Grid Accent 3" w:uiPriority="73"/>
+    <w:lsdException w:name="Light Shading Accent 4" w:uiPriority="60"/>
+    <w:lsdException w:name="Light List Accent 4" w:uiPriority="61"/>
+    <w:lsdException w:name="Light Grid Accent 4" w:uiPriority="62"/>
+    <w:lsdException w:name="Medium Shading 1 Accent 4" w:uiPriority="63"/>
+    <w:lsdException w:name="Medium Shading 2 Accent 4" w:uiPriority="64"/>
+    <w:lsdException w:name="Medium List 1 Accent 4" w:uiPriority="65"/>
+    <w:lsdException w:name="Medium List 2 Accent 4" w:uiPriority="66"/>
+    <w:lsdException w:name="Medium Grid 1 Accent 4" w:uiPriority="67"/>
+    <w:lsdException w:name="Medium Grid 2 Accent 4" w:uiPriority="68"/>
+    <w:lsdException w:name="Medium Grid 3 Accent 4" w:uiPriority="69"/>
+    <w:lsdException w:name="Dark List Accent 4" w:uiPriority="70"/>
+    <w:lsdException w:name="Colorful Shading Accent 4" w:uiPriority="71"/>
+    <w:lsdException w:name="Colorful List Accent 4" w:uiPriority="72"/>
+    <w:lsdException w:name="Colorful Grid Accent 4" w:uiPriority="73"/>
+    <w:lsdException w:name="Light Shading Accent 5" w:uiPriority="60"/>
+    <w:lsdException w:name="Light List Accent 5" w:uiPriority="61"/>
+    <w:lsdException w:name="Light Grid Accent 5" w:uiPriority="62"/>
+    <w:lsdException w:name="Medium Shading 1 Accent 5" w:uiPriority="63"/>
+    <w:lsdException w:name="Medium Shading 2 Accent 5" w:uiPriority="64"/>
+    <w:lsdException w:name="Medium List 1 Accent 5" w:uiPriority="65"/>
+    <w:lsdException w:name="Medium List 2 Accent 5" w:uiPriority="66"/>
+    <w:lsdException w:name="Medium Grid 1 Accent 5" w:uiPriority="67"/>
+    <w:lsdException w:name="Medium Grid 2 Accent 5" w:uiPriority="68"/>
+    <w:lsdException w:name="Medium Grid 3 Accent 5" w:uiPriority="69"/>
+    <w:lsdException w:name="Dark List Accent 5" w:uiPriority="70"/>
+    <w:lsdException w:name="Colorful Shading Accent 5" w:uiPriority="71"/>
+    <w:lsdException w:name="Colorful List Accent 5" w:uiPriority="72"/>
+    <w:lsdException w:name="Colorful Grid Accent 5" w:uiPriority="73"/>
+    <w:lsdException w:name="Light Shading Accent 6" w:uiPriority="60"/>
+    <w:lsdException w:name="Light List Accent 6" w:uiPriority="61"/>
+    <w:lsdException w:name="Light Grid Accent 6" w:uiPriority="62"/>
+    <w:lsdException w:name="Medium Shading 1 Accent 6" w:uiPriority="63"/>
+    <w:lsdException w:name="Medium Shading 2 Accent 6" w:uiPriority="64"/>
+    <w:lsdException w:name="Medium List 1 Accent 6" w:uiPriority="65"/>
+    <w:lsdException w:name="Medium List 2 Accent 6" w:uiPriority="66"/>
+    <w:lsdException w:name="Medium Grid 1 Accent 6" w:uiPriority="67"/>
+    <w:lsdException w:name="Medium Grid 2 Accent 6" w:uiPriority="68"/>
+    <w:lsdException w:name="Medium Grid 3 Accent 6" w:uiPriority="69"/>
+    <w:lsdException w:name="Dark List Accent 6" w:uiPriority="70"/>
+    <w:lsdException w:name="Colorful Shading Accent 6" w:uiPriority="71"/>
+    <w:lsdException w:name="Colorful List Accent 6" w:uiPriority="72"/>
+    <w:lsdException w:name="Colorful Grid Accent 6" w:uiPriority="73"/>
+    <w:lsdException w:name="Subtle Emphasis" w:uiPriority="19" w:qFormat="1"/>
+    <w:lsdException w:name="Intense Emphasis" w:uiPriority="21" w:qFormat="1"/>
+    <w:lsdException w:name="Subtle Reference" w:uiPriority="31" w:qFormat="1"/>
+    <w:lsdException w:name="Intense Reference" w:uiPriority="32" w:qFormat="1"/>
+    <w:lsdException w:name="Book Title" w:uiPriority="33" w:qFormat="1"/>
+    <w:lsdException w:name="Bibliography" w:semiHidden="1" w:uiPriority="37" w:unhideWhenUsed="1"/>
+    <w:lsdException w:name="TOC Heading" w:semiHidden="1" w:uiPriority="39" w:unhideWhenUsed="1" w:qFormat="1"/>
+    <w:lsdException w:name="Plain Table 1" w:uiPriority="41"/>
+    <w:lsdException w:name="Plain Table 2" w:uiPriority="42"/>
+    <w:lsdException w:name="Plain Table 3" w:uiPriority="43"/>
+    <w:lsdException w:name="Plain Table 4" w:uiPriority="44"/>
+    <w:lsdException w:name="Plain Table 5" w:uiPriority="45"/>
+    <w:lsdException w:name="Grid Table Light" w:uiPriority="40"/>
+    <w:lsdException w:name="Grid Table 1 Light" w:uiPriority="46"/>
+    <w:lsdException w:name="Grid Table 2" w:uiPriority="47"/>
+    <w:lsdException w:name="Grid Table 3" w:uiPriority="48"/>
+    <w:lsdException w:name="Grid Table 4" w:uiPriority="49"/>
+    <w:lsdException w:name="Grid Table 5 Dark" w:uiPriority="50"/>
+    <w:lsdException w:name="Grid Table 6 Colorful" w:uiPriority="51"/>
+    <w:lsdException w:name="Grid Table 7 Colorful" w:uiPriority="52"/>
+    <w:lsdException w:name="Grid Table 1 Light Accent 1" w:uiPriority="46"/>
+    <w:lsdException w:name="Grid Table 2 Accent 1" w:uiPriority="47"/>
+    <w:lsdException w:name="Grid Table 3 Accent 1" w:uiPriority="48"/>
+    <w:lsdException w:name="Grid Table 4 Accent 1" w:uiPriority="49"/>
+    <w:lsdException w:name="Grid Table 5 Dark Accent 1" w:uiPriority="50"/>
+    <w:lsdException w:name="Grid Table 6 Colorful Accent 1" w:uiPriority="51"/>
+    <w:lsdException w:name="Grid Table 7 Colorful Accent 1" w:uiPriority="52"/>
+    <w:lsdException w:name="Grid Table 1 Light Accent 2" w:uiPriority="46"/>
+    <w:lsdException w:name="Grid Table 2 Accent 2" w:uiPriority="47"/>
+    <w:lsdException w:name="Grid Table 3 Accent 2" w:uiPriority="48"/>
+    <w:lsdException w:name="Grid Table 4 Accent 2" w:uiPriority="49"/>
+    <w:lsdException w:name="Grid Table 5 Dark Accent 2" w:uiPriority="50"/>
+    <w:lsdException w:name="Grid Table 6 Colorful Accent 2" w:uiPriority="51"/>
+    <w:lsdException w:name="Grid Table 7 Colorful Accent 2" w:uiPriority="52"/>
+    <w:lsdException w:name="Grid Table 1 Light Accent 3" w:uiPriority="46"/>
+    <w:lsdException w:name="Grid Table 2 Accent 3" w:uiPriority="47"/>
+    <w:lsdException w:name="Grid Table 3 Accent 3" w:uiPriority="48"/>
+    <w:lsdException w:name="Grid Table 4 Accent 3" w:uiPriority="49"/>
+    <w:lsdException w:name="Grid Table 5 Dark Accent 3" w:uiPriority="50"/>
+    <w:lsdException w:name="Grid Table 6 Colorful Accent 3" w:uiPriority="51"/>
+    <w:lsdException w:name="Grid Table 7 Colorful Accent 3" w:uiPriority="52"/>
+    <w:lsdException w:name="Grid Table 1 Light Accent 4" w:uiPriority="46"/>
+    <w:lsdException w:name="Grid Table 2 Accent 4" w:uiPriority="47"/>
+    <w:lsdException w:name="Grid Table 3 Accent 4" w:uiPriority="48"/>
+    <w:lsdException w:name="Grid Table 4 Accent 4" w:uiPriority="49"/>
+    <w:lsdException w:name="Grid Table 5 Dark Accent 4" w:uiPriority="50"/>
+    <w:lsdException w:name="Grid Table 6 Colorful Accent 4" w:uiPriority="51"/>
+    <w:lsdException w:name="Grid Table 7 Colorful Accent 4" w:uiPriority="52"/>
+    <w:lsdException w:name="Grid Table 1 Light Accent 5" w:uiPriority="46"/>
+    <w:lsdException w:name="Grid Table 2 Accent 5" w:uiPriority="47"/>
+    <w:lsdException w:name="Grid Table 3 Accent 5" w:uiPriority="48"/>
+    <w:lsdException w:name="Grid Table 4 Accent 5" w:uiPriority="49"/>
+    <w:lsdException w:name="Grid Table 5 Dark Accent 5" w:uiPriority="50"/>
+    <w:lsdException w:name="Grid Table 6 Colorful Accent 5" w:uiPriority="51"/>
+    <w:lsdException w:name="Grid Table 7 Colorful Accent 5" w:uiPriority="52"/>
+    <w:lsdException w:name="Grid Table 1 Light Accent 6" w:uiPriority="46"/>
+    <w:lsdException w:name="Grid Table 2 Accent 6" w:uiPriority="47"/>
+    <w:lsdException w:name="Grid Table 3 Accent 6" w:uiPriority="48"/>
+    <w:lsdException w:name="Grid Table 4 Accent 6" w:uiPriority="49"/>
+    <w:lsdException w:name="Grid Table 5 Dark Accent 6" w:uiPriority="50"/>
+    <w:lsdException w:name="Grid Table 6 Colorful Accent 6" w:uiPriority="51"/>
+    <w:lsdException w:name="Grid Table 7 Colorful Accent 6" w:uiPriority="52"/>
+    <w:lsdException w:name="List Table 1 Light" w:uiPriority="46"/>
+    <w:lsdException w:name="List Table 2" w:uiPriority="47"/>
+    <w:lsdException w:name="List Table 3" w:uiPriority="48"/>
+    <w:lsdException w:name="List Table 4" w:uiPriority="49"/>
+    <w:lsdException w:name="List Table 5 Dark" w:uiPriority="50"/>
+    <w:lsdException w:name="List Table 6 Colorful" w:uiPriority="51"/>
+    <w:lsdException w:name="List Table 7 Colorful" w:uiPriority="52"/>
+    <w:lsdException w:name="List Table 1 Light Accent 1" w:uiPriority="46"/>
+    <w:lsdException w:name="List Table 2 Accent 1" w:uiPriority="47"/>
+    <w:lsdException w:name="List Table 3 Accent 1" w:uiPriority="48"/>
+    <w:lsdException w:name="List Table 4 Accent 1" w:uiPriority="49"/>
+    <w:lsdException w:name="List Table 5 Dark Accent 1" w:uiPriority="50"/>
+    <w:lsdException w:name="List Table 6 Colorful Accent 1" w:uiPriority="51"/>
+    <w:lsdException w:name="List Table 7 Colorful Accent 1" w:uiPriority="52"/>
+    <w:lsdException w:name="List Table 1 Light Accent 2" w:uiPriority="46"/>
+    <w:lsdException w:name="List Table 2 Accent 2" w:uiPriority="47"/>
+    <w:lsdException w:name="List Table 3 Accent 2" w:uiPriority="48"/>
+    <w:lsdException w:name="List Table 4 Accent 2" w:uiPriority="49"/>
+    <w:lsdException w:name="List Table 5 Dark Accent 2" w:uiPriority="50"/>
+    <w:lsdException w:name="List Table 6 Colorful Accent 2" w:uiPriority="51"/>
+    <w:lsdException w:name="List Table 7 Colorful Accent 2" w:uiPriority="52"/>
+    <w:lsdException w:name="List Table 1 Light Accent 3" w:uiPriority="46"/>
+    <w:lsdException w:name="List Table 2 Accent 3" w:uiPriority="47"/>
+    <w:lsdException w:name="List Table 3 Accent 3" w:uiPriority="48"/>
+    <w:lsdException w:name="List Table 4 Accent 3" w:uiPriority="49"/>
+    <w:lsdException w:name="List Table 5 Dark Accent 3" w:uiPriority="50"/>
+    <w:lsdException w:name="List Table 6 Colorful Accent 3" w:uiPriority="51"/>
+    <w:lsdException w:name="List Table 7 Colorful Accent 3" w:uiPriority="52"/>
+    <w:lsdException w:name="List Table 1 Light Accent 4" w:uiPriority="46"/>
+    <w:lsdException w:name="List Table 2 Accent 4" w:uiPriority="47"/>
+    <w:lsdException w:name="List Table 3 Accent 4" w:uiPriority="48"/>
+    <w:lsdException w:name="List Table 4 Accent 4" w:uiPriority="49"/>
+    <w:lsdException w:name="List Table 5 Dark Accent 4" w:uiPriority="50"/>
+    <w:lsdException w:name="List Table 6 Colorful Accent 4" w:uiPriority="51"/>
+    <w:lsdException w:name="List Table 7 Colorful Accent 4" w:uiPriority="52"/>
+    <w:lsdException w:name="List Table 1 Light Accent 5" w:uiPriority="46"/>
+    <w:lsdException w:name="List Table 2 Accent 5" w:uiPriority="47"/>
+    <w:lsdException w:name="List Table 3 Accent 5" w:uiPriority="48"/>
+    <w:lsdException w:name="List Table 4 Accent 5" w:uiPriority="49"/>
+    <w:lsdException w:name="List Table 5 Dark Accent 5" w:uiPriority="50"/>
+    <w:lsdException w:name="List Table 6 Colorful Accent 5" w:uiPriority="51"/>
+    <w:lsdException w:name="List Table 7 Colorful Accent 5" w:uiPriority="52"/>
+    <w:lsdException w:name="List Table 1 Light Accent 6" w:uiPriority="46"/>
+    <w:lsdException w:name="List Table 2 Accent 6" w:uiPriority="47"/>
+    <w:lsdException w:name="List Table 3 Accent 6" w:uiPriority="48"/>
+    <w:lsdException w:name="List Table 4 Accent 6" w:uiPriority="49"/>
+    <w:lsdException w:name="List Table 5 Dark Accent 6" w:uiPriority="50"/>
+    <w:lsdException w:name="List Table 6 Colorful Accent 6" w:uiPriority="51"/>
+    <w:lsdException w:name="List Table 7 Colorful Accent 6" w:uiPriority="52"/>
+    <w:lsdException w:name="Mention" w:semiHidden="1" w:unhideWhenUsed="1"/>
+    <w:lsdException w:name="Smart Hyperlink" w:semiHidden="1" w:unhideWhenUsed="1"/>
+    <w:lsdException w:name="Hashtag" w:semiHidden="1" w:unhideWhenUsed="1"/>
+    <w:lsdException w:name="Unresolved Mention" w:semiHidden="1" w:unhideWhenUsed="1"/>
+    <w:lsdException w:name="Smart Link" w:semiHidden="1" w:unhideWhenUsed="1"/>
   </w:latentStyles>
   <w:style w:type="paragraph" w:default="1" w:styleId="Normal">
     <w:name w:val="Normal"/>
@@ -4556,406 +4318,8 @@
       <w:u w:val="single"/>
     </w:rPr>
   </w:style>
-  <w:style w:type="character" w:customStyle="1" w:styleId="UnresolvedMention">
-    <w:name w:val="Unresolved Mention"/>
-    <w:basedOn w:val="DefaultParagraphFont"/>
-    <w:uiPriority w:val="99"/>
-    <w:semiHidden/>
-    <w:unhideWhenUsed/>
-    <w:rsid w:val="00AB311E"/>
-    <w:rPr>
-      <w:color w:val="605E5C"/>
-      <w:shd w:val="clear" w:color="auto" w:fill="E1DFDD"/>
-    </w:rPr>
-  </w:style>
-  <w:style w:type="paragraph" w:customStyle="1" w:styleId="paragraph">
-    <w:name w:val="paragraph"/>
-    <w:basedOn w:val="Normal"/>
-    <w:rsid w:val="00EB0172"/>
-    <w:pPr>
-      <w:spacing w:before="100" w:beforeAutospacing="1" w:after="100" w:afterAutospacing="1"/>
-    </w:pPr>
-    <w:rPr>
-      <w:rFonts w:ascii="Times New Roman" w:eastAsia="Times New Roman" w:hAnsi="Times New Roman" w:cs="Times New Roman"/>
-      <w:sz w:val="24"/>
-      <w:szCs w:val="24"/>
-    </w:rPr>
-  </w:style>
-  <w:style w:type="character" w:customStyle="1" w:styleId="normaltextrun">
-    <w:name w:val="normaltextrun"/>
-    <w:basedOn w:val="DefaultParagraphFont"/>
-    <w:rsid w:val="00EB0172"/>
-  </w:style>
-  <w:style w:type="character" w:customStyle="1" w:styleId="eop">
-    <w:name w:val="eop"/>
-    <w:basedOn w:val="DefaultParagraphFont"/>
-    <w:rsid w:val="00EB0172"/>
-  </w:style>
-</w:styles>
-</file>
-
-<file path=word/stylesWithEffects.xml><?xml version="1.0" encoding="utf-8"?>
-<w:styles xmlns:wpc="http://schemas.microsoft.com/office/word/2010/wordprocessingCanvas" xmlns:mc="http://schemas.openxmlformats.org/markup-compatibility/2006" xmlns:o="urn:schemas-microsoft-com:office:office" xmlns:r="http://schemas.openxmlformats.org/officeDocument/2006/relationships" xmlns:m="http://schemas.openxmlformats.org/officeDocument/2006/math" xmlns:v="urn:schemas-microsoft-com:vml" xmlns:wp14="http://schemas.microsoft.com/office/word/2010/wordprocessingDrawing" xmlns:wp="http://schemas.openxmlformats.org/drawingml/2006/wordprocessingDrawing" xmlns:w10="urn:schemas-microsoft-com:office:word" xmlns:w="http://schemas.openxmlformats.org/wordprocessingml/2006/main" xmlns:w14="http://schemas.microsoft.com/office/word/2010/wordml" xmlns:wpg="http://schemas.microsoft.com/office/word/2010/wordprocessingGroup" xmlns:wpi="http://schemas.microsoft.com/office/word/2010/wordprocessingInk" xmlns:wne="http://schemas.microsoft.com/office/word/2006/wordml" xmlns:wps="http://schemas.microsoft.com/office/word/2010/wordprocessingShape" mc:Ignorable="w14 wp14">
-  <w:docDefaults>
-    <w:rPrDefault>
-      <w:rPr>
-        <w:rFonts w:asciiTheme="minorHAnsi" w:eastAsiaTheme="minorHAnsi" w:hAnsiTheme="minorHAnsi" w:cstheme="minorBidi"/>
-        <w:sz w:val="22"/>
-        <w:szCs w:val="22"/>
-        <w:lang w:val="en-US" w:eastAsia="en-US" w:bidi="ar-SA"/>
-      </w:rPr>
-    </w:rPrDefault>
-    <w:pPrDefault/>
-  </w:docDefaults>
-  <w:latentStyles w:defLockedState="0" w:defUIPriority="99" w:defSemiHidden="1" w:defUnhideWhenUsed="1" w:defQFormat="0" w:count="267">
-    <w:lsdException w:name="Normal" w:semiHidden="0" w:uiPriority="0" w:unhideWhenUsed="0" w:qFormat="1"/>
-    <w:lsdException w:name="heading 1" w:semiHidden="0" w:uiPriority="9" w:unhideWhenUsed="0" w:qFormat="1"/>
-    <w:lsdException w:name="heading 2" w:uiPriority="9" w:qFormat="1"/>
-    <w:lsdException w:name="heading 3" w:uiPriority="9" w:qFormat="1"/>
-    <w:lsdException w:name="heading 4" w:uiPriority="9" w:qFormat="1"/>
-    <w:lsdException w:name="heading 5" w:uiPriority="9" w:qFormat="1"/>
-    <w:lsdException w:name="heading 6" w:uiPriority="9" w:qFormat="1"/>
-    <w:lsdException w:name="heading 7" w:uiPriority="9" w:qFormat="1"/>
-    <w:lsdException w:name="heading 8" w:uiPriority="9" w:qFormat="1"/>
-    <w:lsdException w:name="heading 9" w:uiPriority="9" w:qFormat="1"/>
-    <w:lsdException w:name="toc 1" w:uiPriority="39"/>
-    <w:lsdException w:name="toc 2" w:uiPriority="39"/>
-    <w:lsdException w:name="toc 3" w:uiPriority="39"/>
-    <w:lsdException w:name="toc 4" w:uiPriority="39"/>
-    <w:lsdException w:name="toc 5" w:uiPriority="39"/>
-    <w:lsdException w:name="toc 6" w:uiPriority="39"/>
-    <w:lsdException w:name="toc 7" w:uiPriority="39"/>
-    <w:lsdException w:name="toc 8" w:uiPriority="39"/>
-    <w:lsdException w:name="toc 9" w:uiPriority="39"/>
-    <w:lsdException w:name="caption" w:uiPriority="35" w:qFormat="1"/>
-    <w:lsdException w:name="Title" w:semiHidden="0" w:uiPriority="10" w:unhideWhenUsed="0" w:qFormat="1"/>
-    <w:lsdException w:name="Default Paragraph Font" w:uiPriority="1"/>
-    <w:lsdException w:name="Subtitle" w:semiHidden="0" w:uiPriority="11" w:unhideWhenUsed="0" w:qFormat="1"/>
-    <w:lsdException w:name="Strong" w:semiHidden="0" w:uiPriority="22" w:unhideWhenUsed="0" w:qFormat="1"/>
-    <w:lsdException w:name="Emphasis" w:semiHidden="0" w:uiPriority="20" w:unhideWhenUsed="0" w:qFormat="1"/>
-    <w:lsdException w:name="Table Grid" w:semiHidden="0" w:uiPriority="39" w:unhideWhenUsed="0"/>
-    <w:lsdException w:name="Placeholder Text" w:unhideWhenUsed="0"/>
-    <w:lsdException w:name="No Spacing" w:semiHidden="0" w:uiPriority="1" w:unhideWhenUsed="0" w:qFormat="1"/>
-    <w:lsdException w:name="Light Shading" w:semiHidden="0" w:uiPriority="60" w:unhideWhenUsed="0"/>
-    <w:lsdException w:name="Light List" w:semiHidden="0" w:uiPriority="61" w:unhideWhenUsed="0"/>
-    <w:lsdException w:name="Light Grid" w:semiHidden="0" w:uiPriority="62" w:unhideWhenUsed="0"/>
-    <w:lsdException w:name="Medium Shading 1" w:semiHidden="0" w:uiPriority="63" w:unhideWhenUsed="0"/>
-    <w:lsdException w:name="Medium Shading 2" w:semiHidden="0" w:uiPriority="64" w:unhideWhenUsed="0"/>
-    <w:lsdException w:name="Medium List 1" w:semiHidden="0" w:uiPriority="65" w:unhideWhenUsed="0"/>
-    <w:lsdException w:name="Medium List 2" w:semiHidden="0" w:uiPriority="66" w:unhideWhenUsed="0"/>
-    <w:lsdException w:name="Medium Grid 1" w:semiHidden="0" w:uiPriority="67" w:unhideWhenUsed="0"/>
-    <w:lsdException w:name="Medium Grid 2" w:semiHidden="0" w:uiPriority="68" w:unhideWhenUsed="0"/>
-    <w:lsdException w:name="Medium Grid 3" w:semiHidden="0" w:uiPriority="69" w:unhideWhenUsed="0"/>
-    <w:lsdException w:name="Dark List" w:semiHidden="0" w:uiPriority="70" w:unhideWhenUsed="0"/>
-    <w:lsdException w:name="Colorful Shading" w:semiHidden="0" w:uiPriority="71" w:unhideWhenUsed="0"/>
-    <w:lsdException w:name="Colorful List" w:semiHidden="0" w:uiPriority="72" w:unhideWhenUsed="0"/>
-    <w:lsdException w:name="Colorful Grid" w:semiHidden="0" w:uiPriority="73" w:unhideWhenUsed="0"/>
-    <w:lsdException w:name="Light Shading Accent 1" w:semiHidden="0" w:uiPriority="60" w:unhideWhenUsed="0"/>
-    <w:lsdException w:name="Light List Accent 1" w:semiHidden="0" w:uiPriority="61" w:unhideWhenUsed="0"/>
-    <w:lsdException w:name="Light Grid Accent 1" w:semiHidden="0" w:uiPriority="62" w:unhideWhenUsed="0"/>
-    <w:lsdException w:name="Medium Shading 1 Accent 1" w:semiHidden="0" w:uiPriority="63" w:unhideWhenUsed="0"/>
-    <w:lsdException w:name="Medium Shading 2 Accent 1" w:semiHidden="0" w:uiPriority="64" w:unhideWhenUsed="0"/>
-    <w:lsdException w:name="Medium List 1 Accent 1" w:semiHidden="0" w:uiPriority="65" w:unhideWhenUsed="0"/>
-    <w:lsdException w:name="Revision" w:unhideWhenUsed="0"/>
-    <w:lsdException w:name="List Paragraph" w:semiHidden="0" w:uiPriority="34" w:unhideWhenUsed="0" w:qFormat="1"/>
-    <w:lsdException w:name="Quote" w:semiHidden="0" w:uiPriority="29" w:unhideWhenUsed="0" w:qFormat="1"/>
-    <w:lsdException w:name="Intense Quote" w:semiHidden="0" w:uiPriority="30" w:unhideWhenUsed="0" w:qFormat="1"/>
-    <w:lsdException w:name="Medium List 2 Accent 1" w:semiHidden="0" w:uiPriority="66" w:unhideWhenUsed="0"/>
-    <w:lsdException w:name="Medium Grid 1 Accent 1" w:semiHidden="0" w:uiPriority="67" w:unhideWhenUsed="0"/>
-    <w:lsdException w:name="Medium Grid 2 Accent 1" w:semiHidden="0" w:uiPriority="68" w:unhideWhenUsed="0"/>
-    <w:lsdException w:name="Medium Grid 3 Accent 1" w:semiHidden="0" w:uiPriority="69" w:unhideWhenUsed="0"/>
-    <w:lsdException w:name="Dark List Accent 1" w:semiHidden="0" w:uiPriority="70" w:unhideWhenUsed="0"/>
-    <w:lsdException w:name="Colorful Shading Accent 1" w:semiHidden="0" w:uiPriority="71" w:unhideWhenUsed="0"/>
-    <w:lsdException w:name="Colorful List Accent 1" w:semiHidden="0" w:uiPriority="72" w:unhideWhenUsed="0"/>
-    <w:lsdException w:name="Colorful Grid Accent 1" w:semiHidden="0" w:uiPriority="73" w:unhideWhenUsed="0"/>
-    <w:lsdException w:name="Light Shading Accent 2" w:semiHidden="0" w:uiPriority="60" w:unhideWhenUsed="0"/>
-    <w:lsdException w:name="Light List Accent 2" w:semiHidden="0" w:uiPriority="61" w:unhideWhenUsed="0"/>
-    <w:lsdException w:name="Light Grid Accent 2" w:semiHidden="0" w:uiPriority="62" w:unhideWhenUsed="0"/>
-    <w:lsdException w:name="Medium Shading 1 Accent 2" w:semiHidden="0" w:uiPriority="63" w:unhideWhenUsed="0"/>
-    <w:lsdException w:name="Medium Shading 2 Accent 2" w:semiHidden="0" w:uiPriority="64" w:unhideWhenUsed="0"/>
-    <w:lsdException w:name="Medium List 1 Accent 2" w:semiHidden="0" w:uiPriority="65" w:unhideWhenUsed="0"/>
-    <w:lsdException w:name="Medium List 2 Accent 2" w:semiHidden="0" w:uiPriority="66" w:unhideWhenUsed="0"/>
-    <w:lsdException w:name="Medium Grid 1 Accent 2" w:semiHidden="0" w:uiPriority="67" w:unhideWhenUsed="0"/>
-    <w:lsdException w:name="Medium Grid 2 Accent 2" w:semiHidden="0" w:uiPriority="68" w:unhideWhenUsed="0"/>
-    <w:lsdException w:name="Medium Grid 3 Accent 2" w:semiHidden="0" w:uiPriority="69" w:unhideWhenUsed="0"/>
-    <w:lsdException w:name="Dark List Accent 2" w:semiHidden="0" w:uiPriority="70" w:unhideWhenUsed="0"/>
-    <w:lsdException w:name="Colorful Shading Accent 2" w:semiHidden="0" w:uiPriority="71" w:unhideWhenUsed="0"/>
-    <w:lsdException w:name="Colorful List Accent 2" w:semiHidden="0" w:uiPriority="72" w:unhideWhenUsed="0"/>
-    <w:lsdException w:name="Colorful Grid Accent 2" w:semiHidden="0" w:uiPriority="73" w:unhideWhenUsed="0"/>
-    <w:lsdException w:name="Light Shading Accent 3" w:semiHidden="0" w:uiPriority="60" w:unhideWhenUsed="0"/>
-    <w:lsdException w:name="Light List Accent 3" w:semiHidden="0" w:uiPriority="61" w:unhideWhenUsed="0"/>
-    <w:lsdException w:name="Light Grid Accent 3" w:semiHidden="0" w:uiPriority="62" w:unhideWhenUsed="0"/>
-    <w:lsdException w:name="Medium Shading 1 Accent 3" w:semiHidden="0" w:uiPriority="63" w:unhideWhenUsed="0"/>
-    <w:lsdException w:name="Medium Shading 2 Accent 3" w:semiHidden="0" w:uiPriority="64" w:unhideWhenUsed="0"/>
-    <w:lsdException w:name="Medium List 1 Accent 3" w:semiHidden="0" w:uiPriority="65" w:unhideWhenUsed="0"/>
-    <w:lsdException w:name="Medium List 2 Accent 3" w:semiHidden="0" w:uiPriority="66" w:unhideWhenUsed="0"/>
-    <w:lsdException w:name="Medium Grid 1 Accent 3" w:semiHidden="0" w:uiPriority="67" w:unhideWhenUsed="0"/>
-    <w:lsdException w:name="Medium Grid 2 Accent 3" w:semiHidden="0" w:uiPriority="68" w:unhideWhenUsed="0"/>
-    <w:lsdException w:name="Medium Grid 3 Accent 3" w:semiHidden="0" w:uiPriority="69" w:unhideWhenUsed="0"/>
-    <w:lsdException w:name="Dark List Accent 3" w:semiHidden="0" w:uiPriority="70" w:unhideWhenUsed="0"/>
-    <w:lsdException w:name="Colorful Shading Accent 3" w:semiHidden="0" w:uiPriority="71" w:unhideWhenUsed="0"/>
-    <w:lsdException w:name="Colorful List Accent 3" w:semiHidden="0" w:uiPriority="72" w:unhideWhenUsed="0"/>
-    <w:lsdException w:name="Colorful Grid Accent 3" w:semiHidden="0" w:uiPriority="73" w:unhideWhenUsed="0"/>
-    <w:lsdException w:name="Light Shading Accent 4" w:semiHidden="0" w:uiPriority="60" w:unhideWhenUsed="0"/>
-    <w:lsdException w:name="Light List Accent 4" w:semiHidden="0" w:uiPriority="61" w:unhideWhenUsed="0"/>
-    <w:lsdException w:name="Light Grid Accent 4" w:semiHidden="0" w:uiPriority="62" w:unhideWhenUsed="0"/>
-    <w:lsdException w:name="Medium Shading 1 Accent 4" w:semiHidden="0" w:uiPriority="63" w:unhideWhenUsed="0"/>
-    <w:lsdException w:name="Medium Shading 2 Accent 4" w:semiHidden="0" w:uiPriority="64" w:unhideWhenUsed="0"/>
-    <w:lsdException w:name="Medium List 1 Accent 4" w:semiHidden="0" w:uiPriority="65" w:unhideWhenUsed="0"/>
-    <w:lsdException w:name="Medium List 2 Accent 4" w:semiHidden="0" w:uiPriority="66" w:unhideWhenUsed="0"/>
-    <w:lsdException w:name="Medium Grid 1 Accent 4" w:semiHidden="0" w:uiPriority="67" w:unhideWhenUsed="0"/>
-    <w:lsdException w:name="Medium Grid 2 Accent 4" w:semiHidden="0" w:uiPriority="68" w:unhideWhenUsed="0"/>
-    <w:lsdException w:name="Medium Grid 3 Accent 4" w:semiHidden="0" w:uiPriority="69" w:unhideWhenUsed="0"/>
-    <w:lsdException w:name="Dark List Accent 4" w:semiHidden="0" w:uiPriority="70" w:unhideWhenUsed="0"/>
-    <w:lsdException w:name="Colorful Shading Accent 4" w:semiHidden="0" w:uiPriority="71" w:unhideWhenUsed="0"/>
-    <w:lsdException w:name="Colorful List Accent 4" w:semiHidden="0" w:uiPriority="72" w:unhideWhenUsed="0"/>
-    <w:lsdException w:name="Colorful Grid Accent 4" w:semiHidden="0" w:uiPriority="73" w:unhideWhenUsed="0"/>
-    <w:lsdException w:name="Light Shading Accent 5" w:semiHidden="0" w:uiPriority="60" w:unhideWhenUsed="0"/>
-    <w:lsdException w:name="Light List Accent 5" w:semiHidden="0" w:uiPriority="61" w:unhideWhenUsed="0"/>
-    <w:lsdException w:name="Light Grid Accent 5" w:semiHidden="0" w:uiPriority="62" w:unhideWhenUsed="0"/>
-    <w:lsdException w:name="Medium Shading 1 Accent 5" w:semiHidden="0" w:uiPriority="63" w:unhideWhenUsed="0"/>
-    <w:lsdException w:name="Medium Shading 2 Accent 5" w:semiHidden="0" w:uiPriority="64" w:unhideWhenUsed="0"/>
-    <w:lsdException w:name="Medium List 1 Accent 5" w:semiHidden="0" w:uiPriority="65" w:unhideWhenUsed="0"/>
-    <w:lsdException w:name="Medium List 2 Accent 5" w:semiHidden="0" w:uiPriority="66" w:unhideWhenUsed="0"/>
-    <w:lsdException w:name="Medium Grid 1 Accent 5" w:semiHidden="0" w:uiPriority="67" w:unhideWhenUsed="0"/>
-    <w:lsdException w:name="Medium Grid 2 Accent 5" w:semiHidden="0" w:uiPriority="68" w:unhideWhenUsed="0"/>
-    <w:lsdException w:name="Medium Grid 3 Accent 5" w:semiHidden="0" w:uiPriority="69" w:unhideWhenUsed="0"/>
-    <w:lsdException w:name="Dark List Accent 5" w:semiHidden="0" w:uiPriority="70" w:unhideWhenUsed="0"/>
-    <w:lsdException w:name="Colorful Shading Accent 5" w:semiHidden="0" w:uiPriority="71" w:unhideWhenUsed="0"/>
-    <w:lsdException w:name="Colorful List Accent 5" w:semiHidden="0" w:uiPriority="72" w:unhideWhenUsed="0"/>
-    <w:lsdException w:name="Colorful Grid Accent 5" w:semiHidden="0" w:uiPriority="73" w:unhideWhenUsed="0"/>
-    <w:lsdException w:name="Light Shading Accent 6" w:semiHidden="0" w:uiPriority="60" w:unhideWhenUsed="0"/>
-    <w:lsdException w:name="Light List Accent 6" w:semiHidden="0" w:uiPriority="61" w:unhideWhenUsed="0"/>
-    <w:lsdException w:name="Light Grid Accent 6" w:semiHidden="0" w:uiPriority="62" w:unhideWhenUsed="0"/>
-    <w:lsdException w:name="Medium Shading 1 Accent 6" w:semiHidden="0" w:uiPriority="63" w:unhideWhenUsed="0"/>
-    <w:lsdException w:name="Medium Shading 2 Accent 6" w:semiHidden="0" w:uiPriority="64" w:unhideWhenUsed="0"/>
-    <w:lsdException w:name="Medium List 1 Accent 6" w:semiHidden="0" w:uiPriority="65" w:unhideWhenUsed="0"/>
-    <w:lsdException w:name="Medium List 2 Accent 6" w:semiHidden="0" w:uiPriority="66" w:unhideWhenUsed="0"/>
-    <w:lsdException w:name="Medium Grid 1 Accent 6" w:semiHidden="0" w:uiPriority="67" w:unhideWhenUsed="0"/>
-    <w:lsdException w:name="Medium Grid 2 Accent 6" w:semiHidden="0" w:uiPriority="68" w:unhideWhenUsed="0"/>
-    <w:lsdException w:name="Medium Grid 3 Accent 6" w:semiHidden="0" w:uiPriority="69" w:unhideWhenUsed="0"/>
-    <w:lsdException w:name="Dark List Accent 6" w:semiHidden="0" w:uiPriority="70" w:unhideWhenUsed="0"/>
-    <w:lsdException w:name="Colorful Shading Accent 6" w:semiHidden="0" w:uiPriority="71" w:unhideWhenUsed="0"/>
-    <w:lsdException w:name="Colorful List Accent 6" w:semiHidden="0" w:uiPriority="72" w:unhideWhenUsed="0"/>
-    <w:lsdException w:name="Colorful Grid Accent 6" w:semiHidden="0" w:uiPriority="73" w:unhideWhenUsed="0"/>
-    <w:lsdException w:name="Subtle Emphasis" w:semiHidden="0" w:uiPriority="19" w:unhideWhenUsed="0" w:qFormat="1"/>
-    <w:lsdException w:name="Intense Emphasis" w:semiHidden="0" w:uiPriority="21" w:unhideWhenUsed="0" w:qFormat="1"/>
-    <w:lsdException w:name="Subtle Reference" w:semiHidden="0" w:uiPriority="31" w:unhideWhenUsed="0" w:qFormat="1"/>
-    <w:lsdException w:name="Intense Reference" w:semiHidden="0" w:uiPriority="32" w:unhideWhenUsed="0" w:qFormat="1"/>
-    <w:lsdException w:name="Book Title" w:semiHidden="0" w:uiPriority="33" w:unhideWhenUsed="0" w:qFormat="1"/>
-    <w:lsdException w:name="Bibliography" w:uiPriority="37"/>
-    <w:lsdException w:name="TOC Heading" w:uiPriority="39" w:qFormat="1"/>
-  </w:latentStyles>
-  <w:style w:type="paragraph" w:default="1" w:styleId="Normal">
-    <w:name w:val="Normal"/>
-    <w:qFormat/>
-  </w:style>
-  <w:style w:type="character" w:default="1" w:styleId="DefaultParagraphFont">
-    <w:name w:val="Default Paragraph Font"/>
-    <w:uiPriority w:val="1"/>
-    <w:semiHidden/>
-    <w:unhideWhenUsed/>
-  </w:style>
-  <w:style w:type="table" w:default="1" w:styleId="TableNormal">
-    <w:name w:val="Normal Table"/>
-    <w:uiPriority w:val="99"/>
-    <w:semiHidden/>
-    <w:unhideWhenUsed/>
-    <w:tblPr>
-      <w:tblInd w:w="0" w:type="dxa"/>
-      <w:tblCellMar>
-        <w:top w:w="0" w:type="dxa"/>
-        <w:left w:w="108" w:type="dxa"/>
-        <w:bottom w:w="0" w:type="dxa"/>
-        <w:right w:w="108" w:type="dxa"/>
-      </w:tblCellMar>
-    </w:tblPr>
-  </w:style>
-  <w:style w:type="numbering" w:default="1" w:styleId="NoList">
-    <w:name w:val="No List"/>
-    <w:uiPriority w:val="99"/>
-    <w:semiHidden/>
-    <w:unhideWhenUsed/>
-  </w:style>
-  <w:style w:type="table" w:styleId="TableGrid">
-    <w:name w:val="Table Grid"/>
-    <w:basedOn w:val="TableNormal"/>
-    <w:uiPriority w:val="39"/>
-    <w:rsid w:val="00E11788"/>
-    <w:tblPr>
-      <w:tblBorders>
-        <w:top w:val="single" w:sz="4" w:space="0" w:color="auto"/>
-        <w:left w:val="single" w:sz="4" w:space="0" w:color="auto"/>
-        <w:bottom w:val="single" w:sz="4" w:space="0" w:color="auto"/>
-        <w:right w:val="single" w:sz="4" w:space="0" w:color="auto"/>
-        <w:insideH w:val="single" w:sz="4" w:space="0" w:color="auto"/>
-        <w:insideV w:val="single" w:sz="4" w:space="0" w:color="auto"/>
-      </w:tblBorders>
-    </w:tblPr>
-  </w:style>
-  <w:style w:type="paragraph" w:styleId="Header">
-    <w:name w:val="header"/>
-    <w:basedOn w:val="Normal"/>
-    <w:link w:val="HeaderChar"/>
-    <w:uiPriority w:val="99"/>
-    <w:unhideWhenUsed/>
-    <w:rsid w:val="005E1A34"/>
-    <w:pPr>
-      <w:tabs>
-        <w:tab w:val="center" w:pos="4680"/>
-        <w:tab w:val="right" w:pos="9360"/>
-      </w:tabs>
-    </w:pPr>
-  </w:style>
-  <w:style w:type="character" w:customStyle="1" w:styleId="HeaderChar">
-    <w:name w:val="Header Char"/>
-    <w:basedOn w:val="DefaultParagraphFont"/>
-    <w:link w:val="Header"/>
-    <w:uiPriority w:val="99"/>
-    <w:rsid w:val="005E1A34"/>
-  </w:style>
-  <w:style w:type="paragraph" w:styleId="Footer">
-    <w:name w:val="footer"/>
-    <w:basedOn w:val="Normal"/>
-    <w:link w:val="FooterChar"/>
-    <w:uiPriority w:val="99"/>
-    <w:unhideWhenUsed/>
-    <w:rsid w:val="005E1A34"/>
-    <w:pPr>
-      <w:tabs>
-        <w:tab w:val="center" w:pos="4680"/>
-        <w:tab w:val="right" w:pos="9360"/>
-      </w:tabs>
-    </w:pPr>
-  </w:style>
-  <w:style w:type="character" w:customStyle="1" w:styleId="FooterChar">
-    <w:name w:val="Footer Char"/>
-    <w:basedOn w:val="DefaultParagraphFont"/>
-    <w:link w:val="Footer"/>
-    <w:uiPriority w:val="99"/>
-    <w:rsid w:val="005E1A34"/>
-  </w:style>
-  <w:style w:type="character" w:styleId="CommentReference">
-    <w:name w:val="annotation reference"/>
-    <w:basedOn w:val="DefaultParagraphFont"/>
-    <w:uiPriority w:val="99"/>
-    <w:semiHidden/>
-    <w:unhideWhenUsed/>
-    <w:rsid w:val="0025478F"/>
-    <w:rPr>
-      <w:sz w:val="16"/>
-      <w:szCs w:val="16"/>
-    </w:rPr>
-  </w:style>
-  <w:style w:type="paragraph" w:styleId="CommentText">
-    <w:name w:val="annotation text"/>
-    <w:basedOn w:val="Normal"/>
-    <w:link w:val="CommentTextChar"/>
-    <w:uiPriority w:val="99"/>
-    <w:semiHidden/>
-    <w:unhideWhenUsed/>
-    <w:rsid w:val="0025478F"/>
-    <w:rPr>
-      <w:sz w:val="20"/>
-      <w:szCs w:val="20"/>
-    </w:rPr>
-  </w:style>
-  <w:style w:type="character" w:customStyle="1" w:styleId="CommentTextChar">
-    <w:name w:val="Comment Text Char"/>
-    <w:basedOn w:val="DefaultParagraphFont"/>
-    <w:link w:val="CommentText"/>
-    <w:uiPriority w:val="99"/>
-    <w:semiHidden/>
-    <w:rsid w:val="0025478F"/>
-    <w:rPr>
-      <w:sz w:val="20"/>
-      <w:szCs w:val="20"/>
-    </w:rPr>
-  </w:style>
-  <w:style w:type="paragraph" w:styleId="CommentSubject">
-    <w:name w:val="annotation subject"/>
-    <w:basedOn w:val="CommentText"/>
-    <w:next w:val="CommentText"/>
-    <w:link w:val="CommentSubjectChar"/>
-    <w:uiPriority w:val="99"/>
-    <w:semiHidden/>
-    <w:unhideWhenUsed/>
-    <w:rsid w:val="0025478F"/>
-    <w:rPr>
-      <w:b/>
-      <w:bCs/>
-    </w:rPr>
-  </w:style>
-  <w:style w:type="character" w:customStyle="1" w:styleId="CommentSubjectChar">
-    <w:name w:val="Comment Subject Char"/>
-    <w:basedOn w:val="CommentTextChar"/>
-    <w:link w:val="CommentSubject"/>
-    <w:uiPriority w:val="99"/>
-    <w:semiHidden/>
-    <w:rsid w:val="0025478F"/>
-    <w:rPr>
-      <w:b/>
-      <w:bCs/>
-      <w:sz w:val="20"/>
-      <w:szCs w:val="20"/>
-    </w:rPr>
-  </w:style>
-  <w:style w:type="paragraph" w:styleId="BalloonText">
-    <w:name w:val="Balloon Text"/>
-    <w:basedOn w:val="Normal"/>
-    <w:link w:val="BalloonTextChar"/>
-    <w:uiPriority w:val="99"/>
-    <w:semiHidden/>
-    <w:unhideWhenUsed/>
-    <w:rsid w:val="0025478F"/>
-    <w:rPr>
-      <w:rFonts w:ascii="Segoe UI" w:hAnsi="Segoe UI" w:cs="Segoe UI"/>
-      <w:sz w:val="18"/>
-      <w:szCs w:val="18"/>
-    </w:rPr>
-  </w:style>
-  <w:style w:type="character" w:customStyle="1" w:styleId="BalloonTextChar">
-    <w:name w:val="Balloon Text Char"/>
-    <w:basedOn w:val="DefaultParagraphFont"/>
-    <w:link w:val="BalloonText"/>
-    <w:uiPriority w:val="99"/>
-    <w:semiHidden/>
-    <w:rsid w:val="0025478F"/>
-    <w:rPr>
-      <w:rFonts w:ascii="Segoe UI" w:hAnsi="Segoe UI" w:cs="Segoe UI"/>
-      <w:sz w:val="18"/>
-      <w:szCs w:val="18"/>
-    </w:rPr>
-  </w:style>
-  <w:style w:type="paragraph" w:styleId="ListParagraph">
-    <w:name w:val="List Paragraph"/>
-    <w:basedOn w:val="Normal"/>
-    <w:uiPriority w:val="34"/>
-    <w:qFormat/>
-    <w:rsid w:val="00024A4C"/>
-    <w:pPr>
-      <w:ind w:left="720"/>
-      <w:contextualSpacing/>
-    </w:pPr>
-  </w:style>
-  <w:style w:type="character" w:customStyle="1" w:styleId="lrzxr">
-    <w:name w:val="lrzxr"/>
-    <w:basedOn w:val="DefaultParagraphFont"/>
-    <w:rsid w:val="00975E46"/>
-  </w:style>
-  <w:style w:type="character" w:styleId="Hyperlink">
-    <w:name w:val="Hyperlink"/>
-    <w:basedOn w:val="DefaultParagraphFont"/>
-    <w:uiPriority w:val="99"/>
-    <w:unhideWhenUsed/>
-    <w:rsid w:val="00AB311E"/>
-    <w:rPr>
-      <w:color w:val="0563C1" w:themeColor="hyperlink"/>
-      <w:u w:val="single"/>
-    </w:rPr>
-  </w:style>
-  <w:style w:type="character" w:customStyle="1" w:styleId="UnresolvedMention">
-    <w:name w:val="Unresolved Mention"/>
+  <w:style w:type="character" w:customStyle="1" w:styleId="UnresolvedMention1">
+    <w:name w:val="Unresolved Mention1"/>
     <w:basedOn w:val="DefaultParagraphFont"/>
     <w:uiPriority w:val="99"/>
     <w:semiHidden/>
@@ -5332,7 +4696,7 @@
   <a:extraClrSchemeLst/>
   <a:extLst>
     <a:ext uri="{05A4C25C-085E-4340-85A3-A5531E510DB2}">
-      <thm15:themeFamily xmlns:thm15="http://schemas.microsoft.com/office/thememl/2012/main" xmlns="" name="Office Theme" id="{62F939B6-93AF-4DB8-9C6B-D6C7DFDC589F}" vid="{4A3C46E8-61CC-4603-A589-7422A47A8E4A}"/>
+      <thm15:themeFamily xmlns:thm15="http://schemas.microsoft.com/office/thememl/2012/main" name="Office Theme" id="{62F939B6-93AF-4DB8-9C6B-D6C7DFDC589F}" vid="{4A3C46E8-61CC-4603-A589-7422A47A8E4A}"/>
     </a:ext>
   </a:extLst>
 </a:theme>

--- a/APLOS/POPResources/Templates/GRNReport202034.docx
+++ b/APLOS/POPResources/Templates/GRNReport202034.docx
@@ -1,6 +1,6 @@
 
 <file path=word/document.xml><?xml version="1.0" encoding="utf-8"?>
-<w:document xmlns:wpc="http://schemas.microsoft.com/office/word/2010/wordprocessingCanvas" xmlns:cx="http://schemas.microsoft.com/office/drawing/2014/chartex" xmlns:cx1="http://schemas.microsoft.com/office/drawing/2015/9/8/chartex" xmlns:cx2="http://schemas.microsoft.com/office/drawing/2015/10/21/chartex" xmlns:cx3="http://schemas.microsoft.com/office/drawing/2016/5/9/chartex" xmlns:cx4="http://schemas.microsoft.com/office/drawing/2016/5/10/chartex" xmlns:cx5="http://schemas.microsoft.com/office/drawing/2016/5/11/chartex" xmlns:cx6="http://schemas.microsoft.com/office/drawing/2016/5/12/chartex" xmlns:cx7="http://schemas.microsoft.com/office/drawing/2016/5/13/chartex" xmlns:cx8="http://schemas.microsoft.com/office/drawing/2016/5/14/chartex" xmlns:mc="http://schemas.openxmlformats.org/markup-compatibility/2006" xmlns:aink="http://schemas.microsoft.com/office/drawing/2016/ink" xmlns:am3d="http://schemas.microsoft.com/office/drawing/2017/model3d" xmlns:o="urn:schemas-microsoft-com:office:office" xmlns:r="http://schemas.openxmlformats.org/officeDocument/2006/relationships" xmlns:m="http://schemas.openxmlformats.org/officeDocument/2006/math" xmlns:v="urn:schemas-microsoft-com:vml" xmlns:wp14="http://schemas.microsoft.com/office/word/2010/wordprocessingDrawing" xmlns:wp="http://schemas.openxmlformats.org/drawingml/2006/wordprocessingDrawing" xmlns:w10="urn:schemas-microsoft-com:office:word" xmlns:w="http://schemas.openxmlformats.org/wordprocessingml/2006/main" xmlns:w14="http://schemas.microsoft.com/office/word/2010/wordml" xmlns:w15="http://schemas.microsoft.com/office/word/2012/wordml" xmlns:w16cex="http://schemas.microsoft.com/office/word/2018/wordml/cex" xmlns:w16cid="http://schemas.microsoft.com/office/word/2016/wordml/cid" xmlns:w16="http://schemas.microsoft.com/office/word/2018/wordml" xmlns:w16sdtdh="http://schemas.microsoft.com/office/word/2020/wordml/sdtdatahash" xmlns:w16se="http://schemas.microsoft.com/office/word/2015/wordml/symex" xmlns:wpg="http://schemas.microsoft.com/office/word/2010/wordprocessingGroup" xmlns:wpi="http://schemas.microsoft.com/office/word/2010/wordprocessingInk" xmlns:wne="http://schemas.microsoft.com/office/word/2006/wordml" xmlns:wps="http://schemas.microsoft.com/office/word/2010/wordprocessingShape" mc:Ignorable="w14 w15 w16se w16cid w16 w16cex w16sdtdh wp14">
+<w:document xmlns:wpc="http://schemas.microsoft.com/office/word/2010/wordprocessingCanvas" xmlns:mc="http://schemas.openxmlformats.org/markup-compatibility/2006" xmlns:o="urn:schemas-microsoft-com:office:office" xmlns:r="http://schemas.openxmlformats.org/officeDocument/2006/relationships" xmlns:m="http://schemas.openxmlformats.org/officeDocument/2006/math" xmlns:v="urn:schemas-microsoft-com:vml" xmlns:wp14="http://schemas.microsoft.com/office/word/2010/wordprocessingDrawing" xmlns:wp="http://schemas.openxmlformats.org/drawingml/2006/wordprocessingDrawing" xmlns:w10="urn:schemas-microsoft-com:office:word" xmlns:w="http://schemas.openxmlformats.org/wordprocessingml/2006/main" xmlns:w14="http://schemas.microsoft.com/office/word/2010/wordml" xmlns:wpg="http://schemas.microsoft.com/office/word/2010/wordprocessingGroup" xmlns:wpi="http://schemas.microsoft.com/office/word/2010/wordprocessingInk" xmlns:wne="http://schemas.microsoft.com/office/word/2006/wordml" xmlns:wps="http://schemas.microsoft.com/office/word/2010/wordprocessingShape" mc:Ignorable="w14 wp14">
   <w:body>
     <w:p>
       <w:pPr>
@@ -13,6 +13,8 @@
           <w:szCs w:val="23"/>
         </w:rPr>
       </w:pPr>
+      <w:bookmarkStart w:id="0" w:name="_GoBack"/>
+      <w:bookmarkEnd w:id="0"/>
     </w:p>
     <w:p>
       <w:pPr>
@@ -192,7 +194,7 @@
               </wp:anchor>
             </w:drawing>
           </mc:Choice>
-          <mc:Fallback>
+          <mc:Fallback xmlns:w15="http://schemas.microsoft.com/office/word/2012/wordml">
             <w:pict>
               <v:shapetype w14:anchorId="4A66F1F5" id="_x0000_t202" coordsize="21600,21600" o:spt="202" path="m,l,21600r21600,l21600,xe">
                 <v:stroke joinstyle="miter"/>
@@ -339,6 +341,7 @@
                 <w:szCs w:val="16"/>
               </w:rPr>
             </w:pPr>
+            <w:proofErr w:type="spellStart"/>
             <w:r>
               <w:rPr>
                 <w:rStyle w:val="normaltextrun"/>
@@ -350,6 +353,7 @@
               </w:rPr>
               <w:t>PONo</w:t>
             </w:r>
+            <w:proofErr w:type="spellEnd"/>
             <w:r>
               <w:rPr>
                 <w:rStyle w:val="normaltextrun"/>
@@ -391,7 +395,29 @@
                 <w:sz w:val="16"/>
                 <w:szCs w:val="16"/>
               </w:rPr>
-              <w:t>{PONumber}</w:t>
+              <w:t>{</w:t>
+            </w:r>
+            <w:proofErr w:type="spellStart"/>
+            <w:r>
+              <w:rPr>
+                <w:rStyle w:val="normaltextrun"/>
+                <w:rFonts w:ascii="Tahoma" w:hAnsi="Tahoma" w:cs="Tahoma"/>
+                <w:color w:val="000000"/>
+                <w:sz w:val="16"/>
+                <w:szCs w:val="16"/>
+              </w:rPr>
+              <w:t>PONumber</w:t>
+            </w:r>
+            <w:proofErr w:type="spellEnd"/>
+            <w:r>
+              <w:rPr>
+                <w:rStyle w:val="normaltextrun"/>
+                <w:rFonts w:ascii="Tahoma" w:hAnsi="Tahoma" w:cs="Tahoma"/>
+                <w:color w:val="000000"/>
+                <w:sz w:val="16"/>
+                <w:szCs w:val="16"/>
+              </w:rPr>
+              <w:t>}</w:t>
             </w:r>
             <w:r>
               <w:rPr>
@@ -416,6 +442,7 @@
                 <w:szCs w:val="16"/>
               </w:rPr>
             </w:pPr>
+            <w:proofErr w:type="spellStart"/>
             <w:r>
               <w:rPr>
                 <w:rFonts w:ascii="Tahoma" w:hAnsi="Tahoma" w:cs="Tahoma"/>
@@ -426,6 +453,7 @@
               </w:rPr>
               <w:t>PODate</w:t>
             </w:r>
+            <w:proofErr w:type="spellEnd"/>
             <w:r>
               <w:rPr>
                 <w:rStyle w:val="normaltextrun"/>
@@ -447,6 +475,7 @@
               </w:rPr>
               <w:t>{</w:t>
             </w:r>
+            <w:proofErr w:type="spellStart"/>
             <w:r>
               <w:rPr>
                 <w:rFonts w:ascii="Tahoma" w:hAnsi="Tahoma" w:cs="Tahoma"/>
@@ -456,6 +485,7 @@
               </w:rPr>
               <w:t>PODate</w:t>
             </w:r>
+            <w:proofErr w:type="spellEnd"/>
             <w:r>
               <w:rPr>
                 <w:rStyle w:val="normaltextrun"/>
@@ -499,6 +529,7 @@
               </w:rPr>
               <w:t>Employee Name:{</w:t>
             </w:r>
+            <w:proofErr w:type="spellStart"/>
             <w:r>
               <w:rPr>
                 <w:rStyle w:val="normaltextrun"/>
@@ -508,6 +539,7 @@
               </w:rPr>
               <w:t>EmployeeName</w:t>
             </w:r>
+            <w:proofErr w:type="spellEnd"/>
             <w:r>
               <w:rPr>
                 <w:rStyle w:val="normaltextrun"/>
@@ -621,6 +653,7 @@
               </w:rPr>
               <w:t>{</w:t>
             </w:r>
+            <w:proofErr w:type="spellStart"/>
             <w:r>
               <w:rPr>
                 <w:rFonts w:ascii="Tahoma" w:hAnsi="Tahoma" w:cs="Tahoma"/>
@@ -630,6 +663,7 @@
               </w:rPr>
               <w:t>GRNStatus</w:t>
             </w:r>
+            <w:proofErr w:type="spellEnd"/>
             <w:r>
               <w:rPr>
                 <w:rStyle w:val="normaltextrun"/>
@@ -669,6 +703,7 @@
               </w:rPr>
               <w:t>Creditable  Status :{</w:t>
             </w:r>
+            <w:proofErr w:type="spellStart"/>
             <w:r>
               <w:rPr>
                 <w:rStyle w:val="normaltextrun"/>
@@ -676,7 +711,17 @@
                 <w:sz w:val="16"/>
                 <w:szCs w:val="16"/>
               </w:rPr>
-              <w:t>CredtibleStatus} </w:t>
+              <w:t>CredtibleStatus</w:t>
+            </w:r>
+            <w:proofErr w:type="spellEnd"/>
+            <w:r>
+              <w:rPr>
+                <w:rStyle w:val="normaltextrun"/>
+                <w:rFonts w:ascii="Tahoma" w:hAnsi="Tahoma" w:cs="Tahoma"/>
+                <w:sz w:val="16"/>
+                <w:szCs w:val="16"/>
+              </w:rPr>
+              <w:t>} </w:t>
             </w:r>
           </w:p>
           <w:p>
@@ -714,65 +759,22 @@
                 <w:sz w:val="16"/>
                 <w:szCs w:val="16"/>
               </w:rPr>
-              <w:t>GRN</w:t>
+              <w:t>GRNNO  :</w:t>
             </w:r>
             <w:r>
               <w:rPr>
                 <w:rStyle w:val="normaltextrun"/>
                 <w:rFonts w:ascii="Tahoma" w:hAnsi="Tahoma" w:cs="Tahoma"/>
-                <w:b/>
-                <w:bCs/>
-                <w:sz w:val="16"/>
-                <w:szCs w:val="16"/>
-              </w:rPr>
-              <w:t xml:space="preserve"> </w:t>
-            </w:r>
+                <w:sz w:val="16"/>
+                <w:szCs w:val="16"/>
+              </w:rPr>
+              <w:t>{</w:t>
+            </w:r>
+            <w:proofErr w:type="spellStart"/>
             <w:r>
               <w:rPr>
                 <w:rStyle w:val="normaltextrun"/>
                 <w:rFonts w:ascii="Tahoma" w:hAnsi="Tahoma" w:cs="Tahoma"/>
-                <w:b/>
-                <w:bCs/>
-                <w:sz w:val="16"/>
-                <w:szCs w:val="16"/>
-              </w:rPr>
-              <w:t>N</w:t>
-            </w:r>
-            <w:r>
-              <w:rPr>
-                <w:rStyle w:val="normaltextrun"/>
-                <w:rFonts w:ascii="Tahoma" w:hAnsi="Tahoma" w:cs="Tahoma"/>
-                <w:b/>
-                <w:bCs/>
-                <w:sz w:val="16"/>
-                <w:szCs w:val="16"/>
-              </w:rPr>
-              <w:t>o.</w:t>
-            </w:r>
-            <w:r>
-              <w:rPr>
-                <w:rStyle w:val="normaltextrun"/>
-                <w:rFonts w:ascii="Tahoma" w:hAnsi="Tahoma" w:cs="Tahoma"/>
-                <w:b/>
-                <w:bCs/>
-                <w:sz w:val="16"/>
-                <w:szCs w:val="16"/>
-              </w:rPr>
-              <w:t> :</w:t>
-            </w:r>
-            <w:r>
-              <w:rPr>
-                <w:rStyle w:val="normaltextrun"/>
-                <w:rFonts w:ascii="Tahoma" w:hAnsi="Tahoma" w:cs="Tahoma"/>
-                <w:sz w:val="16"/>
-                <w:szCs w:val="16"/>
-              </w:rPr>
-              <w:t>{</w:t>
-            </w:r>
-            <w:r>
-              <w:rPr>
-                <w:rStyle w:val="normaltextrun"/>
-                <w:rFonts w:ascii="Tahoma" w:hAnsi="Tahoma" w:cs="Tahoma"/>
                 <w:color w:val="000000"/>
                 <w:sz w:val="16"/>
                 <w:szCs w:val="16"/>
@@ -780,6 +782,7 @@
               </w:rPr>
               <w:t>grnNumber</w:t>
             </w:r>
+            <w:proofErr w:type="spellEnd"/>
             <w:r>
               <w:rPr>
                 <w:rStyle w:val="normaltextrun"/>
@@ -812,7 +815,7 @@
                 <w:sz w:val="16"/>
                 <w:szCs w:val="16"/>
               </w:rPr>
-              <w:t xml:space="preserve">GRN </w:t>
+              <w:t>Dated</w:t>
             </w:r>
             <w:r>
               <w:rPr>
@@ -823,7 +826,7 @@
                 <w:sz w:val="16"/>
                 <w:szCs w:val="16"/>
               </w:rPr>
-              <w:t>Date</w:t>
+              <w:t xml:space="preserve"> </w:t>
             </w:r>
             <w:r>
               <w:rPr>
@@ -834,29 +837,19 @@
                 <w:sz w:val="16"/>
                 <w:szCs w:val="16"/>
               </w:rPr>
-              <w:t xml:space="preserve"> </w:t>
+              <w:t>:</w:t>
             </w:r>
             <w:r>
               <w:rPr>
                 <w:rStyle w:val="normaltextrun"/>
                 <w:rFonts w:ascii="Tahoma" w:hAnsi="Tahoma" w:cs="Tahoma"/>
-                <w:b/>
-                <w:bCs/>
-                <w:sz w:val="16"/>
-                <w:szCs w:val="16"/>
-              </w:rPr>
-              <w:t>:</w:t>
-            </w:r>
-            <w:r>
-              <w:rPr>
-                <w:rStyle w:val="normaltextrun"/>
-                <w:rFonts w:ascii="Tahoma" w:hAnsi="Tahoma" w:cs="Tahoma"/>
                 <w:color w:val="000000"/>
                 <w:sz w:val="16"/>
                 <w:szCs w:val="16"/>
               </w:rPr>
               <w:t>{</w:t>
             </w:r>
+            <w:proofErr w:type="spellStart"/>
             <w:r>
               <w:rPr>
                 <w:rFonts w:ascii="Tahoma" w:hAnsi="Tahoma" w:cs="Tahoma"/>
@@ -866,6 +859,7 @@
               </w:rPr>
               <w:t>GRNDate</w:t>
             </w:r>
+            <w:proofErr w:type="spellEnd"/>
             <w:r>
               <w:rPr>
                 <w:rStyle w:val="normaltextrun"/>
@@ -921,6 +915,7 @@
                 <w:szCs w:val="16"/>
               </w:rPr>
             </w:pPr>
+            <w:proofErr w:type="spellStart"/>
             <w:r>
               <w:rPr>
                 <w:rStyle w:val="normaltextrun"/>
@@ -930,8 +925,9 @@
                 <w:sz w:val="16"/>
                 <w:szCs w:val="16"/>
               </w:rPr>
-              <w:t>Gate</w:t>
-            </w:r>
+              <w:t>GateEntry</w:t>
+            </w:r>
+            <w:proofErr w:type="spellEnd"/>
             <w:r>
               <w:rPr>
                 <w:rStyle w:val="normaltextrun"/>
@@ -941,38 +937,29 @@
                 <w:sz w:val="16"/>
                 <w:szCs w:val="16"/>
               </w:rPr>
-              <w:t xml:space="preserve"> </w:t>
+              <w:t> NO :</w:t>
             </w:r>
             <w:r>
               <w:rPr>
                 <w:rStyle w:val="normaltextrun"/>
                 <w:rFonts w:ascii="Tahoma" w:hAnsi="Tahoma" w:cs="Tahoma"/>
-                <w:b/>
-                <w:bCs/>
-                <w:sz w:val="16"/>
-                <w:szCs w:val="16"/>
-              </w:rPr>
-              <w:t>Entry NO :</w:t>
-            </w:r>
+                <w:sz w:val="16"/>
+                <w:szCs w:val="16"/>
+              </w:rPr>
+              <w:t>{</w:t>
+            </w:r>
+            <w:proofErr w:type="spellStart"/>
             <w:r>
               <w:rPr>
                 <w:rStyle w:val="normaltextrun"/>
                 <w:rFonts w:ascii="Tahoma" w:hAnsi="Tahoma" w:cs="Tahoma"/>
-                <w:sz w:val="16"/>
-                <w:szCs w:val="16"/>
-              </w:rPr>
-              <w:t>{</w:t>
-            </w:r>
-            <w:r>
-              <w:rPr>
-                <w:rStyle w:val="normaltextrun"/>
-                <w:rFonts w:ascii="Tahoma" w:hAnsi="Tahoma" w:cs="Tahoma"/>
                 <w:color w:val="000000"/>
                 <w:sz w:val="16"/>
                 <w:szCs w:val="16"/>
               </w:rPr>
               <w:t>GateEntryNo</w:t>
             </w:r>
+            <w:proofErr w:type="spellEnd"/>
             <w:r>
               <w:rPr>
                 <w:rStyle w:val="normaltextrun"/>
@@ -1003,74 +990,31 @@
                 <w:sz w:val="16"/>
                 <w:szCs w:val="16"/>
               </w:rPr>
+              <w:t>Dated :</w:t>
+            </w:r>
+            <w:r>
+              <w:rPr>
+                <w:rStyle w:val="normaltextrun"/>
+                <w:rFonts w:ascii="Tahoma" w:hAnsi="Tahoma" w:cs="Tahoma"/>
+                <w:color w:val="000000"/>
+                <w:sz w:val="16"/>
+                <w:szCs w:val="16"/>
+              </w:rPr>
+              <w:t>{</w:t>
+            </w:r>
+            <w:proofErr w:type="spellStart"/>
+            <w:r>
+              <w:rPr>
+                <w:rFonts w:ascii="Tahoma" w:eastAsia="Times New Roman" w:hAnsi="Tahoma" w:cs="Tahoma"/>
+                <w:bCs/>
+                <w:sz w:val="16"/>
+                <w:szCs w:val="16"/>
+              </w:rPr>
               <w:t>Gate</w:t>
             </w:r>
             <w:r>
               <w:rPr>
-                <w:rStyle w:val="normaltextrun"/>
-                <w:rFonts w:ascii="Tahoma" w:hAnsi="Tahoma" w:cs="Tahoma"/>
-                <w:b/>
-                <w:bCs/>
-                <w:sz w:val="16"/>
-                <w:szCs w:val="16"/>
-              </w:rPr>
-              <w:t xml:space="preserve"> </w:t>
-            </w:r>
-            <w:r>
-              <w:rPr>
-                <w:rStyle w:val="normaltextrun"/>
-                <w:rFonts w:ascii="Tahoma" w:hAnsi="Tahoma" w:cs="Tahoma"/>
-                <w:b/>
-                <w:bCs/>
-                <w:sz w:val="16"/>
-                <w:szCs w:val="16"/>
-              </w:rPr>
-              <w:t>Entry</w:t>
-            </w:r>
-            <w:r>
-              <w:rPr>
-                <w:rStyle w:val="normaltextrun"/>
-                <w:rFonts w:ascii="Tahoma" w:hAnsi="Tahoma" w:cs="Tahoma"/>
-                <w:b/>
-                <w:bCs/>
-                <w:sz w:val="16"/>
-                <w:szCs w:val="16"/>
-              </w:rPr>
-              <w:t xml:space="preserve"> </w:t>
-            </w:r>
-            <w:r>
-              <w:rPr>
-                <w:rStyle w:val="normaltextrun"/>
-                <w:rFonts w:ascii="Tahoma" w:hAnsi="Tahoma" w:cs="Tahoma"/>
-                <w:b/>
-                <w:bCs/>
-                <w:sz w:val="16"/>
-                <w:szCs w:val="16"/>
-              </w:rPr>
-              <w:t>Date:</w:t>
-            </w:r>
-            <w:r>
-              <w:rPr>
-                <w:rStyle w:val="normaltextrun"/>
-                <w:rFonts w:ascii="Tahoma" w:hAnsi="Tahoma" w:cs="Tahoma"/>
-                <w:color w:val="000000"/>
-                <w:sz w:val="16"/>
-                <w:szCs w:val="16"/>
-              </w:rPr>
-              <w:t>{</w:t>
-            </w:r>
-            <w:r>
-              <w:rPr>
                 <w:rFonts w:ascii="Tahoma" w:eastAsia="Times New Roman" w:hAnsi="Tahoma" w:cs="Tahoma"/>
-                <w:bCs/>
-                <w:sz w:val="16"/>
-                <w:szCs w:val="16"/>
-              </w:rPr>
-              <w:t>Gate</w:t>
-            </w:r>
-            <w:r>
-              <w:rPr>
-                <w:rFonts w:ascii="Tahoma" w:eastAsia="Times New Roman" w:hAnsi="Tahoma" w:cs="Tahoma"/>
                 <w:color w:val="000000"/>
                 <w:sz w:val="16"/>
                 <w:szCs w:val="16"/>
@@ -1078,6 +1022,7 @@
               </w:rPr>
               <w:t>EntryDate</w:t>
             </w:r>
+            <w:proofErr w:type="spellEnd"/>
             <w:r>
               <w:rPr>
                 <w:rStyle w:val="normaltextrun"/>
@@ -1144,8 +1089,19 @@
                 <w:sz w:val="16"/>
                 <w:szCs w:val="16"/>
               </w:rPr>
-              <w:t>:{ModeofTransport</w:t>
-            </w:r>
+              <w:t>:{</w:t>
+            </w:r>
+            <w:proofErr w:type="spellStart"/>
+            <w:r>
+              <w:rPr>
+                <w:rFonts w:ascii="Tahoma" w:hAnsi="Tahoma" w:cs="Tahoma"/>
+                <w:color w:val="000000"/>
+                <w:sz w:val="16"/>
+                <w:szCs w:val="16"/>
+              </w:rPr>
+              <w:t>ModeofTransport</w:t>
+            </w:r>
+            <w:proofErr w:type="spellEnd"/>
             <w:r>
               <w:rPr>
                 <w:rFonts w:ascii="Tahoma" w:hAnsi="Tahoma" w:cs="Tahoma"/>
@@ -1171,24 +1127,56 @@
                 <w:szCs w:val="16"/>
               </w:rPr>
             </w:pPr>
-            <w:r>
-              <w:rPr>
-                <w:rFonts w:ascii="Tahoma" w:hAnsi="Tahoma" w:cs="Tahoma"/>
-                <w:b/>
-                <w:color w:val="000000"/>
-                <w:sz w:val="16"/>
-                <w:szCs w:val="16"/>
-              </w:rPr>
-              <w:t xml:space="preserve">DocRefNo </w:t>
-            </w:r>
-            <w:r>
-              <w:rPr>
-                <w:rFonts w:ascii="Tahoma" w:hAnsi="Tahoma" w:cs="Tahoma"/>
-                <w:color w:val="000000"/>
-                <w:sz w:val="16"/>
-                <w:szCs w:val="16"/>
-              </w:rPr>
-              <w:t xml:space="preserve">:{DocRefNo}    </w:t>
+            <w:proofErr w:type="spellStart"/>
+            <w:r>
+              <w:rPr>
+                <w:rFonts w:ascii="Tahoma" w:hAnsi="Tahoma" w:cs="Tahoma"/>
+                <w:b/>
+                <w:color w:val="000000"/>
+                <w:sz w:val="16"/>
+                <w:szCs w:val="16"/>
+              </w:rPr>
+              <w:t>DocRefNo</w:t>
+            </w:r>
+            <w:proofErr w:type="spellEnd"/>
+            <w:r>
+              <w:rPr>
+                <w:rFonts w:ascii="Tahoma" w:hAnsi="Tahoma" w:cs="Tahoma"/>
+                <w:b/>
+                <w:color w:val="000000"/>
+                <w:sz w:val="16"/>
+                <w:szCs w:val="16"/>
+              </w:rPr>
+              <w:t xml:space="preserve"> </w:t>
+            </w:r>
+            <w:r>
+              <w:rPr>
+                <w:rFonts w:ascii="Tahoma" w:hAnsi="Tahoma" w:cs="Tahoma"/>
+                <w:color w:val="000000"/>
+                <w:sz w:val="16"/>
+                <w:szCs w:val="16"/>
+              </w:rPr>
+              <w:t>:{</w:t>
+            </w:r>
+            <w:proofErr w:type="spellStart"/>
+            <w:r>
+              <w:rPr>
+                <w:rFonts w:ascii="Tahoma" w:hAnsi="Tahoma" w:cs="Tahoma"/>
+                <w:color w:val="000000"/>
+                <w:sz w:val="16"/>
+                <w:szCs w:val="16"/>
+              </w:rPr>
+              <w:t>DocRefNo</w:t>
+            </w:r>
+            <w:proofErr w:type="spellEnd"/>
+            <w:r>
+              <w:rPr>
+                <w:rFonts w:ascii="Tahoma" w:hAnsi="Tahoma" w:cs="Tahoma"/>
+                <w:color w:val="000000"/>
+                <w:sz w:val="16"/>
+                <w:szCs w:val="16"/>
+              </w:rPr>
+              <w:t xml:space="preserve">}    </w:t>
             </w:r>
           </w:p>
           <w:p>
@@ -1201,44 +1189,56 @@
                 <w:szCs w:val="16"/>
               </w:rPr>
             </w:pPr>
-            <w:r>
-              <w:rPr>
-                <w:rFonts w:ascii="Tahoma" w:hAnsi="Tahoma" w:cs="Tahoma"/>
-                <w:b/>
-                <w:color w:val="000000"/>
-                <w:sz w:val="16"/>
-                <w:szCs w:val="16"/>
-              </w:rPr>
-              <w:t>Doc</w:t>
-            </w:r>
-            <w:r>
-              <w:rPr>
-                <w:rFonts w:ascii="Tahoma" w:hAnsi="Tahoma" w:cs="Tahoma"/>
-                <w:b/>
-                <w:color w:val="000000"/>
-                <w:sz w:val="16"/>
-                <w:szCs w:val="16"/>
-              </w:rPr>
-              <w:t xml:space="preserve"> </w:t>
-            </w:r>
-            <w:r>
-              <w:rPr>
-                <w:rFonts w:ascii="Tahoma" w:hAnsi="Tahoma" w:cs="Tahoma"/>
-                <w:b/>
-                <w:color w:val="000000"/>
-                <w:sz w:val="16"/>
-                <w:szCs w:val="16"/>
-              </w:rPr>
-              <w:t xml:space="preserve">Date   </w:t>
-            </w:r>
-            <w:r>
-              <w:rPr>
-                <w:rFonts w:ascii="Tahoma" w:hAnsi="Tahoma" w:cs="Tahoma"/>
-                <w:color w:val="000000"/>
-                <w:sz w:val="16"/>
-                <w:szCs w:val="16"/>
-              </w:rPr>
-              <w:t xml:space="preserve">:{DocDate}   </w:t>
+            <w:proofErr w:type="spellStart"/>
+            <w:r>
+              <w:rPr>
+                <w:rFonts w:ascii="Tahoma" w:hAnsi="Tahoma" w:cs="Tahoma"/>
+                <w:b/>
+                <w:color w:val="000000"/>
+                <w:sz w:val="16"/>
+                <w:szCs w:val="16"/>
+              </w:rPr>
+              <w:t>DocDate</w:t>
+            </w:r>
+            <w:proofErr w:type="spellEnd"/>
+            <w:r>
+              <w:rPr>
+                <w:rFonts w:ascii="Tahoma" w:hAnsi="Tahoma" w:cs="Tahoma"/>
+                <w:b/>
+                <w:color w:val="000000"/>
+                <w:sz w:val="16"/>
+                <w:szCs w:val="16"/>
+              </w:rPr>
+              <w:t xml:space="preserve">    </w:t>
+            </w:r>
+            <w:r>
+              <w:rPr>
+                <w:rFonts w:ascii="Tahoma" w:hAnsi="Tahoma" w:cs="Tahoma"/>
+                <w:color w:val="000000"/>
+                <w:sz w:val="16"/>
+                <w:szCs w:val="16"/>
+              </w:rPr>
+              <w:t>:{</w:t>
+            </w:r>
+            <w:proofErr w:type="spellStart"/>
+            <w:r>
+              <w:rPr>
+                <w:rFonts w:ascii="Tahoma" w:hAnsi="Tahoma" w:cs="Tahoma"/>
+                <w:color w:val="000000"/>
+                <w:sz w:val="16"/>
+                <w:szCs w:val="16"/>
+              </w:rPr>
+              <w:t>DocDate</w:t>
+            </w:r>
+            <w:proofErr w:type="spellEnd"/>
+            <w:r>
+              <w:rPr>
+                <w:rFonts w:ascii="Tahoma" w:hAnsi="Tahoma" w:cs="Tahoma"/>
+                <w:color w:val="000000"/>
+                <w:sz w:val="16"/>
+                <w:szCs w:val="16"/>
+              </w:rPr>
+              <w:t xml:space="preserve">}   </w:t>
             </w:r>
           </w:p>
           <w:p>
@@ -1297,7 +1297,31 @@
                 <w:sz w:val="16"/>
                 <w:szCs w:val="16"/>
               </w:rPr>
-              <w:t>{VendorName}</w:t>
+              <w:t>{</w:t>
+            </w:r>
+            <w:proofErr w:type="spellStart"/>
+            <w:r>
+              <w:rPr>
+                <w:rFonts w:ascii="Tahoma" w:eastAsia="Times New Roman" w:hAnsi="Tahoma" w:cs="Tahoma"/>
+                <w:b/>
+                <w:bCs/>
+                <w:color w:val="000000"/>
+                <w:sz w:val="16"/>
+                <w:szCs w:val="16"/>
+              </w:rPr>
+              <w:t>VendorName</w:t>
+            </w:r>
+            <w:proofErr w:type="spellEnd"/>
+            <w:r>
+              <w:rPr>
+                <w:rFonts w:ascii="Tahoma" w:eastAsia="Times New Roman" w:hAnsi="Tahoma" w:cs="Tahoma"/>
+                <w:b/>
+                <w:bCs/>
+                <w:color w:val="000000"/>
+                <w:sz w:val="16"/>
+                <w:szCs w:val="16"/>
+              </w:rPr>
+              <w:t>}</w:t>
             </w:r>
           </w:p>
           <w:p>
@@ -1328,6 +1352,7 @@
               </w:rPr>
               <w:t>{</w:t>
             </w:r>
+            <w:proofErr w:type="spellStart"/>
             <w:r>
               <w:rPr>
                 <w:rFonts w:ascii="Tahoma" w:hAnsi="Tahoma" w:cs="Tahoma"/>
@@ -1337,6 +1362,7 @@
               </w:rPr>
               <w:t>DeliveryByAddress</w:t>
             </w:r>
+            <w:proofErr w:type="spellEnd"/>
             <w:r>
               <w:rPr>
                 <w:rFonts w:ascii="Tahoma" w:eastAsia="Times New Roman" w:hAnsi="Tahoma" w:cs="Tahoma"/>
@@ -1391,6 +1417,7 @@
               </w:rPr>
               <w:t>{</w:t>
             </w:r>
+            <w:proofErr w:type="spellStart"/>
             <w:r>
               <w:rPr>
                 <w:rFonts w:ascii="Tahoma" w:eastAsia="Times New Roman" w:hAnsi="Tahoma" w:cs="Tahoma"/>
@@ -1401,6 +1428,7 @@
               </w:rPr>
               <w:t>InvoicingPartyName</w:t>
             </w:r>
+            <w:proofErr w:type="spellEnd"/>
             <w:r>
               <w:rPr>
                 <w:rFonts w:ascii="Tahoma" w:eastAsia="Times New Roman" w:hAnsi="Tahoma" w:cs="Tahoma"/>
@@ -1441,6 +1469,7 @@
               </w:rPr>
               <w:t>{</w:t>
             </w:r>
+            <w:proofErr w:type="spellStart"/>
             <w:r>
               <w:rPr>
                 <w:rFonts w:ascii="Tahoma" w:hAnsi="Tahoma" w:cs="Tahoma"/>
@@ -1450,6 +1479,7 @@
               </w:rPr>
               <w:t>InvoicingByAddress</w:t>
             </w:r>
+            <w:proofErr w:type="spellEnd"/>
             <w:r>
               <w:rPr>
                 <w:rFonts w:ascii="Tahoma" w:eastAsia="Times New Roman" w:hAnsi="Tahoma" w:cs="Tahoma"/>
@@ -1487,7 +1517,29 @@
                 <w:sz w:val="16"/>
                 <w:szCs w:val="16"/>
               </w:rPr>
-              <w:t>{InvoicingPartyGSTIN}</w:t>
+              <w:t>{</w:t>
+            </w:r>
+            <w:proofErr w:type="spellStart"/>
+            <w:r>
+              <w:rPr>
+                <w:rFonts w:ascii="Tahoma" w:eastAsia="Times New Roman" w:hAnsi="Tahoma" w:cs="Tahoma"/>
+                <w:bCs/>
+                <w:color w:val="000000"/>
+                <w:sz w:val="16"/>
+                <w:szCs w:val="16"/>
+              </w:rPr>
+              <w:t>InvoicingPartyGSTIN</w:t>
+            </w:r>
+            <w:proofErr w:type="spellEnd"/>
+            <w:r>
+              <w:rPr>
+                <w:rFonts w:ascii="Tahoma" w:eastAsia="Times New Roman" w:hAnsi="Tahoma" w:cs="Tahoma"/>
+                <w:bCs/>
+                <w:color w:val="000000"/>
+                <w:sz w:val="16"/>
+                <w:szCs w:val="16"/>
+              </w:rPr>
+              <w:t>}</w:t>
             </w:r>
           </w:p>
         </w:tc>
@@ -1525,7 +1577,29 @@
                 <w:sz w:val="16"/>
                 <w:szCs w:val="16"/>
               </w:rPr>
-              <w:t>{materialItems}</w:t>
+              <w:t>{</w:t>
+            </w:r>
+            <w:proofErr w:type="spellStart"/>
+            <w:r>
+              <w:rPr>
+                <w:rFonts w:ascii="Tahoma" w:eastAsia="Arial" w:hAnsi="Tahoma" w:cs="Tahoma"/>
+                <w:b/>
+                <w:bCs/>
+                <w:sz w:val="16"/>
+                <w:szCs w:val="16"/>
+              </w:rPr>
+              <w:t>materialItems</w:t>
+            </w:r>
+            <w:proofErr w:type="spellEnd"/>
+            <w:r>
+              <w:rPr>
+                <w:rFonts w:ascii="Tahoma" w:eastAsia="Arial" w:hAnsi="Tahoma" w:cs="Tahoma"/>
+                <w:b/>
+                <w:bCs/>
+                <w:sz w:val="16"/>
+                <w:szCs w:val="16"/>
+              </w:rPr>
+              <w:t>}</w:t>
             </w:r>
           </w:p>
         </w:tc>
@@ -1562,7 +1636,29 @@
                 <w:sz w:val="16"/>
                 <w:szCs w:val="16"/>
               </w:rPr>
-              <w:t>{ServiceItems}</w:t>
+              <w:t>{</w:t>
+            </w:r>
+            <w:proofErr w:type="spellStart"/>
+            <w:r>
+              <w:rPr>
+                <w:rFonts w:ascii="Tahoma" w:eastAsia="Arial" w:hAnsi="Tahoma" w:cs="Tahoma"/>
+                <w:b/>
+                <w:bCs/>
+                <w:sz w:val="16"/>
+                <w:szCs w:val="16"/>
+              </w:rPr>
+              <w:t>ServiceItems</w:t>
+            </w:r>
+            <w:proofErr w:type="spellEnd"/>
+            <w:r>
+              <w:rPr>
+                <w:rFonts w:ascii="Tahoma" w:eastAsia="Arial" w:hAnsi="Tahoma" w:cs="Tahoma"/>
+                <w:b/>
+                <w:bCs/>
+                <w:sz w:val="16"/>
+                <w:szCs w:val="16"/>
+              </w:rPr>
+              <w:t>}</w:t>
             </w:r>
             <w:r>
               <w:rPr>
@@ -1593,7 +1689,31 @@
                 <w:szCs w:val="16"/>
                 <w:lang w:eastAsia="en-IN"/>
               </w:rPr>
-              <w:t>{InventoryReceiveAdditionalTax}</w:t>
+              <w:t>{</w:t>
+            </w:r>
+            <w:proofErr w:type="spellStart"/>
+            <w:r>
+              <w:rPr>
+                <w:rFonts w:ascii="Tahoma" w:hAnsi="Tahoma" w:cs="Tahoma"/>
+                <w:b/>
+                <w:color w:val="000000" w:themeColor="text1"/>
+                <w:sz w:val="16"/>
+                <w:szCs w:val="16"/>
+                <w:lang w:eastAsia="en-IN"/>
+              </w:rPr>
+              <w:t>InventoryReceiveAdditionalTax</w:t>
+            </w:r>
+            <w:proofErr w:type="spellEnd"/>
+            <w:r>
+              <w:rPr>
+                <w:rFonts w:ascii="Tahoma" w:hAnsi="Tahoma" w:cs="Tahoma"/>
+                <w:b/>
+                <w:color w:val="000000" w:themeColor="text1"/>
+                <w:sz w:val="16"/>
+                <w:szCs w:val="16"/>
+                <w:lang w:eastAsia="en-IN"/>
+              </w:rPr>
+              <w:t>}</w:t>
             </w:r>
             <w:r>
               <w:rPr>
@@ -1640,7 +1760,29 @@
                 <w:sz w:val="16"/>
                 <w:szCs w:val="16"/>
               </w:rPr>
-              <w:t>In Words: {TotalInWords}</w:t>
+              <w:t>In Words: {</w:t>
+            </w:r>
+            <w:proofErr w:type="spellStart"/>
+            <w:r>
+              <w:rPr>
+                <w:rFonts w:ascii="Tahoma" w:eastAsia="Arial" w:hAnsi="Tahoma" w:cs="Tahoma"/>
+                <w:b/>
+                <w:bCs/>
+                <w:sz w:val="16"/>
+                <w:szCs w:val="16"/>
+              </w:rPr>
+              <w:t>TotalInWords</w:t>
+            </w:r>
+            <w:proofErr w:type="spellEnd"/>
+            <w:r>
+              <w:rPr>
+                <w:rFonts w:ascii="Tahoma" w:eastAsia="Arial" w:hAnsi="Tahoma" w:cs="Tahoma"/>
+                <w:b/>
+                <w:bCs/>
+                <w:sz w:val="16"/>
+                <w:szCs w:val="16"/>
+              </w:rPr>
+              <w:t>}</w:t>
             </w:r>
           </w:p>
           <w:p>
@@ -1723,7 +1865,29 @@
                 <w:sz w:val="16"/>
                 <w:szCs w:val="16"/>
               </w:rPr>
-              <w:t>Total Amount: {GrandTotal}</w:t>
+              <w:t>Total Amount: {</w:t>
+            </w:r>
+            <w:proofErr w:type="spellStart"/>
+            <w:r>
+              <w:rPr>
+                <w:rFonts w:ascii="Tahoma" w:eastAsia="Arial" w:hAnsi="Tahoma" w:cs="Tahoma"/>
+                <w:b/>
+                <w:bCs/>
+                <w:sz w:val="16"/>
+                <w:szCs w:val="16"/>
+              </w:rPr>
+              <w:t>GrandTotal</w:t>
+            </w:r>
+            <w:proofErr w:type="spellEnd"/>
+            <w:r>
+              <w:rPr>
+                <w:rFonts w:ascii="Tahoma" w:eastAsia="Arial" w:hAnsi="Tahoma" w:cs="Tahoma"/>
+                <w:b/>
+                <w:bCs/>
+                <w:sz w:val="16"/>
+                <w:szCs w:val="16"/>
+              </w:rPr>
+              <w:t>}</w:t>
             </w:r>
             <w:r>
               <w:rPr>
@@ -1821,18 +1985,42 @@
                 <w:szCs w:val="16"/>
                 <w:u w:val="single"/>
               </w:rPr>
-              <w:t xml:space="preserve">KINDLY SIGN THIS </w:t>
-            </w:r>
-            <w:r>
-              <w:rPr>
-                <w:rFonts w:ascii="Tahoma" w:hAnsi="Tahoma" w:cs="Tahoma"/>
+              <w:t xml:space="preserve">KINDLY SIGN </w:t>
+            </w:r>
+            <w:proofErr w:type="gramStart"/>
+            <w:r>
+              <w:rPr>
+                <w:rFonts w:ascii="Tahoma" w:eastAsia="Arial" w:hAnsi="Tahoma" w:cs="Tahoma"/>
                 <w:b/>
                 <w:bCs/>
                 <w:sz w:val="16"/>
                 <w:szCs w:val="16"/>
                 <w:u w:val="single"/>
               </w:rPr>
-              <w:t xml:space="preserve"> INVENTORY RECEIVE</w:t>
+              <w:t xml:space="preserve">THIS </w:t>
+            </w:r>
+            <w:r>
+              <w:rPr>
+                <w:rFonts w:ascii="Tahoma" w:hAnsi="Tahoma" w:cs="Tahoma"/>
+                <w:b/>
+                <w:bCs/>
+                <w:sz w:val="16"/>
+                <w:szCs w:val="16"/>
+                <w:u w:val="single"/>
+              </w:rPr>
+              <w:t xml:space="preserve"> INVENTORY</w:t>
+            </w:r>
+            <w:proofErr w:type="gramEnd"/>
+            <w:r>
+              <w:rPr>
+                <w:rFonts w:ascii="Tahoma" w:hAnsi="Tahoma" w:cs="Tahoma"/>
+                <w:b/>
+                <w:bCs/>
+                <w:sz w:val="16"/>
+                <w:szCs w:val="16"/>
+                <w:u w:val="single"/>
+              </w:rPr>
+              <w:t xml:space="preserve"> RECEIVE</w:t>
             </w:r>
             <w:r>
               <w:rPr>
@@ -1989,7 +2177,31 @@
                       <w:szCs w:val="16"/>
                       <w:shd w:val="clear" w:color="auto" w:fill="FFFFFF"/>
                     </w:rPr>
-                    <w:t xml:space="preserve"> Cedaar Textile Pvt. Ltd.</w:t>
+                    <w:t xml:space="preserve"> </w:t>
+                  </w:r>
+                  <w:proofErr w:type="spellStart"/>
+                  <w:r>
+                    <w:rPr>
+                      <w:rFonts w:ascii="Tahoma" w:hAnsi="Tahoma" w:cs="Tahoma"/>
+                      <w:b/>
+                      <w:bCs/>
+                      <w:sz w:val="16"/>
+                      <w:szCs w:val="16"/>
+                      <w:shd w:val="clear" w:color="auto" w:fill="FFFFFF"/>
+                    </w:rPr>
+                    <w:t>Cedaar</w:t>
+                  </w:r>
+                  <w:proofErr w:type="spellEnd"/>
+                  <w:r>
+                    <w:rPr>
+                      <w:rFonts w:ascii="Tahoma" w:hAnsi="Tahoma" w:cs="Tahoma"/>
+                      <w:b/>
+                      <w:bCs/>
+                      <w:sz w:val="16"/>
+                      <w:szCs w:val="16"/>
+                      <w:shd w:val="clear" w:color="auto" w:fill="FFFFFF"/>
+                    </w:rPr>
+                    <w:t xml:space="preserve"> Textile Pvt. Ltd.</w:t>
                   </w:r>
                 </w:p>
                 <w:p>
@@ -2167,9 +2379,9 @@
                           </wp:anchor>
                         </w:drawing>
                       </mc:Choice>
-                      <mc:Fallback>
+                      <mc:Fallback xmlns:w15="http://schemas.microsoft.com/office/word/2012/wordml">
                         <w:pict>
-                          <v:line w14:anchorId="0A1FDE14" id="Straight Connector 3" o:spid="_x0000_s1026" style="position:absolute;flip:x;z-index:251665920;visibility:visible;mso-wrap-style:square;mso-width-percent:0;mso-height-percent:0;mso-wrap-distance-left:9pt;mso-wrap-distance-top:0;mso-wrap-distance-right:9pt;mso-wrap-distance-bottom:0;mso-position-horizontal:absolute;mso-position-horizontal-relative:text;mso-position-vertical:absolute;mso-position-vertical-relative:text;mso-width-percent:0;mso-height-percent:0;mso-width-relative:margin;mso-height-relative:margin" from="30.2pt,8.35pt" to="139.75pt,8.35pt" o:gfxdata="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" strokecolor="windowText" strokeweight=".5pt">
+                          <v:line w14:anchorId="5D5311E2" id="Straight Connector 3" o:spid="_x0000_s1026" style="position:absolute;flip:x;z-index:251665920;visibility:visible;mso-wrap-style:square;mso-width-percent:0;mso-height-percent:0;mso-wrap-distance-left:9pt;mso-wrap-distance-top:0;mso-wrap-distance-right:9pt;mso-wrap-distance-bottom:0;mso-position-horizontal:absolute;mso-position-horizontal-relative:text;mso-position-vertical:absolute;mso-position-vertical-relative:text;mso-width-percent:0;mso-height-percent:0;mso-width-relative:margin;mso-height-relative:margin" from="30.2pt,8.35pt" to="139.75pt,8.35pt" o:gfxdata="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" strokecolor="windowText" strokeweight=".5pt">
                             <v:stroke joinstyle="miter"/>
                           </v:line>
                         </w:pict>
@@ -2194,6 +2406,7 @@
                     </w:rPr>
                     <w:t>{</w:t>
                   </w:r>
+                  <w:proofErr w:type="spellStart"/>
                   <w:r>
                     <w:rPr>
                       <w:rFonts w:ascii="Tahoma" w:hAnsi="Tahoma" w:cs="Tahoma"/>
@@ -2204,6 +2417,7 @@
                     </w:rPr>
                     <w:t>AddedBy</w:t>
                   </w:r>
+                  <w:proofErr w:type="spellEnd"/>
                   <w:r>
                     <w:rPr>
                       <w:rFonts w:ascii="Tahoma" w:eastAsia="Arial" w:hAnsi="Tahoma" w:cs="Tahoma"/>
@@ -2285,9 +2499,9 @@
                           </wp:anchor>
                         </w:drawing>
                       </mc:Choice>
-                      <mc:Fallback>
+                      <mc:Fallback xmlns:w15="http://schemas.microsoft.com/office/word/2012/wordml">
                         <w:pict>
-                          <v:line w14:anchorId="3028E452" id="Straight Connector 1" o:spid="_x0000_s1026" style="position:absolute;z-index:251666944;visibility:visible;mso-wrap-style:square;mso-width-percent:0;mso-wrap-distance-left:9pt;mso-wrap-distance-top:0;mso-wrap-distance-right:9pt;mso-wrap-distance-bottom:0;mso-position-horizontal:absolute;mso-position-horizontal-relative:text;mso-position-vertical:absolute;mso-position-vertical-relative:text;mso-width-percent:0;mso-width-relative:margin" from="23.5pt,8.35pt" to="143.7pt,8.35pt" o:gfxdata="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" strokecolor="windowText" strokeweight=".5pt">
+                          <v:line w14:anchorId="12D3397A" id="Straight Connector 1" o:spid="_x0000_s1026" style="position:absolute;z-index:251666944;visibility:visible;mso-wrap-style:square;mso-width-percent:0;mso-wrap-distance-left:9pt;mso-wrap-distance-top:0;mso-wrap-distance-right:9pt;mso-wrap-distance-bottom:0;mso-position-horizontal:absolute;mso-position-horizontal-relative:text;mso-position-vertical:absolute;mso-position-vertical-relative:text;mso-width-percent:0;mso-width-relative:margin" from="23.5pt,8.35pt" to="143.7pt,8.35pt" o:gfxdata="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" strokecolor="windowText" strokeweight=".5pt">
                             <v:stroke joinstyle="miter"/>
                           </v:line>
                         </w:pict>
@@ -2312,6 +2526,7 @@
                     </w:rPr>
                     <w:t>{</w:t>
                   </w:r>
+                  <w:proofErr w:type="spellStart"/>
                   <w:r>
                     <w:rPr>
                       <w:rFonts w:ascii="Tahoma" w:hAnsi="Tahoma" w:cs="Tahoma"/>
@@ -2322,6 +2537,7 @@
                     </w:rPr>
                     <w:t>CheckedBy</w:t>
                   </w:r>
+                  <w:proofErr w:type="spellEnd"/>
                   <w:r>
                     <w:rPr>
                       <w:rFonts w:ascii="Tahoma" w:eastAsia="Arial" w:hAnsi="Tahoma" w:cs="Tahoma"/>
@@ -2400,9 +2616,9 @@
                           </wp:anchor>
                         </w:drawing>
                       </mc:Choice>
-                      <mc:Fallback>
+                      <mc:Fallback xmlns:w15="http://schemas.microsoft.com/office/word/2012/wordml">
                         <w:pict>
-                          <v:line w14:anchorId="56A8FCFB" id="Straight Connector 2" o:spid="_x0000_s1026" style="position:absolute;z-index:251667968;visibility:visible;mso-wrap-style:square;mso-wrap-distance-left:9pt;mso-wrap-distance-top:0;mso-wrap-distance-right:9pt;mso-wrap-distance-bottom:0;mso-position-horizontal:absolute;mso-position-horizontal-relative:text;mso-position-vertical:absolute;mso-position-vertical-relative:text" from="31.2pt,8.35pt" to="143.25pt,8.35pt" o:gfxdata="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" strokecolor="windowText" strokeweight=".5pt">
+                          <v:line w14:anchorId="2427705F" id="Straight Connector 2" o:spid="_x0000_s1026" style="position:absolute;z-index:251667968;visibility:visible;mso-wrap-style:square;mso-wrap-distance-left:9pt;mso-wrap-distance-top:0;mso-wrap-distance-right:9pt;mso-wrap-distance-bottom:0;mso-position-horizontal:absolute;mso-position-horizontal-relative:text;mso-position-vertical:absolute;mso-position-vertical-relative:text" from="31.2pt,8.35pt" to="143.25pt,8.35pt" o:gfxdata="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" strokecolor="windowText" strokeweight=".5pt">
                             <v:stroke joinstyle="miter"/>
                           </v:line>
                         </w:pict>
@@ -2427,6 +2643,7 @@
                     </w:rPr>
                     <w:t>{</w:t>
                   </w:r>
+                  <w:proofErr w:type="spellStart"/>
                   <w:r>
                     <w:rPr>
                       <w:rFonts w:ascii="Tahoma" w:hAnsi="Tahoma" w:cs="Tahoma"/>
@@ -2437,6 +2654,7 @@
                     </w:rPr>
                     <w:t>AuthorizedBy</w:t>
                   </w:r>
+                  <w:proofErr w:type="spellEnd"/>
                   <w:r>
                     <w:rPr>
                       <w:rFonts w:ascii="Tahoma" w:eastAsia="Arial" w:hAnsi="Tahoma" w:cs="Tahoma"/>
@@ -2606,12 +2824,12 @@
       </w:pPr>
     </w:p>
     <w:sectPr>
-      <w:headerReference w:type="even" r:id="rId8"/>
-      <w:headerReference w:type="default" r:id="rId9"/>
-      <w:footerReference w:type="even" r:id="rId10"/>
-      <w:footerReference w:type="default" r:id="rId11"/>
-      <w:headerReference w:type="first" r:id="rId12"/>
-      <w:footerReference w:type="first" r:id="rId13"/>
+      <w:headerReference w:type="even" r:id="rId9"/>
+      <w:headerReference w:type="default" r:id="rId10"/>
+      <w:footerReference w:type="even" r:id="rId11"/>
+      <w:footerReference w:type="default" r:id="rId12"/>
+      <w:headerReference w:type="first" r:id="rId13"/>
+      <w:footerReference w:type="first" r:id="rId14"/>
       <w:pgSz w:w="20160" w:h="12240" w:orient="landscape" w:code="5"/>
       <w:pgMar w:top="1440" w:right="1800" w:bottom="1440" w:left="1800" w:header="0" w:footer="0" w:gutter="0"/>
       <w:cols w:space="720"/>
@@ -2622,7 +2840,7 @@
 </file>
 
 <file path=word/endnotes.xml><?xml version="1.0" encoding="utf-8"?>
-<w:endnotes xmlns:wpc="http://schemas.microsoft.com/office/word/2010/wordprocessingCanvas" xmlns:cx="http://schemas.microsoft.com/office/drawing/2014/chartex" xmlns:cx1="http://schemas.microsoft.com/office/drawing/2015/9/8/chartex" xmlns:cx2="http://schemas.microsoft.com/office/drawing/2015/10/21/chartex" xmlns:cx3="http://schemas.microsoft.com/office/drawing/2016/5/9/chartex" xmlns:cx4="http://schemas.microsoft.com/office/drawing/2016/5/10/chartex" xmlns:cx5="http://schemas.microsoft.com/office/drawing/2016/5/11/chartex" xmlns:cx6="http://schemas.microsoft.com/office/drawing/2016/5/12/chartex" xmlns:cx7="http://schemas.microsoft.com/office/drawing/2016/5/13/chartex" xmlns:cx8="http://schemas.microsoft.com/office/drawing/2016/5/14/chartex" xmlns:mc="http://schemas.openxmlformats.org/markup-compatibility/2006" xmlns:aink="http://schemas.microsoft.com/office/drawing/2016/ink" xmlns:am3d="http://schemas.microsoft.com/office/drawing/2017/model3d" xmlns:o="urn:schemas-microsoft-com:office:office" xmlns:r="http://schemas.openxmlformats.org/officeDocument/2006/relationships" xmlns:m="http://schemas.openxmlformats.org/officeDocument/2006/math" xmlns:v="urn:schemas-microsoft-com:vml" xmlns:wp14="http://schemas.microsoft.com/office/word/2010/wordprocessingDrawing" xmlns:wp="http://schemas.openxmlformats.org/drawingml/2006/wordprocessingDrawing" xmlns:w10="urn:schemas-microsoft-com:office:word" xmlns:w="http://schemas.openxmlformats.org/wordprocessingml/2006/main" xmlns:w14="http://schemas.microsoft.com/office/word/2010/wordml" xmlns:w15="http://schemas.microsoft.com/office/word/2012/wordml" xmlns:w16cex="http://schemas.microsoft.com/office/word/2018/wordml/cex" xmlns:w16cid="http://schemas.microsoft.com/office/word/2016/wordml/cid" xmlns:w16="http://schemas.microsoft.com/office/word/2018/wordml" xmlns:w16sdtdh="http://schemas.microsoft.com/office/word/2020/wordml/sdtdatahash" xmlns:w16se="http://schemas.microsoft.com/office/word/2015/wordml/symex" xmlns:wpg="http://schemas.microsoft.com/office/word/2010/wordprocessingGroup" xmlns:wpi="http://schemas.microsoft.com/office/word/2010/wordprocessingInk" xmlns:wne="http://schemas.microsoft.com/office/word/2006/wordml" xmlns:wps="http://schemas.microsoft.com/office/word/2010/wordprocessingShape" mc:Ignorable="w14 w15 w16se w16cid w16 w16cex w16sdtdh wp14">
+<w:endnotes xmlns:wpc="http://schemas.microsoft.com/office/word/2010/wordprocessingCanvas" xmlns:mc="http://schemas.openxmlformats.org/markup-compatibility/2006" xmlns:o="urn:schemas-microsoft-com:office:office" xmlns:r="http://schemas.openxmlformats.org/officeDocument/2006/relationships" xmlns:m="http://schemas.openxmlformats.org/officeDocument/2006/math" xmlns:v="urn:schemas-microsoft-com:vml" xmlns:wp14="http://schemas.microsoft.com/office/word/2010/wordprocessingDrawing" xmlns:wp="http://schemas.openxmlformats.org/drawingml/2006/wordprocessingDrawing" xmlns:w10="urn:schemas-microsoft-com:office:word" xmlns:w="http://schemas.openxmlformats.org/wordprocessingml/2006/main" xmlns:w14="http://schemas.microsoft.com/office/word/2010/wordml" xmlns:wpg="http://schemas.microsoft.com/office/word/2010/wordprocessingGroup" xmlns:wpi="http://schemas.microsoft.com/office/word/2010/wordprocessingInk" xmlns:wne="http://schemas.microsoft.com/office/word/2006/wordml" xmlns:wps="http://schemas.microsoft.com/office/word/2010/wordprocessingShape" mc:Ignorable="w14 wp14">
   <w:endnote w:type="separator" w:id="-1">
     <w:p>
       <w:r>
@@ -2641,7 +2859,7 @@
 </file>
 
 <file path=word/footer1.xml><?xml version="1.0" encoding="utf-8"?>
-<w:ftr xmlns:wpc="http://schemas.microsoft.com/office/word/2010/wordprocessingCanvas" xmlns:cx="http://schemas.microsoft.com/office/drawing/2014/chartex" xmlns:cx1="http://schemas.microsoft.com/office/drawing/2015/9/8/chartex" xmlns:cx2="http://schemas.microsoft.com/office/drawing/2015/10/21/chartex" xmlns:cx3="http://schemas.microsoft.com/office/drawing/2016/5/9/chartex" xmlns:cx4="http://schemas.microsoft.com/office/drawing/2016/5/10/chartex" xmlns:cx5="http://schemas.microsoft.com/office/drawing/2016/5/11/chartex" xmlns:cx6="http://schemas.microsoft.com/office/drawing/2016/5/12/chartex" xmlns:cx7="http://schemas.microsoft.com/office/drawing/2016/5/13/chartex" xmlns:cx8="http://schemas.microsoft.com/office/drawing/2016/5/14/chartex" xmlns:mc="http://schemas.openxmlformats.org/markup-compatibility/2006" xmlns:aink="http://schemas.microsoft.com/office/drawing/2016/ink" xmlns:am3d="http://schemas.microsoft.com/office/drawing/2017/model3d" xmlns:o="urn:schemas-microsoft-com:office:office" xmlns:r="http://schemas.openxmlformats.org/officeDocument/2006/relationships" xmlns:m="http://schemas.openxmlformats.org/officeDocument/2006/math" xmlns:v="urn:schemas-microsoft-com:vml" xmlns:wp14="http://schemas.microsoft.com/office/word/2010/wordprocessingDrawing" xmlns:wp="http://schemas.openxmlformats.org/drawingml/2006/wordprocessingDrawing" xmlns:w10="urn:schemas-microsoft-com:office:word" xmlns:w="http://schemas.openxmlformats.org/wordprocessingml/2006/main" xmlns:w14="http://schemas.microsoft.com/office/word/2010/wordml" xmlns:w15="http://schemas.microsoft.com/office/word/2012/wordml" xmlns:w16cex="http://schemas.microsoft.com/office/word/2018/wordml/cex" xmlns:w16cid="http://schemas.microsoft.com/office/word/2016/wordml/cid" xmlns:w16="http://schemas.microsoft.com/office/word/2018/wordml" xmlns:w16sdtdh="http://schemas.microsoft.com/office/word/2020/wordml/sdtdatahash" xmlns:w16se="http://schemas.microsoft.com/office/word/2015/wordml/symex" xmlns:wpg="http://schemas.microsoft.com/office/word/2010/wordprocessingGroup" xmlns:wpi="http://schemas.microsoft.com/office/word/2010/wordprocessingInk" xmlns:wne="http://schemas.microsoft.com/office/word/2006/wordml" xmlns:wps="http://schemas.microsoft.com/office/word/2010/wordprocessingShape" mc:Ignorable="w14 w15 w16se w16cid w16 w16cex w16sdtdh wp14">
+<w:ftr xmlns:wpc="http://schemas.microsoft.com/office/word/2010/wordprocessingCanvas" xmlns:mc="http://schemas.openxmlformats.org/markup-compatibility/2006" xmlns:o="urn:schemas-microsoft-com:office:office" xmlns:r="http://schemas.openxmlformats.org/officeDocument/2006/relationships" xmlns:m="http://schemas.openxmlformats.org/officeDocument/2006/math" xmlns:v="urn:schemas-microsoft-com:vml" xmlns:wp14="http://schemas.microsoft.com/office/word/2010/wordprocessingDrawing" xmlns:wp="http://schemas.openxmlformats.org/drawingml/2006/wordprocessingDrawing" xmlns:w10="urn:schemas-microsoft-com:office:word" xmlns:w="http://schemas.openxmlformats.org/wordprocessingml/2006/main" xmlns:w14="http://schemas.microsoft.com/office/word/2010/wordml" xmlns:wpg="http://schemas.microsoft.com/office/word/2010/wordprocessingGroup" xmlns:wpi="http://schemas.microsoft.com/office/word/2010/wordprocessingInk" xmlns:wne="http://schemas.microsoft.com/office/word/2006/wordml" xmlns:wps="http://schemas.microsoft.com/office/word/2010/wordprocessingShape" mc:Ignorable="w14 wp14">
   <w:p>
     <w:pPr>
       <w:pStyle w:val="Footer"/>
@@ -2651,7 +2869,7 @@
 </file>
 
 <file path=word/footer2.xml><?xml version="1.0" encoding="utf-8"?>
-<w:ftr xmlns:wpc="http://schemas.microsoft.com/office/word/2010/wordprocessingCanvas" xmlns:cx="http://schemas.microsoft.com/office/drawing/2014/chartex" xmlns:cx1="http://schemas.microsoft.com/office/drawing/2015/9/8/chartex" xmlns:cx2="http://schemas.microsoft.com/office/drawing/2015/10/21/chartex" xmlns:cx3="http://schemas.microsoft.com/office/drawing/2016/5/9/chartex" xmlns:cx4="http://schemas.microsoft.com/office/drawing/2016/5/10/chartex" xmlns:cx5="http://schemas.microsoft.com/office/drawing/2016/5/11/chartex" xmlns:cx6="http://schemas.microsoft.com/office/drawing/2016/5/12/chartex" xmlns:cx7="http://schemas.microsoft.com/office/drawing/2016/5/13/chartex" xmlns:cx8="http://schemas.microsoft.com/office/drawing/2016/5/14/chartex" xmlns:mc="http://schemas.openxmlformats.org/markup-compatibility/2006" xmlns:aink="http://schemas.microsoft.com/office/drawing/2016/ink" xmlns:am3d="http://schemas.microsoft.com/office/drawing/2017/model3d" xmlns:o="urn:schemas-microsoft-com:office:office" xmlns:r="http://schemas.openxmlformats.org/officeDocument/2006/relationships" xmlns:m="http://schemas.openxmlformats.org/officeDocument/2006/math" xmlns:v="urn:schemas-microsoft-com:vml" xmlns:wp14="http://schemas.microsoft.com/office/word/2010/wordprocessingDrawing" xmlns:wp="http://schemas.openxmlformats.org/drawingml/2006/wordprocessingDrawing" xmlns:w10="urn:schemas-microsoft-com:office:word" xmlns:w="http://schemas.openxmlformats.org/wordprocessingml/2006/main" xmlns:w14="http://schemas.microsoft.com/office/word/2010/wordml" xmlns:w15="http://schemas.microsoft.com/office/word/2012/wordml" xmlns:w16cex="http://schemas.microsoft.com/office/word/2018/wordml/cex" xmlns:w16cid="http://schemas.microsoft.com/office/word/2016/wordml/cid" xmlns:w16="http://schemas.microsoft.com/office/word/2018/wordml" xmlns:w16sdtdh="http://schemas.microsoft.com/office/word/2020/wordml/sdtdatahash" xmlns:w16se="http://schemas.microsoft.com/office/word/2015/wordml/symex" xmlns:wpg="http://schemas.microsoft.com/office/word/2010/wordprocessingGroup" xmlns:wpi="http://schemas.microsoft.com/office/word/2010/wordprocessingInk" xmlns:wne="http://schemas.microsoft.com/office/word/2006/wordml" xmlns:wps="http://schemas.microsoft.com/office/word/2010/wordprocessingShape" mc:Ignorable="w14 w15 w16se w16cid w16 w16cex w16sdtdh wp14">
+<w:ftr xmlns:wpc="http://schemas.microsoft.com/office/word/2010/wordprocessingCanvas" xmlns:mc="http://schemas.openxmlformats.org/markup-compatibility/2006" xmlns:o="urn:schemas-microsoft-com:office:office" xmlns:r="http://schemas.openxmlformats.org/officeDocument/2006/relationships" xmlns:m="http://schemas.openxmlformats.org/officeDocument/2006/math" xmlns:v="urn:schemas-microsoft-com:vml" xmlns:wp14="http://schemas.microsoft.com/office/word/2010/wordprocessingDrawing" xmlns:wp="http://schemas.openxmlformats.org/drawingml/2006/wordprocessingDrawing" xmlns:w10="urn:schemas-microsoft-com:office:word" xmlns:w="http://schemas.openxmlformats.org/wordprocessingml/2006/main" xmlns:w14="http://schemas.microsoft.com/office/word/2010/wordml" xmlns:wpg="http://schemas.microsoft.com/office/word/2010/wordprocessingGroup" xmlns:wpi="http://schemas.microsoft.com/office/word/2010/wordprocessingInk" xmlns:wne="http://schemas.microsoft.com/office/word/2006/wordml" xmlns:wps="http://schemas.microsoft.com/office/word/2010/wordprocessingShape" mc:Ignorable="w14 wp14">
   <w:p>
     <w:pPr>
       <w:spacing w:line="278" w:lineRule="auto"/>
@@ -2713,8 +2931,20 @@
         <w:szCs w:val="18"/>
         <w:lang w:val="en-IN"/>
       </w:rPr>
-      <w:t>KSSIDC Plot No:34</w:t>
+      <w:t>KSSIDC Plot No</w:t>
     </w:r>
+    <w:proofErr w:type="gramStart"/>
+    <w:r>
+      <w:rPr>
+        <w:rFonts w:ascii="Arial" w:hAnsi="Arial" w:cs="Arial"/>
+        <w:color w:val="525A5D"/>
+        <w:sz w:val="18"/>
+        <w:szCs w:val="18"/>
+        <w:lang w:val="en-IN"/>
+      </w:rPr>
+      <w:t>:34</w:t>
+    </w:r>
+    <w:proofErr w:type="gramEnd"/>
     <w:r>
       <w:rPr>
         <w:rFonts w:ascii="Arial" w:hAnsi="Arial" w:cs="Arial"/>
@@ -2725,6 +2955,7 @@
       </w:rPr>
       <w:t xml:space="preserve">, </w:t>
     </w:r>
+    <w:proofErr w:type="spellStart"/>
     <w:r>
       <w:rPr>
         <w:rFonts w:ascii="Arial" w:hAnsi="Arial" w:cs="Arial"/>
@@ -2733,7 +2964,18 @@
         <w:szCs w:val="18"/>
         <w:lang w:val="en-IN"/>
       </w:rPr>
-      <w:t>Yelahanka, New Town</w:t>
+      <w:t>Yelahanka</w:t>
+    </w:r>
+    <w:proofErr w:type="spellEnd"/>
+    <w:r>
+      <w:rPr>
+        <w:rFonts w:ascii="Arial" w:hAnsi="Arial" w:cs="Arial"/>
+        <w:color w:val="525A5D"/>
+        <w:sz w:val="18"/>
+        <w:szCs w:val="18"/>
+        <w:lang w:val="en-IN"/>
+      </w:rPr>
+      <w:t>, New Town</w:t>
     </w:r>
     <w:r>
       <w:rPr>
@@ -2765,6 +3007,7 @@
       </w:rPr>
       <w:t xml:space="preserve">, </w:t>
     </w:r>
+    <w:proofErr w:type="spellStart"/>
     <w:r>
       <w:rPr>
         <w:rFonts w:ascii="Arial" w:hAnsi="Arial" w:cs="Arial"/>
@@ -2773,7 +3016,18 @@
         <w:szCs w:val="18"/>
         <w:lang w:val="en-IN"/>
       </w:rPr>
-      <w:t xml:space="preserve">Karnatka – </w:t>
+      <w:t>Karnatka</w:t>
+    </w:r>
+    <w:proofErr w:type="spellEnd"/>
+    <w:r>
+      <w:rPr>
+        <w:rFonts w:ascii="Arial" w:hAnsi="Arial" w:cs="Arial"/>
+        <w:color w:val="525A5D"/>
+        <w:sz w:val="18"/>
+        <w:szCs w:val="18"/>
+        <w:lang w:val="en-IN"/>
+      </w:rPr>
+      <w:t xml:space="preserve"> – </w:t>
     </w:r>
     <w:r>
       <w:rPr>
@@ -2844,7 +3098,7 @@
 </file>
 
 <file path=word/footer3.xml><?xml version="1.0" encoding="utf-8"?>
-<w:ftr xmlns:wpc="http://schemas.microsoft.com/office/word/2010/wordprocessingCanvas" xmlns:cx="http://schemas.microsoft.com/office/drawing/2014/chartex" xmlns:cx1="http://schemas.microsoft.com/office/drawing/2015/9/8/chartex" xmlns:cx2="http://schemas.microsoft.com/office/drawing/2015/10/21/chartex" xmlns:cx3="http://schemas.microsoft.com/office/drawing/2016/5/9/chartex" xmlns:cx4="http://schemas.microsoft.com/office/drawing/2016/5/10/chartex" xmlns:cx5="http://schemas.microsoft.com/office/drawing/2016/5/11/chartex" xmlns:cx6="http://schemas.microsoft.com/office/drawing/2016/5/12/chartex" xmlns:cx7="http://schemas.microsoft.com/office/drawing/2016/5/13/chartex" xmlns:cx8="http://schemas.microsoft.com/office/drawing/2016/5/14/chartex" xmlns:mc="http://schemas.openxmlformats.org/markup-compatibility/2006" xmlns:aink="http://schemas.microsoft.com/office/drawing/2016/ink" xmlns:am3d="http://schemas.microsoft.com/office/drawing/2017/model3d" xmlns:o="urn:schemas-microsoft-com:office:office" xmlns:r="http://schemas.openxmlformats.org/officeDocument/2006/relationships" xmlns:m="http://schemas.openxmlformats.org/officeDocument/2006/math" xmlns:v="urn:schemas-microsoft-com:vml" xmlns:wp14="http://schemas.microsoft.com/office/word/2010/wordprocessingDrawing" xmlns:wp="http://schemas.openxmlformats.org/drawingml/2006/wordprocessingDrawing" xmlns:w10="urn:schemas-microsoft-com:office:word" xmlns:w="http://schemas.openxmlformats.org/wordprocessingml/2006/main" xmlns:w14="http://schemas.microsoft.com/office/word/2010/wordml" xmlns:w15="http://schemas.microsoft.com/office/word/2012/wordml" xmlns:w16cex="http://schemas.microsoft.com/office/word/2018/wordml/cex" xmlns:w16cid="http://schemas.microsoft.com/office/word/2016/wordml/cid" xmlns:w16="http://schemas.microsoft.com/office/word/2018/wordml" xmlns:w16sdtdh="http://schemas.microsoft.com/office/word/2020/wordml/sdtdatahash" xmlns:w16se="http://schemas.microsoft.com/office/word/2015/wordml/symex" xmlns:wpg="http://schemas.microsoft.com/office/word/2010/wordprocessingGroup" xmlns:wpi="http://schemas.microsoft.com/office/word/2010/wordprocessingInk" xmlns:wne="http://schemas.microsoft.com/office/word/2006/wordml" xmlns:wps="http://schemas.microsoft.com/office/word/2010/wordprocessingShape" mc:Ignorable="w14 w15 w16se w16cid w16 w16cex w16sdtdh wp14">
+<w:ftr xmlns:wpc="http://schemas.microsoft.com/office/word/2010/wordprocessingCanvas" xmlns:mc="http://schemas.openxmlformats.org/markup-compatibility/2006" xmlns:o="urn:schemas-microsoft-com:office:office" xmlns:r="http://schemas.openxmlformats.org/officeDocument/2006/relationships" xmlns:m="http://schemas.openxmlformats.org/officeDocument/2006/math" xmlns:v="urn:schemas-microsoft-com:vml" xmlns:wp14="http://schemas.microsoft.com/office/word/2010/wordprocessingDrawing" xmlns:wp="http://schemas.openxmlformats.org/drawingml/2006/wordprocessingDrawing" xmlns:w10="urn:schemas-microsoft-com:office:word" xmlns:w="http://schemas.openxmlformats.org/wordprocessingml/2006/main" xmlns:w14="http://schemas.microsoft.com/office/word/2010/wordml" xmlns:wpg="http://schemas.microsoft.com/office/word/2010/wordprocessingGroup" xmlns:wpi="http://schemas.microsoft.com/office/word/2010/wordprocessingInk" xmlns:wne="http://schemas.microsoft.com/office/word/2006/wordml" xmlns:wps="http://schemas.microsoft.com/office/word/2010/wordprocessingShape" mc:Ignorable="w14 wp14">
   <w:p>
     <w:pPr>
       <w:pStyle w:val="Footer"/>
@@ -2854,7 +3108,7 @@
 </file>
 
 <file path=word/footnotes.xml><?xml version="1.0" encoding="utf-8"?>
-<w:footnotes xmlns:wpc="http://schemas.microsoft.com/office/word/2010/wordprocessingCanvas" xmlns:cx="http://schemas.microsoft.com/office/drawing/2014/chartex" xmlns:cx1="http://schemas.microsoft.com/office/drawing/2015/9/8/chartex" xmlns:cx2="http://schemas.microsoft.com/office/drawing/2015/10/21/chartex" xmlns:cx3="http://schemas.microsoft.com/office/drawing/2016/5/9/chartex" xmlns:cx4="http://schemas.microsoft.com/office/drawing/2016/5/10/chartex" xmlns:cx5="http://schemas.microsoft.com/office/drawing/2016/5/11/chartex" xmlns:cx6="http://schemas.microsoft.com/office/drawing/2016/5/12/chartex" xmlns:cx7="http://schemas.microsoft.com/office/drawing/2016/5/13/chartex" xmlns:cx8="http://schemas.microsoft.com/office/drawing/2016/5/14/chartex" xmlns:mc="http://schemas.openxmlformats.org/markup-compatibility/2006" xmlns:aink="http://schemas.microsoft.com/office/drawing/2016/ink" xmlns:am3d="http://schemas.microsoft.com/office/drawing/2017/model3d" xmlns:o="urn:schemas-microsoft-com:office:office" xmlns:r="http://schemas.openxmlformats.org/officeDocument/2006/relationships" xmlns:m="http://schemas.openxmlformats.org/officeDocument/2006/math" xmlns:v="urn:schemas-microsoft-com:vml" xmlns:wp14="http://schemas.microsoft.com/office/word/2010/wordprocessingDrawing" xmlns:wp="http://schemas.openxmlformats.org/drawingml/2006/wordprocessingDrawing" xmlns:w10="urn:schemas-microsoft-com:office:word" xmlns:w="http://schemas.openxmlformats.org/wordprocessingml/2006/main" xmlns:w14="http://schemas.microsoft.com/office/word/2010/wordml" xmlns:w15="http://schemas.microsoft.com/office/word/2012/wordml" xmlns:w16cex="http://schemas.microsoft.com/office/word/2018/wordml/cex" xmlns:w16cid="http://schemas.microsoft.com/office/word/2016/wordml/cid" xmlns:w16="http://schemas.microsoft.com/office/word/2018/wordml" xmlns:w16sdtdh="http://schemas.microsoft.com/office/word/2020/wordml/sdtdatahash" xmlns:w16se="http://schemas.microsoft.com/office/word/2015/wordml/symex" xmlns:wpg="http://schemas.microsoft.com/office/word/2010/wordprocessingGroup" xmlns:wpi="http://schemas.microsoft.com/office/word/2010/wordprocessingInk" xmlns:wne="http://schemas.microsoft.com/office/word/2006/wordml" xmlns:wps="http://schemas.microsoft.com/office/word/2010/wordprocessingShape" mc:Ignorable="w14 w15 w16se w16cid w16 w16cex w16sdtdh wp14">
+<w:footnotes xmlns:wpc="http://schemas.microsoft.com/office/word/2010/wordprocessingCanvas" xmlns:mc="http://schemas.openxmlformats.org/markup-compatibility/2006" xmlns:o="urn:schemas-microsoft-com:office:office" xmlns:r="http://schemas.openxmlformats.org/officeDocument/2006/relationships" xmlns:m="http://schemas.openxmlformats.org/officeDocument/2006/math" xmlns:v="urn:schemas-microsoft-com:vml" xmlns:wp14="http://schemas.microsoft.com/office/word/2010/wordprocessingDrawing" xmlns:wp="http://schemas.openxmlformats.org/drawingml/2006/wordprocessingDrawing" xmlns:w10="urn:schemas-microsoft-com:office:word" xmlns:w="http://schemas.openxmlformats.org/wordprocessingml/2006/main" xmlns:w14="http://schemas.microsoft.com/office/word/2010/wordml" xmlns:wpg="http://schemas.microsoft.com/office/word/2010/wordprocessingGroup" xmlns:wpi="http://schemas.microsoft.com/office/word/2010/wordprocessingInk" xmlns:wne="http://schemas.microsoft.com/office/word/2006/wordml" xmlns:wps="http://schemas.microsoft.com/office/word/2010/wordprocessingShape" mc:Ignorable="w14 wp14">
   <w:footnote w:type="separator" w:id="-1">
     <w:p>
       <w:r>
@@ -2873,7 +3127,7 @@
 </file>
 
 <file path=word/header1.xml><?xml version="1.0" encoding="utf-8"?>
-<w:hdr xmlns:wpc="http://schemas.microsoft.com/office/word/2010/wordprocessingCanvas" xmlns:cx="http://schemas.microsoft.com/office/drawing/2014/chartex" xmlns:cx1="http://schemas.microsoft.com/office/drawing/2015/9/8/chartex" xmlns:cx2="http://schemas.microsoft.com/office/drawing/2015/10/21/chartex" xmlns:cx3="http://schemas.microsoft.com/office/drawing/2016/5/9/chartex" xmlns:cx4="http://schemas.microsoft.com/office/drawing/2016/5/10/chartex" xmlns:cx5="http://schemas.microsoft.com/office/drawing/2016/5/11/chartex" xmlns:cx6="http://schemas.microsoft.com/office/drawing/2016/5/12/chartex" xmlns:cx7="http://schemas.microsoft.com/office/drawing/2016/5/13/chartex" xmlns:cx8="http://schemas.microsoft.com/office/drawing/2016/5/14/chartex" xmlns:mc="http://schemas.openxmlformats.org/markup-compatibility/2006" xmlns:aink="http://schemas.microsoft.com/office/drawing/2016/ink" xmlns:am3d="http://schemas.microsoft.com/office/drawing/2017/model3d" xmlns:o="urn:schemas-microsoft-com:office:office" xmlns:r="http://schemas.openxmlformats.org/officeDocument/2006/relationships" xmlns:m="http://schemas.openxmlformats.org/officeDocument/2006/math" xmlns:v="urn:schemas-microsoft-com:vml" xmlns:wp14="http://schemas.microsoft.com/office/word/2010/wordprocessingDrawing" xmlns:wp="http://schemas.openxmlformats.org/drawingml/2006/wordprocessingDrawing" xmlns:w10="urn:schemas-microsoft-com:office:word" xmlns:w="http://schemas.openxmlformats.org/wordprocessingml/2006/main" xmlns:w14="http://schemas.microsoft.com/office/word/2010/wordml" xmlns:w15="http://schemas.microsoft.com/office/word/2012/wordml" xmlns:w16cex="http://schemas.microsoft.com/office/word/2018/wordml/cex" xmlns:w16cid="http://schemas.microsoft.com/office/word/2016/wordml/cid" xmlns:w16="http://schemas.microsoft.com/office/word/2018/wordml" xmlns:w16sdtdh="http://schemas.microsoft.com/office/word/2020/wordml/sdtdatahash" xmlns:w16se="http://schemas.microsoft.com/office/word/2015/wordml/symex" xmlns:wpg="http://schemas.microsoft.com/office/word/2010/wordprocessingGroup" xmlns:wpi="http://schemas.microsoft.com/office/word/2010/wordprocessingInk" xmlns:wne="http://schemas.microsoft.com/office/word/2006/wordml" xmlns:wps="http://schemas.microsoft.com/office/word/2010/wordprocessingShape" mc:Ignorable="w14 w15 w16se w16cid w16 w16cex w16sdtdh wp14">
+<w:hdr xmlns:wpc="http://schemas.microsoft.com/office/word/2010/wordprocessingCanvas" xmlns:mc="http://schemas.openxmlformats.org/markup-compatibility/2006" xmlns:o="urn:schemas-microsoft-com:office:office" xmlns:r="http://schemas.openxmlformats.org/officeDocument/2006/relationships" xmlns:m="http://schemas.openxmlformats.org/officeDocument/2006/math" xmlns:v="urn:schemas-microsoft-com:vml" xmlns:wp14="http://schemas.microsoft.com/office/word/2010/wordprocessingDrawing" xmlns:wp="http://schemas.openxmlformats.org/drawingml/2006/wordprocessingDrawing" xmlns:w10="urn:schemas-microsoft-com:office:word" xmlns:w="http://schemas.openxmlformats.org/wordprocessingml/2006/main" xmlns:w14="http://schemas.microsoft.com/office/word/2010/wordml" xmlns:wpg="http://schemas.microsoft.com/office/word/2010/wordprocessingGroup" xmlns:wpi="http://schemas.microsoft.com/office/word/2010/wordprocessingInk" xmlns:wne="http://schemas.microsoft.com/office/word/2006/wordml" xmlns:wps="http://schemas.microsoft.com/office/word/2010/wordprocessingShape" mc:Ignorable="w14 wp14">
   <w:p>
     <w:pPr>
       <w:pStyle w:val="Header"/>
@@ -2883,7 +3137,7 @@
 </file>
 
 <file path=word/header2.xml><?xml version="1.0" encoding="utf-8"?>
-<w:hdr xmlns:wpc="http://schemas.microsoft.com/office/word/2010/wordprocessingCanvas" xmlns:cx="http://schemas.microsoft.com/office/drawing/2014/chartex" xmlns:cx1="http://schemas.microsoft.com/office/drawing/2015/9/8/chartex" xmlns:cx2="http://schemas.microsoft.com/office/drawing/2015/10/21/chartex" xmlns:cx3="http://schemas.microsoft.com/office/drawing/2016/5/9/chartex" xmlns:cx4="http://schemas.microsoft.com/office/drawing/2016/5/10/chartex" xmlns:cx5="http://schemas.microsoft.com/office/drawing/2016/5/11/chartex" xmlns:cx6="http://schemas.microsoft.com/office/drawing/2016/5/12/chartex" xmlns:cx7="http://schemas.microsoft.com/office/drawing/2016/5/13/chartex" xmlns:cx8="http://schemas.microsoft.com/office/drawing/2016/5/14/chartex" xmlns:mc="http://schemas.openxmlformats.org/markup-compatibility/2006" xmlns:aink="http://schemas.microsoft.com/office/drawing/2016/ink" xmlns:am3d="http://schemas.microsoft.com/office/drawing/2017/model3d" xmlns:o="urn:schemas-microsoft-com:office:office" xmlns:r="http://schemas.openxmlformats.org/officeDocument/2006/relationships" xmlns:m="http://schemas.openxmlformats.org/officeDocument/2006/math" xmlns:v="urn:schemas-microsoft-com:vml" xmlns:wp14="http://schemas.microsoft.com/office/word/2010/wordprocessingDrawing" xmlns:wp="http://schemas.openxmlformats.org/drawingml/2006/wordprocessingDrawing" xmlns:w10="urn:schemas-microsoft-com:office:word" xmlns:w="http://schemas.openxmlformats.org/wordprocessingml/2006/main" xmlns:w14="http://schemas.microsoft.com/office/word/2010/wordml" xmlns:w15="http://schemas.microsoft.com/office/word/2012/wordml" xmlns:w16cex="http://schemas.microsoft.com/office/word/2018/wordml/cex" xmlns:w16cid="http://schemas.microsoft.com/office/word/2016/wordml/cid" xmlns:w16="http://schemas.microsoft.com/office/word/2018/wordml" xmlns:w16sdtdh="http://schemas.microsoft.com/office/word/2020/wordml/sdtdatahash" xmlns:w16se="http://schemas.microsoft.com/office/word/2015/wordml/symex" xmlns:wpg="http://schemas.microsoft.com/office/word/2010/wordprocessingGroup" xmlns:wpi="http://schemas.microsoft.com/office/word/2010/wordprocessingInk" xmlns:wne="http://schemas.microsoft.com/office/word/2006/wordml" xmlns:wps="http://schemas.microsoft.com/office/word/2010/wordprocessingShape" mc:Ignorable="w14 w15 w16se w16cid w16 w16cex w16sdtdh wp14">
+<w:hdr xmlns:wpc="http://schemas.microsoft.com/office/word/2010/wordprocessingCanvas" xmlns:mc="http://schemas.openxmlformats.org/markup-compatibility/2006" xmlns:o="urn:schemas-microsoft-com:office:office" xmlns:r="http://schemas.openxmlformats.org/officeDocument/2006/relationships" xmlns:m="http://schemas.openxmlformats.org/officeDocument/2006/math" xmlns:v="urn:schemas-microsoft-com:vml" xmlns:wp14="http://schemas.microsoft.com/office/word/2010/wordprocessingDrawing" xmlns:wp="http://schemas.openxmlformats.org/drawingml/2006/wordprocessingDrawing" xmlns:w10="urn:schemas-microsoft-com:office:word" xmlns:w="http://schemas.openxmlformats.org/wordprocessingml/2006/main" xmlns:w14="http://schemas.microsoft.com/office/word/2010/wordml" xmlns:wpg="http://schemas.microsoft.com/office/word/2010/wordprocessingGroup" xmlns:wpi="http://schemas.microsoft.com/office/word/2010/wordprocessingInk" xmlns:wne="http://schemas.microsoft.com/office/word/2006/wordml" xmlns:wps="http://schemas.microsoft.com/office/word/2010/wordprocessingShape" mc:Ignorable="w14 wp14">
   <w:p>
     <w:pPr>
       <w:pStyle w:val="Header"/>
@@ -2955,6 +3209,7 @@
                               <w:szCs w:val="18"/>
                             </w:rPr>
                           </w:pPr>
+                          <w:proofErr w:type="spellStart"/>
                           <w:r>
                             <w:rPr>
                               <w:rFonts w:ascii="Arial" w:hAnsi="Arial" w:cs="Arial"/>
@@ -2962,7 +3217,77 @@
                               <w:sz w:val="18"/>
                               <w:szCs w:val="18"/>
                             </w:rPr>
-                            <w:t>Akbarpur Channa, Ludhiana-Malerkotla Road, Ahmedgarh - 148021 District, Sangrur</w:t>
+                            <w:t>Akbarpur</w:t>
+                          </w:r>
+                          <w:proofErr w:type="spellEnd"/>
+                          <w:r>
+                            <w:rPr>
+                              <w:rFonts w:ascii="Arial" w:hAnsi="Arial" w:cs="Arial"/>
+                              <w:color w:val="525A5D"/>
+                              <w:sz w:val="18"/>
+                              <w:szCs w:val="18"/>
+                            </w:rPr>
+                            <w:t xml:space="preserve"> </w:t>
+                          </w:r>
+                          <w:proofErr w:type="spellStart"/>
+                          <w:r>
+                            <w:rPr>
+                              <w:rFonts w:ascii="Arial" w:hAnsi="Arial" w:cs="Arial"/>
+                              <w:color w:val="525A5D"/>
+                              <w:sz w:val="18"/>
+                              <w:szCs w:val="18"/>
+                            </w:rPr>
+                            <w:t>Channa</w:t>
+                          </w:r>
+                          <w:proofErr w:type="spellEnd"/>
+                          <w:r>
+                            <w:rPr>
+                              <w:rFonts w:ascii="Arial" w:hAnsi="Arial" w:cs="Arial"/>
+                              <w:color w:val="525A5D"/>
+                              <w:sz w:val="18"/>
+                              <w:szCs w:val="18"/>
+                            </w:rPr>
+                            <w:t>, Ludhiana-</w:t>
+                          </w:r>
+                          <w:proofErr w:type="spellStart"/>
+                          <w:r>
+                            <w:rPr>
+                              <w:rFonts w:ascii="Arial" w:hAnsi="Arial" w:cs="Arial"/>
+                              <w:color w:val="525A5D"/>
+                              <w:sz w:val="18"/>
+                              <w:szCs w:val="18"/>
+                            </w:rPr>
+                            <w:t>Malerkotla</w:t>
+                          </w:r>
+                          <w:proofErr w:type="spellEnd"/>
+                          <w:r>
+                            <w:rPr>
+                              <w:rFonts w:ascii="Arial" w:hAnsi="Arial" w:cs="Arial"/>
+                              <w:color w:val="525A5D"/>
+                              <w:sz w:val="18"/>
+                              <w:szCs w:val="18"/>
+                            </w:rPr>
+                            <w:t xml:space="preserve"> Road, </w:t>
+                          </w:r>
+                          <w:proofErr w:type="spellStart"/>
+                          <w:r>
+                            <w:rPr>
+                              <w:rFonts w:ascii="Arial" w:hAnsi="Arial" w:cs="Arial"/>
+                              <w:color w:val="525A5D"/>
+                              <w:sz w:val="18"/>
+                              <w:szCs w:val="18"/>
+                            </w:rPr>
+                            <w:t>Ahmedgarh</w:t>
+                          </w:r>
+                          <w:proofErr w:type="spellEnd"/>
+                          <w:r>
+                            <w:rPr>
+                              <w:rFonts w:ascii="Arial" w:hAnsi="Arial" w:cs="Arial"/>
+                              <w:color w:val="525A5D"/>
+                              <w:sz w:val="18"/>
+                              <w:szCs w:val="18"/>
+                            </w:rPr>
+                            <w:t xml:space="preserve"> - 148021 District, Sangrur</w:t>
                           </w:r>
                           <w:r>
                             <w:rPr>
@@ -3013,6 +3338,7 @@
                               <w:szCs w:val="18"/>
                             </w:rPr>
                           </w:pPr>
+                          <w:proofErr w:type="gramStart"/>
                           <w:r>
                             <w:rPr>
                               <w:rFonts w:ascii="Arial" w:hAnsi="Arial" w:cs="Arial"/>
@@ -3020,7 +3346,17 @@
                               <w:sz w:val="18"/>
                               <w:szCs w:val="18"/>
                             </w:rPr>
-                            <w:t xml:space="preserve">e-mail: info@cedaartextile.com </w:t>
+                            <w:t>e-mail</w:t>
+                          </w:r>
+                          <w:proofErr w:type="gramEnd"/>
+                          <w:r>
+                            <w:rPr>
+                              <w:rFonts w:ascii="Arial" w:hAnsi="Arial" w:cs="Arial"/>
+                              <w:color w:val="525A5D"/>
+                              <w:sz w:val="18"/>
+                              <w:szCs w:val="18"/>
+                            </w:rPr>
+                            <w:t xml:space="preserve">: info@cedaartextile.com </w:t>
                           </w:r>
                         </w:p>
                         <w:p>
@@ -3035,6 +3371,7 @@
                               <w:szCs w:val="18"/>
                             </w:rPr>
                           </w:pPr>
+                          <w:proofErr w:type="gramStart"/>
                           <w:r>
                             <w:rPr>
                               <w:rFonts w:ascii="Arial" w:hAnsi="Arial" w:cs="Arial"/>
@@ -3042,7 +3379,17 @@
                               <w:sz w:val="18"/>
                               <w:szCs w:val="18"/>
                             </w:rPr>
-                            <w:t xml:space="preserve">website: </w:t>
+                            <w:t>website</w:t>
+                          </w:r>
+                          <w:proofErr w:type="gramEnd"/>
+                          <w:r>
+                            <w:rPr>
+                              <w:rFonts w:ascii="Arial" w:hAnsi="Arial" w:cs="Arial"/>
+                              <w:color w:val="525A5D"/>
+                              <w:sz w:val="18"/>
+                              <w:szCs w:val="18"/>
+                            </w:rPr>
+                            <w:t xml:space="preserve">: </w:t>
                           </w:r>
                           <w:hyperlink r:id="rId1" w:history="1">
                             <w:r>
@@ -3068,6 +3415,7 @@
                               <w:szCs w:val="18"/>
                             </w:rPr>
                           </w:pPr>
+                          <w:proofErr w:type="spellStart"/>
                           <w:r>
                             <w:rPr>
                               <w:rFonts w:ascii="Arial" w:hAnsi="Arial" w:cs="Arial"/>
@@ -3077,6 +3425,7 @@
                             </w:rPr>
                             <w:t>Ph</w:t>
                           </w:r>
+                          <w:proofErr w:type="spellEnd"/>
                           <w:r>
                             <w:rPr>
                               <w:rFonts w:ascii="Arial" w:hAnsi="Arial" w:cs="Arial"/>
@@ -3115,8 +3464,19 @@
                               <w:sz w:val="18"/>
                               <w:szCs w:val="18"/>
                             </w:rPr>
-                            <w:t>CIN:U17299KA2020PTC139070</w:t>
+                            <w:t>CIN</w:t>
                           </w:r>
+                          <w:proofErr w:type="gramStart"/>
+                          <w:r>
+                            <w:rPr>
+                              <w:rFonts w:ascii="Arial" w:hAnsi="Arial" w:cs="Arial"/>
+                              <w:color w:val="525A5D"/>
+                              <w:sz w:val="18"/>
+                              <w:szCs w:val="18"/>
+                            </w:rPr>
+                            <w:t>:U17299KA2020PTC139070</w:t>
+                          </w:r>
+                          <w:proofErr w:type="gramEnd"/>
                         </w:p>
                         <w:p>
                           <w:pPr>
@@ -3169,9 +3529,9 @@
             </wp:anchor>
           </w:drawing>
         </mc:Choice>
-        <mc:Fallback>
+        <mc:Fallback xmlns:w15="http://schemas.microsoft.com/office/word/2012/wordml">
           <w:pict>
-            <v:rect w14:anchorId="3250A5CA" id="Rectangle 10" o:spid="_x0000_s1027" style="position:absolute;margin-left:637.5pt;margin-top:0;width:231.75pt;height:77.95pt;z-index:251659264;visibility:visible;mso-wrap-style:square;mso-width-percent:0;mso-height-percent:0;mso-wrap-distance-left:9pt;mso-wrap-distance-top:0;mso-wrap-distance-right:9pt;mso-wrap-distance-bottom:0;mso-position-horizontal:absolute;mso-position-horizontal-relative:text;mso-position-vertical:absolute;mso-position-vertical-relative:text;mso-width-percent:0;mso-height-percent:0;mso-width-relative:margin;mso-height-relative:margin;v-text-anchor:middle" o:gfxdata="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" fillcolor="white [3201]" strokecolor="white [3212]" strokeweight="1pt">
+            <v:rect w14:anchorId="3250A5CA" id="Rectangle 10" o:spid="_x0000_s1027" style="position:absolute;margin-left:637.5pt;margin-top:0;width:231.75pt;height:77.95pt;z-index:251659264;visibility:visible;mso-wrap-style:square;mso-width-percent:0;mso-height-percent:0;mso-wrap-distance-left:9pt;mso-wrap-distance-top:0;mso-wrap-distance-right:9pt;mso-wrap-distance-bottom:0;mso-position-horizontal:absolute;mso-position-horizontal-relative:text;mso-position-vertical:absolute;mso-position-vertical-relative:text;mso-width-percent:0;mso-height-percent:0;mso-width-relative:margin;mso-height-relative:margin;v-text-anchor:middle" o:gfxdata="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" fillcolor="white [3201]" strokecolor="white [3212]" strokeweight="1pt">
               <v:textbox>
                 <w:txbxContent>
                   <w:p>
@@ -3186,6 +3546,7 @@
                         <w:szCs w:val="18"/>
                       </w:rPr>
                     </w:pPr>
+                    <w:proofErr w:type="spellStart"/>
                     <w:r>
                       <w:rPr>
                         <w:rFonts w:ascii="Arial" w:hAnsi="Arial" w:cs="Arial"/>
@@ -3193,8 +3554,89 @@
                         <w:sz w:val="18"/>
                         <w:szCs w:val="18"/>
                       </w:rPr>
-                      <w:t>Akbarpur Channa, Ludhiana-Malerkotla Road, Ahmedgarh - 148021 District, Sangrur</w:t>
+                      <w:t>Akbarpur</w:t>
                     </w:r>
+                    <w:proofErr w:type="spellEnd"/>
+                    <w:r>
+                      <w:rPr>
+                        <w:rFonts w:ascii="Arial" w:hAnsi="Arial" w:cs="Arial"/>
+                        <w:color w:val="525A5D"/>
+                        <w:sz w:val="18"/>
+                        <w:szCs w:val="18"/>
+                      </w:rPr>
+                      <w:t xml:space="preserve"> </w:t>
+                    </w:r>
+                    <w:proofErr w:type="spellStart"/>
+                    <w:r>
+                      <w:rPr>
+                        <w:rFonts w:ascii="Arial" w:hAnsi="Arial" w:cs="Arial"/>
+                        <w:color w:val="525A5D"/>
+                        <w:sz w:val="18"/>
+                        <w:szCs w:val="18"/>
+                      </w:rPr>
+                      <w:t>Channa</w:t>
+                    </w:r>
+                    <w:proofErr w:type="spellEnd"/>
+                    <w:r>
+                      <w:rPr>
+                        <w:rFonts w:ascii="Arial" w:hAnsi="Arial" w:cs="Arial"/>
+                        <w:color w:val="525A5D"/>
+                        <w:sz w:val="18"/>
+                        <w:szCs w:val="18"/>
+                      </w:rPr>
+                      <w:t>, Ludhiana-</w:t>
+                    </w:r>
+                    <w:proofErr w:type="spellStart"/>
+                    <w:r>
+                      <w:rPr>
+                        <w:rFonts w:ascii="Arial" w:hAnsi="Arial" w:cs="Arial"/>
+                        <w:color w:val="525A5D"/>
+                        <w:sz w:val="18"/>
+                        <w:szCs w:val="18"/>
+                      </w:rPr>
+                      <w:t>Malerkotla</w:t>
+                    </w:r>
+                    <w:proofErr w:type="spellEnd"/>
+                    <w:r>
+                      <w:rPr>
+                        <w:rFonts w:ascii="Arial" w:hAnsi="Arial" w:cs="Arial"/>
+                        <w:color w:val="525A5D"/>
+                        <w:sz w:val="18"/>
+                        <w:szCs w:val="18"/>
+                      </w:rPr>
+                      <w:t xml:space="preserve"> Road, </w:t>
+                    </w:r>
+                    <w:proofErr w:type="spellStart"/>
+                    <w:r>
+                      <w:rPr>
+                        <w:rFonts w:ascii="Arial" w:hAnsi="Arial" w:cs="Arial"/>
+                        <w:color w:val="525A5D"/>
+                        <w:sz w:val="18"/>
+                        <w:szCs w:val="18"/>
+                      </w:rPr>
+                      <w:t>Ahmedgarh</w:t>
+                    </w:r>
+                    <w:proofErr w:type="spellEnd"/>
+                    <w:r>
+                      <w:rPr>
+                        <w:rFonts w:ascii="Arial" w:hAnsi="Arial" w:cs="Arial"/>
+                        <w:color w:val="525A5D"/>
+                        <w:sz w:val="18"/>
+                        <w:szCs w:val="18"/>
+                      </w:rPr>
+                      <w:t xml:space="preserve"> - 148021 District, </w:t>
+                    </w:r>
+                    <w:proofErr w:type="spellStart"/>
+                    <w:r>
+                      <w:rPr>
+                        <w:rFonts w:ascii="Arial" w:hAnsi="Arial" w:cs="Arial"/>
+                        <w:color w:val="525A5D"/>
+                        <w:sz w:val="18"/>
+                        <w:szCs w:val="18"/>
+                      </w:rPr>
+                      <w:t>Sangrur</w:t>
+                    </w:r>
+                    <w:proofErr w:type="spellEnd"/>
                     <w:r>
                       <w:rPr>
                         <w:rFonts w:ascii="Arial" w:hAnsi="Arial" w:cs="Arial"/>
@@ -3244,6 +3686,7 @@
                         <w:szCs w:val="18"/>
                       </w:rPr>
                     </w:pPr>
+                    <w:proofErr w:type="gramStart"/>
                     <w:r>
                       <w:rPr>
                         <w:rFonts w:ascii="Arial" w:hAnsi="Arial" w:cs="Arial"/>
@@ -3251,7 +3694,17 @@
                         <w:sz w:val="18"/>
                         <w:szCs w:val="18"/>
                       </w:rPr>
-                      <w:t xml:space="preserve">e-mail: info@cedaartextile.com </w:t>
+                      <w:t>e-mail</w:t>
+                    </w:r>
+                    <w:proofErr w:type="gramEnd"/>
+                    <w:r>
+                      <w:rPr>
+                        <w:rFonts w:ascii="Arial" w:hAnsi="Arial" w:cs="Arial"/>
+                        <w:color w:val="525A5D"/>
+                        <w:sz w:val="18"/>
+                        <w:szCs w:val="18"/>
+                      </w:rPr>
+                      <w:t xml:space="preserve">: info@cedaartextile.com </w:t>
                     </w:r>
                   </w:p>
                   <w:p>
@@ -3266,6 +3719,7 @@
                         <w:szCs w:val="18"/>
                       </w:rPr>
                     </w:pPr>
+                    <w:proofErr w:type="gramStart"/>
                     <w:r>
                       <w:rPr>
                         <w:rFonts w:ascii="Arial" w:hAnsi="Arial" w:cs="Arial"/>
@@ -3273,7 +3727,17 @@
                         <w:sz w:val="18"/>
                         <w:szCs w:val="18"/>
                       </w:rPr>
-                      <w:t xml:space="preserve">website: </w:t>
+                      <w:t>website</w:t>
+                    </w:r>
+                    <w:proofErr w:type="gramEnd"/>
+                    <w:r>
+                      <w:rPr>
+                        <w:rFonts w:ascii="Arial" w:hAnsi="Arial" w:cs="Arial"/>
+                        <w:color w:val="525A5D"/>
+                        <w:sz w:val="18"/>
+                        <w:szCs w:val="18"/>
+                      </w:rPr>
+                      <w:t xml:space="preserve">: </w:t>
                     </w:r>
                     <w:hyperlink r:id="rId2" w:history="1">
                       <w:r>
@@ -3299,6 +3763,7 @@
                         <w:szCs w:val="18"/>
                       </w:rPr>
                     </w:pPr>
+                    <w:proofErr w:type="spellStart"/>
                     <w:r>
                       <w:rPr>
                         <w:rFonts w:ascii="Arial" w:hAnsi="Arial" w:cs="Arial"/>
@@ -3308,6 +3773,7 @@
                       </w:rPr>
                       <w:t>Ph</w:t>
                     </w:r>
+                    <w:proofErr w:type="spellEnd"/>
                     <w:r>
                       <w:rPr>
                         <w:rFonts w:ascii="Arial" w:hAnsi="Arial" w:cs="Arial"/>
@@ -3346,8 +3812,19 @@
                         <w:sz w:val="18"/>
                         <w:szCs w:val="18"/>
                       </w:rPr>
-                      <w:t>CIN:U17299KA2020PTC139070</w:t>
+                      <w:t>CIN</w:t>
                     </w:r>
+                    <w:proofErr w:type="gramStart"/>
+                    <w:r>
+                      <w:rPr>
+                        <w:rFonts w:ascii="Arial" w:hAnsi="Arial" w:cs="Arial"/>
+                        <w:color w:val="525A5D"/>
+                        <w:sz w:val="18"/>
+                        <w:szCs w:val="18"/>
+                      </w:rPr>
+                      <w:t>:U17299KA2020PTC139070</w:t>
+                    </w:r>
+                    <w:proofErr w:type="gramEnd"/>
                   </w:p>
                   <w:p>
                     <w:pPr>
@@ -3451,7 +3928,7 @@
 </file>
 
 <file path=word/header3.xml><?xml version="1.0" encoding="utf-8"?>
-<w:hdr xmlns:wpc="http://schemas.microsoft.com/office/word/2010/wordprocessingCanvas" xmlns:cx="http://schemas.microsoft.com/office/drawing/2014/chartex" xmlns:cx1="http://schemas.microsoft.com/office/drawing/2015/9/8/chartex" xmlns:cx2="http://schemas.microsoft.com/office/drawing/2015/10/21/chartex" xmlns:cx3="http://schemas.microsoft.com/office/drawing/2016/5/9/chartex" xmlns:cx4="http://schemas.microsoft.com/office/drawing/2016/5/10/chartex" xmlns:cx5="http://schemas.microsoft.com/office/drawing/2016/5/11/chartex" xmlns:cx6="http://schemas.microsoft.com/office/drawing/2016/5/12/chartex" xmlns:cx7="http://schemas.microsoft.com/office/drawing/2016/5/13/chartex" xmlns:cx8="http://schemas.microsoft.com/office/drawing/2016/5/14/chartex" xmlns:mc="http://schemas.openxmlformats.org/markup-compatibility/2006" xmlns:aink="http://schemas.microsoft.com/office/drawing/2016/ink" xmlns:am3d="http://schemas.microsoft.com/office/drawing/2017/model3d" xmlns:o="urn:schemas-microsoft-com:office:office" xmlns:r="http://schemas.openxmlformats.org/officeDocument/2006/relationships" xmlns:m="http://schemas.openxmlformats.org/officeDocument/2006/math" xmlns:v="urn:schemas-microsoft-com:vml" xmlns:wp14="http://schemas.microsoft.com/office/word/2010/wordprocessingDrawing" xmlns:wp="http://schemas.openxmlformats.org/drawingml/2006/wordprocessingDrawing" xmlns:w10="urn:schemas-microsoft-com:office:word" xmlns:w="http://schemas.openxmlformats.org/wordprocessingml/2006/main" xmlns:w14="http://schemas.microsoft.com/office/word/2010/wordml" xmlns:w15="http://schemas.microsoft.com/office/word/2012/wordml" xmlns:w16cex="http://schemas.microsoft.com/office/word/2018/wordml/cex" xmlns:w16cid="http://schemas.microsoft.com/office/word/2016/wordml/cid" xmlns:w16="http://schemas.microsoft.com/office/word/2018/wordml" xmlns:w16sdtdh="http://schemas.microsoft.com/office/word/2020/wordml/sdtdatahash" xmlns:w16se="http://schemas.microsoft.com/office/word/2015/wordml/symex" xmlns:wpg="http://schemas.microsoft.com/office/word/2010/wordprocessingGroup" xmlns:wpi="http://schemas.microsoft.com/office/word/2010/wordprocessingInk" xmlns:wne="http://schemas.microsoft.com/office/word/2006/wordml" xmlns:wps="http://schemas.microsoft.com/office/word/2010/wordprocessingShape" mc:Ignorable="w14 w15 w16se w16cid w16 w16cex w16sdtdh wp14">
+<w:hdr xmlns:wpc="http://schemas.microsoft.com/office/word/2010/wordprocessingCanvas" xmlns:mc="http://schemas.openxmlformats.org/markup-compatibility/2006" xmlns:o="urn:schemas-microsoft-com:office:office" xmlns:r="http://schemas.openxmlformats.org/officeDocument/2006/relationships" xmlns:m="http://schemas.openxmlformats.org/officeDocument/2006/math" xmlns:v="urn:schemas-microsoft-com:vml" xmlns:wp14="http://schemas.microsoft.com/office/word/2010/wordprocessingDrawing" xmlns:wp="http://schemas.openxmlformats.org/drawingml/2006/wordprocessingDrawing" xmlns:w10="urn:schemas-microsoft-com:office:word" xmlns:w="http://schemas.openxmlformats.org/wordprocessingml/2006/main" xmlns:w14="http://schemas.microsoft.com/office/word/2010/wordml" xmlns:wpg="http://schemas.microsoft.com/office/word/2010/wordprocessingGroup" xmlns:wpi="http://schemas.microsoft.com/office/word/2010/wordprocessingInk" xmlns:wne="http://schemas.microsoft.com/office/word/2006/wordml" xmlns:wps="http://schemas.microsoft.com/office/word/2010/wordprocessingShape" mc:Ignorable="w14 wp14">
   <w:p>
     <w:pPr>
       <w:pStyle w:val="Header"/>
@@ -3461,8 +3938,8 @@
 </file>
 
 <file path=word/numbering.xml><?xml version="1.0" encoding="utf-8"?>
-<w:numbering xmlns:wpc="http://schemas.microsoft.com/office/word/2010/wordprocessingCanvas" xmlns:cx="http://schemas.microsoft.com/office/drawing/2014/chartex" xmlns:cx1="http://schemas.microsoft.com/office/drawing/2015/9/8/chartex" xmlns:cx2="http://schemas.microsoft.com/office/drawing/2015/10/21/chartex" xmlns:cx3="http://schemas.microsoft.com/office/drawing/2016/5/9/chartex" xmlns:cx4="http://schemas.microsoft.com/office/drawing/2016/5/10/chartex" xmlns:cx5="http://schemas.microsoft.com/office/drawing/2016/5/11/chartex" xmlns:cx6="http://schemas.microsoft.com/office/drawing/2016/5/12/chartex" xmlns:cx7="http://schemas.microsoft.com/office/drawing/2016/5/13/chartex" xmlns:cx8="http://schemas.microsoft.com/office/drawing/2016/5/14/chartex" xmlns:mc="http://schemas.openxmlformats.org/markup-compatibility/2006" xmlns:aink="http://schemas.microsoft.com/office/drawing/2016/ink" xmlns:am3d="http://schemas.microsoft.com/office/drawing/2017/model3d" xmlns:o="urn:schemas-microsoft-com:office:office" xmlns:r="http://schemas.openxmlformats.org/officeDocument/2006/relationships" xmlns:m="http://schemas.openxmlformats.org/officeDocument/2006/math" xmlns:v="urn:schemas-microsoft-com:vml" xmlns:wp14="http://schemas.microsoft.com/office/word/2010/wordprocessingDrawing" xmlns:wp="http://schemas.openxmlformats.org/drawingml/2006/wordprocessingDrawing" xmlns:w10="urn:schemas-microsoft-com:office:word" xmlns:w="http://schemas.openxmlformats.org/wordprocessingml/2006/main" xmlns:w14="http://schemas.microsoft.com/office/word/2010/wordml" xmlns:w15="http://schemas.microsoft.com/office/word/2012/wordml" xmlns:w16cex="http://schemas.microsoft.com/office/word/2018/wordml/cex" xmlns:w16cid="http://schemas.microsoft.com/office/word/2016/wordml/cid" xmlns:w16="http://schemas.microsoft.com/office/word/2018/wordml" xmlns:w16sdtdh="http://schemas.microsoft.com/office/word/2020/wordml/sdtdatahash" xmlns:w16se="http://schemas.microsoft.com/office/word/2015/wordml/symex" xmlns:wpg="http://schemas.microsoft.com/office/word/2010/wordprocessingGroup" xmlns:wpi="http://schemas.microsoft.com/office/word/2010/wordprocessingInk" xmlns:wne="http://schemas.microsoft.com/office/word/2006/wordml" xmlns:wps="http://schemas.microsoft.com/office/word/2010/wordprocessingShape" mc:Ignorable="w14 w15 w16se w16cid w16 w16cex w16sdtdh wp14">
-  <w:abstractNum w:abstractNumId="0" w15:restartNumberingAfterBreak="0">
+<w:numbering xmlns:wpc="http://schemas.microsoft.com/office/word/2010/wordprocessingCanvas" xmlns:mc="http://schemas.openxmlformats.org/markup-compatibility/2006" xmlns:o="urn:schemas-microsoft-com:office:office" xmlns:r="http://schemas.openxmlformats.org/officeDocument/2006/relationships" xmlns:m="http://schemas.openxmlformats.org/officeDocument/2006/math" xmlns:v="urn:schemas-microsoft-com:vml" xmlns:wp14="http://schemas.microsoft.com/office/word/2010/wordprocessingDrawing" xmlns:wp="http://schemas.openxmlformats.org/drawingml/2006/wordprocessingDrawing" xmlns:w10="urn:schemas-microsoft-com:office:word" xmlns:w="http://schemas.openxmlformats.org/wordprocessingml/2006/main" xmlns:w14="http://schemas.microsoft.com/office/word/2010/wordml" xmlns:wpg="http://schemas.microsoft.com/office/word/2010/wordprocessingGroup" xmlns:wpi="http://schemas.microsoft.com/office/word/2010/wordprocessingInk" xmlns:wne="http://schemas.microsoft.com/office/word/2006/wordml" xmlns:wps="http://schemas.microsoft.com/office/word/2010/wordprocessingShape" mc:Ignorable="w14 wp14">
+  <w:abstractNum w:abstractNumId="0">
     <w:nsid w:val="19365752"/>
     <w:multiLevelType w:val="hybridMultilevel"/>
     <w:tmpl w:val="DFA0A576"/>
@@ -3551,7 +4028,7 @@
       </w:pPr>
     </w:lvl>
   </w:abstractNum>
-  <w:abstractNum w:abstractNumId="1" w15:restartNumberingAfterBreak="0">
+  <w:abstractNum w:abstractNumId="1">
     <w:nsid w:val="19495CFF"/>
     <w:multiLevelType w:val="hybridMultilevel"/>
     <w:tmpl w:val="79CC075A"/>
@@ -3602,7 +4079,7 @@
       <w:lvlJc w:val="left"/>
     </w:lvl>
   </w:abstractNum>
-  <w:abstractNum w:abstractNumId="2" w15:restartNumberingAfterBreak="0">
+  <w:abstractNum w:abstractNumId="2">
     <w:nsid w:val="66334873"/>
     <w:multiLevelType w:val="hybridMultilevel"/>
     <w:tmpl w:val="71B6F7D8"/>
@@ -3653,7 +4130,7 @@
       <w:lvlJc w:val="left"/>
     </w:lvl>
   </w:abstractNum>
-  <w:abstractNum w:abstractNumId="3" w15:restartNumberingAfterBreak="0">
+  <w:abstractNum w:abstractNumId="3">
     <w:nsid w:val="74B0DC51"/>
     <w:multiLevelType w:val="hybridMultilevel"/>
     <w:tmpl w:val="22FA3D1C"/>
@@ -3720,7 +4197,7 @@
 </file>
 
 <file path=word/styles.xml><?xml version="1.0" encoding="utf-8"?>
-<w:styles xmlns:mc="http://schemas.openxmlformats.org/markup-compatibility/2006" xmlns:r="http://schemas.openxmlformats.org/officeDocument/2006/relationships" xmlns:w="http://schemas.openxmlformats.org/wordprocessingml/2006/main" xmlns:w14="http://schemas.microsoft.com/office/word/2010/wordml" xmlns:w15="http://schemas.microsoft.com/office/word/2012/wordml" xmlns:w16cex="http://schemas.microsoft.com/office/word/2018/wordml/cex" xmlns:w16cid="http://schemas.microsoft.com/office/word/2016/wordml/cid" xmlns:w16="http://schemas.microsoft.com/office/word/2018/wordml" xmlns:w16sdtdh="http://schemas.microsoft.com/office/word/2020/wordml/sdtdatahash" xmlns:w16se="http://schemas.microsoft.com/office/word/2015/wordml/symex" mc:Ignorable="w14 w15 w16se w16cid w16 w16cex w16sdtdh">
+<w:styles xmlns:mc="http://schemas.openxmlformats.org/markup-compatibility/2006" xmlns:r="http://schemas.openxmlformats.org/officeDocument/2006/relationships" xmlns:w="http://schemas.openxmlformats.org/wordprocessingml/2006/main" xmlns:w14="http://schemas.microsoft.com/office/word/2010/wordml" mc:Ignorable="w14">
   <w:docDefaults>
     <w:rPrDefault>
       <w:rPr>
@@ -3732,383 +4209,144 @@
     </w:rPrDefault>
     <w:pPrDefault/>
   </w:docDefaults>
-  <w:latentStyles w:defLockedState="0" w:defUIPriority="99" w:defSemiHidden="0" w:defUnhideWhenUsed="0" w:defQFormat="0" w:count="376">
-    <w:lsdException w:name="Normal" w:uiPriority="0" w:qFormat="1"/>
-    <w:lsdException w:name="heading 1" w:uiPriority="9" w:qFormat="1"/>
-    <w:lsdException w:name="heading 2" w:semiHidden="1" w:uiPriority="9" w:unhideWhenUsed="1" w:qFormat="1"/>
-    <w:lsdException w:name="heading 3" w:semiHidden="1" w:uiPriority="9" w:unhideWhenUsed="1" w:qFormat="1"/>
-    <w:lsdException w:name="heading 4" w:semiHidden="1" w:uiPriority="9" w:unhideWhenUsed="1" w:qFormat="1"/>
-    <w:lsdException w:name="heading 5" w:semiHidden="1" w:uiPriority="9" w:unhideWhenUsed="1" w:qFormat="1"/>
-    <w:lsdException w:name="heading 6" w:semiHidden="1" w:uiPriority="9" w:unhideWhenUsed="1" w:qFormat="1"/>
-    <w:lsdException w:name="heading 7" w:semiHidden="1" w:uiPriority="9" w:unhideWhenUsed="1" w:qFormat="1"/>
-    <w:lsdException w:name="heading 8" w:semiHidden="1" w:uiPriority="9" w:unhideWhenUsed="1" w:qFormat="1"/>
-    <w:lsdException w:name="heading 9" w:semiHidden="1" w:uiPriority="9" w:unhideWhenUsed="1" w:qFormat="1"/>
-    <w:lsdException w:name="index 1" w:semiHidden="1" w:unhideWhenUsed="1"/>
-    <w:lsdException w:name="index 2" w:semiHidden="1" w:unhideWhenUsed="1"/>
-    <w:lsdException w:name="index 3" w:semiHidden="1" w:unhideWhenUsed="1"/>
-    <w:lsdException w:name="index 4" w:semiHidden="1" w:unhideWhenUsed="1"/>
-    <w:lsdException w:name="index 5" w:semiHidden="1" w:unhideWhenUsed="1"/>
-    <w:lsdException w:name="index 6" w:semiHidden="1" w:unhideWhenUsed="1"/>
-    <w:lsdException w:name="index 7" w:semiHidden="1" w:unhideWhenUsed="1"/>
-    <w:lsdException w:name="index 8" w:semiHidden="1" w:unhideWhenUsed="1"/>
-    <w:lsdException w:name="index 9" w:semiHidden="1" w:unhideWhenUsed="1"/>
-    <w:lsdException w:name="toc 1" w:semiHidden="1" w:uiPriority="39" w:unhideWhenUsed="1"/>
-    <w:lsdException w:name="toc 2" w:semiHidden="1" w:uiPriority="39" w:unhideWhenUsed="1"/>
-    <w:lsdException w:name="toc 3" w:semiHidden="1" w:uiPriority="39" w:unhideWhenUsed="1"/>
-    <w:lsdException w:name="toc 4" w:semiHidden="1" w:uiPriority="39" w:unhideWhenUsed="1"/>
-    <w:lsdException w:name="toc 5" w:semiHidden="1" w:uiPriority="39" w:unhideWhenUsed="1"/>
-    <w:lsdException w:name="toc 6" w:semiHidden="1" w:uiPriority="39" w:unhideWhenUsed="1"/>
-    <w:lsdException w:name="toc 7" w:semiHidden="1" w:uiPriority="39" w:unhideWhenUsed="1"/>
-    <w:lsdException w:name="toc 8" w:semiHidden="1" w:uiPriority="39" w:unhideWhenUsed="1"/>
-    <w:lsdException w:name="toc 9" w:semiHidden="1" w:uiPriority="39" w:unhideWhenUsed="1"/>
-    <w:lsdException w:name="Normal Indent" w:semiHidden="1" w:unhideWhenUsed="1"/>
-    <w:lsdException w:name="footnote text" w:semiHidden="1" w:unhideWhenUsed="1"/>
-    <w:lsdException w:name="annotation text" w:semiHidden="1" w:unhideWhenUsed="1"/>
-    <w:lsdException w:name="header" w:semiHidden="1" w:unhideWhenUsed="1"/>
-    <w:lsdException w:name="footer" w:semiHidden="1" w:unhideWhenUsed="1"/>
-    <w:lsdException w:name="index heading" w:semiHidden="1" w:unhideWhenUsed="1"/>
-    <w:lsdException w:name="caption" w:semiHidden="1" w:uiPriority="35" w:unhideWhenUsed="1" w:qFormat="1"/>
-    <w:lsdException w:name="table of figures" w:semiHidden="1" w:unhideWhenUsed="1"/>
-    <w:lsdException w:name="envelope address" w:semiHidden="1" w:unhideWhenUsed="1"/>
-    <w:lsdException w:name="envelope return" w:semiHidden="1" w:unhideWhenUsed="1"/>
-    <w:lsdException w:name="footnote reference" w:semiHidden="1" w:unhideWhenUsed="1"/>
-    <w:lsdException w:name="annotation reference" w:semiHidden="1" w:unhideWhenUsed="1"/>
-    <w:lsdException w:name="line number" w:semiHidden="1" w:unhideWhenUsed="1"/>
-    <w:lsdException w:name="page number" w:semiHidden="1" w:unhideWhenUsed="1"/>
-    <w:lsdException w:name="endnote reference" w:semiHidden="1" w:unhideWhenUsed="1"/>
-    <w:lsdException w:name="endnote text" w:semiHidden="1" w:unhideWhenUsed="1"/>
-    <w:lsdException w:name="table of authorities" w:semiHidden="1" w:unhideWhenUsed="1"/>
-    <w:lsdException w:name="macro" w:semiHidden="1" w:unhideWhenUsed="1"/>
-    <w:lsdException w:name="toa heading" w:semiHidden="1" w:unhideWhenUsed="1"/>
-    <w:lsdException w:name="List" w:semiHidden="1" w:unhideWhenUsed="1"/>
-    <w:lsdException w:name="List Bullet" w:semiHidden="1" w:unhideWhenUsed="1"/>
-    <w:lsdException w:name="List Number" w:semiHidden="1" w:unhideWhenUsed="1"/>
-    <w:lsdException w:name="List 2" w:semiHidden="1" w:unhideWhenUsed="1"/>
-    <w:lsdException w:name="List 3" w:semiHidden="1" w:unhideWhenUsed="1"/>
-    <w:lsdException w:name="List 4" w:semiHidden="1" w:unhideWhenUsed="1"/>
-    <w:lsdException w:name="List 5" w:semiHidden="1" w:unhideWhenUsed="1"/>
-    <w:lsdException w:name="List Bullet 2" w:semiHidden="1" w:unhideWhenUsed="1"/>
-    <w:lsdException w:name="List Bullet 3" w:semiHidden="1" w:unhideWhenUsed="1"/>
-    <w:lsdException w:name="List Bullet 4" w:semiHidden="1" w:unhideWhenUsed="1"/>
-    <w:lsdException w:name="List Bullet 5" w:semiHidden="1" w:unhideWhenUsed="1"/>
-    <w:lsdException w:name="List Number 2" w:semiHidden="1" w:unhideWhenUsed="1"/>
-    <w:lsdException w:name="List Number 3" w:semiHidden="1" w:unhideWhenUsed="1"/>
-    <w:lsdException w:name="List Number 4" w:semiHidden="1" w:unhideWhenUsed="1"/>
-    <w:lsdException w:name="List Number 5" w:semiHidden="1" w:unhideWhenUsed="1"/>
-    <w:lsdException w:name="Title" w:uiPriority="10" w:qFormat="1"/>
-    <w:lsdException w:name="Closing" w:semiHidden="1" w:unhideWhenUsed="1"/>
-    <w:lsdException w:name="Signature" w:semiHidden="1" w:unhideWhenUsed="1"/>
-    <w:lsdException w:name="Default Paragraph Font" w:semiHidden="1" w:uiPriority="1" w:unhideWhenUsed="1"/>
-    <w:lsdException w:name="Body Text" w:semiHidden="1" w:unhideWhenUsed="1"/>
-    <w:lsdException w:name="Body Text Indent" w:semiHidden="1" w:unhideWhenUsed="1"/>
-    <w:lsdException w:name="List Continue" w:semiHidden="1" w:unhideWhenUsed="1"/>
-    <w:lsdException w:name="List Continue 2" w:semiHidden="1" w:unhideWhenUsed="1"/>
-    <w:lsdException w:name="List Continue 3" w:semiHidden="1" w:unhideWhenUsed="1"/>
-    <w:lsdException w:name="List Continue 4" w:semiHidden="1" w:unhideWhenUsed="1"/>
-    <w:lsdException w:name="List Continue 5" w:semiHidden="1" w:unhideWhenUsed="1"/>
-    <w:lsdException w:name="Message Header" w:semiHidden="1" w:unhideWhenUsed="1"/>
-    <w:lsdException w:name="Subtitle" w:uiPriority="11" w:qFormat="1"/>
-    <w:lsdException w:name="Salutation" w:semiHidden="1" w:unhideWhenUsed="1"/>
-    <w:lsdException w:name="Date" w:semiHidden="1" w:unhideWhenUsed="1"/>
-    <w:lsdException w:name="Body Text First Indent" w:semiHidden="1" w:unhideWhenUsed="1"/>
-    <w:lsdException w:name="Body Text First Indent 2" w:semiHidden="1" w:unhideWhenUsed="1"/>
-    <w:lsdException w:name="Note Heading" w:semiHidden="1" w:unhideWhenUsed="1"/>
-    <w:lsdException w:name="Body Text 2" w:semiHidden="1" w:unhideWhenUsed="1"/>
-    <w:lsdException w:name="Body Text 3" w:semiHidden="1" w:unhideWhenUsed="1"/>
-    <w:lsdException w:name="Body Text Indent 2" w:semiHidden="1" w:unhideWhenUsed="1"/>
-    <w:lsdException w:name="Body Text Indent 3" w:semiHidden="1" w:unhideWhenUsed="1"/>
-    <w:lsdException w:name="Block Text" w:semiHidden="1" w:unhideWhenUsed="1"/>
-    <w:lsdException w:name="Hyperlink" w:semiHidden="1" w:unhideWhenUsed="1"/>
-    <w:lsdException w:name="FollowedHyperlink" w:semiHidden="1" w:unhideWhenUsed="1"/>
-    <w:lsdException w:name="Strong" w:uiPriority="22" w:qFormat="1"/>
-    <w:lsdException w:name="Emphasis" w:uiPriority="20" w:qFormat="1"/>
-    <w:lsdException w:name="Document Map" w:semiHidden="1" w:unhideWhenUsed="1"/>
-    <w:lsdException w:name="Plain Text" w:semiHidden="1" w:unhideWhenUsed="1"/>
-    <w:lsdException w:name="E-mail Signature" w:semiHidden="1" w:unhideWhenUsed="1"/>
-    <w:lsdException w:name="HTML Top of Form" w:semiHidden="1" w:unhideWhenUsed="1"/>
-    <w:lsdException w:name="HTML Bottom of Form" w:semiHidden="1" w:unhideWhenUsed="1"/>
-    <w:lsdException w:name="Normal (Web)" w:semiHidden="1" w:unhideWhenUsed="1"/>
-    <w:lsdException w:name="HTML Acronym" w:semiHidden="1" w:unhideWhenUsed="1"/>
-    <w:lsdException w:name="HTML Address" w:semiHidden="1" w:unhideWhenUsed="1"/>
-    <w:lsdException w:name="HTML Cite" w:semiHidden="1" w:unhideWhenUsed="1"/>
-    <w:lsdException w:name="HTML Code" w:semiHidden="1" w:unhideWhenUsed="1"/>
-    <w:lsdException w:name="HTML Definition" w:semiHidden="1" w:unhideWhenUsed="1"/>
-    <w:lsdException w:name="HTML Keyboard" w:semiHidden="1" w:unhideWhenUsed="1"/>
-    <w:lsdException w:name="HTML Preformatted" w:semiHidden="1" w:unhideWhenUsed="1"/>
-    <w:lsdException w:name="HTML Sample" w:semiHidden="1" w:unhideWhenUsed="1"/>
-    <w:lsdException w:name="HTML Typewriter" w:semiHidden="1" w:unhideWhenUsed="1"/>
-    <w:lsdException w:name="HTML Variable" w:semiHidden="1" w:unhideWhenUsed="1"/>
-    <w:lsdException w:name="Normal Table" w:semiHidden="1" w:unhideWhenUsed="1"/>
-    <w:lsdException w:name="annotation subject" w:semiHidden="1" w:unhideWhenUsed="1"/>
-    <w:lsdException w:name="No List" w:semiHidden="1" w:unhideWhenUsed="1"/>
-    <w:lsdException w:name="Outline List 1" w:semiHidden="1" w:unhideWhenUsed="1"/>
-    <w:lsdException w:name="Outline List 2" w:semiHidden="1" w:unhideWhenUsed="1"/>
-    <w:lsdException w:name="Outline List 3" w:semiHidden="1" w:unhideWhenUsed="1"/>
-    <w:lsdException w:name="Table Simple 1" w:semiHidden="1" w:unhideWhenUsed="1"/>
-    <w:lsdException w:name="Table Simple 2" w:semiHidden="1" w:unhideWhenUsed="1"/>
-    <w:lsdException w:name="Table Simple 3" w:semiHidden="1" w:unhideWhenUsed="1"/>
-    <w:lsdException w:name="Table Classic 1" w:semiHidden="1" w:unhideWhenUsed="1"/>
-    <w:lsdException w:name="Table Classic 2" w:semiHidden="1" w:unhideWhenUsed="1"/>
-    <w:lsdException w:name="Table Classic 3" w:semiHidden="1" w:unhideWhenUsed="1"/>
-    <w:lsdException w:name="Table Classic 4" w:semiHidden="1" w:unhideWhenUsed="1"/>
-    <w:lsdException w:name="Table Colorful 1" w:semiHidden="1" w:unhideWhenUsed="1"/>
-    <w:lsdException w:name="Table Colorful 2" w:semiHidden="1" w:unhideWhenUsed="1"/>
-    <w:lsdException w:name="Table Colorful 3" w:semiHidden="1" w:unhideWhenUsed="1"/>
-    <w:lsdException w:name="Table Columns 1" w:semiHidden="1" w:unhideWhenUsed="1"/>
-    <w:lsdException w:name="Table Columns 2" w:semiHidden="1" w:unhideWhenUsed="1"/>
-    <w:lsdException w:name="Table Columns 3" w:semiHidden="1" w:unhideWhenUsed="1"/>
-    <w:lsdException w:name="Table Columns 4" w:semiHidden="1" w:unhideWhenUsed="1"/>
-    <w:lsdException w:name="Table Columns 5" w:semiHidden="1" w:unhideWhenUsed="1"/>
-    <w:lsdException w:name="Table Grid 1" w:semiHidden="1" w:unhideWhenUsed="1"/>
-    <w:lsdException w:name="Table Grid 2" w:semiHidden="1" w:unhideWhenUsed="1"/>
-    <w:lsdException w:name="Table Grid 3" w:semiHidden="1" w:unhideWhenUsed="1"/>
-    <w:lsdException w:name="Table Grid 4" w:semiHidden="1" w:unhideWhenUsed="1"/>
-    <w:lsdException w:name="Table Grid 5" w:semiHidden="1" w:unhideWhenUsed="1"/>
-    <w:lsdException w:name="Table Grid 6" w:semiHidden="1" w:unhideWhenUsed="1"/>
-    <w:lsdException w:name="Table Grid 7" w:semiHidden="1" w:unhideWhenUsed="1"/>
-    <w:lsdException w:name="Table Grid 8" w:semiHidden="1" w:unhideWhenUsed="1"/>
-    <w:lsdException w:name="Table List 1" w:semiHidden="1" w:unhideWhenUsed="1"/>
-    <w:lsdException w:name="Table List 2" w:semiHidden="1" w:unhideWhenUsed="1"/>
-    <w:lsdException w:name="Table List 3" w:semiHidden="1" w:unhideWhenUsed="1"/>
-    <w:lsdException w:name="Table List 4" w:semiHidden="1" w:unhideWhenUsed="1"/>
-    <w:lsdException w:name="Table List 5" w:semiHidden="1" w:unhideWhenUsed="1"/>
-    <w:lsdException w:name="Table List 6" w:semiHidden="1" w:unhideWhenUsed="1"/>
-    <w:lsdException w:name="Table List 7" w:semiHidden="1" w:unhideWhenUsed="1"/>
-    <w:lsdException w:name="Table List 8" w:semiHidden="1" w:unhideWhenUsed="1"/>
-    <w:lsdException w:name="Table 3D effects 1" w:semiHidden="1" w:unhideWhenUsed="1"/>
-    <w:lsdException w:name="Table 3D effects 2" w:semiHidden="1" w:unhideWhenUsed="1"/>
-    <w:lsdException w:name="Table 3D effects 3" w:semiHidden="1" w:unhideWhenUsed="1"/>
-    <w:lsdException w:name="Table Contemporary" w:semiHidden="1" w:unhideWhenUsed="1"/>
-    <w:lsdException w:name="Table Elegant" w:semiHidden="1" w:unhideWhenUsed="1"/>
-    <w:lsdException w:name="Table Professional" w:semiHidden="1" w:unhideWhenUsed="1"/>
-    <w:lsdException w:name="Table Subtle 1" w:semiHidden="1" w:unhideWhenUsed="1"/>
-    <w:lsdException w:name="Table Subtle 2" w:semiHidden="1" w:unhideWhenUsed="1"/>
-    <w:lsdException w:name="Table Web 1" w:semiHidden="1" w:unhideWhenUsed="1"/>
-    <w:lsdException w:name="Table Web 2" w:semiHidden="1" w:unhideWhenUsed="1"/>
-    <w:lsdException w:name="Table Web 3" w:semiHidden="1" w:unhideWhenUsed="1"/>
-    <w:lsdException w:name="Balloon Text" w:semiHidden="1" w:unhideWhenUsed="1"/>
-    <w:lsdException w:name="Table Grid" w:semiHidden="1" w:uiPriority="39" w:unhideWhenUsed="1"/>
-    <w:lsdException w:name="Table Theme" w:semiHidden="1" w:unhideWhenUsed="1"/>
-    <w:lsdException w:name="Placeholder Text" w:semiHidden="1"/>
-    <w:lsdException w:name="No Spacing" w:uiPriority="1" w:qFormat="1"/>
-    <w:lsdException w:name="Light Shading" w:uiPriority="60"/>
-    <w:lsdException w:name="Light List" w:uiPriority="61"/>
-    <w:lsdException w:name="Light Grid" w:uiPriority="62"/>
-    <w:lsdException w:name="Medium Shading 1" w:uiPriority="63"/>
-    <w:lsdException w:name="Medium Shading 2" w:uiPriority="64"/>
-    <w:lsdException w:name="Medium List 1" w:uiPriority="65"/>
-    <w:lsdException w:name="Medium List 2" w:uiPriority="66"/>
-    <w:lsdException w:name="Medium Grid 1" w:uiPriority="67"/>
-    <w:lsdException w:name="Medium Grid 2" w:uiPriority="68"/>
-    <w:lsdException w:name="Medium Grid 3" w:uiPriority="69"/>
-    <w:lsdException w:name="Dark List" w:uiPriority="70"/>
-    <w:lsdException w:name="Colorful Shading" w:uiPriority="71"/>
-    <w:lsdException w:name="Colorful List" w:uiPriority="72"/>
-    <w:lsdException w:name="Colorful Grid" w:uiPriority="73"/>
-    <w:lsdException w:name="Light Shading Accent 1" w:uiPriority="60"/>
-    <w:lsdException w:name="Light List Accent 1" w:uiPriority="61"/>
-    <w:lsdException w:name="Light Grid Accent 1" w:uiPriority="62"/>
-    <w:lsdException w:name="Medium Shading 1 Accent 1" w:uiPriority="63"/>
-    <w:lsdException w:name="Medium Shading 2 Accent 1" w:uiPriority="64"/>
-    <w:lsdException w:name="Medium List 1 Accent 1" w:uiPriority="65"/>
-    <w:lsdException w:name="Revision" w:semiHidden="1"/>
-    <w:lsdException w:name="List Paragraph" w:uiPriority="34" w:qFormat="1"/>
-    <w:lsdException w:name="Quote" w:uiPriority="29" w:qFormat="1"/>
-    <w:lsdException w:name="Intense Quote" w:uiPriority="30" w:qFormat="1"/>
-    <w:lsdException w:name="Medium List 2 Accent 1" w:uiPriority="66"/>
-    <w:lsdException w:name="Medium Grid 1 Accent 1" w:uiPriority="67"/>
-    <w:lsdException w:name="Medium Grid 2 Accent 1" w:uiPriority="68"/>
-    <w:lsdException w:name="Medium Grid 3 Accent 1" w:uiPriority="69"/>
-    <w:lsdException w:name="Dark List Accent 1" w:uiPriority="70"/>
-    <w:lsdException w:name="Colorful Shading Accent 1" w:uiPriority="71"/>
-    <w:lsdException w:name="Colorful List Accent 1" w:uiPriority="72"/>
-    <w:lsdException w:name="Colorful Grid Accent 1" w:uiPriority="73"/>
-    <w:lsdException w:name="Light Shading Accent 2" w:uiPriority="60"/>
-    <w:lsdException w:name="Light List Accent 2" w:uiPriority="61"/>
-    <w:lsdException w:name="Light Grid Accent 2" w:uiPriority="62"/>
-    <w:lsdException w:name="Medium Shading 1 Accent 2" w:uiPriority="63"/>
-    <w:lsdException w:name="Medium Shading 2 Accent 2" w:uiPriority="64"/>
-    <w:lsdException w:name="Medium List 1 Accent 2" w:uiPriority="65"/>
-    <w:lsdException w:name="Medium List 2 Accent 2" w:uiPriority="66"/>
-    <w:lsdException w:name="Medium Grid 1 Accent 2" w:uiPriority="67"/>
-    <w:lsdException w:name="Medium Grid 2 Accent 2" w:uiPriority="68"/>
-    <w:lsdException w:name="Medium Grid 3 Accent 2" w:uiPriority="69"/>
-    <w:lsdException w:name="Dark List Accent 2" w:uiPriority="70"/>
-    <w:lsdException w:name="Colorful Shading Accent 2" w:uiPriority="71"/>
-    <w:lsdException w:name="Colorful List Accent 2" w:uiPriority="72"/>
-    <w:lsdException w:name="Colorful Grid Accent 2" w:uiPriority="73"/>
-    <w:lsdException w:name="Light Shading Accent 3" w:uiPriority="60"/>
-    <w:lsdException w:name="Light List Accent 3" w:uiPriority="61"/>
-    <w:lsdException w:name="Light Grid Accent 3" w:uiPriority="62"/>
-    <w:lsdException w:name="Medium Shading 1 Accent 3" w:uiPriority="63"/>
-    <w:lsdException w:name="Medium Shading 2 Accent 3" w:uiPriority="64"/>
-    <w:lsdException w:name="Medium List 1 Accent 3" w:uiPriority="65"/>
-    <w:lsdException w:name="Medium List 2 Accent 3" w:uiPriority="66"/>
-    <w:lsdException w:name="Medium Grid 1 Accent 3" w:uiPriority="67"/>
-    <w:lsdException w:name="Medium Grid 2 Accent 3" w:uiPriority="68"/>
-    <w:lsdException w:name="Medium Grid 3 Accent 3" w:uiPriority="69"/>
-    <w:lsdException w:name="Dark List Accent 3" w:uiPriority="70"/>
-    <w:lsdException w:name="Colorful Shading Accent 3" w:uiPriority="71"/>
-    <w:lsdException w:name="Colorful List Accent 3" w:uiPriority="72"/>
-    <w:lsdException w:name="Colorful Grid Accent 3" w:uiPriority="73"/>
-    <w:lsdException w:name="Light Shading Accent 4" w:uiPriority="60"/>
-    <w:lsdException w:name="Light List Accent 4" w:uiPriority="61"/>
-    <w:lsdException w:name="Light Grid Accent 4" w:uiPriority="62"/>
-    <w:lsdException w:name="Medium Shading 1 Accent 4" w:uiPriority="63"/>
-    <w:lsdException w:name="Medium Shading 2 Accent 4" w:uiPriority="64"/>
-    <w:lsdException w:name="Medium List 1 Accent 4" w:uiPriority="65"/>
-    <w:lsdException w:name="Medium List 2 Accent 4" w:uiPriority="66"/>
-    <w:lsdException w:name="Medium Grid 1 Accent 4" w:uiPriority="67"/>
-    <w:lsdException w:name="Medium Grid 2 Accent 4" w:uiPriority="68"/>
-    <w:lsdException w:name="Medium Grid 3 Accent 4" w:uiPriority="69"/>
-    <w:lsdException w:name="Dark List Accent 4" w:uiPriority="70"/>
-    <w:lsdException w:name="Colorful Shading Accent 4" w:uiPriority="71"/>
-    <w:lsdException w:name="Colorful List Accent 4" w:uiPriority="72"/>
-    <w:lsdException w:name="Colorful Grid Accent 4" w:uiPriority="73"/>
-    <w:lsdException w:name="Light Shading Accent 5" w:uiPriority="60"/>
-    <w:lsdException w:name="Light List Accent 5" w:uiPriority="61"/>
-    <w:lsdException w:name="Light Grid Accent 5" w:uiPriority="62"/>
-    <w:lsdException w:name="Medium Shading 1 Accent 5" w:uiPriority="63"/>
-    <w:lsdException w:name="Medium Shading 2 Accent 5" w:uiPriority="64"/>
-    <w:lsdException w:name="Medium List 1 Accent 5" w:uiPriority="65"/>
-    <w:lsdException w:name="Medium List 2 Accent 5" w:uiPriority="66"/>
-    <w:lsdException w:name="Medium Grid 1 Accent 5" w:uiPriority="67"/>
-    <w:lsdException w:name="Medium Grid 2 Accent 5" w:uiPriority="68"/>
-    <w:lsdException w:name="Medium Grid 3 Accent 5" w:uiPriority="69"/>
-    <w:lsdException w:name="Dark List Accent 5" w:uiPriority="70"/>
-    <w:lsdException w:name="Colorful Shading Accent 5" w:uiPriority="71"/>
-    <w:lsdException w:name="Colorful List Accent 5" w:uiPriority="72"/>
-    <w:lsdException w:name="Colorful Grid Accent 5" w:uiPriority="73"/>
-    <w:lsdException w:name="Light Shading Accent 6" w:uiPriority="60"/>
-    <w:lsdException w:name="Light List Accent 6" w:uiPriority="61"/>
-    <w:lsdException w:name="Light Grid Accent 6" w:uiPriority="62"/>
-    <w:lsdException w:name="Medium Shading 1 Accent 6" w:uiPriority="63"/>
-    <w:lsdException w:name="Medium Shading 2 Accent 6" w:uiPriority="64"/>
-    <w:lsdException w:name="Medium List 1 Accent 6" w:uiPriority="65"/>
-    <w:lsdException w:name="Medium List 2 Accent 6" w:uiPriority="66"/>
-    <w:lsdException w:name="Medium Grid 1 Accent 6" w:uiPriority="67"/>
-    <w:lsdException w:name="Medium Grid 2 Accent 6" w:uiPriority="68"/>
-    <w:lsdException w:name="Medium Grid 3 Accent 6" w:uiPriority="69"/>
-    <w:lsdException w:name="Dark List Accent 6" w:uiPriority="70"/>
-    <w:lsdException w:name="Colorful Shading Accent 6" w:uiPriority="71"/>
-    <w:lsdException w:name="Colorful List Accent 6" w:uiPriority="72"/>
-    <w:lsdException w:name="Colorful Grid Accent 6" w:uiPriority="73"/>
-    <w:lsdException w:name="Subtle Emphasis" w:uiPriority="19" w:qFormat="1"/>
-    <w:lsdException w:name="Intense Emphasis" w:uiPriority="21" w:qFormat="1"/>
-    <w:lsdException w:name="Subtle Reference" w:uiPriority="31" w:qFormat="1"/>
-    <w:lsdException w:name="Intense Reference" w:uiPriority="32" w:qFormat="1"/>
-    <w:lsdException w:name="Book Title" w:uiPriority="33" w:qFormat="1"/>
-    <w:lsdException w:name="Bibliography" w:semiHidden="1" w:uiPriority="37" w:unhideWhenUsed="1"/>
-    <w:lsdException w:name="TOC Heading" w:semiHidden="1" w:uiPriority="39" w:unhideWhenUsed="1" w:qFormat="1"/>
-    <w:lsdException w:name="Plain Table 1" w:uiPriority="41"/>
-    <w:lsdException w:name="Plain Table 2" w:uiPriority="42"/>
-    <w:lsdException w:name="Plain Table 3" w:uiPriority="43"/>
-    <w:lsdException w:name="Plain Table 4" w:uiPriority="44"/>
-    <w:lsdException w:name="Plain Table 5" w:uiPriority="45"/>
-    <w:lsdException w:name="Grid Table Light" w:uiPriority="40"/>
-    <w:lsdException w:name="Grid Table 1 Light" w:uiPriority="46"/>
-    <w:lsdException w:name="Grid Table 2" w:uiPriority="47"/>
-    <w:lsdException w:name="Grid Table 3" w:uiPriority="48"/>
-    <w:lsdException w:name="Grid Table 4" w:uiPriority="49"/>
-    <w:lsdException w:name="Grid Table 5 Dark" w:uiPriority="50"/>
-    <w:lsdException w:name="Grid Table 6 Colorful" w:uiPriority="51"/>
-    <w:lsdException w:name="Grid Table 7 Colorful" w:uiPriority="52"/>
-    <w:lsdException w:name="Grid Table 1 Light Accent 1" w:uiPriority="46"/>
-    <w:lsdException w:name="Grid Table 2 Accent 1" w:uiPriority="47"/>
-    <w:lsdException w:name="Grid Table 3 Accent 1" w:uiPriority="48"/>
-    <w:lsdException w:name="Grid Table 4 Accent 1" w:uiPriority="49"/>
-    <w:lsdException w:name="Grid Table 5 Dark Accent 1" w:uiPriority="50"/>
-    <w:lsdException w:name="Grid Table 6 Colorful Accent 1" w:uiPriority="51"/>
-    <w:lsdException w:name="Grid Table 7 Colorful Accent 1" w:uiPriority="52"/>
-    <w:lsdException w:name="Grid Table 1 Light Accent 2" w:uiPriority="46"/>
-    <w:lsdException w:name="Grid Table 2 Accent 2" w:uiPriority="47"/>
-    <w:lsdException w:name="Grid Table 3 Accent 2" w:uiPriority="48"/>
-    <w:lsdException w:name="Grid Table 4 Accent 2" w:uiPriority="49"/>
-    <w:lsdException w:name="Grid Table 5 Dark Accent 2" w:uiPriority="50"/>
-    <w:lsdException w:name="Grid Table 6 Colorful Accent 2" w:uiPriority="51"/>
-    <w:lsdException w:name="Grid Table 7 Colorful Accent 2" w:uiPriority="52"/>
-    <w:lsdException w:name="Grid Table 1 Light Accent 3" w:uiPriority="46"/>
-    <w:lsdException w:name="Grid Table 2 Accent 3" w:uiPriority="47"/>
-    <w:lsdException w:name="Grid Table 3 Accent 3" w:uiPriority="48"/>
-    <w:lsdException w:name="Grid Table 4 Accent 3" w:uiPriority="49"/>
-    <w:lsdException w:name="Grid Table 5 Dark Accent 3" w:uiPriority="50"/>
-    <w:lsdException w:name="Grid Table 6 Colorful Accent 3" w:uiPriority="51"/>
-    <w:lsdException w:name="Grid Table 7 Colorful Accent 3" w:uiPriority="52"/>
-    <w:lsdException w:name="Grid Table 1 Light Accent 4" w:uiPriority="46"/>
-    <w:lsdException w:name="Grid Table 2 Accent 4" w:uiPriority="47"/>
-    <w:lsdException w:name="Grid Table 3 Accent 4" w:uiPriority="48"/>
-    <w:lsdException w:name="Grid Table 4 Accent 4" w:uiPriority="49"/>
-    <w:lsdException w:name="Grid Table 5 Dark Accent 4" w:uiPriority="50"/>
-    <w:lsdException w:name="Grid Table 6 Colorful Accent 4" w:uiPriority="51"/>
-    <w:lsdException w:name="Grid Table 7 Colorful Accent 4" w:uiPriority="52"/>
-    <w:lsdException w:name="Grid Table 1 Light Accent 5" w:uiPriority="46"/>
-    <w:lsdException w:name="Grid Table 2 Accent 5" w:uiPriority="47"/>
-    <w:lsdException w:name="Grid Table 3 Accent 5" w:uiPriority="48"/>
-    <w:lsdException w:name="Grid Table 4 Accent 5" w:uiPriority="49"/>
-    <w:lsdException w:name="Grid Table 5 Dark Accent 5" w:uiPriority="50"/>
-    <w:lsdException w:name="Grid Table 6 Colorful Accent 5" w:uiPriority="51"/>
-    <w:lsdException w:name="Grid Table 7 Colorful Accent 5" w:uiPriority="52"/>
-    <w:lsdException w:name="Grid Table 1 Light Accent 6" w:uiPriority="46"/>
-    <w:lsdException w:name="Grid Table 2 Accent 6" w:uiPriority="47"/>
-    <w:lsdException w:name="Grid Table 3 Accent 6" w:uiPriority="48"/>
-    <w:lsdException w:name="Grid Table 4 Accent 6" w:uiPriority="49"/>
-    <w:lsdException w:name="Grid Table 5 Dark Accent 6" w:uiPriority="50"/>
-    <w:lsdException w:name="Grid Table 6 Colorful Accent 6" w:uiPriority="51"/>
-    <w:lsdException w:name="Grid Table 7 Colorful Accent 6" w:uiPriority="52"/>
-    <w:lsdException w:name="List Table 1 Light" w:uiPriority="46"/>
-    <w:lsdException w:name="List Table 2" w:uiPriority="47"/>
-    <w:lsdException w:name="List Table 3" w:uiPriority="48"/>
-    <w:lsdException w:name="List Table 4" w:uiPriority="49"/>
-    <w:lsdException w:name="List Table 5 Dark" w:uiPriority="50"/>
-    <w:lsdException w:name="List Table 6 Colorful" w:uiPriority="51"/>
-    <w:lsdException w:name="List Table 7 Colorful" w:uiPriority="52"/>
-    <w:lsdException w:name="List Table 1 Light Accent 1" w:uiPriority="46"/>
-    <w:lsdException w:name="List Table 2 Accent 1" w:uiPriority="47"/>
-    <w:lsdException w:name="List Table 3 Accent 1" w:uiPriority="48"/>
-    <w:lsdException w:name="List Table 4 Accent 1" w:uiPriority="49"/>
-    <w:lsdException w:name="List Table 5 Dark Accent 1" w:uiPriority="50"/>
-    <w:lsdException w:name="List Table 6 Colorful Accent 1" w:uiPriority="51"/>
-    <w:lsdException w:name="List Table 7 Colorful Accent 1" w:uiPriority="52"/>
-    <w:lsdException w:name="List Table 1 Light Accent 2" w:uiPriority="46"/>
-    <w:lsdException w:name="List Table 2 Accent 2" w:uiPriority="47"/>
-    <w:lsdException w:name="List Table 3 Accent 2" w:uiPriority="48"/>
-    <w:lsdException w:name="List Table 4 Accent 2" w:uiPriority="49"/>
-    <w:lsdException w:name="List Table 5 Dark Accent 2" w:uiPriority="50"/>
-    <w:lsdException w:name="List Table 6 Colorful Accent 2" w:uiPriority="51"/>
-    <w:lsdException w:name="List Table 7 Colorful Accent 2" w:uiPriority="52"/>
-    <w:lsdException w:name="List Table 1 Light Accent 3" w:uiPriority="46"/>
-    <w:lsdException w:name="List Table 2 Accent 3" w:uiPriority="47"/>
-    <w:lsdException w:name="List Table 3 Accent 3" w:uiPriority="48"/>
-    <w:lsdException w:name="List Table 4 Accent 3" w:uiPriority="49"/>
-    <w:lsdException w:name="List Table 5 Dark Accent 3" w:uiPriority="50"/>
-    <w:lsdException w:name="List Table 6 Colorful Accent 3" w:uiPriority="51"/>
-    <w:lsdException w:name="List Table 7 Colorful Accent 3" w:uiPriority="52"/>
-    <w:lsdException w:name="List Table 1 Light Accent 4" w:uiPriority="46"/>
-    <w:lsdException w:name="List Table 2 Accent 4" w:uiPriority="47"/>
-    <w:lsdException w:name="List Table 3 Accent 4" w:uiPriority="48"/>
-    <w:lsdException w:name="List Table 4 Accent 4" w:uiPriority="49"/>
-    <w:lsdException w:name="List Table 5 Dark Accent 4" w:uiPriority="50"/>
-    <w:lsdException w:name="List Table 6 Colorful Accent 4" w:uiPriority="51"/>
-    <w:lsdException w:name="List Table 7 Colorful Accent 4" w:uiPriority="52"/>
-    <w:lsdException w:name="List Table 1 Light Accent 5" w:uiPriority="46"/>
-    <w:lsdException w:name="List Table 2 Accent 5" w:uiPriority="47"/>
-    <w:lsdException w:name="List Table 3 Accent 5" w:uiPriority="48"/>
-    <w:lsdException w:name="List Table 4 Accent 5" w:uiPriority="49"/>
-    <w:lsdException w:name="List Table 5 Dark Accent 5" w:uiPriority="50"/>
-    <w:lsdException w:name="List Table 6 Colorful Accent 5" w:uiPriority="51"/>
-    <w:lsdException w:name="List Table 7 Colorful Accent 5" w:uiPriority="52"/>
-    <w:lsdException w:name="List Table 1 Light Accent 6" w:uiPriority="46"/>
-    <w:lsdException w:name="List Table 2 Accent 6" w:uiPriority="47"/>
-    <w:lsdException w:name="List Table 3 Accent 6" w:uiPriority="48"/>
-    <w:lsdException w:name="List Table 4 Accent 6" w:uiPriority="49"/>
-    <w:lsdException w:name="List Table 5 Dark Accent 6" w:uiPriority="50"/>
-    <w:lsdException w:name="List Table 6 Colorful Accent 6" w:uiPriority="51"/>
-    <w:lsdException w:name="List Table 7 Colorful Accent 6" w:uiPriority="52"/>
-    <w:lsdException w:name="Mention" w:semiHidden="1" w:unhideWhenUsed="1"/>
-    <w:lsdException w:name="Smart Hyperlink" w:semiHidden="1" w:unhideWhenUsed="1"/>
-    <w:lsdException w:name="Hashtag" w:semiHidden="1" w:unhideWhenUsed="1"/>
-    <w:lsdException w:name="Unresolved Mention" w:semiHidden="1" w:unhideWhenUsed="1"/>
-    <w:lsdException w:name="Smart Link" w:semiHidden="1" w:unhideWhenUsed="1"/>
+  <w:latentStyles w:defLockedState="0" w:defUIPriority="99" w:defSemiHidden="1" w:defUnhideWhenUsed="1" w:defQFormat="0" w:count="267">
+    <w:lsdException w:name="Normal" w:semiHidden="0" w:uiPriority="0" w:unhideWhenUsed="0" w:qFormat="1"/>
+    <w:lsdException w:name="heading 1" w:semiHidden="0" w:uiPriority="9" w:unhideWhenUsed="0" w:qFormat="1"/>
+    <w:lsdException w:name="heading 2" w:uiPriority="9" w:qFormat="1"/>
+    <w:lsdException w:name="heading 3" w:uiPriority="9" w:qFormat="1"/>
+    <w:lsdException w:name="heading 4" w:uiPriority="9" w:qFormat="1"/>
+    <w:lsdException w:name="heading 5" w:uiPriority="9" w:qFormat="1"/>
+    <w:lsdException w:name="heading 6" w:uiPriority="9" w:qFormat="1"/>
+    <w:lsdException w:name="heading 7" w:uiPriority="9" w:qFormat="1"/>
+    <w:lsdException w:name="heading 8" w:uiPriority="9" w:qFormat="1"/>
+    <w:lsdException w:name="heading 9" w:uiPriority="9" w:qFormat="1"/>
+    <w:lsdException w:name="toc 1" w:uiPriority="39"/>
+    <w:lsdException w:name="toc 2" w:uiPriority="39"/>
+    <w:lsdException w:name="toc 3" w:uiPriority="39"/>
+    <w:lsdException w:name="toc 4" w:uiPriority="39"/>
+    <w:lsdException w:name="toc 5" w:uiPriority="39"/>
+    <w:lsdException w:name="toc 6" w:uiPriority="39"/>
+    <w:lsdException w:name="toc 7" w:uiPriority="39"/>
+    <w:lsdException w:name="toc 8" w:uiPriority="39"/>
+    <w:lsdException w:name="toc 9" w:uiPriority="39"/>
+    <w:lsdException w:name="caption" w:uiPriority="35" w:qFormat="1"/>
+    <w:lsdException w:name="Title" w:semiHidden="0" w:uiPriority="10" w:unhideWhenUsed="0" w:qFormat="1"/>
+    <w:lsdException w:name="Default Paragraph Font" w:uiPriority="1"/>
+    <w:lsdException w:name="Subtitle" w:semiHidden="0" w:uiPriority="11" w:unhideWhenUsed="0" w:qFormat="1"/>
+    <w:lsdException w:name="Strong" w:semiHidden="0" w:uiPriority="22" w:unhideWhenUsed="0" w:qFormat="1"/>
+    <w:lsdException w:name="Emphasis" w:semiHidden="0" w:uiPriority="20" w:unhideWhenUsed="0" w:qFormat="1"/>
+    <w:lsdException w:name="Table Grid" w:semiHidden="0" w:uiPriority="39" w:unhideWhenUsed="0"/>
+    <w:lsdException w:name="Placeholder Text" w:unhideWhenUsed="0"/>
+    <w:lsdException w:name="No Spacing" w:semiHidden="0" w:uiPriority="1" w:unhideWhenUsed="0" w:qFormat="1"/>
+    <w:lsdException w:name="Light Shading" w:semiHidden="0" w:uiPriority="60" w:unhideWhenUsed="0"/>
+    <w:lsdException w:name="Light List" w:semiHidden="0" w:uiPriority="61" w:unhideWhenUsed="0"/>
+    <w:lsdException w:name="Light Grid" w:semiHidden="0" w:uiPriority="62" w:unhideWhenUsed="0"/>
+    <w:lsdException w:name="Medium Shading 1" w:semiHidden="0" w:uiPriority="63" w:unhideWhenUsed="0"/>
+    <w:lsdException w:name="Medium Shading 2" w:semiHidden="0" w:uiPriority="64" w:unhideWhenUsed="0"/>
+    <w:lsdException w:name="Medium List 1" w:semiHidden="0" w:uiPriority="65" w:unhideWhenUsed="0"/>
+    <w:lsdException w:name="Medium List 2" w:semiHidden="0" w:uiPriority="66" w:unhideWhenUsed="0"/>
+    <w:lsdException w:name="Medium Grid 1" w:semiHidden="0" w:uiPriority="67" w:unhideWhenUsed="0"/>
+    <w:lsdException w:name="Medium Grid 2" w:semiHidden="0" w:uiPriority="68" w:unhideWhenUsed="0"/>
+    <w:lsdException w:name="Medium Grid 3" w:semiHidden="0" w:uiPriority="69" w:unhideWhenUsed="0"/>
+    <w:lsdException w:name="Dark List" w:semiHidden="0" w:uiPriority="70" w:unhideWhenUsed="0"/>
+    <w:lsdException w:name="Colorful Shading" w:semiHidden="0" w:uiPriority="71" w:unhideWhenUsed="0"/>
+    <w:lsdException w:name="Colorful List" w:semiHidden="0" w:uiPriority="72" w:unhideWhenUsed="0"/>
+    <w:lsdException w:name="Colorful Grid" w:semiHidden="0" w:uiPriority="73" w:unhideWhenUsed="0"/>
+    <w:lsdException w:name="Light Shading Accent 1" w:semiHidden="0" w:uiPriority="60" w:unhideWhenUsed="0"/>
+    <w:lsdException w:name="Light List Accent 1" w:semiHidden="0" w:uiPriority="61" w:unhideWhenUsed="0"/>
+    <w:lsdException w:name="Light Grid Accent 1" w:semiHidden="0" w:uiPriority="62" w:unhideWhenUsed="0"/>
+    <w:lsdException w:name="Medium Shading 1 Accent 1" w:semiHidden="0" w:uiPriority="63" w:unhideWhenUsed="0"/>
+    <w:lsdException w:name="Medium Shading 2 Accent 1" w:semiHidden="0" w:uiPriority="64" w:unhideWhenUsed="0"/>
+    <w:lsdException w:name="Medium List 1 Accent 1" w:semiHidden="0" w:uiPriority="65" w:unhideWhenUsed="0"/>
+    <w:lsdException w:name="Revision" w:unhideWhenUsed="0"/>
+    <w:lsdException w:name="List Paragraph" w:semiHidden="0" w:uiPriority="34" w:unhideWhenUsed="0" w:qFormat="1"/>
+    <w:lsdException w:name="Quote" w:semiHidden="0" w:uiPriority="29" w:unhideWhenUsed="0" w:qFormat="1"/>
+    <w:lsdException w:name="Intense Quote" w:semiHidden="0" w:uiPriority="30" w:unhideWhenUsed="0" w:qFormat="1"/>
+    <w:lsdException w:name="Medium List 2 Accent 1" w:semiHidden="0" w:uiPriority="66" w:unhideWhenUsed="0"/>
+    <w:lsdException w:name="Medium Grid 1 Accent 1" w:semiHidden="0" w:uiPriority="67" w:unhideWhenUsed="0"/>
+    <w:lsdException w:name="Medium Grid 2 Accent 1" w:semiHidden="0" w:uiPriority="68" w:unhideWhenUsed="0"/>
+    <w:lsdException w:name="Medium Grid 3 Accent 1" w:semiHidden="0" w:uiPriority="69" w:unhideWhenUsed="0"/>
+    <w:lsdException w:name="Dark List Accent 1" w:semiHidden="0" w:uiPriority="70" w:unhideWhenUsed="0"/>
+    <w:lsdException w:name="Colorful Shading Accent 1" w:semiHidden="0" w:uiPriority="71" w:unhideWhenUsed="0"/>
+    <w:lsdException w:name="Colorful List Accent 1" w:semiHidden="0" w:uiPriority="72" w:unhideWhenUsed="0"/>
+    <w:lsdException w:name="Colorful Grid Accent 1" w:semiHidden="0" w:uiPriority="73" w:unhideWhenUsed="0"/>
+    <w:lsdException w:name="Light Shading Accent 2" w:semiHidden="0" w:uiPriority="60" w:unhideWhenUsed="0"/>
+    <w:lsdException w:name="Light List Accent 2" w:semiHidden="0" w:uiPriority="61" w:unhideWhenUsed="0"/>
+    <w:lsdException w:name="Light Grid Accent 2" w:semiHidden="0" w:uiPriority="62" w:unhideWhenUsed="0"/>
+    <w:lsdException w:name="Medium Shading 1 Accent 2" w:semiHidden="0" w:uiPriority="63" w:unhideWhenUsed="0"/>
+    <w:lsdException w:name="Medium Shading 2 Accent 2" w:semiHidden="0" w:uiPriority="64" w:unhideWhenUsed="0"/>
+    <w:lsdException w:name="Medium List 1 Accent 2" w:semiHidden="0" w:uiPriority="65" w:unhideWhenUsed="0"/>
+    <w:lsdException w:name="Medium List 2 Accent 2" w:semiHidden="0" w:uiPriority="66" w:unhideWhenUsed="0"/>
+    <w:lsdException w:name="Medium Grid 1 Accent 2" w:semiHidden="0" w:uiPriority="67" w:unhideWhenUsed="0"/>
+    <w:lsdException w:name="Medium Grid 2 Accent 2" w:semiHidden="0" w:uiPriority="68" w:unhideWhenUsed="0"/>
+    <w:lsdException w:name="Medium Grid 3 Accent 2" w:semiHidden="0" w:uiPriority="69" w:unhideWhenUsed="0"/>
+    <w:lsdException w:name="Dark List Accent 2" w:semiHidden="0" w:uiPriority="70" w:unhideWhenUsed="0"/>
+    <w:lsdException w:name="Colorful Shading Accent 2" w:semiHidden="0" w:uiPriority="71" w:unhideWhenUsed="0"/>
+    <w:lsdException w:name="Colorful List Accent 2" w:semiHidden="0" w:uiPriority="72" w:unhideWhenUsed="0"/>
+    <w:lsdException w:name="Colorful Grid Accent 2" w:semiHidden="0" w:uiPriority="73" w:unhideWhenUsed="0"/>
+    <w:lsdException w:name="Light Shading Accent 3" w:semiHidden="0" w:uiPriority="60" w:unhideWhenUsed="0"/>
+    <w:lsdException w:name="Light List Accent 3" w:semiHidden="0" w:uiPriority="61" w:unhideWhenUsed="0"/>
+    <w:lsdException w:name="Light Grid Accent 3" w:semiHidden="0" w:uiPriority="62" w:unhideWhenUsed="0"/>
+    <w:lsdException w:name="Medium Shading 1 Accent 3" w:semiHidden="0" w:uiPriority="63" w:unhideWhenUsed="0"/>
+    <w:lsdException w:name="Medium Shading 2 Accent 3" w:semiHidden="0" w:uiPriority="64" w:unhideWhenUsed="0"/>
+    <w:lsdException w:name="Medium List 1 Accent 3" w:semiHidden="0" w:uiPriority="65" w:unhideWhenUsed="0"/>
+    <w:lsdException w:name="Medium List 2 Accent 3" w:semiHidden="0" w:uiPriority="66" w:unhideWhenUsed="0"/>
+    <w:lsdException w:name="Medium Grid 1 Accent 3" w:semiHidden="0" w:uiPriority="67" w:unhideWhenUsed="0"/>
+    <w:lsdException w:name="Medium Grid 2 Accent 3" w:semiHidden="0" w:uiPriority="68" w:unhideWhenUsed="0"/>
+    <w:lsdException w:name="Medium Grid 3 Accent 3" w:semiHidden="0" w:uiPriority="69" w:unhideWhenUsed="0"/>
+    <w:lsdException w:name="Dark List Accent 3" w:semiHidden="0" w:uiPriority="70" w:unhideWhenUsed="0"/>
+    <w:lsdException w:name="Colorful Shading Accent 3" w:semiHidden="0" w:uiPriority="71" w:unhideWhenUsed="0"/>
+    <w:lsdException w:name="Colorful List Accent 3" w:semiHidden="0" w:uiPriority="72" w:unhideWhenUsed="0"/>
+    <w:lsdException w:name="Colorful Grid Accent 3" w:semiHidden="0" w:uiPriority="73" w:unhideWhenUsed="0"/>
+    <w:lsdException w:name="Light Shading Accent 4" w:semiHidden="0" w:uiPriority="60" w:unhideWhenUsed="0"/>
+    <w:lsdException w:name="Light List Accent 4" w:semiHidden="0" w:uiPriority="61" w:unhideWhenUsed="0"/>
+    <w:lsdException w:name="Light Grid Accent 4" w:semiHidden="0" w:uiPriority="62" w:unhideWhenUsed="0"/>
+    <w:lsdException w:name="Medium Shading 1 Accent 4" w:semiHidden="0" w:uiPriority="63" w:unhideWhenUsed="0"/>
+    <w:lsdException w:name="Medium Shading 2 Accent 4" w:semiHidden="0" w:uiPriority="64" w:unhideWhenUsed="0"/>
+    <w:lsdException w:name="Medium List 1 Accent 4" w:semiHidden="0" w:uiPriority="65" w:unhideWhenUsed="0"/>
+    <w:lsdException w:name="Medium List 2 Accent 4" w:semiHidden="0" w:uiPriority="66" w:unhideWhenUsed="0"/>
+    <w:lsdException w:name="Medium Grid 1 Accent 4" w:semiHidden="0" w:uiPriority="67" w:unhideWhenUsed="0"/>
+    <w:lsdException w:name="Medium Grid 2 Accent 4" w:semiHidden="0" w:uiPriority="68" w:unhideWhenUsed="0"/>
+    <w:lsdException w:name="Medium Grid 3 Accent 4" w:semiHidden="0" w:uiPriority="69" w:unhideWhenUsed="0"/>
+    <w:lsdException w:name="Dark List Accent 4" w:semiHidden="0" w:uiPriority="70" w:unhideWhenUsed="0"/>
+    <w:lsdException w:name="Colorful Shading Accent 4" w:semiHidden="0" w:uiPriority="71" w:unhideWhenUsed="0"/>
+    <w:lsdException w:name="Colorful List Accent 4" w:semiHidden="0" w:uiPriority="72" w:unhideWhenUsed="0"/>
+    <w:lsdException w:name="Colorful Grid Accent 4" w:semiHidden="0" w:uiPriority="73" w:unhideWhenUsed="0"/>
+    <w:lsdException w:name="Light Shading Accent 5" w:semiHidden="0" w:uiPriority="60" w:unhideWhenUsed="0"/>
+    <w:lsdException w:name="Light List Accent 5" w:semiHidden="0" w:uiPriority="61" w:unhideWhenUsed="0"/>
+    <w:lsdException w:name="Light Grid Accent 5" w:semiHidden="0" w:uiPriority="62" w:unhideWhenUsed="0"/>
+    <w:lsdException w:name="Medium Shading 1 Accent 5" w:semiHidden="0" w:uiPriority="63" w:unhideWhenUsed="0"/>
+    <w:lsdException w:name="Medium Shading 2 Accent 5" w:semiHidden="0" w:uiPriority="64" w:unhideWhenUsed="0"/>
+    <w:lsdException w:name="Medium List 1 Accent 5" w:semiHidden="0" w:uiPriority="65" w:unhideWhenUsed="0"/>
+    <w:lsdException w:name="Medium List 2 Accent 5" w:semiHidden="0" w:uiPriority="66" w:unhideWhenUsed="0"/>
+    <w:lsdException w:name="Medium Grid 1 Accent 5" w:semiHidden="0" w:uiPriority="67" w:unhideWhenUsed="0"/>
+    <w:lsdException w:name="Medium Grid 2 Accent 5" w:semiHidden="0" w:uiPriority="68" w:unhideWhenUsed="0"/>
+    <w:lsdException w:name="Medium Grid 3 Accent 5" w:semiHidden="0" w:uiPriority="69" w:unhideWhenUsed="0"/>
+    <w:lsdException w:name="Dark List Accent 5" w:semiHidden="0" w:uiPriority="70" w:unhideWhenUsed="0"/>
+    <w:lsdException w:name="Colorful Shading Accent 5" w:semiHidden="0" w:uiPriority="71" w:unhideWhenUsed="0"/>
+    <w:lsdException w:name="Colorful List Accent 5" w:semiHidden="0" w:uiPriority="72" w:unhideWhenUsed="0"/>
+    <w:lsdException w:name="Colorful Grid Accent 5" w:semiHidden="0" w:uiPriority="73" w:unhideWhenUsed="0"/>
+    <w:lsdException w:name="Light Shading Accent 6" w:semiHidden="0" w:uiPriority="60" w:unhideWhenUsed="0"/>
+    <w:lsdException w:name="Light List Accent 6" w:semiHidden="0" w:uiPriority="61" w:unhideWhenUsed="0"/>
+    <w:lsdException w:name="Light Grid Accent 6" w:semiHidden="0" w:uiPriority="62" w:unhideWhenUsed="0"/>
+    <w:lsdException w:name="Medium Shading 1 Accent 6" w:semiHidden="0" w:uiPriority="63" w:unhideWhenUsed="0"/>
+    <w:lsdException w:name="Medium Shading 2 Accent 6" w:semiHidden="0" w:uiPriority="64" w:unhideWhenUsed="0"/>
+    <w:lsdException w:name="Medium List 1 Accent 6" w:semiHidden="0" w:uiPriority="65" w:unhideWhenUsed="0"/>
+    <w:lsdException w:name="Medium List 2 Accent 6" w:semiHidden="0" w:uiPriority="66" w:unhideWhenUsed="0"/>
+    <w:lsdException w:name="Medium Grid 1 Accent 6" w:semiHidden="0" w:uiPriority="67" w:unhideWhenUsed="0"/>
+    <w:lsdException w:name="Medium Grid 2 Accent 6" w:semiHidden="0" w:uiPriority="68" w:unhideWhenUsed="0"/>
+    <w:lsdException w:name="Medium Grid 3 Accent 6" w:semiHidden="0" w:uiPriority="69" w:unhideWhenUsed="0"/>
+    <w:lsdException w:name="Dark List Accent 6" w:semiHidden="0" w:uiPriority="70" w:unhideWhenUsed="0"/>
+    <w:lsdException w:name="Colorful Shading Accent 6" w:semiHidden="0" w:uiPriority="71" w:unhideWhenUsed="0"/>
+    <w:lsdException w:name="Colorful List Accent 6" w:semiHidden="0" w:uiPriority="72" w:unhideWhenUsed="0"/>
+    <w:lsdException w:name="Colorful Grid Accent 6" w:semiHidden="0" w:uiPriority="73" w:unhideWhenUsed="0"/>
+    <w:lsdException w:name="Subtle Emphasis" w:semiHidden="0" w:uiPriority="19" w:unhideWhenUsed="0" w:qFormat="1"/>
+    <w:lsdException w:name="Intense Emphasis" w:semiHidden="0" w:uiPriority="21" w:unhideWhenUsed="0" w:qFormat="1"/>
+    <w:lsdException w:name="Subtle Reference" w:semiHidden="0" w:uiPriority="31" w:unhideWhenUsed="0" w:qFormat="1"/>
+    <w:lsdException w:name="Intense Reference" w:semiHidden="0" w:uiPriority="32" w:unhideWhenUsed="0" w:qFormat="1"/>
+    <w:lsdException w:name="Book Title" w:semiHidden="0" w:uiPriority="33" w:unhideWhenUsed="0" w:qFormat="1"/>
+    <w:lsdException w:name="Bibliography" w:uiPriority="37"/>
+    <w:lsdException w:name="TOC Heading" w:uiPriority="39" w:qFormat="1"/>
   </w:latentStyles>
   <w:style w:type="paragraph" w:default="1" w:styleId="Normal">
     <w:name w:val="Normal"/>
@@ -4318,8 +4556,406 @@
       <w:u w:val="single"/>
     </w:rPr>
   </w:style>
-  <w:style w:type="character" w:customStyle="1" w:styleId="UnresolvedMention1">
-    <w:name w:val="Unresolved Mention1"/>
+  <w:style w:type="character" w:customStyle="1" w:styleId="UnresolvedMention">
+    <w:name w:val="Unresolved Mention"/>
+    <w:basedOn w:val="DefaultParagraphFont"/>
+    <w:uiPriority w:val="99"/>
+    <w:semiHidden/>
+    <w:unhideWhenUsed/>
+    <w:rsid w:val="00AB311E"/>
+    <w:rPr>
+      <w:color w:val="605E5C"/>
+      <w:shd w:val="clear" w:color="auto" w:fill="E1DFDD"/>
+    </w:rPr>
+  </w:style>
+  <w:style w:type="paragraph" w:customStyle="1" w:styleId="paragraph">
+    <w:name w:val="paragraph"/>
+    <w:basedOn w:val="Normal"/>
+    <w:rsid w:val="00EB0172"/>
+    <w:pPr>
+      <w:spacing w:before="100" w:beforeAutospacing="1" w:after="100" w:afterAutospacing="1"/>
+    </w:pPr>
+    <w:rPr>
+      <w:rFonts w:ascii="Times New Roman" w:eastAsia="Times New Roman" w:hAnsi="Times New Roman" w:cs="Times New Roman"/>
+      <w:sz w:val="24"/>
+      <w:szCs w:val="24"/>
+    </w:rPr>
+  </w:style>
+  <w:style w:type="character" w:customStyle="1" w:styleId="normaltextrun">
+    <w:name w:val="normaltextrun"/>
+    <w:basedOn w:val="DefaultParagraphFont"/>
+    <w:rsid w:val="00EB0172"/>
+  </w:style>
+  <w:style w:type="character" w:customStyle="1" w:styleId="eop">
+    <w:name w:val="eop"/>
+    <w:basedOn w:val="DefaultParagraphFont"/>
+    <w:rsid w:val="00EB0172"/>
+  </w:style>
+</w:styles>
+</file>
+
+<file path=word/stylesWithEffects.xml><?xml version="1.0" encoding="utf-8"?>
+<w:styles xmlns:wpc="http://schemas.microsoft.com/office/word/2010/wordprocessingCanvas" xmlns:mc="http://schemas.openxmlformats.org/markup-compatibility/2006" xmlns:o="urn:schemas-microsoft-com:office:office" xmlns:r="http://schemas.openxmlformats.org/officeDocument/2006/relationships" xmlns:m="http://schemas.openxmlformats.org/officeDocument/2006/math" xmlns:v="urn:schemas-microsoft-com:vml" xmlns:wp14="http://schemas.microsoft.com/office/word/2010/wordprocessingDrawing" xmlns:wp="http://schemas.openxmlformats.org/drawingml/2006/wordprocessingDrawing" xmlns:w10="urn:schemas-microsoft-com:office:word" xmlns:w="http://schemas.openxmlformats.org/wordprocessingml/2006/main" xmlns:w14="http://schemas.microsoft.com/office/word/2010/wordml" xmlns:wpg="http://schemas.microsoft.com/office/word/2010/wordprocessingGroup" xmlns:wpi="http://schemas.microsoft.com/office/word/2010/wordprocessingInk" xmlns:wne="http://schemas.microsoft.com/office/word/2006/wordml" xmlns:wps="http://schemas.microsoft.com/office/word/2010/wordprocessingShape" mc:Ignorable="w14 wp14">
+  <w:docDefaults>
+    <w:rPrDefault>
+      <w:rPr>
+        <w:rFonts w:asciiTheme="minorHAnsi" w:eastAsiaTheme="minorHAnsi" w:hAnsiTheme="minorHAnsi" w:cstheme="minorBidi"/>
+        <w:sz w:val="22"/>
+        <w:szCs w:val="22"/>
+        <w:lang w:val="en-US" w:eastAsia="en-US" w:bidi="ar-SA"/>
+      </w:rPr>
+    </w:rPrDefault>
+    <w:pPrDefault/>
+  </w:docDefaults>
+  <w:latentStyles w:defLockedState="0" w:defUIPriority="99" w:defSemiHidden="1" w:defUnhideWhenUsed="1" w:defQFormat="0" w:count="267">
+    <w:lsdException w:name="Normal" w:semiHidden="0" w:uiPriority="0" w:unhideWhenUsed="0" w:qFormat="1"/>
+    <w:lsdException w:name="heading 1" w:semiHidden="0" w:uiPriority="9" w:unhideWhenUsed="0" w:qFormat="1"/>
+    <w:lsdException w:name="heading 2" w:uiPriority="9" w:qFormat="1"/>
+    <w:lsdException w:name="heading 3" w:uiPriority="9" w:qFormat="1"/>
+    <w:lsdException w:name="heading 4" w:uiPriority="9" w:qFormat="1"/>
+    <w:lsdException w:name="heading 5" w:uiPriority="9" w:qFormat="1"/>
+    <w:lsdException w:name="heading 6" w:uiPriority="9" w:qFormat="1"/>
+    <w:lsdException w:name="heading 7" w:uiPriority="9" w:qFormat="1"/>
+    <w:lsdException w:name="heading 8" w:uiPriority="9" w:qFormat="1"/>
+    <w:lsdException w:name="heading 9" w:uiPriority="9" w:qFormat="1"/>
+    <w:lsdException w:name="toc 1" w:uiPriority="39"/>
+    <w:lsdException w:name="toc 2" w:uiPriority="39"/>
+    <w:lsdException w:name="toc 3" w:uiPriority="39"/>
+    <w:lsdException w:name="toc 4" w:uiPriority="39"/>
+    <w:lsdException w:name="toc 5" w:uiPriority="39"/>
+    <w:lsdException w:name="toc 6" w:uiPriority="39"/>
+    <w:lsdException w:name="toc 7" w:uiPriority="39"/>
+    <w:lsdException w:name="toc 8" w:uiPriority="39"/>
+    <w:lsdException w:name="toc 9" w:uiPriority="39"/>
+    <w:lsdException w:name="caption" w:uiPriority="35" w:qFormat="1"/>
+    <w:lsdException w:name="Title" w:semiHidden="0" w:uiPriority="10" w:unhideWhenUsed="0" w:qFormat="1"/>
+    <w:lsdException w:name="Default Paragraph Font" w:uiPriority="1"/>
+    <w:lsdException w:name="Subtitle" w:semiHidden="0" w:uiPriority="11" w:unhideWhenUsed="0" w:qFormat="1"/>
+    <w:lsdException w:name="Strong" w:semiHidden="0" w:uiPriority="22" w:unhideWhenUsed="0" w:qFormat="1"/>
+    <w:lsdException w:name="Emphasis" w:semiHidden="0" w:uiPriority="20" w:unhideWhenUsed="0" w:qFormat="1"/>
+    <w:lsdException w:name="Table Grid" w:semiHidden="0" w:uiPriority="39" w:unhideWhenUsed="0"/>
+    <w:lsdException w:name="Placeholder Text" w:unhideWhenUsed="0"/>
+    <w:lsdException w:name="No Spacing" w:semiHidden="0" w:uiPriority="1" w:unhideWhenUsed="0" w:qFormat="1"/>
+    <w:lsdException w:name="Light Shading" w:semiHidden="0" w:uiPriority="60" w:unhideWhenUsed="0"/>
+    <w:lsdException w:name="Light List" w:semiHidden="0" w:uiPriority="61" w:unhideWhenUsed="0"/>
+    <w:lsdException w:name="Light Grid" w:semiHidden="0" w:uiPriority="62" w:unhideWhenUsed="0"/>
+    <w:lsdException w:name="Medium Shading 1" w:semiHidden="0" w:uiPriority="63" w:unhideWhenUsed="0"/>
+    <w:lsdException w:name="Medium Shading 2" w:semiHidden="0" w:uiPriority="64" w:unhideWhenUsed="0"/>
+    <w:lsdException w:name="Medium List 1" w:semiHidden="0" w:uiPriority="65" w:unhideWhenUsed="0"/>
+    <w:lsdException w:name="Medium List 2" w:semiHidden="0" w:uiPriority="66" w:unhideWhenUsed="0"/>
+    <w:lsdException w:name="Medium Grid 1" w:semiHidden="0" w:uiPriority="67" w:unhideWhenUsed="0"/>
+    <w:lsdException w:name="Medium Grid 2" w:semiHidden="0" w:uiPriority="68" w:unhideWhenUsed="0"/>
+    <w:lsdException w:name="Medium Grid 3" w:semiHidden="0" w:uiPriority="69" w:unhideWhenUsed="0"/>
+    <w:lsdException w:name="Dark List" w:semiHidden="0" w:uiPriority="70" w:unhideWhenUsed="0"/>
+    <w:lsdException w:name="Colorful Shading" w:semiHidden="0" w:uiPriority="71" w:unhideWhenUsed="0"/>
+    <w:lsdException w:name="Colorful List" w:semiHidden="0" w:uiPriority="72" w:unhideWhenUsed="0"/>
+    <w:lsdException w:name="Colorful Grid" w:semiHidden="0" w:uiPriority="73" w:unhideWhenUsed="0"/>
+    <w:lsdException w:name="Light Shading Accent 1" w:semiHidden="0" w:uiPriority="60" w:unhideWhenUsed="0"/>
+    <w:lsdException w:name="Light List Accent 1" w:semiHidden="0" w:uiPriority="61" w:unhideWhenUsed="0"/>
+    <w:lsdException w:name="Light Grid Accent 1" w:semiHidden="0" w:uiPriority="62" w:unhideWhenUsed="0"/>
+    <w:lsdException w:name="Medium Shading 1 Accent 1" w:semiHidden="0" w:uiPriority="63" w:unhideWhenUsed="0"/>
+    <w:lsdException w:name="Medium Shading 2 Accent 1" w:semiHidden="0" w:uiPriority="64" w:unhideWhenUsed="0"/>
+    <w:lsdException w:name="Medium List 1 Accent 1" w:semiHidden="0" w:uiPriority="65" w:unhideWhenUsed="0"/>
+    <w:lsdException w:name="Revision" w:unhideWhenUsed="0"/>
+    <w:lsdException w:name="List Paragraph" w:semiHidden="0" w:uiPriority="34" w:unhideWhenUsed="0" w:qFormat="1"/>
+    <w:lsdException w:name="Quote" w:semiHidden="0" w:uiPriority="29" w:unhideWhenUsed="0" w:qFormat="1"/>
+    <w:lsdException w:name="Intense Quote" w:semiHidden="0" w:uiPriority="30" w:unhideWhenUsed="0" w:qFormat="1"/>
+    <w:lsdException w:name="Medium List 2 Accent 1" w:semiHidden="0" w:uiPriority="66" w:unhideWhenUsed="0"/>
+    <w:lsdException w:name="Medium Grid 1 Accent 1" w:semiHidden="0" w:uiPriority="67" w:unhideWhenUsed="0"/>
+    <w:lsdException w:name="Medium Grid 2 Accent 1" w:semiHidden="0" w:uiPriority="68" w:unhideWhenUsed="0"/>
+    <w:lsdException w:name="Medium Grid 3 Accent 1" w:semiHidden="0" w:uiPriority="69" w:unhideWhenUsed="0"/>
+    <w:lsdException w:name="Dark List Accent 1" w:semiHidden="0" w:uiPriority="70" w:unhideWhenUsed="0"/>
+    <w:lsdException w:name="Colorful Shading Accent 1" w:semiHidden="0" w:uiPriority="71" w:unhideWhenUsed="0"/>
+    <w:lsdException w:name="Colorful List Accent 1" w:semiHidden="0" w:uiPriority="72" w:unhideWhenUsed="0"/>
+    <w:lsdException w:name="Colorful Grid Accent 1" w:semiHidden="0" w:uiPriority="73" w:unhideWhenUsed="0"/>
+    <w:lsdException w:name="Light Shading Accent 2" w:semiHidden="0" w:uiPriority="60" w:unhideWhenUsed="0"/>
+    <w:lsdException w:name="Light List Accent 2" w:semiHidden="0" w:uiPriority="61" w:unhideWhenUsed="0"/>
+    <w:lsdException w:name="Light Grid Accent 2" w:semiHidden="0" w:uiPriority="62" w:unhideWhenUsed="0"/>
+    <w:lsdException w:name="Medium Shading 1 Accent 2" w:semiHidden="0" w:uiPriority="63" w:unhideWhenUsed="0"/>
+    <w:lsdException w:name="Medium Shading 2 Accent 2" w:semiHidden="0" w:uiPriority="64" w:unhideWhenUsed="0"/>
+    <w:lsdException w:name="Medium List 1 Accent 2" w:semiHidden="0" w:uiPriority="65" w:unhideWhenUsed="0"/>
+    <w:lsdException w:name="Medium List 2 Accent 2" w:semiHidden="0" w:uiPriority="66" w:unhideWhenUsed="0"/>
+    <w:lsdException w:name="Medium Grid 1 Accent 2" w:semiHidden="0" w:uiPriority="67" w:unhideWhenUsed="0"/>
+    <w:lsdException w:name="Medium Grid 2 Accent 2" w:semiHidden="0" w:uiPriority="68" w:unhideWhenUsed="0"/>
+    <w:lsdException w:name="Medium Grid 3 Accent 2" w:semiHidden="0" w:uiPriority="69" w:unhideWhenUsed="0"/>
+    <w:lsdException w:name="Dark List Accent 2" w:semiHidden="0" w:uiPriority="70" w:unhideWhenUsed="0"/>
+    <w:lsdException w:name="Colorful Shading Accent 2" w:semiHidden="0" w:uiPriority="71" w:unhideWhenUsed="0"/>
+    <w:lsdException w:name="Colorful List Accent 2" w:semiHidden="0" w:uiPriority="72" w:unhideWhenUsed="0"/>
+    <w:lsdException w:name="Colorful Grid Accent 2" w:semiHidden="0" w:uiPriority="73" w:unhideWhenUsed="0"/>
+    <w:lsdException w:name="Light Shading Accent 3" w:semiHidden="0" w:uiPriority="60" w:unhideWhenUsed="0"/>
+    <w:lsdException w:name="Light List Accent 3" w:semiHidden="0" w:uiPriority="61" w:unhideWhenUsed="0"/>
+    <w:lsdException w:name="Light Grid Accent 3" w:semiHidden="0" w:uiPriority="62" w:unhideWhenUsed="0"/>
+    <w:lsdException w:name="Medium Shading 1 Accent 3" w:semiHidden="0" w:uiPriority="63" w:unhideWhenUsed="0"/>
+    <w:lsdException w:name="Medium Shading 2 Accent 3" w:semiHidden="0" w:uiPriority="64" w:unhideWhenUsed="0"/>
+    <w:lsdException w:name="Medium List 1 Accent 3" w:semiHidden="0" w:uiPriority="65" w:unhideWhenUsed="0"/>
+    <w:lsdException w:name="Medium List 2 Accent 3" w:semiHidden="0" w:uiPriority="66" w:unhideWhenUsed="0"/>
+    <w:lsdException w:name="Medium Grid 1 Accent 3" w:semiHidden="0" w:uiPriority="67" w:unhideWhenUsed="0"/>
+    <w:lsdException w:name="Medium Grid 2 Accent 3" w:semiHidden="0" w:uiPriority="68" w:unhideWhenUsed="0"/>
+    <w:lsdException w:name="Medium Grid 3 Accent 3" w:semiHidden="0" w:uiPriority="69" w:unhideWhenUsed="0"/>
+    <w:lsdException w:name="Dark List Accent 3" w:semiHidden="0" w:uiPriority="70" w:unhideWhenUsed="0"/>
+    <w:lsdException w:name="Colorful Shading Accent 3" w:semiHidden="0" w:uiPriority="71" w:unhideWhenUsed="0"/>
+    <w:lsdException w:name="Colorful List Accent 3" w:semiHidden="0" w:uiPriority="72" w:unhideWhenUsed="0"/>
+    <w:lsdException w:name="Colorful Grid Accent 3" w:semiHidden="0" w:uiPriority="73" w:unhideWhenUsed="0"/>
+    <w:lsdException w:name="Light Shading Accent 4" w:semiHidden="0" w:uiPriority="60" w:unhideWhenUsed="0"/>
+    <w:lsdException w:name="Light List Accent 4" w:semiHidden="0" w:uiPriority="61" w:unhideWhenUsed="0"/>
+    <w:lsdException w:name="Light Grid Accent 4" w:semiHidden="0" w:uiPriority="62" w:unhideWhenUsed="0"/>
+    <w:lsdException w:name="Medium Shading 1 Accent 4" w:semiHidden="0" w:uiPriority="63" w:unhideWhenUsed="0"/>
+    <w:lsdException w:name="Medium Shading 2 Accent 4" w:semiHidden="0" w:uiPriority="64" w:unhideWhenUsed="0"/>
+    <w:lsdException w:name="Medium List 1 Accent 4" w:semiHidden="0" w:uiPriority="65" w:unhideWhenUsed="0"/>
+    <w:lsdException w:name="Medium List 2 Accent 4" w:semiHidden="0" w:uiPriority="66" w:unhideWhenUsed="0"/>
+    <w:lsdException w:name="Medium Grid 1 Accent 4" w:semiHidden="0" w:uiPriority="67" w:unhideWhenUsed="0"/>
+    <w:lsdException w:name="Medium Grid 2 Accent 4" w:semiHidden="0" w:uiPriority="68" w:unhideWhenUsed="0"/>
+    <w:lsdException w:name="Medium Grid 3 Accent 4" w:semiHidden="0" w:uiPriority="69" w:unhideWhenUsed="0"/>
+    <w:lsdException w:name="Dark List Accent 4" w:semiHidden="0" w:uiPriority="70" w:unhideWhenUsed="0"/>
+    <w:lsdException w:name="Colorful Shading Accent 4" w:semiHidden="0" w:uiPriority="71" w:unhideWhenUsed="0"/>
+    <w:lsdException w:name="Colorful List Accent 4" w:semiHidden="0" w:uiPriority="72" w:unhideWhenUsed="0"/>
+    <w:lsdException w:name="Colorful Grid Accent 4" w:semiHidden="0" w:uiPriority="73" w:unhideWhenUsed="0"/>
+    <w:lsdException w:name="Light Shading Accent 5" w:semiHidden="0" w:uiPriority="60" w:unhideWhenUsed="0"/>
+    <w:lsdException w:name="Light List Accent 5" w:semiHidden="0" w:uiPriority="61" w:unhideWhenUsed="0"/>
+    <w:lsdException w:name="Light Grid Accent 5" w:semiHidden="0" w:uiPriority="62" w:unhideWhenUsed="0"/>
+    <w:lsdException w:name="Medium Shading 1 Accent 5" w:semiHidden="0" w:uiPriority="63" w:unhideWhenUsed="0"/>
+    <w:lsdException w:name="Medium Shading 2 Accent 5" w:semiHidden="0" w:uiPriority="64" w:unhideWhenUsed="0"/>
+    <w:lsdException w:name="Medium List 1 Accent 5" w:semiHidden="0" w:uiPriority="65" w:unhideWhenUsed="0"/>
+    <w:lsdException w:name="Medium List 2 Accent 5" w:semiHidden="0" w:uiPriority="66" w:unhideWhenUsed="0"/>
+    <w:lsdException w:name="Medium Grid 1 Accent 5" w:semiHidden="0" w:uiPriority="67" w:unhideWhenUsed="0"/>
+    <w:lsdException w:name="Medium Grid 2 Accent 5" w:semiHidden="0" w:uiPriority="68" w:unhideWhenUsed="0"/>
+    <w:lsdException w:name="Medium Grid 3 Accent 5" w:semiHidden="0" w:uiPriority="69" w:unhideWhenUsed="0"/>
+    <w:lsdException w:name="Dark List Accent 5" w:semiHidden="0" w:uiPriority="70" w:unhideWhenUsed="0"/>
+    <w:lsdException w:name="Colorful Shading Accent 5" w:semiHidden="0" w:uiPriority="71" w:unhideWhenUsed="0"/>
+    <w:lsdException w:name="Colorful List Accent 5" w:semiHidden="0" w:uiPriority="72" w:unhideWhenUsed="0"/>
+    <w:lsdException w:name="Colorful Grid Accent 5" w:semiHidden="0" w:uiPriority="73" w:unhideWhenUsed="0"/>
+    <w:lsdException w:name="Light Shading Accent 6" w:semiHidden="0" w:uiPriority="60" w:unhideWhenUsed="0"/>
+    <w:lsdException w:name="Light List Accent 6" w:semiHidden="0" w:uiPriority="61" w:unhideWhenUsed="0"/>
+    <w:lsdException w:name="Light Grid Accent 6" w:semiHidden="0" w:uiPriority="62" w:unhideWhenUsed="0"/>
+    <w:lsdException w:name="Medium Shading 1 Accent 6" w:semiHidden="0" w:uiPriority="63" w:unhideWhenUsed="0"/>
+    <w:lsdException w:name="Medium Shading 2 Accent 6" w:semiHidden="0" w:uiPriority="64" w:unhideWhenUsed="0"/>
+    <w:lsdException w:name="Medium List 1 Accent 6" w:semiHidden="0" w:uiPriority="65" w:unhideWhenUsed="0"/>
+    <w:lsdException w:name="Medium List 2 Accent 6" w:semiHidden="0" w:uiPriority="66" w:unhideWhenUsed="0"/>
+    <w:lsdException w:name="Medium Grid 1 Accent 6" w:semiHidden="0" w:uiPriority="67" w:unhideWhenUsed="0"/>
+    <w:lsdException w:name="Medium Grid 2 Accent 6" w:semiHidden="0" w:uiPriority="68" w:unhideWhenUsed="0"/>
+    <w:lsdException w:name="Medium Grid 3 Accent 6" w:semiHidden="0" w:uiPriority="69" w:unhideWhenUsed="0"/>
+    <w:lsdException w:name="Dark List Accent 6" w:semiHidden="0" w:uiPriority="70" w:unhideWhenUsed="0"/>
+    <w:lsdException w:name="Colorful Shading Accent 6" w:semiHidden="0" w:uiPriority="71" w:unhideWhenUsed="0"/>
+    <w:lsdException w:name="Colorful List Accent 6" w:semiHidden="0" w:uiPriority="72" w:unhideWhenUsed="0"/>
+    <w:lsdException w:name="Colorful Grid Accent 6" w:semiHidden="0" w:uiPriority="73" w:unhideWhenUsed="0"/>
+    <w:lsdException w:name="Subtle Emphasis" w:semiHidden="0" w:uiPriority="19" w:unhideWhenUsed="0" w:qFormat="1"/>
+    <w:lsdException w:name="Intense Emphasis" w:semiHidden="0" w:uiPriority="21" w:unhideWhenUsed="0" w:qFormat="1"/>
+    <w:lsdException w:name="Subtle Reference" w:semiHidden="0" w:uiPriority="31" w:unhideWhenUsed="0" w:qFormat="1"/>
+    <w:lsdException w:name="Intense Reference" w:semiHidden="0" w:uiPriority="32" w:unhideWhenUsed="0" w:qFormat="1"/>
+    <w:lsdException w:name="Book Title" w:semiHidden="0" w:uiPriority="33" w:unhideWhenUsed="0" w:qFormat="1"/>
+    <w:lsdException w:name="Bibliography" w:uiPriority="37"/>
+    <w:lsdException w:name="TOC Heading" w:uiPriority="39" w:qFormat="1"/>
+  </w:latentStyles>
+  <w:style w:type="paragraph" w:default="1" w:styleId="Normal">
+    <w:name w:val="Normal"/>
+    <w:qFormat/>
+  </w:style>
+  <w:style w:type="character" w:default="1" w:styleId="DefaultParagraphFont">
+    <w:name w:val="Default Paragraph Font"/>
+    <w:uiPriority w:val="1"/>
+    <w:semiHidden/>
+    <w:unhideWhenUsed/>
+  </w:style>
+  <w:style w:type="table" w:default="1" w:styleId="TableNormal">
+    <w:name w:val="Normal Table"/>
+    <w:uiPriority w:val="99"/>
+    <w:semiHidden/>
+    <w:unhideWhenUsed/>
+    <w:tblPr>
+      <w:tblInd w:w="0" w:type="dxa"/>
+      <w:tblCellMar>
+        <w:top w:w="0" w:type="dxa"/>
+        <w:left w:w="108" w:type="dxa"/>
+        <w:bottom w:w="0" w:type="dxa"/>
+        <w:right w:w="108" w:type="dxa"/>
+      </w:tblCellMar>
+    </w:tblPr>
+  </w:style>
+  <w:style w:type="numbering" w:default="1" w:styleId="NoList">
+    <w:name w:val="No List"/>
+    <w:uiPriority w:val="99"/>
+    <w:semiHidden/>
+    <w:unhideWhenUsed/>
+  </w:style>
+  <w:style w:type="table" w:styleId="TableGrid">
+    <w:name w:val="Table Grid"/>
+    <w:basedOn w:val="TableNormal"/>
+    <w:uiPriority w:val="39"/>
+    <w:rsid w:val="00E11788"/>
+    <w:tblPr>
+      <w:tblBorders>
+        <w:top w:val="single" w:sz="4" w:space="0" w:color="auto"/>
+        <w:left w:val="single" w:sz="4" w:space="0" w:color="auto"/>
+        <w:bottom w:val="single" w:sz="4" w:space="0" w:color="auto"/>
+        <w:right w:val="single" w:sz="4" w:space="0" w:color="auto"/>
+        <w:insideH w:val="single" w:sz="4" w:space="0" w:color="auto"/>
+        <w:insideV w:val="single" w:sz="4" w:space="0" w:color="auto"/>
+      </w:tblBorders>
+    </w:tblPr>
+  </w:style>
+  <w:style w:type="paragraph" w:styleId="Header">
+    <w:name w:val="header"/>
+    <w:basedOn w:val="Normal"/>
+    <w:link w:val="HeaderChar"/>
+    <w:uiPriority w:val="99"/>
+    <w:unhideWhenUsed/>
+    <w:rsid w:val="005E1A34"/>
+    <w:pPr>
+      <w:tabs>
+        <w:tab w:val="center" w:pos="4680"/>
+        <w:tab w:val="right" w:pos="9360"/>
+      </w:tabs>
+    </w:pPr>
+  </w:style>
+  <w:style w:type="character" w:customStyle="1" w:styleId="HeaderChar">
+    <w:name w:val="Header Char"/>
+    <w:basedOn w:val="DefaultParagraphFont"/>
+    <w:link w:val="Header"/>
+    <w:uiPriority w:val="99"/>
+    <w:rsid w:val="005E1A34"/>
+  </w:style>
+  <w:style w:type="paragraph" w:styleId="Footer">
+    <w:name w:val="footer"/>
+    <w:basedOn w:val="Normal"/>
+    <w:link w:val="FooterChar"/>
+    <w:uiPriority w:val="99"/>
+    <w:unhideWhenUsed/>
+    <w:rsid w:val="005E1A34"/>
+    <w:pPr>
+      <w:tabs>
+        <w:tab w:val="center" w:pos="4680"/>
+        <w:tab w:val="right" w:pos="9360"/>
+      </w:tabs>
+    </w:pPr>
+  </w:style>
+  <w:style w:type="character" w:customStyle="1" w:styleId="FooterChar">
+    <w:name w:val="Footer Char"/>
+    <w:basedOn w:val="DefaultParagraphFont"/>
+    <w:link w:val="Footer"/>
+    <w:uiPriority w:val="99"/>
+    <w:rsid w:val="005E1A34"/>
+  </w:style>
+  <w:style w:type="character" w:styleId="CommentReference">
+    <w:name w:val="annotation reference"/>
+    <w:basedOn w:val="DefaultParagraphFont"/>
+    <w:uiPriority w:val="99"/>
+    <w:semiHidden/>
+    <w:unhideWhenUsed/>
+    <w:rsid w:val="0025478F"/>
+    <w:rPr>
+      <w:sz w:val="16"/>
+      <w:szCs w:val="16"/>
+    </w:rPr>
+  </w:style>
+  <w:style w:type="paragraph" w:styleId="CommentText">
+    <w:name w:val="annotation text"/>
+    <w:basedOn w:val="Normal"/>
+    <w:link w:val="CommentTextChar"/>
+    <w:uiPriority w:val="99"/>
+    <w:semiHidden/>
+    <w:unhideWhenUsed/>
+    <w:rsid w:val="0025478F"/>
+    <w:rPr>
+      <w:sz w:val="20"/>
+      <w:szCs w:val="20"/>
+    </w:rPr>
+  </w:style>
+  <w:style w:type="character" w:customStyle="1" w:styleId="CommentTextChar">
+    <w:name w:val="Comment Text Char"/>
+    <w:basedOn w:val="DefaultParagraphFont"/>
+    <w:link w:val="CommentText"/>
+    <w:uiPriority w:val="99"/>
+    <w:semiHidden/>
+    <w:rsid w:val="0025478F"/>
+    <w:rPr>
+      <w:sz w:val="20"/>
+      <w:szCs w:val="20"/>
+    </w:rPr>
+  </w:style>
+  <w:style w:type="paragraph" w:styleId="CommentSubject">
+    <w:name w:val="annotation subject"/>
+    <w:basedOn w:val="CommentText"/>
+    <w:next w:val="CommentText"/>
+    <w:link w:val="CommentSubjectChar"/>
+    <w:uiPriority w:val="99"/>
+    <w:semiHidden/>
+    <w:unhideWhenUsed/>
+    <w:rsid w:val="0025478F"/>
+    <w:rPr>
+      <w:b/>
+      <w:bCs/>
+    </w:rPr>
+  </w:style>
+  <w:style w:type="character" w:customStyle="1" w:styleId="CommentSubjectChar">
+    <w:name w:val="Comment Subject Char"/>
+    <w:basedOn w:val="CommentTextChar"/>
+    <w:link w:val="CommentSubject"/>
+    <w:uiPriority w:val="99"/>
+    <w:semiHidden/>
+    <w:rsid w:val="0025478F"/>
+    <w:rPr>
+      <w:b/>
+      <w:bCs/>
+      <w:sz w:val="20"/>
+      <w:szCs w:val="20"/>
+    </w:rPr>
+  </w:style>
+  <w:style w:type="paragraph" w:styleId="BalloonText">
+    <w:name w:val="Balloon Text"/>
+    <w:basedOn w:val="Normal"/>
+    <w:link w:val="BalloonTextChar"/>
+    <w:uiPriority w:val="99"/>
+    <w:semiHidden/>
+    <w:unhideWhenUsed/>
+    <w:rsid w:val="0025478F"/>
+    <w:rPr>
+      <w:rFonts w:ascii="Segoe UI" w:hAnsi="Segoe UI" w:cs="Segoe UI"/>
+      <w:sz w:val="18"/>
+      <w:szCs w:val="18"/>
+    </w:rPr>
+  </w:style>
+  <w:style w:type="character" w:customStyle="1" w:styleId="BalloonTextChar">
+    <w:name w:val="Balloon Text Char"/>
+    <w:basedOn w:val="DefaultParagraphFont"/>
+    <w:link w:val="BalloonText"/>
+    <w:uiPriority w:val="99"/>
+    <w:semiHidden/>
+    <w:rsid w:val="0025478F"/>
+    <w:rPr>
+      <w:rFonts w:ascii="Segoe UI" w:hAnsi="Segoe UI" w:cs="Segoe UI"/>
+      <w:sz w:val="18"/>
+      <w:szCs w:val="18"/>
+    </w:rPr>
+  </w:style>
+  <w:style w:type="paragraph" w:styleId="ListParagraph">
+    <w:name w:val="List Paragraph"/>
+    <w:basedOn w:val="Normal"/>
+    <w:uiPriority w:val="34"/>
+    <w:qFormat/>
+    <w:rsid w:val="00024A4C"/>
+    <w:pPr>
+      <w:ind w:left="720"/>
+      <w:contextualSpacing/>
+    </w:pPr>
+  </w:style>
+  <w:style w:type="character" w:customStyle="1" w:styleId="lrzxr">
+    <w:name w:val="lrzxr"/>
+    <w:basedOn w:val="DefaultParagraphFont"/>
+    <w:rsid w:val="00975E46"/>
+  </w:style>
+  <w:style w:type="character" w:styleId="Hyperlink">
+    <w:name w:val="Hyperlink"/>
+    <w:basedOn w:val="DefaultParagraphFont"/>
+    <w:uiPriority w:val="99"/>
+    <w:unhideWhenUsed/>
+    <w:rsid w:val="00AB311E"/>
+    <w:rPr>
+      <w:color w:val="0563C1" w:themeColor="hyperlink"/>
+      <w:u w:val="single"/>
+    </w:rPr>
+  </w:style>
+  <w:style w:type="character" w:customStyle="1" w:styleId="UnresolvedMention">
+    <w:name w:val="Unresolved Mention"/>
     <w:basedOn w:val="DefaultParagraphFont"/>
     <w:uiPriority w:val="99"/>
     <w:semiHidden/>
@@ -4696,7 +5332,7 @@
   <a:extraClrSchemeLst/>
   <a:extLst>
     <a:ext uri="{05A4C25C-085E-4340-85A3-A5531E510DB2}">
-      <thm15:themeFamily xmlns:thm15="http://schemas.microsoft.com/office/thememl/2012/main" name="Office Theme" id="{62F939B6-93AF-4DB8-9C6B-D6C7DFDC589F}" vid="{4A3C46E8-61CC-4603-A589-7422A47A8E4A}"/>
+      <thm15:themeFamily xmlns:thm15="http://schemas.microsoft.com/office/thememl/2012/main" xmlns="" name="Office Theme" id="{62F939B6-93AF-4DB8-9C6B-D6C7DFDC589F}" vid="{4A3C46E8-61CC-4603-A589-7422A47A8E4A}"/>
     </a:ext>
   </a:extLst>
 </a:theme>
